--- a/doc/mlw-storage_Architecture.docx
+++ b/doc/mlw-storage_Architecture.docx
@@ -782,68 +782,47 @@
         <w:tabs>
           <w:tab w:pos="9360" w:val="right" w:leader="dot"/>
         </w:tabs>
+        <w:spacing w:after="60" w:before="0"/>
+        <w:ind w:left="320"/>
+      </w:pPr>
+      <w:hyperlink w:anchor="_Toc100017" w:history="1">
+        <w:r>
+          <w:t xml:space="preserve">6.4 Production deployment (docker-compose.prod.yml)</w:t>
+        </w:r>
+        <w:r>
+          <w:tab/>
+        </w:r>
+        <w:r>
+          <w:fldChar w:fldCharType="begin"/>
+        </w:r>
+        <w:r>
+          <w:instrText xml:space="preserve"> PAGEREF _Toc100017 \h </w:instrText>
+        </w:r>
+        <w:r>
+          <w:fldChar w:fldCharType="separate"/>
+        </w:r>
+        <w:r>
+          <w:t xml:space="preserve">9</w:t>
+        </w:r>
+        <w:r>
+          <w:fldChar w:fldCharType="end"/>
+        </w:r>
+      </w:hyperlink>
+    </w:p>
+    <w:p>
+      <w:pPr>
+        <w:tabs>
+          <w:tab w:pos="9360" w:val="right" w:leader="dot"/>
+        </w:tabs>
         <w:spacing w:after="80" w:before="120"/>
         <w:ind w:left="0"/>
       </w:pPr>
-      <w:hyperlink w:anchor="_Toc100017" w:history="1">
+      <w:hyperlink w:anchor="_Toc100018" w:history="1">
         <w:r>
           <w:rPr>
             <w:b/>
           </w:rPr>
           <w:t xml:space="preserve">7. Data and persistence</w:t>
-        </w:r>
-        <w:r>
-          <w:rPr>
-            <w:b/>
-          </w:rPr>
-          <w:tab/>
-        </w:r>
-        <w:r>
-          <w:rPr>
-            <w:b/>
-          </w:rPr>
-          <w:fldChar w:fldCharType="begin"/>
-        </w:r>
-        <w:r>
-          <w:rPr>
-            <w:b/>
-          </w:rPr>
-          <w:instrText xml:space="preserve"> PAGEREF _Toc100017 \h </w:instrText>
-        </w:r>
-        <w:r>
-          <w:rPr>
-            <w:b/>
-          </w:rPr>
-          <w:fldChar w:fldCharType="separate"/>
-        </w:r>
-        <w:r>
-          <w:rPr>
-            <w:b/>
-          </w:rPr>
-          <w:t xml:space="preserve">9</w:t>
-        </w:r>
-        <w:r>
-          <w:rPr>
-            <w:b/>
-          </w:rPr>
-          <w:fldChar w:fldCharType="end"/>
-        </w:r>
-      </w:hyperlink>
-    </w:p>
-    <w:p>
-      <w:pPr>
-        <w:tabs>
-          <w:tab w:pos="9360" w:val="right" w:leader="dot"/>
-        </w:tabs>
-        <w:spacing w:after="80" w:before="120"/>
-        <w:ind w:left="0"/>
-      </w:pPr>
-      <w:hyperlink w:anchor="_Toc100018" w:history="1">
-        <w:r>
-          <w:rPr>
-            <w:b/>
-          </w:rPr>
-          <w:t xml:space="preserve">8. Security considerations</w:t>
         </w:r>
         <w:r>
           <w:rPr>
@@ -896,7 +875,7 @@
           <w:rPr>
             <w:b/>
           </w:rPr>
-          <w:t xml:space="preserve">9. Operations</w:t>
+          <w:t xml:space="preserve">8. Security considerations</w:t>
         </w:r>
         <w:r>
           <w:rPr>
@@ -949,7 +928,7 @@
           <w:rPr>
             <w:b/>
           </w:rPr>
-          <w:t xml:space="preserve">10. Limitations and possible next steps</w:t>
+          <w:t xml:space="preserve">9. Operations</w:t>
         </w:r>
         <w:r>
           <w:rPr>
@@ -980,6 +959,59 @@
             <w:b/>
           </w:rPr>
           <w:t xml:space="preserve">10</w:t>
+        </w:r>
+        <w:r>
+          <w:rPr>
+            <w:b/>
+          </w:rPr>
+          <w:fldChar w:fldCharType="end"/>
+        </w:r>
+      </w:hyperlink>
+    </w:p>
+    <w:p>
+      <w:pPr>
+        <w:tabs>
+          <w:tab w:pos="9360" w:val="right" w:leader="dot"/>
+        </w:tabs>
+        <w:spacing w:after="80" w:before="120"/>
+        <w:ind w:left="0"/>
+      </w:pPr>
+      <w:hyperlink w:anchor="_Toc100021" w:history="1">
+        <w:r>
+          <w:rPr>
+            <w:b/>
+          </w:rPr>
+          <w:t xml:space="preserve">10. Limitations and possible next steps</w:t>
+        </w:r>
+        <w:r>
+          <w:rPr>
+            <w:b/>
+          </w:rPr>
+          <w:tab/>
+        </w:r>
+        <w:r>
+          <w:rPr>
+            <w:b/>
+          </w:rPr>
+          <w:fldChar w:fldCharType="begin"/>
+        </w:r>
+        <w:r>
+          <w:rPr>
+            <w:b/>
+          </w:rPr>
+          <w:instrText xml:space="preserve"> PAGEREF _Toc100021 \h </w:instrText>
+        </w:r>
+        <w:r>
+          <w:rPr>
+            <w:b/>
+          </w:rPr>
+          <w:fldChar w:fldCharType="separate"/>
+        </w:r>
+        <w:r>
+          <w:rPr>
+            <w:b/>
+          </w:rPr>
+          <w:t xml:space="preserve">11</w:t>
         </w:r>
         <w:r>
           <w:rPr>
@@ -5410,15 +5442,735 @@
     </w:p>
     <w:p>
       <w:pPr>
+        <w:pStyle w:val="Heading2"/>
+        <w:rPr/>
+      </w:pPr>
+      <w:bookmarkStart w:id="917" w:name="_Toc100017"/>
+      <w:r>
+        <w:rPr/>
+        <w:t>6.4 Production deployment (docker-compose.prod.yml)</w:t>
+      </w:r>
+      <w:bookmarkEnd w:id="917"/>
+    </w:p>
+    <w:p>
+      <w:pPr>
+        <w:pStyle w:val="Normal"/>
+        <w:rPr/>
+      </w:pPr>
+      <w:r>
+        <w:rPr/>
+        <w:t xml:space="preserve">docker-compose.prod.yml is a standalone Compose file for production releases. It defines the same two services (sftpgo and proxy), network layout, ports and volumes as docker-compose.yml, so the architecture above is unchanged. It is used instead of docker-compose.yml, never together with it. The Keycloak override file can still be combined with it. The differences are in version pinning, hardening and operations:</w:t>
+      </w:r>
+    </w:p>
+    <w:tbl>
+      <w:tblPr>
+        <w:tblStyle w:val="TableGrid"/>
+        <w:tblW w:w="9360" w:type="dxa"/>
+        <w:jc w:val="left"/>
+        <w:tblInd w:w="0" w:type="dxa"/>
+        <w:tblLayout w:type="fixed"/>
+        <w:tblCellMar>
+          <w:top w:w="0" w:type="dxa"/>
+          <w:left w:w="108" w:type="dxa"/>
+          <w:bottom w:w="0" w:type="dxa"/>
+          <w:right w:w="108" w:type="dxa"/>
+        </w:tblCellMar>
+        <w:tblLook w:val="04a0" w:noHBand="0" w:noVBand="1" w:firstColumn="1" w:lastRow="0" w:lastColumn="0" w:firstRow="1"/>
+      </w:tblPr>
+      <w:tblGrid>
+        <w:gridCol w:w="3120"/>
+        <w:gridCol w:w="3120"/>
+        <w:gridCol w:w="3120"/>
+      </w:tblGrid>
+      <w:tr>
+        <w:trPr/>
+        <w:tc>
+          <w:tcPr>
+            <w:tcW w:w="3120" w:type="dxa"/>
+            <w:tcBorders/>
+            <w:shd w:color="auto" w:fill="DCE6F1" w:val="clear"/>
+          </w:tcPr>
+          <w:p>
+            <w:pPr>
+              <w:pStyle w:val="Normal"/>
+              <w:widowControl/>
+              <w:spacing w:lineRule="auto" w:line="240" w:before="0" w:after="40"/>
+              <w:jc w:val="left"/>
+              <w:rPr>
+                <w:rFonts w:eastAsia="ＭＳ 明朝" w:cs=""/>
+                <w:kern w:val="0"/>
+                <w:szCs w:val="22"/>
+                <w:lang w:val="en-US" w:eastAsia="en-US" w:bidi="ar-SA"/>
+              </w:rPr>
+            </w:pPr>
+            <w:r>
+              <w:rPr>
+                <w:rFonts w:eastAsia="ＭＳ 明朝" w:cs=""/>
+                <w:b/>
+                <w:kern w:val="0"/>
+                <w:sz w:val="20"/>
+                <w:szCs w:val="22"/>
+                <w:lang w:val="en-US" w:eastAsia="en-US" w:bidi="ar-SA"/>
+              </w:rPr>
+              <w:t xml:space="preserve">Setting</w:t>
+            </w:r>
+          </w:p>
+        </w:tc>
+        <w:tc>
+          <w:tcPr>
+            <w:tcW w:w="3120" w:type="dxa"/>
+            <w:tcBorders/>
+            <w:shd w:color="auto" w:fill="DCE6F1" w:val="clear"/>
+          </w:tcPr>
+          <w:p>
+            <w:pPr>
+              <w:pStyle w:val="Normal"/>
+              <w:widowControl/>
+              <w:spacing w:lineRule="auto" w:line="240" w:before="0" w:after="40"/>
+              <w:jc w:val="left"/>
+              <w:rPr>
+                <w:rFonts w:eastAsia="ＭＳ 明朝" w:cs=""/>
+                <w:kern w:val="0"/>
+                <w:szCs w:val="22"/>
+                <w:lang w:val="en-US" w:eastAsia="en-US" w:bidi="ar-SA"/>
+              </w:rPr>
+            </w:pPr>
+            <w:r>
+              <w:rPr>
+                <w:rFonts w:eastAsia="ＭＳ 明朝" w:cs=""/>
+                <w:b/>
+                <w:kern w:val="0"/>
+                <w:sz w:val="20"/>
+                <w:szCs w:val="22"/>
+                <w:lang w:val="en-US" w:eastAsia="en-US" w:bidi="ar-SA"/>
+              </w:rPr>
+              <w:t xml:space="preserve">Development</w:t>
+            </w:r>
+          </w:p>
+        </w:tc>
+        <w:tc>
+          <w:tcPr>
+            <w:tcW w:w="3120" w:type="dxa"/>
+            <w:tcBorders/>
+            <w:shd w:color="auto" w:fill="DCE6F1" w:val="clear"/>
+          </w:tcPr>
+          <w:p>
+            <w:pPr>
+              <w:pStyle w:val="Normal"/>
+              <w:widowControl/>
+              <w:spacing w:lineRule="auto" w:line="240" w:before="0" w:after="40"/>
+              <w:jc w:val="left"/>
+              <w:rPr>
+                <w:rFonts w:eastAsia="ＭＳ 明朝" w:cs=""/>
+                <w:kern w:val="0"/>
+                <w:szCs w:val="22"/>
+                <w:lang w:val="en-US" w:eastAsia="en-US" w:bidi="ar-SA"/>
+              </w:rPr>
+            </w:pPr>
+            <w:r>
+              <w:rPr>
+                <w:rFonts w:eastAsia="ＭＳ 明朝" w:cs=""/>
+                <w:b/>
+                <w:kern w:val="0"/>
+                <w:sz w:val="20"/>
+                <w:szCs w:val="22"/>
+                <w:lang w:val="en-US" w:eastAsia="en-US" w:bidi="ar-SA"/>
+              </w:rPr>
+              <w:t xml:space="preserve">Production</w:t>
+            </w:r>
+          </w:p>
+        </w:tc>
+      </w:tr>
+      <w:tr>
+        <w:trPr/>
+        <w:tc>
+          <w:tcPr>
+            <w:tcW w:w="3120" w:type="dxa"/>
+            <w:tcBorders/>
+          </w:tcPr>
+          <w:p>
+            <w:pPr>
+              <w:pStyle w:val="Normal"/>
+              <w:widowControl/>
+              <w:spacing w:lineRule="auto" w:line="240" w:before="0" w:after="40"/>
+              <w:jc w:val="left"/>
+              <w:rPr>
+                <w:rFonts w:eastAsia="ＭＳ 明朝" w:cs=""/>
+                <w:kern w:val="0"/>
+                <w:szCs w:val="22"/>
+                <w:lang w:val="en-US" w:eastAsia="en-US" w:bidi="ar-SA"/>
+              </w:rPr>
+            </w:pPr>
+            <w:r>
+              <w:rPr>
+                <w:rFonts w:eastAsia="ＭＳ 明朝" w:cs=""/>
+                <w:kern w:val="0"/>
+                <w:sz w:val="20"/>
+                <w:szCs w:val="22"/>
+                <w:lang w:val="en-US" w:eastAsia="en-US" w:bidi="ar-SA"/>
+              </w:rPr>
+              <w:t xml:space="preserve">SFTPGo image</w:t>
+            </w:r>
+          </w:p>
+        </w:tc>
+        <w:tc>
+          <w:tcPr>
+            <w:tcW w:w="3120" w:type="dxa"/>
+            <w:tcBorders/>
+          </w:tcPr>
+          <w:p>
+            <w:pPr>
+              <w:pStyle w:val="Normal"/>
+              <w:widowControl/>
+              <w:spacing w:lineRule="auto" w:line="240" w:before="0" w:after="40"/>
+              <w:jc w:val="left"/>
+              <w:rPr>
+                <w:rFonts w:eastAsia="ＭＳ 明朝" w:cs=""/>
+                <w:kern w:val="0"/>
+                <w:szCs w:val="22"/>
+                <w:lang w:val="en-US" w:eastAsia="en-US" w:bidi="ar-SA"/>
+              </w:rPr>
+            </w:pPr>
+            <w:r>
+              <w:rPr>
+                <w:rFonts w:eastAsia="ＭＳ 明朝" w:cs=""/>
+                <w:kern w:val="0"/>
+                <w:sz w:val="20"/>
+                <w:szCs w:val="22"/>
+                <w:lang w:val="en-US" w:eastAsia="en-US" w:bidi="ar-SA"/>
+              </w:rPr>
+              <w:t xml:space="preserve">drakkan/sftpgo:v2</w:t>
+            </w:r>
+          </w:p>
+        </w:tc>
+        <w:tc>
+          <w:tcPr>
+            <w:tcW w:w="3120" w:type="dxa"/>
+            <w:tcBorders/>
+          </w:tcPr>
+          <w:p>
+            <w:pPr>
+              <w:pStyle w:val="Normal"/>
+              <w:widowControl/>
+              <w:spacing w:lineRule="auto" w:line="240" w:before="0" w:after="40"/>
+              <w:jc w:val="left"/>
+              <w:rPr>
+                <w:rFonts w:eastAsia="ＭＳ 明朝" w:cs=""/>
+                <w:kern w:val="0"/>
+                <w:szCs w:val="22"/>
+                <w:lang w:val="en-US" w:eastAsia="en-US" w:bidi="ar-SA"/>
+              </w:rPr>
+            </w:pPr>
+            <w:r>
+              <w:rPr>
+                <w:rFonts w:eastAsia="ＭＳ 明朝" w:cs=""/>
+                <w:kern w:val="0"/>
+                <w:sz w:val="20"/>
+                <w:szCs w:val="22"/>
+                <w:lang w:val="en-US" w:eastAsia="en-US" w:bidi="ar-SA"/>
+              </w:rPr>
+              <w:t xml:space="preserve">drakkan/sftpgo:${SFTPGO_VERSION} (required, pinned tag)</w:t>
+            </w:r>
+          </w:p>
+        </w:tc>
+      </w:tr>
+      <w:tr>
+        <w:trPr/>
+        <w:tc>
+          <w:tcPr>
+            <w:tcW w:w="3120" w:type="dxa"/>
+            <w:tcBorders/>
+          </w:tcPr>
+          <w:p>
+            <w:pPr>
+              <w:pStyle w:val="Normal"/>
+              <w:widowControl/>
+              <w:spacing w:lineRule="auto" w:line="240" w:before="0" w:after="40"/>
+              <w:jc w:val="left"/>
+              <w:rPr>
+                <w:rFonts w:eastAsia="ＭＳ 明朝" w:cs=""/>
+                <w:kern w:val="0"/>
+                <w:szCs w:val="22"/>
+                <w:lang w:val="en-US" w:eastAsia="en-US" w:bidi="ar-SA"/>
+              </w:rPr>
+            </w:pPr>
+            <w:r>
+              <w:rPr>
+                <w:rFonts w:eastAsia="ＭＳ 明朝" w:cs=""/>
+                <w:kern w:val="0"/>
+                <w:sz w:val="20"/>
+                <w:szCs w:val="22"/>
+                <w:lang w:val="en-US" w:eastAsia="en-US" w:bidi="ar-SA"/>
+              </w:rPr>
+              <w:t xml:space="preserve">Gateway image</w:t>
+            </w:r>
+          </w:p>
+        </w:tc>
+        <w:tc>
+          <w:tcPr>
+            <w:tcW w:w="3120" w:type="dxa"/>
+            <w:tcBorders/>
+          </w:tcPr>
+          <w:p>
+            <w:pPr>
+              <w:pStyle w:val="Normal"/>
+              <w:widowControl/>
+              <w:spacing w:lineRule="auto" w:line="240" w:before="0" w:after="40"/>
+              <w:jc w:val="left"/>
+              <w:rPr>
+                <w:rFonts w:eastAsia="ＭＳ 明朝" w:cs=""/>
+                <w:kern w:val="0"/>
+                <w:szCs w:val="22"/>
+                <w:lang w:val="en-US" w:eastAsia="en-US" w:bidi="ar-SA"/>
+              </w:rPr>
+            </w:pPr>
+            <w:r>
+              <w:rPr>
+                <w:rFonts w:eastAsia="ＭＳ 明朝" w:cs=""/>
+                <w:kern w:val="0"/>
+                <w:sz w:val="20"/>
+                <w:szCs w:val="22"/>
+                <w:lang w:val="en-US" w:eastAsia="en-US" w:bidi="ar-SA"/>
+              </w:rPr>
+              <w:t xml:space="preserve">Built from ./src</w:t>
+            </w:r>
+          </w:p>
+        </w:tc>
+        <w:tc>
+          <w:tcPr>
+            <w:tcW w:w="3120" w:type="dxa"/>
+            <w:tcBorders/>
+          </w:tcPr>
+          <w:p>
+            <w:pPr>
+              <w:pStyle w:val="Normal"/>
+              <w:widowControl/>
+              <w:spacing w:lineRule="auto" w:line="240" w:before="0" w:after="40"/>
+              <w:jc w:val="left"/>
+              <w:rPr>
+                <w:rFonts w:eastAsia="ＭＳ 明朝" w:cs=""/>
+                <w:kern w:val="0"/>
+                <w:szCs w:val="22"/>
+                <w:lang w:val="en-US" w:eastAsia="en-US" w:bidi="ar-SA"/>
+              </w:rPr>
+            </w:pPr>
+            <w:r>
+              <w:rPr>
+                <w:rFonts w:eastAsia="ＭＳ 明朝" w:cs=""/>
+                <w:kern w:val="0"/>
+                <w:sz w:val="20"/>
+                <w:szCs w:val="22"/>
+                <w:lang w:val="en-US" w:eastAsia="en-US" w:bidi="ar-SA"/>
+              </w:rPr>
+              <w:t xml:space="preserve">Built from ./src, tagged mlw-storage-proxy:${MLW_VERSION:-1.0.0}</w:t>
+            </w:r>
+          </w:p>
+        </w:tc>
+      </w:tr>
+      <w:tr>
+        <w:trPr/>
+        <w:tc>
+          <w:tcPr>
+            <w:tcW w:w="3120" w:type="dxa"/>
+            <w:tcBorders/>
+          </w:tcPr>
+          <w:p>
+            <w:pPr>
+              <w:pStyle w:val="Normal"/>
+              <w:widowControl/>
+              <w:spacing w:lineRule="auto" w:line="240" w:before="0" w:after="40"/>
+              <w:jc w:val="left"/>
+              <w:rPr>
+                <w:rFonts w:eastAsia="ＭＳ 明朝" w:cs=""/>
+                <w:kern w:val="0"/>
+                <w:szCs w:val="22"/>
+                <w:lang w:val="en-US" w:eastAsia="en-US" w:bidi="ar-SA"/>
+              </w:rPr>
+            </w:pPr>
+            <w:r>
+              <w:rPr>
+                <w:rFonts w:eastAsia="ＭＳ 明朝" w:cs=""/>
+                <w:kern w:val="0"/>
+                <w:sz w:val="20"/>
+                <w:szCs w:val="22"/>
+                <w:lang w:val="en-US" w:eastAsia="en-US" w:bidi="ar-SA"/>
+              </w:rPr>
+              <w:t xml:space="preserve">Container hardening</w:t>
+            </w:r>
+          </w:p>
+        </w:tc>
+        <w:tc>
+          <w:tcPr>
+            <w:tcW w:w="3120" w:type="dxa"/>
+            <w:tcBorders/>
+          </w:tcPr>
+          <w:p>
+            <w:pPr>
+              <w:pStyle w:val="Normal"/>
+              <w:widowControl/>
+              <w:spacing w:lineRule="auto" w:line="240" w:before="0" w:after="40"/>
+              <w:jc w:val="left"/>
+              <w:rPr>
+                <w:rFonts w:eastAsia="ＭＳ 明朝" w:cs=""/>
+                <w:kern w:val="0"/>
+                <w:szCs w:val="22"/>
+                <w:lang w:val="en-US" w:eastAsia="en-US" w:bidi="ar-SA"/>
+              </w:rPr>
+            </w:pPr>
+            <w:r>
+              <w:rPr>
+                <w:rFonts w:eastAsia="ＭＳ 明朝" w:cs=""/>
+                <w:kern w:val="0"/>
+                <w:sz w:val="20"/>
+                <w:szCs w:val="22"/>
+                <w:lang w:val="en-US" w:eastAsia="en-US" w:bidi="ar-SA"/>
+              </w:rPr>
+              <w:t xml:space="preserve">None</w:t>
+            </w:r>
+          </w:p>
+        </w:tc>
+        <w:tc>
+          <w:tcPr>
+            <w:tcW w:w="3120" w:type="dxa"/>
+            <w:tcBorders/>
+          </w:tcPr>
+          <w:p>
+            <w:pPr>
+              <w:pStyle w:val="Normal"/>
+              <w:widowControl/>
+              <w:spacing w:lineRule="auto" w:line="240" w:before="0" w:after="40"/>
+              <w:jc w:val="left"/>
+              <w:rPr>
+                <w:rFonts w:eastAsia="ＭＳ 明朝" w:cs=""/>
+                <w:kern w:val="0"/>
+                <w:szCs w:val="22"/>
+                <w:lang w:val="en-US" w:eastAsia="en-US" w:bidi="ar-SA"/>
+              </w:rPr>
+            </w:pPr>
+            <w:r>
+              <w:rPr>
+                <w:rFonts w:eastAsia="ＭＳ 明朝" w:cs=""/>
+                <w:kern w:val="0"/>
+                <w:sz w:val="20"/>
+                <w:szCs w:val="22"/>
+                <w:lang w:val="en-US" w:eastAsia="en-US" w:bidi="ar-SA"/>
+              </w:rPr>
+              <w:t xml:space="preserve">no-new-privileges, all capabilities dropped; gateway file system read-only</w:t>
+            </w:r>
+          </w:p>
+        </w:tc>
+      </w:tr>
+      <w:tr>
+        <w:trPr/>
+        <w:tc>
+          <w:tcPr>
+            <w:tcW w:w="3120" w:type="dxa"/>
+            <w:tcBorders/>
+          </w:tcPr>
+          <w:p>
+            <w:pPr>
+              <w:pStyle w:val="Normal"/>
+              <w:widowControl/>
+              <w:spacing w:lineRule="auto" w:line="240" w:before="0" w:after="40"/>
+              <w:jc w:val="left"/>
+              <w:rPr>
+                <w:rFonts w:eastAsia="ＭＳ 明朝" w:cs=""/>
+                <w:kern w:val="0"/>
+                <w:szCs w:val="22"/>
+                <w:lang w:val="en-US" w:eastAsia="en-US" w:bidi="ar-SA"/>
+              </w:rPr>
+            </w:pPr>
+            <w:r>
+              <w:rPr>
+                <w:rFonts w:eastAsia="ＭＳ 明朝" w:cs=""/>
+                <w:kern w:val="0"/>
+                <w:sz w:val="20"/>
+                <w:szCs w:val="22"/>
+                <w:lang w:val="en-US" w:eastAsia="en-US" w:bidi="ar-SA"/>
+              </w:rPr>
+              <w:t xml:space="preserve">Logging</w:t>
+            </w:r>
+          </w:p>
+        </w:tc>
+        <w:tc>
+          <w:tcPr>
+            <w:tcW w:w="3120" w:type="dxa"/>
+            <w:tcBorders/>
+          </w:tcPr>
+          <w:p>
+            <w:pPr>
+              <w:pStyle w:val="Normal"/>
+              <w:widowControl/>
+              <w:spacing w:lineRule="auto" w:line="240" w:before="0" w:after="40"/>
+              <w:jc w:val="left"/>
+              <w:rPr>
+                <w:rFonts w:eastAsia="ＭＳ 明朝" w:cs=""/>
+                <w:kern w:val="0"/>
+                <w:szCs w:val="22"/>
+                <w:lang w:val="en-US" w:eastAsia="en-US" w:bidi="ar-SA"/>
+              </w:rPr>
+            </w:pPr>
+            <w:r>
+              <w:rPr>
+                <w:rFonts w:eastAsia="ＭＳ 明朝" w:cs=""/>
+                <w:kern w:val="0"/>
+                <w:sz w:val="20"/>
+                <w:szCs w:val="22"/>
+                <w:lang w:val="en-US" w:eastAsia="en-US" w:bidi="ar-SA"/>
+              </w:rPr>
+              <w:t xml:space="preserve">Docker defaults</w:t>
+            </w:r>
+          </w:p>
+        </w:tc>
+        <w:tc>
+          <w:tcPr>
+            <w:tcW w:w="3120" w:type="dxa"/>
+            <w:tcBorders/>
+          </w:tcPr>
+          <w:p>
+            <w:pPr>
+              <w:pStyle w:val="Normal"/>
+              <w:widowControl/>
+              <w:spacing w:lineRule="auto" w:line="240" w:before="0" w:after="40"/>
+              <w:jc w:val="left"/>
+              <w:rPr>
+                <w:rFonts w:eastAsia="ＭＳ 明朝" w:cs=""/>
+                <w:kern w:val="0"/>
+                <w:szCs w:val="22"/>
+                <w:lang w:val="en-US" w:eastAsia="en-US" w:bidi="ar-SA"/>
+              </w:rPr>
+            </w:pPr>
+            <w:r>
+              <w:rPr>
+                <w:rFonts w:eastAsia="ＭＳ 明朝" w:cs=""/>
+                <w:kern w:val="0"/>
+                <w:sz w:val="20"/>
+                <w:szCs w:val="22"/>
+                <w:lang w:val="en-US" w:eastAsia="en-US" w:bidi="ar-SA"/>
+              </w:rPr>
+              <w:t xml:space="preserve">json-file, rotated at 10 MB x 5 files</w:t>
+            </w:r>
+          </w:p>
+        </w:tc>
+      </w:tr>
+      <w:tr>
+        <w:trPr/>
+        <w:tc>
+          <w:tcPr>
+            <w:tcW w:w="3120" w:type="dxa"/>
+            <w:tcBorders/>
+          </w:tcPr>
+          <w:p>
+            <w:pPr>
+              <w:pStyle w:val="Normal"/>
+              <w:widowControl/>
+              <w:spacing w:lineRule="auto" w:line="240" w:before="0" w:after="40"/>
+              <w:jc w:val="left"/>
+              <w:rPr>
+                <w:rFonts w:eastAsia="ＭＳ 明朝" w:cs=""/>
+                <w:kern w:val="0"/>
+                <w:szCs w:val="22"/>
+                <w:lang w:val="en-US" w:eastAsia="en-US" w:bidi="ar-SA"/>
+              </w:rPr>
+            </w:pPr>
+            <w:r>
+              <w:rPr>
+                <w:rFonts w:eastAsia="ＭＳ 明朝" w:cs=""/>
+                <w:kern w:val="0"/>
+                <w:sz w:val="20"/>
+                <w:szCs w:val="22"/>
+                <w:lang w:val="en-US" w:eastAsia="en-US" w:bidi="ar-SA"/>
+              </w:rPr>
+              <w:t xml:space="preserve">Restart policy</w:t>
+            </w:r>
+          </w:p>
+        </w:tc>
+        <w:tc>
+          <w:tcPr>
+            <w:tcW w:w="3120" w:type="dxa"/>
+            <w:tcBorders/>
+          </w:tcPr>
+          <w:p>
+            <w:pPr>
+              <w:pStyle w:val="Normal"/>
+              <w:widowControl/>
+              <w:spacing w:lineRule="auto" w:line="240" w:before="0" w:after="40"/>
+              <w:jc w:val="left"/>
+              <w:rPr>
+                <w:rFonts w:eastAsia="ＭＳ 明朝" w:cs=""/>
+                <w:kern w:val="0"/>
+                <w:szCs w:val="22"/>
+                <w:lang w:val="en-US" w:eastAsia="en-US" w:bidi="ar-SA"/>
+              </w:rPr>
+            </w:pPr>
+            <w:r>
+              <w:rPr>
+                <w:rFonts w:eastAsia="ＭＳ 明朝" w:cs=""/>
+                <w:kern w:val="0"/>
+                <w:sz w:val="20"/>
+                <w:szCs w:val="22"/>
+                <w:lang w:val="en-US" w:eastAsia="en-US" w:bidi="ar-SA"/>
+              </w:rPr>
+              <w:t xml:space="preserve">unless-stopped</w:t>
+            </w:r>
+          </w:p>
+        </w:tc>
+        <w:tc>
+          <w:tcPr>
+            <w:tcW w:w="3120" w:type="dxa"/>
+            <w:tcBorders/>
+          </w:tcPr>
+          <w:p>
+            <w:pPr>
+              <w:pStyle w:val="Normal"/>
+              <w:widowControl/>
+              <w:spacing w:lineRule="auto" w:line="240" w:before="0" w:after="40"/>
+              <w:jc w:val="left"/>
+              <w:rPr>
+                <w:rFonts w:eastAsia="ＭＳ 明朝" w:cs=""/>
+                <w:kern w:val="0"/>
+                <w:szCs w:val="22"/>
+                <w:lang w:val="en-US" w:eastAsia="en-US" w:bidi="ar-SA"/>
+              </w:rPr>
+            </w:pPr>
+            <w:r>
+              <w:rPr>
+                <w:rFonts w:eastAsia="ＭＳ 明朝" w:cs=""/>
+                <w:kern w:val="0"/>
+                <w:sz w:val="20"/>
+                <w:szCs w:val="22"/>
+                <w:lang w:val="en-US" w:eastAsia="en-US" w:bidi="ar-SA"/>
+              </w:rPr>
+              <w:t xml:space="preserve">always</w:t>
+            </w:r>
+          </w:p>
+        </w:tc>
+      </w:tr>
+      <w:tr>
+        <w:trPr/>
+        <w:tc>
+          <w:tcPr>
+            <w:tcW w:w="3120" w:type="dxa"/>
+            <w:tcBorders/>
+          </w:tcPr>
+          <w:p>
+            <w:pPr>
+              <w:pStyle w:val="Normal"/>
+              <w:widowControl/>
+              <w:spacing w:lineRule="auto" w:line="240" w:before="0" w:after="40"/>
+              <w:jc w:val="left"/>
+              <w:rPr>
+                <w:rFonts w:eastAsia="ＭＳ 明朝" w:cs=""/>
+                <w:kern w:val="0"/>
+                <w:szCs w:val="22"/>
+                <w:lang w:val="en-US" w:eastAsia="en-US" w:bidi="ar-SA"/>
+              </w:rPr>
+            </w:pPr>
+            <w:r>
+              <w:rPr>
+                <w:rFonts w:eastAsia="ＭＳ 明朝" w:cs=""/>
+                <w:kern w:val="0"/>
+                <w:sz w:val="20"/>
+                <w:szCs w:val="22"/>
+                <w:lang w:val="en-US" w:eastAsia="en-US" w:bidi="ar-SA"/>
+              </w:rPr>
+              <w:t xml:space="preserve">Host port binding</w:t>
+            </w:r>
+          </w:p>
+        </w:tc>
+        <w:tc>
+          <w:tcPr>
+            <w:tcW w:w="3120" w:type="dxa"/>
+            <w:tcBorders/>
+          </w:tcPr>
+          <w:p>
+            <w:pPr>
+              <w:pStyle w:val="Normal"/>
+              <w:widowControl/>
+              <w:spacing w:lineRule="auto" w:line="240" w:before="0" w:after="40"/>
+              <w:jc w:val="left"/>
+              <w:rPr>
+                <w:rFonts w:eastAsia="ＭＳ 明朝" w:cs=""/>
+                <w:kern w:val="0"/>
+                <w:szCs w:val="22"/>
+                <w:lang w:val="en-US" w:eastAsia="en-US" w:bidi="ar-SA"/>
+              </w:rPr>
+            </w:pPr>
+            <w:r>
+              <w:rPr>
+                <w:rFonts w:eastAsia="ＭＳ 明朝" w:cs=""/>
+                <w:kern w:val="0"/>
+                <w:sz w:val="20"/>
+                <w:szCs w:val="22"/>
+                <w:lang w:val="en-US" w:eastAsia="en-US" w:bidi="ar-SA"/>
+              </w:rPr>
+              <w:t xml:space="preserve">All interfaces</w:t>
+            </w:r>
+          </w:p>
+        </w:tc>
+        <w:tc>
+          <w:tcPr>
+            <w:tcW w:w="3120" w:type="dxa"/>
+            <w:tcBorders/>
+          </w:tcPr>
+          <w:p>
+            <w:pPr>
+              <w:pStyle w:val="Normal"/>
+              <w:widowControl/>
+              <w:spacing w:lineRule="auto" w:line="240" w:before="0" w:after="40"/>
+              <w:jc w:val="left"/>
+              <w:rPr>
+                <w:rFonts w:eastAsia="ＭＳ 明朝" w:cs=""/>
+                <w:kern w:val="0"/>
+                <w:szCs w:val="22"/>
+                <w:lang w:val="en-US" w:eastAsia="en-US" w:bidi="ar-SA"/>
+              </w:rPr>
+            </w:pPr>
+            <w:r>
+              <w:rPr>
+                <w:rFonts w:eastAsia="ＭＳ 明朝" w:cs=""/>
+                <w:kern w:val="0"/>
+                <w:sz w:val="20"/>
+                <w:szCs w:val="22"/>
+                <w:lang w:val="en-US" w:eastAsia="en-US" w:bidi="ar-SA"/>
+              </w:rPr>
+              <w:t xml:space="preserve">${MLW_BIND_ADDR:-0.0.0.0}, so all gateway ports can be bound to one address</w:t>
+            </w:r>
+          </w:p>
+        </w:tc>
+      </w:tr>
+    </w:tbl>
+    <w:p>
+      <w:pPr>
+        <w:pStyle w:val="Normal"/>
+        <w:rPr/>
+      </w:pPr>
+      <w:r>
+        <w:rPr/>
+        <w:t xml:space="preserve"/>
+      </w:r>
+    </w:p>
+    <w:p>
+      <w:pPr>
+        <w:pStyle w:val="Normal"/>
+        <w:rPr/>
+      </w:pPr>
+      <w:r>
+        <w:rPr/>
+        <w:t xml:space="preserve">The production-only variables (SFTPGO_VERSION, MLW_VERSION, MLW_BIND_ADDR) are set in .env; SFTPGO_VERSION has no default, and Compose refuses to start without it. The data and persistence layout is the same as in the development stack. See the release notes for build and run instructions.</w:t>
+      </w:r>
+    </w:p>
+    <w:p>
+      <w:pPr>
         <w:pStyle w:val="Heading1"/>
         <w:rPr/>
       </w:pPr>
-      <w:bookmarkStart w:id="917" w:name="_Toc100017"/>
+      <w:bookmarkStart w:id="918" w:name="_Toc100018"/>
       <w:r>
         <w:rPr/>
         <w:t>7. Data and persistence</w:t>
       </w:r>
-      <w:bookmarkEnd w:id="917"/>
+      <w:bookmarkEnd w:id="918"/>
     </w:p>
     <w:p>
       <w:pPr>
@@ -5485,12 +6237,12 @@
         <w:pStyle w:val="Heading1"/>
         <w:rPr/>
       </w:pPr>
-      <w:bookmarkStart w:id="918" w:name="_Toc100018"/>
+      <w:bookmarkStart w:id="919" w:name="_Toc100019"/>
       <w:r>
         <w:rPr/>
         <w:t>8. Security considerations</w:t>
       </w:r>
-      <w:bookmarkEnd w:id="918"/>
+      <w:bookmarkEnd w:id="919"/>
     </w:p>
     <w:p>
       <w:pPr>
@@ -5620,15 +6372,29 @@
     </w:p>
     <w:p>
       <w:pPr>
+        <w:pStyle w:val="ListBullet"/>
+        <w:numPr>
+          <w:ilvl w:val="0"/>
+          <w:numId w:val="1"/>
+        </w:numPr>
+        <w:rPr/>
+      </w:pPr>
+      <w:r>
+        <w:rPr/>
+        <w:t xml:space="preserve">Production: docker-compose.prod.yml drops all Linux capabilities and sets no-new-privileges on both containers and makes the gateway file system read-only. Set MLW_BIND_ADDR to an internal interface address and terminate TLS in a reverse proxy in front of port 8380.</w:t>
+      </w:r>
+    </w:p>
+    <w:p>
+      <w:pPr>
         <w:pStyle w:val="Heading1"/>
         <w:rPr/>
       </w:pPr>
-      <w:bookmarkStart w:id="919" w:name="_Toc100019"/>
+      <w:bookmarkStart w:id="920" w:name="_Toc100020"/>
       <w:r>
         <w:rPr/>
         <w:t>9. Operations</w:t>
       </w:r>
-      <w:bookmarkEnd w:id="919"/>
+      <w:bookmarkEnd w:id="920"/>
     </w:p>
     <w:p>
       <w:pPr>
@@ -5662,15 +6428,43 @@
     </w:p>
     <w:p>
       <w:pPr>
+        <w:pStyle w:val="Normal"/>
+        <w:rPr/>
+      </w:pPr>
+      <w:r>
+        <w:rPr/>
+        <w:t xml:space="preserve">For production, set SFTPGO_VERSION in .env and use the production file:</w:t>
+      </w:r>
+    </w:p>
+    <w:p>
+      <w:pPr>
+        <w:pStyle w:val="Normal"/>
+        <w:ind w:left="288"/>
+        <w:rPr/>
+      </w:pPr>
+      <w:r>
+        <w:rPr>
+          <w:rFonts w:eastAsia="Consolas" w:ascii="Consolas" w:hAnsi="Consolas"/>
+          <w:sz w:val="18"/>
+        </w:rPr>
+        <w:t xml:space="preserve">docker compose -f docker-compose.prod.yml up -d --build</w:t>
+        <w:br/>
+        <w:t xml:space="preserve">docker compose -f docker-compose.prod.yml logs -f proxy</w:t>
+        <w:br/>
+        <w:t xml:space="preserve">docker compose -f docker-compose.prod.yml down</w:t>
+      </w:r>
+    </w:p>
+    <w:p>
+      <w:pPr>
         <w:pStyle w:val="Heading1"/>
         <w:rPr/>
       </w:pPr>
-      <w:bookmarkStart w:id="920" w:name="_Toc100020"/>
+      <w:bookmarkStart w:id="921" w:name="_Toc100021"/>
       <w:r>
         <w:rPr/>
         <w:t>10. Limitations and possible next steps</w:t>
       </w:r>
-      <w:bookmarkEnd w:id="920"/>
+      <w:bookmarkEnd w:id="921"/>
     </w:p>
     <w:p>
       <w:pPr>

--- a/doc/mlw-storage_Architecture.docx
+++ b/doc/mlw-storage_Architecture.docx
@@ -335,10 +335,42 @@
         <w:tabs>
           <w:tab w:pos="9360" w:val="right" w:leader="dot"/>
         </w:tabs>
+        <w:spacing w:after="60" w:before="0"/>
+        <w:ind w:left="320"/>
+      </w:pPr>
+      <w:hyperlink w:anchor="_Toc100005" w:history="1">
+        <w:r>
+          <w:t xml:space="preserve">3.3 Web UI (/mlw/)</w:t>
+        </w:r>
+        <w:r>
+          <w:tab/>
+        </w:r>
+        <w:r>
+          <w:fldChar w:fldCharType="begin"/>
+        </w:r>
+        <w:r>
+          <w:instrText xml:space="preserve"> PAGEREF _Toc100005 \h </w:instrText>
+        </w:r>
+        <w:r>
+          <w:fldChar w:fldCharType="separate"/>
+        </w:r>
+        <w:r>
+          <w:t xml:space="preserve">4</w:t>
+        </w:r>
+        <w:r>
+          <w:fldChar w:fldCharType="end"/>
+        </w:r>
+      </w:hyperlink>
+    </w:p>
+    <w:p>
+      <w:pPr>
+        <w:tabs>
+          <w:tab w:pos="9360" w:val="right" w:leader="dot"/>
+        </w:tabs>
         <w:spacing w:after="80" w:before="120"/>
         <w:ind w:left="0"/>
       </w:pPr>
-      <w:hyperlink w:anchor="_Toc100005" w:history="1">
+      <w:hyperlink w:anchor="_Toc100006" w:history="1">
         <w:r>
           <w:rPr>
             <w:b/>
@@ -361,7 +393,7 @@
           <w:rPr>
             <w:b/>
           </w:rPr>
-          <w:instrText xml:space="preserve"> PAGEREF _Toc100005 \h </w:instrText>
+          <w:instrText xml:space="preserve"> PAGEREF _Toc100006 \h </w:instrText>
         </w:r>
         <w:r>
           <w:rPr>
@@ -373,7 +405,7 @@
           <w:rPr>
             <w:b/>
           </w:rPr>
-          <w:t xml:space="preserve">4</w:t>
+          <w:t xml:space="preserve">5</w:t>
         </w:r>
         <w:r>
           <w:rPr>
@@ -391,41 +423,9 @@
         <w:spacing w:after="60" w:before="0"/>
         <w:ind w:left="320"/>
       </w:pPr>
-      <w:hyperlink w:anchor="_Toc100006" w:history="1">
+      <w:hyperlink w:anchor="_Toc100007" w:history="1">
         <w:r>
           <w:t xml:space="preserve">4.1 Web and REST API</w:t>
-        </w:r>
-        <w:r>
-          <w:tab/>
-        </w:r>
-        <w:r>
-          <w:fldChar w:fldCharType="begin"/>
-        </w:r>
-        <w:r>
-          <w:instrText xml:space="preserve"> PAGEREF _Toc100006 \h </w:instrText>
-        </w:r>
-        <w:r>
-          <w:fldChar w:fldCharType="separate"/>
-        </w:r>
-        <w:r>
-          <w:t xml:space="preserve">4</w:t>
-        </w:r>
-        <w:r>
-          <w:fldChar w:fldCharType="end"/>
-        </w:r>
-      </w:hyperlink>
-    </w:p>
-    <w:p>
-      <w:pPr>
-        <w:tabs>
-          <w:tab w:pos="9360" w:val="right" w:leader="dot"/>
-        </w:tabs>
-        <w:spacing w:after="60" w:before="0"/>
-        <w:ind w:left="320"/>
-      </w:pPr>
-      <w:hyperlink w:anchor="_Toc100007" w:history="1">
-        <w:r>
-          <w:t xml:space="preserve">4.2 SFTP</w:t>
         </w:r>
         <w:r>
           <w:tab/>
@@ -440,7 +440,7 @@
           <w:fldChar w:fldCharType="separate"/>
         </w:r>
         <w:r>
-          <w:t xml:space="preserve">4</w:t>
+          <w:t xml:space="preserve">5</w:t>
         </w:r>
         <w:r>
           <w:fldChar w:fldCharType="end"/>
@@ -457,7 +457,7 @@
       </w:pPr>
       <w:hyperlink w:anchor="_Toc100008" w:history="1">
         <w:r>
-          <w:t xml:space="preserve">4.3 FTP (optional)</w:t>
+          <w:t xml:space="preserve">4.2 SFTP</w:t>
         </w:r>
         <w:r>
           <w:tab/>
@@ -489,7 +489,7 @@
       </w:pPr>
       <w:hyperlink w:anchor="_Toc100009" w:history="1">
         <w:r>
-          <w:t xml:space="preserve">4.4 WebDAV (optional)</w:t>
+          <w:t xml:space="preserve">4.3 FTP (optional)</w:t>
         </w:r>
         <w:r>
           <w:tab/>
@@ -521,7 +521,7 @@
       </w:pPr>
       <w:hyperlink w:anchor="_Toc100010" w:history="1">
         <w:r>
-          <w:t xml:space="preserve">4.5 Keycloak token login (optional)</w:t>
+          <w:t xml:space="preserve">4.4 WebDAV (optional)</w:t>
         </w:r>
         <w:r>
           <w:tab/>
@@ -536,7 +536,7 @@
           <w:fldChar w:fldCharType="separate"/>
         </w:r>
         <w:r>
-          <w:t xml:space="preserve">5</w:t>
+          <w:t xml:space="preserve">6</w:t>
         </w:r>
         <w:r>
           <w:fldChar w:fldCharType="end"/>
@@ -553,7 +553,7 @@
       </w:pPr>
       <w:hyperlink w:anchor="_Toc100011" w:history="1">
         <w:r>
-          <w:t xml:space="preserve">4.6 Choosing the directory a user can open</w:t>
+          <w:t xml:space="preserve">4.5 Keycloak token login (optional)</w:t>
         </w:r>
         <w:r>
           <w:tab/>
@@ -580,10 +580,74 @@
         <w:tabs>
           <w:tab w:pos="9360" w:val="right" w:leader="dot"/>
         </w:tabs>
+        <w:spacing w:after="60" w:before="0"/>
+        <w:ind w:left="320"/>
+      </w:pPr>
+      <w:hyperlink w:anchor="_Toc100012" w:history="1">
+        <w:r>
+          <w:t xml:space="preserve">4.6 Choosing the directory a user can open</w:t>
+        </w:r>
+        <w:r>
+          <w:tab/>
+        </w:r>
+        <w:r>
+          <w:fldChar w:fldCharType="begin"/>
+        </w:r>
+        <w:r>
+          <w:instrText xml:space="preserve"> PAGEREF _Toc100012 \h </w:instrText>
+        </w:r>
+        <w:r>
+          <w:fldChar w:fldCharType="separate"/>
+        </w:r>
+        <w:r>
+          <w:t xml:space="preserve">7</w:t>
+        </w:r>
+        <w:r>
+          <w:fldChar w:fldCharType="end"/>
+        </w:r>
+      </w:hyperlink>
+    </w:p>
+    <w:p>
+      <w:pPr>
+        <w:tabs>
+          <w:tab w:pos="9360" w:val="right" w:leader="dot"/>
+        </w:tabs>
+        <w:spacing w:after="60" w:before="0"/>
+        <w:ind w:left="320"/>
+      </w:pPr>
+      <w:hyperlink w:anchor="_Toc100013" w:history="1">
+        <w:r>
+          <w:t xml:space="preserve">4.7 mlw-storage web UI sign-in</w:t>
+        </w:r>
+        <w:r>
+          <w:tab/>
+        </w:r>
+        <w:r>
+          <w:fldChar w:fldCharType="begin"/>
+        </w:r>
+        <w:r>
+          <w:instrText xml:space="preserve"> PAGEREF _Toc100013 \h </w:instrText>
+        </w:r>
+        <w:r>
+          <w:fldChar w:fldCharType="separate"/>
+        </w:r>
+        <w:r>
+          <w:t xml:space="preserve">8</w:t>
+        </w:r>
+        <w:r>
+          <w:fldChar w:fldCharType="end"/>
+        </w:r>
+      </w:hyperlink>
+    </w:p>
+    <w:p>
+      <w:pPr>
+        <w:tabs>
+          <w:tab w:pos="9360" w:val="right" w:leader="dot"/>
+        </w:tabs>
         <w:spacing w:after="80" w:before="120"/>
         <w:ind w:left="0"/>
       </w:pPr>
-      <w:hyperlink w:anchor="_Toc100012" w:history="1">
+      <w:hyperlink w:anchor="_Toc100014" w:history="1">
         <w:r>
           <w:rPr>
             <w:b/>
@@ -606,7 +670,7 @@
           <w:rPr>
             <w:b/>
           </w:rPr>
-          <w:instrText xml:space="preserve"> PAGEREF _Toc100012 \h </w:instrText>
+          <w:instrText xml:space="preserve"> PAGEREF _Toc100014 \h </w:instrText>
         </w:r>
         <w:r>
           <w:rPr>
@@ -618,7 +682,7 @@
           <w:rPr>
             <w:b/>
           </w:rPr>
-          <w:t xml:space="preserve">7</w:t>
+          <w:t xml:space="preserve">8</w:t>
         </w:r>
         <w:r>
           <w:rPr>
@@ -636,7 +700,7 @@
         <w:spacing w:after="80" w:before="120"/>
         <w:ind w:left="0"/>
       </w:pPr>
-      <w:hyperlink w:anchor="_Toc100013" w:history="1">
+      <w:hyperlink w:anchor="_Toc100015" w:history="1">
         <w:r>
           <w:rPr>
             <w:b/>
@@ -659,7 +723,7 @@
           <w:rPr>
             <w:b/>
           </w:rPr>
-          <w:instrText xml:space="preserve"> PAGEREF _Toc100013 \h </w:instrText>
+          <w:instrText xml:space="preserve"> PAGEREF _Toc100015 \h </w:instrText>
         </w:r>
         <w:r>
           <w:rPr>
@@ -671,7 +735,7 @@
           <w:rPr>
             <w:b/>
           </w:rPr>
-          <w:t xml:space="preserve">7</w:t>
+          <w:t xml:space="preserve">8</w:t>
         </w:r>
         <w:r>
           <w:rPr>
@@ -689,73 +753,9 @@
         <w:spacing w:after="60" w:before="0"/>
         <w:ind w:left="320"/>
       </w:pPr>
-      <w:hyperlink w:anchor="_Toc100014" w:history="1">
+      <w:hyperlink w:anchor="_Toc100016" w:history="1">
         <w:r>
           <w:t xml:space="preserve">6.1 Operator settings (.env)</w:t>
-        </w:r>
-        <w:r>
-          <w:tab/>
-        </w:r>
-        <w:r>
-          <w:fldChar w:fldCharType="begin"/>
-        </w:r>
-        <w:r>
-          <w:instrText xml:space="preserve"> PAGEREF _Toc100014 \h </w:instrText>
-        </w:r>
-        <w:r>
-          <w:fldChar w:fldCharType="separate"/>
-        </w:r>
-        <w:r>
-          <w:t xml:space="preserve">7</w:t>
-        </w:r>
-        <w:r>
-          <w:fldChar w:fldCharType="end"/>
-        </w:r>
-      </w:hyperlink>
-    </w:p>
-    <w:p>
-      <w:pPr>
-        <w:tabs>
-          <w:tab w:pos="9360" w:val="right" w:leader="dot"/>
-        </w:tabs>
-        <w:spacing w:after="60" w:before="0"/>
-        <w:ind w:left="320"/>
-      </w:pPr>
-      <w:hyperlink w:anchor="_Toc100015" w:history="1">
-        <w:r>
-          <w:t xml:space="preserve">6.2 Gateway settings</w:t>
-        </w:r>
-        <w:r>
-          <w:tab/>
-        </w:r>
-        <w:r>
-          <w:fldChar w:fldCharType="begin"/>
-        </w:r>
-        <w:r>
-          <w:instrText xml:space="preserve"> PAGEREF _Toc100015 \h </w:instrText>
-        </w:r>
-        <w:r>
-          <w:fldChar w:fldCharType="separate"/>
-        </w:r>
-        <w:r>
-          <w:t xml:space="preserve">8</w:t>
-        </w:r>
-        <w:r>
-          <w:fldChar w:fldCharType="end"/>
-        </w:r>
-      </w:hyperlink>
-    </w:p>
-    <w:p>
-      <w:pPr>
-        <w:tabs>
-          <w:tab w:pos="9360" w:val="right" w:leader="dot"/>
-        </w:tabs>
-        <w:spacing w:after="60" w:before="0"/>
-        <w:ind w:left="320"/>
-      </w:pPr>
-      <w:hyperlink w:anchor="_Toc100016" w:history="1">
-        <w:r>
-          <w:t xml:space="preserve">6.3 Keycloak settings (optional)</w:t>
         </w:r>
         <w:r>
           <w:tab/>
@@ -787,7 +787,7 @@
       </w:pPr>
       <w:hyperlink w:anchor="_Toc100017" w:history="1">
         <w:r>
-          <w:t xml:space="preserve">6.4 Production deployment (docker-compose.prod.yml)</w:t>
+          <w:t xml:space="preserve">6.2 Gateway settings</w:t>
         </w:r>
         <w:r>
           <w:tab/>
@@ -814,121 +814,79 @@
         <w:tabs>
           <w:tab w:pos="9360" w:val="right" w:leader="dot"/>
         </w:tabs>
+        <w:spacing w:after="60" w:before="0"/>
+        <w:ind w:left="320"/>
+      </w:pPr>
+      <w:hyperlink w:anchor="_Toc100018" w:history="1">
+        <w:r>
+          <w:t xml:space="preserve">6.3 Keycloak settings (optional)</w:t>
+        </w:r>
+        <w:r>
+          <w:tab/>
+        </w:r>
+        <w:r>
+          <w:fldChar w:fldCharType="begin"/>
+        </w:r>
+        <w:r>
+          <w:instrText xml:space="preserve"> PAGEREF _Toc100018 \h </w:instrText>
+        </w:r>
+        <w:r>
+          <w:fldChar w:fldCharType="separate"/>
+        </w:r>
+        <w:r>
+          <w:t xml:space="preserve">9</w:t>
+        </w:r>
+        <w:r>
+          <w:fldChar w:fldCharType="end"/>
+        </w:r>
+      </w:hyperlink>
+    </w:p>
+    <w:p>
+      <w:pPr>
+        <w:tabs>
+          <w:tab w:pos="9360" w:val="right" w:leader="dot"/>
+        </w:tabs>
+        <w:spacing w:after="60" w:before="0"/>
+        <w:ind w:left="320"/>
+      </w:pPr>
+      <w:hyperlink w:anchor="_Toc100019" w:history="1">
+        <w:r>
+          <w:t xml:space="preserve">6.4 Production deployment (docker-compose.prod.yml)</w:t>
+        </w:r>
+        <w:r>
+          <w:tab/>
+        </w:r>
+        <w:r>
+          <w:fldChar w:fldCharType="begin"/>
+        </w:r>
+        <w:r>
+          <w:instrText xml:space="preserve"> PAGEREF _Toc100019 \h </w:instrText>
+        </w:r>
+        <w:r>
+          <w:fldChar w:fldCharType="separate"/>
+        </w:r>
+        <w:r>
+          <w:t xml:space="preserve">10</w:t>
+        </w:r>
+        <w:r>
+          <w:fldChar w:fldCharType="end"/>
+        </w:r>
+      </w:hyperlink>
+    </w:p>
+    <w:p>
+      <w:pPr>
+        <w:tabs>
+          <w:tab w:pos="9360" w:val="right" w:leader="dot"/>
+        </w:tabs>
         <w:spacing w:after="80" w:before="120"/>
         <w:ind w:left="0"/>
       </w:pPr>
-      <w:hyperlink w:anchor="_Toc100018" w:history="1">
+      <w:hyperlink w:anchor="_Toc100020" w:history="1">
         <w:r>
           <w:rPr>
             <w:b/>
           </w:rPr>
           <w:t xml:space="preserve">7. Data and persistence</w:t>
-        </w:r>
-        <w:r>
-          <w:rPr>
-            <w:b/>
-          </w:rPr>
-          <w:tab/>
-        </w:r>
-        <w:r>
-          <w:rPr>
-            <w:b/>
-          </w:rPr>
-          <w:fldChar w:fldCharType="begin"/>
-        </w:r>
-        <w:r>
-          <w:rPr>
-            <w:b/>
-          </w:rPr>
-          <w:instrText xml:space="preserve"> PAGEREF _Toc100018 \h </w:instrText>
-        </w:r>
-        <w:r>
-          <w:rPr>
-            <w:b/>
-          </w:rPr>
-          <w:fldChar w:fldCharType="separate"/>
-        </w:r>
-        <w:r>
-          <w:rPr>
-            <w:b/>
-          </w:rPr>
-          <w:t xml:space="preserve">9</w:t>
-        </w:r>
-        <w:r>
-          <w:rPr>
-            <w:b/>
-          </w:rPr>
-          <w:fldChar w:fldCharType="end"/>
-        </w:r>
-      </w:hyperlink>
-    </w:p>
-    <w:p>
-      <w:pPr>
-        <w:tabs>
-          <w:tab w:pos="9360" w:val="right" w:leader="dot"/>
-        </w:tabs>
-        <w:spacing w:after="80" w:before="120"/>
-        <w:ind w:left="0"/>
-      </w:pPr>
-      <w:hyperlink w:anchor="_Toc100019" w:history="1">
-        <w:r>
-          <w:rPr>
-            <w:b/>
-          </w:rPr>
-          <w:t xml:space="preserve">8. Security considerations</w:t>
-        </w:r>
-        <w:r>
-          <w:rPr>
-            <w:b/>
-          </w:rPr>
-          <w:tab/>
-        </w:r>
-        <w:r>
-          <w:rPr>
-            <w:b/>
-          </w:rPr>
-          <w:fldChar w:fldCharType="begin"/>
-        </w:r>
-        <w:r>
-          <w:rPr>
-            <w:b/>
-          </w:rPr>
-          <w:instrText xml:space="preserve"> PAGEREF _Toc100019 \h </w:instrText>
-        </w:r>
-        <w:r>
-          <w:rPr>
-            <w:b/>
-          </w:rPr>
-          <w:fldChar w:fldCharType="separate"/>
-        </w:r>
-        <w:r>
-          <w:rPr>
-            <w:b/>
-          </w:rPr>
-          <w:t xml:space="preserve">10</w:t>
-        </w:r>
-        <w:r>
-          <w:rPr>
-            <w:b/>
-          </w:rPr>
-          <w:fldChar w:fldCharType="end"/>
-        </w:r>
-      </w:hyperlink>
-    </w:p>
-    <w:p>
-      <w:pPr>
-        <w:tabs>
-          <w:tab w:pos="9360" w:val="right" w:leader="dot"/>
-        </w:tabs>
-        <w:spacing w:after="80" w:before="120"/>
-        <w:ind w:left="0"/>
-      </w:pPr>
-      <w:hyperlink w:anchor="_Toc100020" w:history="1">
-        <w:r>
-          <w:rPr>
-            <w:b/>
-          </w:rPr>
-          <w:t xml:space="preserve">9. Operations</w:t>
         </w:r>
         <w:r>
           <w:rPr>
@@ -958,7 +916,7 @@
           <w:rPr>
             <w:b/>
           </w:rPr>
-          <w:t xml:space="preserve">10</w:t>
+          <w:t xml:space="preserve">11</w:t>
         </w:r>
         <w:r>
           <w:rPr>
@@ -981,7 +939,7 @@
           <w:rPr>
             <w:b/>
           </w:rPr>
-          <w:t xml:space="preserve">10. Limitations and possible next steps</w:t>
+          <w:t xml:space="preserve">8. Security considerations</w:t>
         </w:r>
         <w:r>
           <w:rPr>
@@ -1020,6 +978,112 @@
           <w:fldChar w:fldCharType="end"/>
         </w:r>
       </w:hyperlink>
+    </w:p>
+    <w:p>
+      <w:pPr>
+        <w:tabs>
+          <w:tab w:pos="9360" w:val="right" w:leader="dot"/>
+        </w:tabs>
+        <w:spacing w:after="80" w:before="120"/>
+        <w:ind w:left="0"/>
+      </w:pPr>
+      <w:hyperlink w:anchor="_Toc100022" w:history="1">
+        <w:r>
+          <w:rPr>
+            <w:b/>
+          </w:rPr>
+          <w:t xml:space="preserve">9. Operations</w:t>
+        </w:r>
+        <w:r>
+          <w:rPr>
+            <w:b/>
+          </w:rPr>
+          <w:tab/>
+        </w:r>
+        <w:r>
+          <w:rPr>
+            <w:b/>
+          </w:rPr>
+          <w:fldChar w:fldCharType="begin"/>
+        </w:r>
+        <w:r>
+          <w:rPr>
+            <w:b/>
+          </w:rPr>
+          <w:instrText xml:space="preserve"> PAGEREF _Toc100022 \h </w:instrText>
+        </w:r>
+        <w:r>
+          <w:rPr>
+            <w:b/>
+          </w:rPr>
+          <w:fldChar w:fldCharType="separate"/>
+        </w:r>
+        <w:r>
+          <w:rPr>
+            <w:b/>
+          </w:rPr>
+          <w:t xml:space="preserve">12</w:t>
+        </w:r>
+        <w:r>
+          <w:rPr>
+            <w:b/>
+          </w:rPr>
+          <w:fldChar w:fldCharType="end"/>
+        </w:r>
+      </w:hyperlink>
+    </w:p>
+    <w:p>
+      <w:pPr>
+        <w:tabs>
+          <w:tab w:pos="9360" w:val="right" w:leader="dot"/>
+        </w:tabs>
+        <w:spacing w:after="80" w:before="120"/>
+        <w:ind w:left="0"/>
+      </w:pPr>
+      <w:hyperlink w:anchor="_Toc100023" w:history="1">
+        <w:r>
+          <w:rPr>
+            <w:b/>
+          </w:rPr>
+          <w:t xml:space="preserve">10. Limitations and possible next steps</w:t>
+        </w:r>
+        <w:r>
+          <w:rPr>
+            <w:b/>
+          </w:rPr>
+          <w:tab/>
+        </w:r>
+        <w:r>
+          <w:rPr>
+            <w:b/>
+          </w:rPr>
+          <w:fldChar w:fldCharType="begin"/>
+        </w:r>
+        <w:r>
+          <w:rPr>
+            <w:b/>
+          </w:rPr>
+          <w:instrText xml:space="preserve"> PAGEREF _Toc100023 \h </w:instrText>
+        </w:r>
+        <w:r>
+          <w:rPr>
+            <w:b/>
+          </w:rPr>
+          <w:fldChar w:fldCharType="separate"/>
+        </w:r>
+        <w:r>
+          <w:rPr>
+            <w:b/>
+          </w:rPr>
+          <w:t xml:space="preserve">12</w:t>
+        </w:r>
+        <w:r>
+          <w:rPr>
+            <w:b/>
+          </w:rPr>
+          <w:fldChar w:fldCharType="end"/>
+        </w:r>
+      </w:hyperlink>
       <w:r>
         <w:fldChar w:fldCharType="end"/>
       </w:r>
@@ -1132,7 +1196,7 @@
           <w:rFonts w:eastAsia="Consolas" w:ascii="Consolas" w:hAnsi="Consolas"/>
           <w:sz w:val="18"/>
         </w:rPr>
-        <w:t>Remote servers / users</w:t>
+        <w:t xml:space="preserve">Remote servers / users</w:t>
         <w:br/>
         <w:t xml:space="preserve">          |</w:t>
         <w:br/>
@@ -1147,6 +1211,8 @@
         <w:t xml:space="preserve">  |  - HTTP reverse proxy      - TCP relay (SFTP)     |</w:t>
         <w:br/>
         <w:t xml:space="preserve">  |  - TCP relay (FTP, passive) - HTTP proxy (WebDAV) |</w:t>
+        <w:br/>
+        <w:t xml:space="preserve">  |  - web UI (/mlw/)                                 |</w:t>
         <w:br/>
         <w:t xml:space="preserve">  +--------------------------------------------------+</w:t>
         <w:br/>
@@ -1168,6 +1234,7 @@
         <w:br/>
         <w:t xml:space="preserve">                           (database, host keys, state)</w:t>
         <w:br/>
+        <w:t xml:space="preserve"/>
         <w:br/>
         <w:t xml:space="preserve">  [ ] = optional, disabled by default</w:t>
       </w:r>
@@ -1346,80 +1413,24 @@
     </w:p>
     <w:p>
       <w:pPr>
-        <w:pStyle w:val="Heading1"/>
+        <w:pStyle w:val="Heading2"/>
         <w:rPr/>
       </w:pPr>
       <w:bookmarkStart w:id="905" w:name="_Toc100005"/>
       <w:r>
         <w:rPr/>
-        <w:t>4. How traffic flows</w:t>
+        <w:t>3.3 Web UI (/mlw/)</w:t>
       </w:r>
       <w:bookmarkEnd w:id="905"/>
     </w:p>
     <w:p>
       <w:pPr>
-        <w:pStyle w:val="Heading2"/>
-        <w:rPr/>
-      </w:pPr>
-      <w:bookmarkStart w:id="906" w:name="_Toc100006"/>
+        <w:pStyle w:val="Normal"/>
+        <w:rPr/>
+      </w:pPr>
       <w:r>
         <w:rPr/>
-        <w:t>4.1 Web and REST API</w:t>
-      </w:r>
-      <w:bookmarkEnd w:id="906"/>
-    </w:p>
-    <w:p>
-      <w:pPr>
-        <w:pStyle w:val="Normal"/>
-        <w:rPr/>
-      </w:pPr>
-      <w:r>
-        <w:rPr/>
-        <w:t>A browser or API client connects to port 8380. The gateway forwards the request to sftpgo:8080 and returns the response. Admin login, user management and the WebClient all work through this path.</w:t>
-      </w:r>
-    </w:p>
-    <w:p>
-      <w:pPr>
-        <w:pStyle w:val="Heading2"/>
-        <w:rPr/>
-      </w:pPr>
-      <w:bookmarkStart w:id="907" w:name="_Toc100007"/>
-      <w:r>
-        <w:rPr/>
-        <w:t>4.2 SFTP</w:t>
-      </w:r>
-      <w:bookmarkEnd w:id="907"/>
-    </w:p>
-    <w:p>
-      <w:pPr>
-        <w:pStyle w:val="Normal"/>
-        <w:rPr/>
-      </w:pPr>
-      <w:r>
-        <w:rPr/>
-        <w:t>A remote server runs an SFTP client against port 2222 (for example sftp -P 2222 user@gateway). The gateway relays the TCP stream to sftpgo:2022. SFTPGo performs the SSH handshake, authenticates the user and serves files from that user's home directory.</w:t>
-      </w:r>
-    </w:p>
-    <w:p>
-      <w:pPr>
-        <w:pStyle w:val="Heading2"/>
-        <w:rPr/>
-      </w:pPr>
-      <w:bookmarkStart w:id="908" w:name="_Toc100008"/>
-      <w:r>
-        <w:rPr/>
-        <w:t>4.3 FTP (optional)</w:t>
-      </w:r>
-      <w:bookmarkEnd w:id="908"/>
-    </w:p>
-    <w:p>
-      <w:pPr>
-        <w:pStyle w:val="Normal"/>
-        <w:rPr/>
-      </w:pPr>
-      <w:r>
-        <w:rPr/>
-        <w:t>FTP uses a control connection plus separate data connections. In passive mode, SFTPGo tells the client which address and port to use for each transfer. For this to work through the gateway:</w:t>
+        <w:t>The gateway serves a small mlw-storage web UI on the HTTP port, and requests for / are redirected to it. It has two pages. The sign-in page (/mlw/login) takes the SFTPGo administrator credentials. The Dashboard (/mlw/dashboard) is the page shown after signing in: a table of the SFTPGo users (Username, Status, Last login, Description), shown 20 users per table with left and right arrows and a range label such as 1..20 to move between tables, and a button that opens the SFTPGo administration console. An account icon at the top right shows the signed-in name and opens a menu with Logout.</w:t>
       </w:r>
     </w:p>
     <w:p>
@@ -1432,8 +1443,14 @@
         <w:rPr/>
       </w:pPr>
       <w:r>
-        <w:rPr/>
-        <w:t>The control connection on port 2121 is relayed to sftpgo:2121.</w:t>
+        <w:rPr>
+          <w:b/>
+        </w:rPr>
+        <w:t xml:space="preserve">Sign-in.</w:t>
+      </w:r>
+      <w:r>
+        <w:rPr/>
+        <w:t xml:space="preserve"> The gateway checks the credentials with SFTPGo (GET /api/v2/token) and keeps the returned API token on the server. The browser only receives a session cookie (mlw_session: random value, HttpOnly, SameSite=Strict, Secure behind HTTPS). The session ends when the SFTPGo token expires (20 minutes by default), at Logout, or when the gateway restarts, because sessions are held in memory.</w:t>
       </w:r>
     </w:p>
     <w:p>
@@ -1446,8 +1463,14 @@
         <w:rPr/>
       </w:pPr>
       <w:r>
-        <w:rPr/>
-        <w:t>SFTPGo is configured with the passive port range 50000-50009 and advertises FTP_PASSIVE_IP, the address clients use to reach the gateway, so data connections come to the gateway rather than to the container.</w:t>
+        <w:rPr>
+          <w:b/>
+        </w:rPr>
+        <w:t xml:space="preserve">Dashboard data.</w:t>
+      </w:r>
+      <w:r>
+        <w:rPr/>
+        <w:t xml:space="preserve"> The user list is read from SFTPGo (GET /api/v2/users, paged) with the session's token and rendered on the server, with all values HTML-escaped. For users created by Keycloak login the Description holds the name and e-mail, so an administrator can tell whose directory a user id is.</w:t>
       </w:r>
     </w:p>
     <w:p>
@@ -1460,6 +1483,172 @@
         <w:rPr/>
       </w:pPr>
       <w:r>
+        <w:rPr>
+          <w:b/>
+        </w:rPr>
+        <w:t xml:space="preserve">Protections.</w:t>
+      </w:r>
+      <w:r>
+        <w:rPr/>
+        <w:t xml:space="preserve"> State-changing requests (sign-in, logout) must come from the same site (Sec-Fetch-Site, or an Origin or Referer naming this host). After 10 failed sign-ins from one address within 5 minutes, further attempts are refused. Pages are sent with Cache-Control: no-store and a Content-Security-Policy that allows no scripts except the one that closes the account menu and switches between tables, matched by hash.</w:t>
+      </w:r>
+    </w:p>
+    <w:p>
+      <w:pPr>
+        <w:pStyle w:val="ListBullet"/>
+        <w:numPr>
+          <w:ilvl w:val="0"/>
+          <w:numId w:val="1"/>
+        </w:numPr>
+        <w:rPr/>
+      </w:pPr>
+      <w:r>
+        <w:rPr>
+          <w:b/>
+        </w:rPr>
+        <w:t xml:space="preserve">SFTPGo console.</w:t>
+      </w:r>
+      <w:r>
+        <w:rPr/>
+        <w:t xml:space="preserve"> The Dashboard button opens SFTPGo's own admin console at /web/admin/, which keeps its separate sign-in. So an administrator can get back, the gateway adds a "mlw-storage Dashboard" button to SFTPGo's admin HTML pages (including its sign-in page) as they pass through. Other responses are not modified.</w:t>
+      </w:r>
+    </w:p>
+    <w:p>
+      <w:pPr>
+        <w:pStyle w:val="ListBullet"/>
+        <w:numPr>
+          <w:ilvl w:val="0"/>
+          <w:numId w:val="1"/>
+        </w:numPr>
+        <w:rPr/>
+      </w:pPr>
+      <w:r>
+        <w:rPr>
+          <w:b/>
+        </w:rPr>
+        <w:t xml:space="preserve">Switching off.</w:t>
+      </w:r>
+      <w:r>
+        <w:rPr/>
+        <w:t xml:space="preserve"> PROXY_UI=false removes the UI: / then goes to SFTPGo as before and nothing is injected.</w:t>
+      </w:r>
+    </w:p>
+    <w:p>
+      <w:pPr>
+        <w:pStyle w:val="Heading1"/>
+        <w:rPr/>
+      </w:pPr>
+      <w:bookmarkStart w:id="906" w:name="_Toc100006"/>
+      <w:r>
+        <w:rPr/>
+        <w:t>4. How traffic flows</w:t>
+      </w:r>
+      <w:bookmarkEnd w:id="906"/>
+    </w:p>
+    <w:p>
+      <w:pPr>
+        <w:pStyle w:val="Heading2"/>
+        <w:rPr/>
+      </w:pPr>
+      <w:bookmarkStart w:id="907" w:name="_Toc100007"/>
+      <w:r>
+        <w:rPr/>
+        <w:t>4.1 Web and REST API</w:t>
+      </w:r>
+      <w:bookmarkEnd w:id="907"/>
+    </w:p>
+    <w:p>
+      <w:pPr>
+        <w:pStyle w:val="Normal"/>
+        <w:rPr/>
+      </w:pPr>
+      <w:r>
+        <w:rPr/>
+        <w:t>A browser or API client connects to port 8380. The gateway forwards the request to sftpgo:8080 and returns the response. Admin login, user management and the WebClient all work through this path.</w:t>
+      </w:r>
+    </w:p>
+    <w:p>
+      <w:pPr>
+        <w:pStyle w:val="Heading2"/>
+        <w:rPr/>
+      </w:pPr>
+      <w:bookmarkStart w:id="908" w:name="_Toc100008"/>
+      <w:r>
+        <w:rPr/>
+        <w:t>4.2 SFTP</w:t>
+      </w:r>
+      <w:bookmarkEnd w:id="908"/>
+    </w:p>
+    <w:p>
+      <w:pPr>
+        <w:pStyle w:val="Normal"/>
+        <w:rPr/>
+      </w:pPr>
+      <w:r>
+        <w:rPr/>
+        <w:t>A remote server runs an SFTP client against port 2222 (for example sftp -P 2222 user@gateway). The gateway relays the TCP stream to sftpgo:2022. SFTPGo performs the SSH handshake, authenticates the user and serves files from that user's home directory.</w:t>
+      </w:r>
+    </w:p>
+    <w:p>
+      <w:pPr>
+        <w:pStyle w:val="Heading2"/>
+        <w:rPr/>
+      </w:pPr>
+      <w:bookmarkStart w:id="909" w:name="_Toc100009"/>
+      <w:r>
+        <w:rPr/>
+        <w:t>4.3 FTP (optional)</w:t>
+      </w:r>
+      <w:bookmarkEnd w:id="909"/>
+    </w:p>
+    <w:p>
+      <w:pPr>
+        <w:pStyle w:val="Normal"/>
+        <w:rPr/>
+      </w:pPr>
+      <w:r>
+        <w:rPr/>
+        <w:t>FTP uses a control connection plus separate data connections. In passive mode, SFTPGo tells the client which address and port to use for each transfer. For this to work through the gateway:</w:t>
+      </w:r>
+    </w:p>
+    <w:p>
+      <w:pPr>
+        <w:pStyle w:val="ListBullet"/>
+        <w:numPr>
+          <w:ilvl w:val="0"/>
+          <w:numId w:val="1"/>
+        </w:numPr>
+        <w:rPr/>
+      </w:pPr>
+      <w:r>
+        <w:rPr/>
+        <w:t>The control connection on port 2121 is relayed to sftpgo:2121.</w:t>
+      </w:r>
+    </w:p>
+    <w:p>
+      <w:pPr>
+        <w:pStyle w:val="ListBullet"/>
+        <w:numPr>
+          <w:ilvl w:val="0"/>
+          <w:numId w:val="1"/>
+        </w:numPr>
+        <w:rPr/>
+      </w:pPr>
+      <w:r>
+        <w:rPr/>
+        <w:t>SFTPGo is configured with the passive port range 50000-50009 and advertises FTP_PASSIVE_IP, the address clients use to reach the gateway, so data connections come to the gateway rather than to the container.</w:t>
+      </w:r>
+    </w:p>
+    <w:p>
+      <w:pPr>
+        <w:pStyle w:val="ListBullet"/>
+        <w:numPr>
+          <w:ilvl w:val="0"/>
+          <w:numId w:val="1"/>
+        </w:numPr>
+        <w:rPr/>
+      </w:pPr>
+      <w:r>
         <w:rPr/>
         <w:t>The gateway listens on each port in 50000-50009 and relays it to the same port on SFTPGo.</w:t>
       </w:r>
@@ -1479,12 +1668,12 @@
         <w:pStyle w:val="Heading2"/>
         <w:rPr/>
       </w:pPr>
-      <w:bookmarkStart w:id="909" w:name="_Toc100009"/>
+      <w:bookmarkStart w:id="910" w:name="_Toc100010"/>
       <w:r>
         <w:rPr/>
         <w:t>4.4 WebDAV (optional)</w:t>
       </w:r>
-      <w:bookmarkEnd w:id="909"/>
+      <w:bookmarkEnd w:id="910"/>
     </w:p>
     <w:p>
       <w:pPr>
@@ -1501,12 +1690,12 @@
         <w:pStyle w:val="Heading2"/>
         <w:rPr/>
       </w:pPr>
-      <w:bookmarkStart w:id="910" w:name="_Toc100010"/>
+      <w:bookmarkStart w:id="911" w:name="_Toc100011"/>
       <w:r>
         <w:rPr/>
         <w:t>4.5 Keycloak token login (optional)</w:t>
       </w:r>
-      <w:bookmarkEnd w:id="910"/>
+      <w:bookmarkEnd w:id="911"/>
     </w:p>
     <w:p>
       <w:pPr>
@@ -1636,12 +1825,12 @@
         <w:pStyle w:val="Heading2"/>
         <w:rPr/>
       </w:pPr>
-      <w:bookmarkStart w:id="911" w:name="_Toc100011"/>
+      <w:bookmarkStart w:id="912" w:name="_Toc100012"/>
       <w:r>
         <w:rPr/>
         <w:t>4.6 Choosing the directory a user can open</w:t>
       </w:r>
-      <w:bookmarkEnd w:id="911"/>
+      <w:bookmarkEnd w:id="912"/>
     </w:p>
     <w:p>
       <w:pPr>
@@ -2059,15 +2248,37 @@
     </w:p>
     <w:p>
       <w:pPr>
+        <w:pStyle w:val="Heading2"/>
+        <w:rPr/>
+      </w:pPr>
+      <w:bookmarkStart w:id="913" w:name="_Toc100013"/>
+      <w:r>
+        <w:rPr/>
+        <w:t>4.7 mlw-storage web UI sign-in</w:t>
+      </w:r>
+      <w:bookmarkEnd w:id="913"/>
+    </w:p>
+    <w:p>
+      <w:pPr>
+        <w:pStyle w:val="Normal"/>
+        <w:rPr/>
+      </w:pPr>
+      <w:r>
+        <w:rPr/>
+        <w:t xml:space="preserve">A browser opens http://host:8380/ and is redirected to /mlw/login. The form is posted to the gateway, which calls SFTPGo's token endpoint with the credentials. On success the gateway creates a session, sets the cookie and redirects to /mlw/dashboard. Each Dashboard request then reads the user list from SFTPGo with the stored token. If SFTPGo reports the token invalid, the session is dropped and the browser is sent back to the sign-in page. The Keycloak token login and the storage API (4.5, 4.6) are separate and do not use these sessions.</w:t>
+      </w:r>
+    </w:p>
+    <w:p>
+      <w:pPr>
         <w:pStyle w:val="Heading1"/>
         <w:rPr/>
       </w:pPr>
-      <w:bookmarkStart w:id="912" w:name="_Toc100012"/>
+      <w:bookmarkStart w:id="914" w:name="_Toc100014"/>
       <w:r>
         <w:rPr/>
         <w:t>5. Ports</w:t>
       </w:r>
-      <w:bookmarkEnd w:id="912"/>
+      <w:bookmarkEnd w:id="914"/>
     </w:p>
     <w:tbl>
       <w:tblPr>
@@ -2279,7 +2490,7 @@
                 <w:szCs w:val="22"/>
                 <w:lang w:val="en-US" w:eastAsia="en-US" w:bidi="ar-SA"/>
               </w:rPr>
-              <w:t>HTTP (web admin, WebClient, REST API)</w:t>
+              <w:t>HTTP (mlw-storage web UI, SFTPGo web admin, WebClient, REST API)</w:t>
             </w:r>
           </w:p>
         </w:tc>
@@ -2861,1607 +3072,13 @@
         <w:pStyle w:val="Heading1"/>
         <w:rPr/>
       </w:pPr>
-      <w:bookmarkStart w:id="913" w:name="_Toc100013"/>
-      <w:r>
-        <w:rPr/>
-        <w:t>6. Configuration</w:t>
-      </w:r>
-      <w:bookmarkEnd w:id="913"/>
-    </w:p>
-    <w:p>
-      <w:pPr>
-        <w:pStyle w:val="Heading2"/>
-        <w:rPr/>
-      </w:pPr>
-      <w:bookmarkStart w:id="914" w:name="_Toc100014"/>
-      <w:r>
-        <w:rPr/>
-        <w:t>6.1 Operator settings (.env)</w:t>
-      </w:r>
-      <w:bookmarkEnd w:id="914"/>
-    </w:p>
-    <w:tbl>
-      <w:tblPr>
-        <w:tblStyle w:val="TableGrid"/>
-        <w:tblW w:w="9360" w:type="dxa"/>
-        <w:jc w:val="left"/>
-        <w:tblInd w:w="0" w:type="dxa"/>
-        <w:tblLayout w:type="fixed"/>
-        <w:tblCellMar>
-          <w:top w:w="0" w:type="dxa"/>
-          <w:left w:w="108" w:type="dxa"/>
-          <w:bottom w:w="0" w:type="dxa"/>
-          <w:right w:w="108" w:type="dxa"/>
-        </w:tblCellMar>
-        <w:tblLook w:val="04a0" w:noHBand="0" w:noVBand="1" w:firstColumn="1" w:lastRow="0" w:lastColumn="0" w:firstRow="1"/>
-      </w:tblPr>
-      <w:tblGrid>
-        <w:gridCol w:w="3120"/>
-        <w:gridCol w:w="3120"/>
-        <w:gridCol w:w="3120"/>
-      </w:tblGrid>
-      <w:tr>
-        <w:trPr/>
-        <w:tc>
-          <w:tcPr>
-            <w:tcW w:w="3120" w:type="dxa"/>
-            <w:tcBorders/>
-            <w:shd w:color="auto" w:fill="DCE6F1" w:val="clear"/>
-          </w:tcPr>
-          <w:p>
-            <w:pPr>
-              <w:pStyle w:val="Normal"/>
-              <w:widowControl/>
-              <w:spacing w:lineRule="auto" w:line="240" w:before="0" w:after="40"/>
-              <w:jc w:val="left"/>
-              <w:rPr>
-                <w:rFonts w:eastAsia="ＭＳ 明朝" w:cs=""/>
-                <w:kern w:val="0"/>
-                <w:szCs w:val="22"/>
-                <w:lang w:val="en-US" w:eastAsia="en-US" w:bidi="ar-SA"/>
-              </w:rPr>
-            </w:pPr>
-            <w:r>
-              <w:rPr>
-                <w:rFonts w:eastAsia="ＭＳ 明朝" w:cs=""/>
-                <w:b/>
-                <w:kern w:val="0"/>
-                <w:sz w:val="20"/>
-                <w:szCs w:val="22"/>
-                <w:lang w:val="en-US" w:eastAsia="en-US" w:bidi="ar-SA"/>
-              </w:rPr>
-              <w:t>Variable</w:t>
-            </w:r>
-          </w:p>
-        </w:tc>
-        <w:tc>
-          <w:tcPr>
-            <w:tcW w:w="3120" w:type="dxa"/>
-            <w:tcBorders/>
-            <w:shd w:color="auto" w:fill="DCE6F1" w:val="clear"/>
-          </w:tcPr>
-          <w:p>
-            <w:pPr>
-              <w:pStyle w:val="Normal"/>
-              <w:widowControl/>
-              <w:spacing w:lineRule="auto" w:line="240" w:before="0" w:after="40"/>
-              <w:jc w:val="left"/>
-              <w:rPr>
-                <w:rFonts w:eastAsia="ＭＳ 明朝" w:cs=""/>
-                <w:kern w:val="0"/>
-                <w:szCs w:val="22"/>
-                <w:lang w:val="en-US" w:eastAsia="en-US" w:bidi="ar-SA"/>
-              </w:rPr>
-            </w:pPr>
-            <w:r>
-              <w:rPr>
-                <w:rFonts w:eastAsia="ＭＳ 明朝" w:cs=""/>
-                <w:b/>
-                <w:kern w:val="0"/>
-                <w:sz w:val="20"/>
-                <w:szCs w:val="22"/>
-                <w:lang w:val="en-US" w:eastAsia="en-US" w:bidi="ar-SA"/>
-              </w:rPr>
-              <w:t>Default</w:t>
-            </w:r>
-          </w:p>
-        </w:tc>
-        <w:tc>
-          <w:tcPr>
-            <w:tcW w:w="3120" w:type="dxa"/>
-            <w:tcBorders/>
-            <w:shd w:color="auto" w:fill="DCE6F1" w:val="clear"/>
-          </w:tcPr>
-          <w:p>
-            <w:pPr>
-              <w:pStyle w:val="Normal"/>
-              <w:widowControl/>
-              <w:spacing w:lineRule="auto" w:line="240" w:before="0" w:after="40"/>
-              <w:jc w:val="left"/>
-              <w:rPr>
-                <w:rFonts w:eastAsia="ＭＳ 明朝" w:cs=""/>
-                <w:kern w:val="0"/>
-                <w:szCs w:val="22"/>
-                <w:lang w:val="en-US" w:eastAsia="en-US" w:bidi="ar-SA"/>
-              </w:rPr>
-            </w:pPr>
-            <w:r>
-              <w:rPr>
-                <w:rFonts w:eastAsia="ＭＳ 明朝" w:cs=""/>
-                <w:b/>
-                <w:kern w:val="0"/>
-                <w:sz w:val="20"/>
-                <w:szCs w:val="22"/>
-                <w:lang w:val="en-US" w:eastAsia="en-US" w:bidi="ar-SA"/>
-              </w:rPr>
-              <w:t>Purpose</w:t>
-            </w:r>
-          </w:p>
-        </w:tc>
-      </w:tr>
-      <w:tr>
-        <w:trPr/>
-        <w:tc>
-          <w:tcPr>
-            <w:tcW w:w="3120" w:type="dxa"/>
-            <w:tcBorders/>
-          </w:tcPr>
-          <w:p>
-            <w:pPr>
-              <w:pStyle w:val="Normal"/>
-              <w:widowControl/>
-              <w:spacing w:lineRule="auto" w:line="240" w:before="0" w:after="40"/>
-              <w:jc w:val="left"/>
-              <w:rPr>
-                <w:rFonts w:eastAsia="ＭＳ 明朝" w:cs=""/>
-                <w:kern w:val="0"/>
-                <w:szCs w:val="22"/>
-                <w:lang w:val="en-US" w:eastAsia="en-US" w:bidi="ar-SA"/>
-              </w:rPr>
-            </w:pPr>
-            <w:r>
-              <w:rPr>
-                <w:rFonts w:eastAsia="ＭＳ 明朝" w:cs=""/>
-                <w:kern w:val="0"/>
-                <w:sz w:val="20"/>
-                <w:szCs w:val="22"/>
-                <w:lang w:val="en-US" w:eastAsia="en-US" w:bidi="ar-SA"/>
-              </w:rPr>
-              <w:t>SFTPGO_ADMIN_PASSWORD</w:t>
-            </w:r>
-          </w:p>
-        </w:tc>
-        <w:tc>
-          <w:tcPr>
-            <w:tcW w:w="3120" w:type="dxa"/>
-            <w:tcBorders/>
-          </w:tcPr>
-          <w:p>
-            <w:pPr>
-              <w:pStyle w:val="Normal"/>
-              <w:widowControl/>
-              <w:spacing w:lineRule="auto" w:line="240" w:before="0" w:after="40"/>
-              <w:jc w:val="left"/>
-              <w:rPr>
-                <w:rFonts w:eastAsia="ＭＳ 明朝" w:cs=""/>
-                <w:kern w:val="0"/>
-                <w:szCs w:val="22"/>
-                <w:lang w:val="en-US" w:eastAsia="en-US" w:bidi="ar-SA"/>
-              </w:rPr>
-            </w:pPr>
-            <w:r>
-              <w:rPr>
-                <w:rFonts w:eastAsia="ＭＳ 明朝" w:cs=""/>
-                <w:kern w:val="0"/>
-                <w:sz w:val="20"/>
-                <w:szCs w:val="22"/>
-                <w:lang w:val="en-US" w:eastAsia="en-US" w:bidi="ar-SA"/>
-              </w:rPr>
-              <w:t>(required)</w:t>
-            </w:r>
-          </w:p>
-        </w:tc>
-        <w:tc>
-          <w:tcPr>
-            <w:tcW w:w="3120" w:type="dxa"/>
-            <w:tcBorders/>
-          </w:tcPr>
-          <w:p>
-            <w:pPr>
-              <w:pStyle w:val="Normal"/>
-              <w:widowControl/>
-              <w:spacing w:lineRule="auto" w:line="240" w:before="0" w:after="40"/>
-              <w:jc w:val="left"/>
-              <w:rPr>
-                <w:rFonts w:eastAsia="ＭＳ 明朝" w:cs=""/>
-                <w:kern w:val="0"/>
-                <w:szCs w:val="22"/>
-                <w:lang w:val="en-US" w:eastAsia="en-US" w:bidi="ar-SA"/>
-              </w:rPr>
-            </w:pPr>
-            <w:r>
-              <w:rPr>
-                <w:rFonts w:eastAsia="ＭＳ 明朝" w:cs=""/>
-                <w:kern w:val="0"/>
-                <w:sz w:val="20"/>
-                <w:szCs w:val="22"/>
-                <w:lang w:val="en-US" w:eastAsia="en-US" w:bidi="ar-SA"/>
-              </w:rPr>
-              <w:t>Password of the initial admin account</w:t>
-            </w:r>
-          </w:p>
-        </w:tc>
-      </w:tr>
-      <w:tr>
-        <w:trPr/>
-        <w:tc>
-          <w:tcPr>
-            <w:tcW w:w="3120" w:type="dxa"/>
-            <w:tcBorders/>
-          </w:tcPr>
-          <w:p>
-            <w:pPr>
-              <w:pStyle w:val="Normal"/>
-              <w:widowControl/>
-              <w:spacing w:lineRule="auto" w:line="240" w:before="0" w:after="40"/>
-              <w:jc w:val="left"/>
-              <w:rPr>
-                <w:rFonts w:eastAsia="ＭＳ 明朝" w:cs=""/>
-                <w:kern w:val="0"/>
-                <w:szCs w:val="22"/>
-                <w:lang w:val="en-US" w:eastAsia="en-US" w:bidi="ar-SA"/>
-              </w:rPr>
-            </w:pPr>
-            <w:r>
-              <w:rPr>
-                <w:rFonts w:eastAsia="ＭＳ 明朝" w:cs=""/>
-                <w:kern w:val="0"/>
-                <w:sz w:val="20"/>
-                <w:szCs w:val="22"/>
-                <w:lang w:val="en-US" w:eastAsia="en-US" w:bidi="ar-SA"/>
-              </w:rPr>
-              <w:t>SFTPGO_ADMIN_USER</w:t>
-            </w:r>
-          </w:p>
-        </w:tc>
-        <w:tc>
-          <w:tcPr>
-            <w:tcW w:w="3120" w:type="dxa"/>
-            <w:tcBorders/>
-          </w:tcPr>
-          <w:p>
-            <w:pPr>
-              <w:pStyle w:val="Normal"/>
-              <w:widowControl/>
-              <w:spacing w:lineRule="auto" w:line="240" w:before="0" w:after="40"/>
-              <w:jc w:val="left"/>
-              <w:rPr>
-                <w:rFonts w:eastAsia="ＭＳ 明朝" w:cs=""/>
-                <w:kern w:val="0"/>
-                <w:szCs w:val="22"/>
-                <w:lang w:val="en-US" w:eastAsia="en-US" w:bidi="ar-SA"/>
-              </w:rPr>
-            </w:pPr>
-            <w:r>
-              <w:rPr>
-                <w:rFonts w:eastAsia="ＭＳ 明朝" w:cs=""/>
-                <w:kern w:val="0"/>
-                <w:sz w:val="20"/>
-                <w:szCs w:val="22"/>
-                <w:lang w:val="en-US" w:eastAsia="en-US" w:bidi="ar-SA"/>
-              </w:rPr>
-              <w:t>admin</w:t>
-            </w:r>
-          </w:p>
-        </w:tc>
-        <w:tc>
-          <w:tcPr>
-            <w:tcW w:w="3120" w:type="dxa"/>
-            <w:tcBorders/>
-          </w:tcPr>
-          <w:p>
-            <w:pPr>
-              <w:pStyle w:val="Normal"/>
-              <w:widowControl/>
-              <w:spacing w:lineRule="auto" w:line="240" w:before="0" w:after="40"/>
-              <w:jc w:val="left"/>
-              <w:rPr>
-                <w:rFonts w:eastAsia="ＭＳ 明朝" w:cs=""/>
-                <w:kern w:val="0"/>
-                <w:szCs w:val="22"/>
-                <w:lang w:val="en-US" w:eastAsia="en-US" w:bidi="ar-SA"/>
-              </w:rPr>
-            </w:pPr>
-            <w:r>
-              <w:rPr>
-                <w:rFonts w:eastAsia="ＭＳ 明朝" w:cs=""/>
-                <w:kern w:val="0"/>
-                <w:sz w:val="20"/>
-                <w:szCs w:val="22"/>
-                <w:lang w:val="en-US" w:eastAsia="en-US" w:bidi="ar-SA"/>
-              </w:rPr>
-              <w:t>Username of the initial admin account</w:t>
-            </w:r>
-          </w:p>
-        </w:tc>
-      </w:tr>
-      <w:tr>
-        <w:trPr/>
-        <w:tc>
-          <w:tcPr>
-            <w:tcW w:w="3120" w:type="dxa"/>
-            <w:tcBorders/>
-          </w:tcPr>
-          <w:p>
-            <w:pPr>
-              <w:pStyle w:val="Normal"/>
-              <w:widowControl/>
-              <w:spacing w:lineRule="auto" w:line="240" w:before="0" w:after="40"/>
-              <w:jc w:val="left"/>
-              <w:rPr>
-                <w:rFonts w:eastAsia="ＭＳ 明朝" w:cs=""/>
-                <w:kern w:val="0"/>
-                <w:szCs w:val="22"/>
-                <w:lang w:val="en-US" w:eastAsia="en-US" w:bidi="ar-SA"/>
-              </w:rPr>
-            </w:pPr>
-            <w:r>
-              <w:rPr>
-                <w:rFonts w:eastAsia="ＭＳ 明朝" w:cs=""/>
-                <w:kern w:val="0"/>
-                <w:sz w:val="20"/>
-                <w:szCs w:val="22"/>
-                <w:lang w:val="en-US" w:eastAsia="en-US" w:bidi="ar-SA"/>
-              </w:rPr>
-              <w:t>FTP_PORT</w:t>
-            </w:r>
-          </w:p>
-        </w:tc>
-        <w:tc>
-          <w:tcPr>
-            <w:tcW w:w="3120" w:type="dxa"/>
-            <w:tcBorders/>
-          </w:tcPr>
-          <w:p>
-            <w:pPr>
-              <w:pStyle w:val="Normal"/>
-              <w:widowControl/>
-              <w:spacing w:lineRule="auto" w:line="240" w:before="0" w:after="40"/>
-              <w:jc w:val="left"/>
-              <w:rPr>
-                <w:rFonts w:eastAsia="ＭＳ 明朝" w:cs=""/>
-                <w:kern w:val="0"/>
-                <w:szCs w:val="22"/>
-                <w:lang w:val="en-US" w:eastAsia="en-US" w:bidi="ar-SA"/>
-              </w:rPr>
-            </w:pPr>
-            <w:r>
-              <w:rPr>
-                <w:rFonts w:eastAsia="ＭＳ 明朝" w:cs=""/>
-                <w:kern w:val="0"/>
-                <w:sz w:val="20"/>
-                <w:szCs w:val="22"/>
-                <w:lang w:val="en-US" w:eastAsia="en-US" w:bidi="ar-SA"/>
-              </w:rPr>
-              <w:t>0 (disabled)</w:t>
-            </w:r>
-          </w:p>
-        </w:tc>
-        <w:tc>
-          <w:tcPr>
-            <w:tcW w:w="3120" w:type="dxa"/>
-            <w:tcBorders/>
-          </w:tcPr>
-          <w:p>
-            <w:pPr>
-              <w:pStyle w:val="Normal"/>
-              <w:widowControl/>
-              <w:spacing w:lineRule="auto" w:line="240" w:before="0" w:after="40"/>
-              <w:jc w:val="left"/>
-              <w:rPr>
-                <w:rFonts w:eastAsia="ＭＳ 明朝" w:cs=""/>
-                <w:kern w:val="0"/>
-                <w:szCs w:val="22"/>
-                <w:lang w:val="en-US" w:eastAsia="en-US" w:bidi="ar-SA"/>
-              </w:rPr>
-            </w:pPr>
-            <w:r>
-              <w:rPr>
-                <w:rFonts w:eastAsia="ＭＳ 明朝" w:cs=""/>
-                <w:kern w:val="0"/>
-                <w:sz w:val="20"/>
-                <w:szCs w:val="22"/>
-                <w:lang w:val="en-US" w:eastAsia="en-US" w:bidi="ar-SA"/>
-              </w:rPr>
-              <w:t>Set to 2121 to enable FTP</w:t>
-            </w:r>
-          </w:p>
-        </w:tc>
-      </w:tr>
-      <w:tr>
-        <w:trPr/>
-        <w:tc>
-          <w:tcPr>
-            <w:tcW w:w="3120" w:type="dxa"/>
-            <w:tcBorders/>
-          </w:tcPr>
-          <w:p>
-            <w:pPr>
-              <w:pStyle w:val="Normal"/>
-              <w:widowControl/>
-              <w:spacing w:lineRule="auto" w:line="240" w:before="0" w:after="40"/>
-              <w:jc w:val="left"/>
-              <w:rPr>
-                <w:rFonts w:eastAsia="ＭＳ 明朝" w:cs=""/>
-                <w:kern w:val="0"/>
-                <w:szCs w:val="22"/>
-                <w:lang w:val="en-US" w:eastAsia="en-US" w:bidi="ar-SA"/>
-              </w:rPr>
-            </w:pPr>
-            <w:r>
-              <w:rPr>
-                <w:rFonts w:eastAsia="ＭＳ 明朝" w:cs=""/>
-                <w:kern w:val="0"/>
-                <w:sz w:val="20"/>
-                <w:szCs w:val="22"/>
-                <w:lang w:val="en-US" w:eastAsia="en-US" w:bidi="ar-SA"/>
-              </w:rPr>
-              <w:t>FTP_PASSIVE_IP</w:t>
-            </w:r>
-          </w:p>
-        </w:tc>
-        <w:tc>
-          <w:tcPr>
-            <w:tcW w:w="3120" w:type="dxa"/>
-            <w:tcBorders/>
-          </w:tcPr>
-          <w:p>
-            <w:pPr>
-              <w:pStyle w:val="Normal"/>
-              <w:widowControl/>
-              <w:spacing w:lineRule="auto" w:line="240" w:before="0" w:after="40"/>
-              <w:jc w:val="left"/>
-              <w:rPr>
-                <w:rFonts w:eastAsia="ＭＳ 明朝" w:cs=""/>
-                <w:kern w:val="0"/>
-                <w:szCs w:val="22"/>
-                <w:lang w:val="en-US" w:eastAsia="en-US" w:bidi="ar-SA"/>
-              </w:rPr>
-            </w:pPr>
-            <w:r>
-              <w:rPr>
-                <w:rFonts w:eastAsia="ＭＳ 明朝" w:cs=""/>
-                <w:kern w:val="0"/>
-                <w:sz w:val="20"/>
-                <w:szCs w:val="22"/>
-                <w:lang w:val="en-US" w:eastAsia="en-US" w:bidi="ar-SA"/>
-              </w:rPr>
-              <w:t>empty</w:t>
-            </w:r>
-          </w:p>
-        </w:tc>
-        <w:tc>
-          <w:tcPr>
-            <w:tcW w:w="3120" w:type="dxa"/>
-            <w:tcBorders/>
-          </w:tcPr>
-          <w:p>
-            <w:pPr>
-              <w:pStyle w:val="Normal"/>
-              <w:widowControl/>
-              <w:spacing w:lineRule="auto" w:line="240" w:before="0" w:after="40"/>
-              <w:jc w:val="left"/>
-              <w:rPr>
-                <w:rFonts w:eastAsia="ＭＳ 明朝" w:cs=""/>
-                <w:kern w:val="0"/>
-                <w:szCs w:val="22"/>
-                <w:lang w:val="en-US" w:eastAsia="en-US" w:bidi="ar-SA"/>
-              </w:rPr>
-            </w:pPr>
-            <w:r>
-              <w:rPr>
-                <w:rFonts w:eastAsia="ＭＳ 明朝" w:cs=""/>
-                <w:kern w:val="0"/>
-                <w:sz w:val="20"/>
-                <w:szCs w:val="22"/>
-                <w:lang w:val="en-US" w:eastAsia="en-US" w:bidi="ar-SA"/>
-              </w:rPr>
-              <w:t>Public address advertised for FTP data connections (required for FTP)</w:t>
-            </w:r>
-          </w:p>
-        </w:tc>
-      </w:tr>
-      <w:tr>
-        <w:trPr/>
-        <w:tc>
-          <w:tcPr>
-            <w:tcW w:w="3120" w:type="dxa"/>
-            <w:tcBorders/>
-          </w:tcPr>
-          <w:p>
-            <w:pPr>
-              <w:pStyle w:val="Normal"/>
-              <w:widowControl/>
-              <w:spacing w:lineRule="auto" w:line="240" w:before="0" w:after="40"/>
-              <w:jc w:val="left"/>
-              <w:rPr>
-                <w:rFonts w:eastAsia="ＭＳ 明朝" w:cs=""/>
-                <w:kern w:val="0"/>
-                <w:szCs w:val="22"/>
-                <w:lang w:val="en-US" w:eastAsia="en-US" w:bidi="ar-SA"/>
-              </w:rPr>
-            </w:pPr>
-            <w:r>
-              <w:rPr>
-                <w:rFonts w:eastAsia="ＭＳ 明朝" w:cs=""/>
-                <w:kern w:val="0"/>
-                <w:sz w:val="20"/>
-                <w:szCs w:val="22"/>
-                <w:lang w:val="en-US" w:eastAsia="en-US" w:bidi="ar-SA"/>
-              </w:rPr>
-              <w:t>WEBDAV_PORT</w:t>
-            </w:r>
-          </w:p>
-        </w:tc>
-        <w:tc>
-          <w:tcPr>
-            <w:tcW w:w="3120" w:type="dxa"/>
-            <w:tcBorders/>
-          </w:tcPr>
-          <w:p>
-            <w:pPr>
-              <w:pStyle w:val="Normal"/>
-              <w:widowControl/>
-              <w:spacing w:lineRule="auto" w:line="240" w:before="0" w:after="40"/>
-              <w:jc w:val="left"/>
-              <w:rPr>
-                <w:rFonts w:eastAsia="ＭＳ 明朝" w:cs=""/>
-                <w:kern w:val="0"/>
-                <w:szCs w:val="22"/>
-                <w:lang w:val="en-US" w:eastAsia="en-US" w:bidi="ar-SA"/>
-              </w:rPr>
-            </w:pPr>
-            <w:r>
-              <w:rPr>
-                <w:rFonts w:eastAsia="ＭＳ 明朝" w:cs=""/>
-                <w:kern w:val="0"/>
-                <w:sz w:val="20"/>
-                <w:szCs w:val="22"/>
-                <w:lang w:val="en-US" w:eastAsia="en-US" w:bidi="ar-SA"/>
-              </w:rPr>
-              <w:t>0 (disabled)</w:t>
-            </w:r>
-          </w:p>
-        </w:tc>
-        <w:tc>
-          <w:tcPr>
-            <w:tcW w:w="3120" w:type="dxa"/>
-            <w:tcBorders/>
-          </w:tcPr>
-          <w:p>
-            <w:pPr>
-              <w:pStyle w:val="Normal"/>
-              <w:widowControl/>
-              <w:spacing w:lineRule="auto" w:line="240" w:before="0" w:after="40"/>
-              <w:jc w:val="left"/>
-              <w:rPr>
-                <w:rFonts w:eastAsia="ＭＳ 明朝" w:cs=""/>
-                <w:kern w:val="0"/>
-                <w:szCs w:val="22"/>
-                <w:lang w:val="en-US" w:eastAsia="en-US" w:bidi="ar-SA"/>
-              </w:rPr>
-            </w:pPr>
-            <w:r>
-              <w:rPr>
-                <w:rFonts w:eastAsia="ＭＳ 明朝" w:cs=""/>
-                <w:kern w:val="0"/>
-                <w:sz w:val="20"/>
-                <w:szCs w:val="22"/>
-                <w:lang w:val="en-US" w:eastAsia="en-US" w:bidi="ar-SA"/>
-              </w:rPr>
-              <w:t>Set to 10080 to enable WebDAV</w:t>
-            </w:r>
-          </w:p>
-        </w:tc>
-      </w:tr>
-    </w:tbl>
-    <w:p>
-      <w:pPr>
-        <w:pStyle w:val="Normal"/>
-        <w:rPr/>
-      </w:pPr>
-      <w:r>
-        <w:rPr/>
-      </w:r>
-    </w:p>
-    <w:p>
-      <w:pPr>
-        <w:pStyle w:val="Normal"/>
-        <w:rPr/>
-      </w:pPr>
-      <w:r>
-        <w:rPr/>
-        <w:t>The .env file is excluded from git. .env.example is the committed template. The initial admin account is only created on first start; afterwards change the password in the web admin.</w:t>
-      </w:r>
-    </w:p>
-    <w:p>
-      <w:pPr>
-        <w:pStyle w:val="Heading2"/>
-        <w:rPr/>
-      </w:pPr>
       <w:bookmarkStart w:id="915" w:name="_Toc100015"/>
       <w:r>
         <w:rPr/>
-        <w:t>6.2 Gateway settings</w:t>
+        <w:t>6. Configuration</w:t>
       </w:r>
       <w:bookmarkEnd w:id="915"/>
     </w:p>
-    <w:tbl>
-      <w:tblPr>
-        <w:tblStyle w:val="TableGrid"/>
-        <w:tblW w:w="9360" w:type="dxa"/>
-        <w:jc w:val="left"/>
-        <w:tblInd w:w="0" w:type="dxa"/>
-        <w:tblLayout w:type="fixed"/>
-        <w:tblCellMar>
-          <w:top w:w="0" w:type="dxa"/>
-          <w:left w:w="108" w:type="dxa"/>
-          <w:bottom w:w="0" w:type="dxa"/>
-          <w:right w:w="108" w:type="dxa"/>
-        </w:tblCellMar>
-        <w:tblLook w:val="04a0" w:noHBand="0" w:noVBand="1" w:firstColumn="1" w:lastRow="0" w:lastColumn="0" w:firstRow="1"/>
-      </w:tblPr>
-      <w:tblGrid>
-        <w:gridCol w:w="3120"/>
-        <w:gridCol w:w="3120"/>
-        <w:gridCol w:w="3120"/>
-      </w:tblGrid>
-      <w:tr>
-        <w:trPr/>
-        <w:tc>
-          <w:tcPr>
-            <w:tcW w:w="3120" w:type="dxa"/>
-            <w:tcBorders/>
-            <w:shd w:color="auto" w:fill="DCE6F1" w:val="clear"/>
-          </w:tcPr>
-          <w:p>
-            <w:pPr>
-              <w:pStyle w:val="Normal"/>
-              <w:widowControl/>
-              <w:spacing w:lineRule="auto" w:line="240" w:before="0" w:after="40"/>
-              <w:jc w:val="left"/>
-              <w:rPr>
-                <w:rFonts w:eastAsia="ＭＳ 明朝" w:cs=""/>
-                <w:kern w:val="0"/>
-                <w:szCs w:val="22"/>
-                <w:lang w:val="en-US" w:eastAsia="en-US" w:bidi="ar-SA"/>
-              </w:rPr>
-            </w:pPr>
-            <w:r>
-              <w:rPr>
-                <w:rFonts w:eastAsia="ＭＳ 明朝" w:cs=""/>
-                <w:b/>
-                <w:kern w:val="0"/>
-                <w:sz w:val="20"/>
-                <w:szCs w:val="22"/>
-                <w:lang w:val="en-US" w:eastAsia="en-US" w:bidi="ar-SA"/>
-              </w:rPr>
-              <w:t>Variable</w:t>
-            </w:r>
-          </w:p>
-        </w:tc>
-        <w:tc>
-          <w:tcPr>
-            <w:tcW w:w="3120" w:type="dxa"/>
-            <w:tcBorders/>
-            <w:shd w:color="auto" w:fill="DCE6F1" w:val="clear"/>
-          </w:tcPr>
-          <w:p>
-            <w:pPr>
-              <w:pStyle w:val="Normal"/>
-              <w:widowControl/>
-              <w:spacing w:lineRule="auto" w:line="240" w:before="0" w:after="40"/>
-              <w:jc w:val="left"/>
-              <w:rPr>
-                <w:rFonts w:eastAsia="ＭＳ 明朝" w:cs=""/>
-                <w:kern w:val="0"/>
-                <w:szCs w:val="22"/>
-                <w:lang w:val="en-US" w:eastAsia="en-US" w:bidi="ar-SA"/>
-              </w:rPr>
-            </w:pPr>
-            <w:r>
-              <w:rPr>
-                <w:rFonts w:eastAsia="ＭＳ 明朝" w:cs=""/>
-                <w:b/>
-                <w:kern w:val="0"/>
-                <w:sz w:val="20"/>
-                <w:szCs w:val="22"/>
-                <w:lang w:val="en-US" w:eastAsia="en-US" w:bidi="ar-SA"/>
-              </w:rPr>
-              <w:t>Default</w:t>
-            </w:r>
-          </w:p>
-        </w:tc>
-        <w:tc>
-          <w:tcPr>
-            <w:tcW w:w="3120" w:type="dxa"/>
-            <w:tcBorders/>
-            <w:shd w:color="auto" w:fill="DCE6F1" w:val="clear"/>
-          </w:tcPr>
-          <w:p>
-            <w:pPr>
-              <w:pStyle w:val="Normal"/>
-              <w:widowControl/>
-              <w:spacing w:lineRule="auto" w:line="240" w:before="0" w:after="40"/>
-              <w:jc w:val="left"/>
-              <w:rPr>
-                <w:rFonts w:eastAsia="ＭＳ 明朝" w:cs=""/>
-                <w:kern w:val="0"/>
-                <w:szCs w:val="22"/>
-                <w:lang w:val="en-US" w:eastAsia="en-US" w:bidi="ar-SA"/>
-              </w:rPr>
-            </w:pPr>
-            <w:r>
-              <w:rPr>
-                <w:rFonts w:eastAsia="ＭＳ 明朝" w:cs=""/>
-                <w:b/>
-                <w:kern w:val="0"/>
-                <w:sz w:val="20"/>
-                <w:szCs w:val="22"/>
-                <w:lang w:val="en-US" w:eastAsia="en-US" w:bidi="ar-SA"/>
-              </w:rPr>
-              <w:t>Meaning</w:t>
-            </w:r>
-          </w:p>
-        </w:tc>
-      </w:tr>
-      <w:tr>
-        <w:trPr/>
-        <w:tc>
-          <w:tcPr>
-            <w:tcW w:w="3120" w:type="dxa"/>
-            <w:tcBorders/>
-          </w:tcPr>
-          <w:p>
-            <w:pPr>
-              <w:pStyle w:val="Normal"/>
-              <w:widowControl/>
-              <w:spacing w:lineRule="auto" w:line="240" w:before="0" w:after="40"/>
-              <w:jc w:val="left"/>
-              <w:rPr>
-                <w:rFonts w:eastAsia="ＭＳ 明朝" w:cs=""/>
-                <w:kern w:val="0"/>
-                <w:szCs w:val="22"/>
-                <w:lang w:val="en-US" w:eastAsia="en-US" w:bidi="ar-SA"/>
-              </w:rPr>
-            </w:pPr>
-            <w:r>
-              <w:rPr>
-                <w:rFonts w:eastAsia="ＭＳ 明朝" w:cs=""/>
-                <w:kern w:val="0"/>
-                <w:sz w:val="20"/>
-                <w:szCs w:val="22"/>
-                <w:lang w:val="en-US" w:eastAsia="en-US" w:bidi="ar-SA"/>
-              </w:rPr>
-              <w:t>PROXY_HTTP_LISTEN</w:t>
-            </w:r>
-          </w:p>
-        </w:tc>
-        <w:tc>
-          <w:tcPr>
-            <w:tcW w:w="3120" w:type="dxa"/>
-            <w:tcBorders/>
-          </w:tcPr>
-          <w:p>
-            <w:pPr>
-              <w:pStyle w:val="Normal"/>
-              <w:widowControl/>
-              <w:spacing w:lineRule="auto" w:line="240" w:before="0" w:after="40"/>
-              <w:jc w:val="left"/>
-              <w:rPr>
-                <w:rFonts w:eastAsia="ＭＳ 明朝" w:cs=""/>
-                <w:kern w:val="0"/>
-                <w:szCs w:val="22"/>
-                <w:lang w:val="en-US" w:eastAsia="en-US" w:bidi="ar-SA"/>
-              </w:rPr>
-            </w:pPr>
-            <w:r>
-              <w:rPr>
-                <w:rFonts w:eastAsia="ＭＳ 明朝" w:cs=""/>
-                <w:kern w:val="0"/>
-                <w:sz w:val="20"/>
-                <w:szCs w:val="22"/>
-                <w:lang w:val="en-US" w:eastAsia="en-US" w:bidi="ar-SA"/>
-              </w:rPr>
-              <w:t>:8000</w:t>
-            </w:r>
-          </w:p>
-        </w:tc>
-        <w:tc>
-          <w:tcPr>
-            <w:tcW w:w="3120" w:type="dxa"/>
-            <w:tcBorders/>
-          </w:tcPr>
-          <w:p>
-            <w:pPr>
-              <w:pStyle w:val="Normal"/>
-              <w:widowControl/>
-              <w:spacing w:lineRule="auto" w:line="240" w:before="0" w:after="40"/>
-              <w:jc w:val="left"/>
-              <w:rPr>
-                <w:rFonts w:eastAsia="ＭＳ 明朝" w:cs=""/>
-                <w:kern w:val="0"/>
-                <w:szCs w:val="22"/>
-                <w:lang w:val="en-US" w:eastAsia="en-US" w:bidi="ar-SA"/>
-              </w:rPr>
-            </w:pPr>
-            <w:r>
-              <w:rPr>
-                <w:rFonts w:eastAsia="ＭＳ 明朝" w:cs=""/>
-                <w:kern w:val="0"/>
-                <w:sz w:val="20"/>
-                <w:szCs w:val="22"/>
-                <w:lang w:val="en-US" w:eastAsia="en-US" w:bidi="ar-SA"/>
-              </w:rPr>
-              <w:t>HTTP listen address</w:t>
-            </w:r>
-          </w:p>
-        </w:tc>
-      </w:tr>
-      <w:tr>
-        <w:trPr/>
-        <w:tc>
-          <w:tcPr>
-            <w:tcW w:w="3120" w:type="dxa"/>
-            <w:tcBorders/>
-          </w:tcPr>
-          <w:p>
-            <w:pPr>
-              <w:pStyle w:val="Normal"/>
-              <w:widowControl/>
-              <w:spacing w:lineRule="auto" w:line="240" w:before="0" w:after="40"/>
-              <w:jc w:val="left"/>
-              <w:rPr>
-                <w:rFonts w:eastAsia="ＭＳ 明朝" w:cs=""/>
-                <w:kern w:val="0"/>
-                <w:szCs w:val="22"/>
-                <w:lang w:val="en-US" w:eastAsia="en-US" w:bidi="ar-SA"/>
-              </w:rPr>
-            </w:pPr>
-            <w:r>
-              <w:rPr>
-                <w:rFonts w:eastAsia="ＭＳ 明朝" w:cs=""/>
-                <w:kern w:val="0"/>
-                <w:sz w:val="20"/>
-                <w:szCs w:val="22"/>
-                <w:lang w:val="en-US" w:eastAsia="en-US" w:bidi="ar-SA"/>
-              </w:rPr>
-              <w:t>PROXY_SFTP_LISTEN</w:t>
-            </w:r>
-          </w:p>
-        </w:tc>
-        <w:tc>
-          <w:tcPr>
-            <w:tcW w:w="3120" w:type="dxa"/>
-            <w:tcBorders/>
-          </w:tcPr>
-          <w:p>
-            <w:pPr>
-              <w:pStyle w:val="Normal"/>
-              <w:widowControl/>
-              <w:spacing w:lineRule="auto" w:line="240" w:before="0" w:after="40"/>
-              <w:jc w:val="left"/>
-              <w:rPr>
-                <w:rFonts w:eastAsia="ＭＳ 明朝" w:cs=""/>
-                <w:kern w:val="0"/>
-                <w:szCs w:val="22"/>
-                <w:lang w:val="en-US" w:eastAsia="en-US" w:bidi="ar-SA"/>
-              </w:rPr>
-            </w:pPr>
-            <w:r>
-              <w:rPr>
-                <w:rFonts w:eastAsia="ＭＳ 明朝" w:cs=""/>
-                <w:kern w:val="0"/>
-                <w:sz w:val="20"/>
-                <w:szCs w:val="22"/>
-                <w:lang w:val="en-US" w:eastAsia="en-US" w:bidi="ar-SA"/>
-              </w:rPr>
-              <w:t>:2222</w:t>
-            </w:r>
-          </w:p>
-        </w:tc>
-        <w:tc>
-          <w:tcPr>
-            <w:tcW w:w="3120" w:type="dxa"/>
-            <w:tcBorders/>
-          </w:tcPr>
-          <w:p>
-            <w:pPr>
-              <w:pStyle w:val="Normal"/>
-              <w:widowControl/>
-              <w:spacing w:lineRule="auto" w:line="240" w:before="0" w:after="40"/>
-              <w:jc w:val="left"/>
-              <w:rPr>
-                <w:rFonts w:eastAsia="ＭＳ 明朝" w:cs=""/>
-                <w:kern w:val="0"/>
-                <w:szCs w:val="22"/>
-                <w:lang w:val="en-US" w:eastAsia="en-US" w:bidi="ar-SA"/>
-              </w:rPr>
-            </w:pPr>
-            <w:r>
-              <w:rPr>
-                <w:rFonts w:eastAsia="ＭＳ 明朝" w:cs=""/>
-                <w:kern w:val="0"/>
-                <w:sz w:val="20"/>
-                <w:szCs w:val="22"/>
-                <w:lang w:val="en-US" w:eastAsia="en-US" w:bidi="ar-SA"/>
-              </w:rPr>
-              <w:t>SFTP listen address</w:t>
-            </w:r>
-          </w:p>
-        </w:tc>
-      </w:tr>
-      <w:tr>
-        <w:trPr/>
-        <w:tc>
-          <w:tcPr>
-            <w:tcW w:w="3120" w:type="dxa"/>
-            <w:tcBorders/>
-          </w:tcPr>
-          <w:p>
-            <w:pPr>
-              <w:pStyle w:val="Normal"/>
-              <w:widowControl/>
-              <w:spacing w:lineRule="auto" w:line="240" w:before="0" w:after="40"/>
-              <w:jc w:val="left"/>
-              <w:rPr>
-                <w:rFonts w:eastAsia="ＭＳ 明朝" w:cs=""/>
-                <w:kern w:val="0"/>
-                <w:szCs w:val="22"/>
-                <w:lang w:val="en-US" w:eastAsia="en-US" w:bidi="ar-SA"/>
-              </w:rPr>
-            </w:pPr>
-            <w:r>
-              <w:rPr>
-                <w:rFonts w:eastAsia="ＭＳ 明朝" w:cs=""/>
-                <w:kern w:val="0"/>
-                <w:sz w:val="20"/>
-                <w:szCs w:val="22"/>
-                <w:lang w:val="en-US" w:eastAsia="en-US" w:bidi="ar-SA"/>
-              </w:rPr>
-              <w:t>UPSTREAM_HTTP</w:t>
-            </w:r>
-          </w:p>
-        </w:tc>
-        <w:tc>
-          <w:tcPr>
-            <w:tcW w:w="3120" w:type="dxa"/>
-            <w:tcBorders/>
-          </w:tcPr>
-          <w:p>
-            <w:pPr>
-              <w:pStyle w:val="Normal"/>
-              <w:widowControl/>
-              <w:spacing w:lineRule="auto" w:line="240" w:before="0" w:after="40"/>
-              <w:jc w:val="left"/>
-              <w:rPr>
-                <w:rFonts w:eastAsia="ＭＳ 明朝" w:cs=""/>
-                <w:kern w:val="0"/>
-                <w:szCs w:val="22"/>
-                <w:lang w:val="en-US" w:eastAsia="en-US" w:bidi="ar-SA"/>
-              </w:rPr>
-            </w:pPr>
-            <w:r>
-              <w:rPr>
-                <w:rFonts w:eastAsia="ＭＳ 明朝" w:cs=""/>
-                <w:kern w:val="0"/>
-                <w:sz w:val="20"/>
-                <w:szCs w:val="22"/>
-                <w:lang w:val="en-US" w:eastAsia="en-US" w:bidi="ar-SA"/>
-              </w:rPr>
-              <w:t>http://sftpgo:8080</w:t>
-            </w:r>
-          </w:p>
-        </w:tc>
-        <w:tc>
-          <w:tcPr>
-            <w:tcW w:w="3120" w:type="dxa"/>
-            <w:tcBorders/>
-          </w:tcPr>
-          <w:p>
-            <w:pPr>
-              <w:pStyle w:val="Normal"/>
-              <w:widowControl/>
-              <w:spacing w:lineRule="auto" w:line="240" w:before="0" w:after="40"/>
-              <w:jc w:val="left"/>
-              <w:rPr>
-                <w:rFonts w:eastAsia="ＭＳ 明朝" w:cs=""/>
-                <w:kern w:val="0"/>
-                <w:szCs w:val="22"/>
-                <w:lang w:val="en-US" w:eastAsia="en-US" w:bidi="ar-SA"/>
-              </w:rPr>
-            </w:pPr>
-            <w:r>
-              <w:rPr>
-                <w:rFonts w:eastAsia="ＭＳ 明朝" w:cs=""/>
-                <w:kern w:val="0"/>
-                <w:sz w:val="20"/>
-                <w:szCs w:val="22"/>
-                <w:lang w:val="en-US" w:eastAsia="en-US" w:bidi="ar-SA"/>
-              </w:rPr>
-              <w:t>SFTPGo web/API endpoint</w:t>
-            </w:r>
-          </w:p>
-        </w:tc>
-      </w:tr>
-      <w:tr>
-        <w:trPr/>
-        <w:tc>
-          <w:tcPr>
-            <w:tcW w:w="3120" w:type="dxa"/>
-            <w:tcBorders/>
-          </w:tcPr>
-          <w:p>
-            <w:pPr>
-              <w:pStyle w:val="Normal"/>
-              <w:widowControl/>
-              <w:spacing w:lineRule="auto" w:line="240" w:before="0" w:after="40"/>
-              <w:jc w:val="left"/>
-              <w:rPr>
-                <w:rFonts w:eastAsia="ＭＳ 明朝" w:cs=""/>
-                <w:kern w:val="0"/>
-                <w:szCs w:val="22"/>
-                <w:lang w:val="en-US" w:eastAsia="en-US" w:bidi="ar-SA"/>
-              </w:rPr>
-            </w:pPr>
-            <w:r>
-              <w:rPr>
-                <w:rFonts w:eastAsia="ＭＳ 明朝" w:cs=""/>
-                <w:kern w:val="0"/>
-                <w:sz w:val="20"/>
-                <w:szCs w:val="22"/>
-                <w:lang w:val="en-US" w:eastAsia="en-US" w:bidi="ar-SA"/>
-              </w:rPr>
-              <w:t>UPSTREAM_SFTP</w:t>
-            </w:r>
-          </w:p>
-        </w:tc>
-        <w:tc>
-          <w:tcPr>
-            <w:tcW w:w="3120" w:type="dxa"/>
-            <w:tcBorders/>
-          </w:tcPr>
-          <w:p>
-            <w:pPr>
-              <w:pStyle w:val="Normal"/>
-              <w:widowControl/>
-              <w:spacing w:lineRule="auto" w:line="240" w:before="0" w:after="40"/>
-              <w:jc w:val="left"/>
-              <w:rPr>
-                <w:rFonts w:eastAsia="ＭＳ 明朝" w:cs=""/>
-                <w:kern w:val="0"/>
-                <w:szCs w:val="22"/>
-                <w:lang w:val="en-US" w:eastAsia="en-US" w:bidi="ar-SA"/>
-              </w:rPr>
-            </w:pPr>
-            <w:r>
-              <w:rPr>
-                <w:rFonts w:eastAsia="ＭＳ 明朝" w:cs=""/>
-                <w:kern w:val="0"/>
-                <w:sz w:val="20"/>
-                <w:szCs w:val="22"/>
-                <w:lang w:val="en-US" w:eastAsia="en-US" w:bidi="ar-SA"/>
-              </w:rPr>
-              <w:t>sftpgo:2022</w:t>
-            </w:r>
-          </w:p>
-        </w:tc>
-        <w:tc>
-          <w:tcPr>
-            <w:tcW w:w="3120" w:type="dxa"/>
-            <w:tcBorders/>
-          </w:tcPr>
-          <w:p>
-            <w:pPr>
-              <w:pStyle w:val="Normal"/>
-              <w:widowControl/>
-              <w:spacing w:lineRule="auto" w:line="240" w:before="0" w:after="40"/>
-              <w:jc w:val="left"/>
-              <w:rPr>
-                <w:rFonts w:eastAsia="ＭＳ 明朝" w:cs=""/>
-                <w:kern w:val="0"/>
-                <w:szCs w:val="22"/>
-                <w:lang w:val="en-US" w:eastAsia="en-US" w:bidi="ar-SA"/>
-              </w:rPr>
-            </w:pPr>
-            <w:r>
-              <w:rPr>
-                <w:rFonts w:eastAsia="ＭＳ 明朝" w:cs=""/>
-                <w:kern w:val="0"/>
-                <w:sz w:val="20"/>
-                <w:szCs w:val="22"/>
-                <w:lang w:val="en-US" w:eastAsia="en-US" w:bidi="ar-SA"/>
-              </w:rPr>
-              <w:t>SFTPGo SFTP endpoint</w:t>
-            </w:r>
-          </w:p>
-        </w:tc>
-      </w:tr>
-      <w:tr>
-        <w:trPr/>
-        <w:tc>
-          <w:tcPr>
-            <w:tcW w:w="3120" w:type="dxa"/>
-            <w:tcBorders/>
-          </w:tcPr>
-          <w:p>
-            <w:pPr>
-              <w:pStyle w:val="Normal"/>
-              <w:widowControl/>
-              <w:spacing w:lineRule="auto" w:line="240" w:before="0" w:after="40"/>
-              <w:jc w:val="left"/>
-              <w:rPr>
-                <w:rFonts w:eastAsia="ＭＳ 明朝" w:cs=""/>
-                <w:kern w:val="0"/>
-                <w:szCs w:val="22"/>
-                <w:lang w:val="en-US" w:eastAsia="en-US" w:bidi="ar-SA"/>
-              </w:rPr>
-            </w:pPr>
-            <w:r>
-              <w:rPr>
-                <w:rFonts w:eastAsia="ＭＳ 明朝" w:cs=""/>
-                <w:kern w:val="0"/>
-                <w:sz w:val="20"/>
-                <w:szCs w:val="22"/>
-                <w:lang w:val="en-US" w:eastAsia="en-US" w:bidi="ar-SA"/>
-              </w:rPr>
-              <w:t>PROXY_FTP_LISTEN</w:t>
-            </w:r>
-          </w:p>
-        </w:tc>
-        <w:tc>
-          <w:tcPr>
-            <w:tcW w:w="3120" w:type="dxa"/>
-            <w:tcBorders/>
-          </w:tcPr>
-          <w:p>
-            <w:pPr>
-              <w:pStyle w:val="Normal"/>
-              <w:widowControl/>
-              <w:spacing w:lineRule="auto" w:line="240" w:before="0" w:after="40"/>
-              <w:jc w:val="left"/>
-              <w:rPr>
-                <w:rFonts w:eastAsia="ＭＳ 明朝" w:cs=""/>
-                <w:kern w:val="0"/>
-                <w:szCs w:val="22"/>
-                <w:lang w:val="en-US" w:eastAsia="en-US" w:bidi="ar-SA"/>
-              </w:rPr>
-            </w:pPr>
-            <w:r>
-              <w:rPr>
-                <w:rFonts w:eastAsia="ＭＳ 明朝" w:cs=""/>
-                <w:kern w:val="0"/>
-                <w:sz w:val="20"/>
-                <w:szCs w:val="22"/>
-                <w:lang w:val="en-US" w:eastAsia="en-US" w:bidi="ar-SA"/>
-              </w:rPr>
-              <w:t>0 (disabled)</w:t>
-            </w:r>
-          </w:p>
-        </w:tc>
-        <w:tc>
-          <w:tcPr>
-            <w:tcW w:w="3120" w:type="dxa"/>
-            <w:tcBorders/>
-          </w:tcPr>
-          <w:p>
-            <w:pPr>
-              <w:pStyle w:val="Normal"/>
-              <w:widowControl/>
-              <w:spacing w:lineRule="auto" w:line="240" w:before="0" w:after="40"/>
-              <w:jc w:val="left"/>
-              <w:rPr>
-                <w:rFonts w:eastAsia="ＭＳ 明朝" w:cs=""/>
-                <w:kern w:val="0"/>
-                <w:szCs w:val="22"/>
-                <w:lang w:val="en-US" w:eastAsia="en-US" w:bidi="ar-SA"/>
-              </w:rPr>
-            </w:pPr>
-            <w:r>
-              <w:rPr>
-                <w:rFonts w:eastAsia="ＭＳ 明朝" w:cs=""/>
-                <w:kern w:val="0"/>
-                <w:sz w:val="20"/>
-                <w:szCs w:val="22"/>
-                <w:lang w:val="en-US" w:eastAsia="en-US" w:bidi="ar-SA"/>
-              </w:rPr>
-              <w:t>FTP listen port; 0 or empty disables</w:t>
-            </w:r>
-          </w:p>
-        </w:tc>
-      </w:tr>
-      <w:tr>
-        <w:trPr/>
-        <w:tc>
-          <w:tcPr>
-            <w:tcW w:w="3120" w:type="dxa"/>
-            <w:tcBorders/>
-          </w:tcPr>
-          <w:p>
-            <w:pPr>
-              <w:pStyle w:val="Normal"/>
-              <w:widowControl/>
-              <w:spacing w:lineRule="auto" w:line="240" w:before="0" w:after="40"/>
-              <w:jc w:val="left"/>
-              <w:rPr>
-                <w:rFonts w:eastAsia="ＭＳ 明朝" w:cs=""/>
-                <w:kern w:val="0"/>
-                <w:szCs w:val="22"/>
-                <w:lang w:val="en-US" w:eastAsia="en-US" w:bidi="ar-SA"/>
-              </w:rPr>
-            </w:pPr>
-            <w:r>
-              <w:rPr>
-                <w:rFonts w:eastAsia="ＭＳ 明朝" w:cs=""/>
-                <w:kern w:val="0"/>
-                <w:sz w:val="20"/>
-                <w:szCs w:val="22"/>
-                <w:lang w:val="en-US" w:eastAsia="en-US" w:bidi="ar-SA"/>
-              </w:rPr>
-              <w:t>UPSTREAM_FTP</w:t>
-            </w:r>
-          </w:p>
-        </w:tc>
-        <w:tc>
-          <w:tcPr>
-            <w:tcW w:w="3120" w:type="dxa"/>
-            <w:tcBorders/>
-          </w:tcPr>
-          <w:p>
-            <w:pPr>
-              <w:pStyle w:val="Normal"/>
-              <w:widowControl/>
-              <w:spacing w:lineRule="auto" w:line="240" w:before="0" w:after="40"/>
-              <w:jc w:val="left"/>
-              <w:rPr>
-                <w:rFonts w:eastAsia="ＭＳ 明朝" w:cs=""/>
-                <w:kern w:val="0"/>
-                <w:szCs w:val="22"/>
-                <w:lang w:val="en-US" w:eastAsia="en-US" w:bidi="ar-SA"/>
-              </w:rPr>
-            </w:pPr>
-            <w:r>
-              <w:rPr>
-                <w:rFonts w:eastAsia="ＭＳ 明朝" w:cs=""/>
-                <w:kern w:val="0"/>
-                <w:sz w:val="20"/>
-                <w:szCs w:val="22"/>
-                <w:lang w:val="en-US" w:eastAsia="en-US" w:bidi="ar-SA"/>
-              </w:rPr>
-              <w:t>sftpgo:2121</w:t>
-            </w:r>
-          </w:p>
-        </w:tc>
-        <w:tc>
-          <w:tcPr>
-            <w:tcW w:w="3120" w:type="dxa"/>
-            <w:tcBorders/>
-          </w:tcPr>
-          <w:p>
-            <w:pPr>
-              <w:pStyle w:val="Normal"/>
-              <w:widowControl/>
-              <w:spacing w:lineRule="auto" w:line="240" w:before="0" w:after="40"/>
-              <w:jc w:val="left"/>
-              <w:rPr>
-                <w:rFonts w:eastAsia="ＭＳ 明朝" w:cs=""/>
-                <w:kern w:val="0"/>
-                <w:szCs w:val="22"/>
-                <w:lang w:val="en-US" w:eastAsia="en-US" w:bidi="ar-SA"/>
-              </w:rPr>
-            </w:pPr>
-            <w:r>
-              <w:rPr>
-                <w:rFonts w:eastAsia="ＭＳ 明朝" w:cs=""/>
-                <w:kern w:val="0"/>
-                <w:sz w:val="20"/>
-                <w:szCs w:val="22"/>
-                <w:lang w:val="en-US" w:eastAsia="en-US" w:bidi="ar-SA"/>
-              </w:rPr>
-              <w:t>SFTPGo FTP endpoint</w:t>
-            </w:r>
-          </w:p>
-        </w:tc>
-      </w:tr>
-      <w:tr>
-        <w:trPr/>
-        <w:tc>
-          <w:tcPr>
-            <w:tcW w:w="3120" w:type="dxa"/>
-            <w:tcBorders/>
-          </w:tcPr>
-          <w:p>
-            <w:pPr>
-              <w:pStyle w:val="Normal"/>
-              <w:widowControl/>
-              <w:spacing w:lineRule="auto" w:line="240" w:before="0" w:after="40"/>
-              <w:jc w:val="left"/>
-              <w:rPr>
-                <w:rFonts w:eastAsia="ＭＳ 明朝" w:cs=""/>
-                <w:kern w:val="0"/>
-                <w:szCs w:val="22"/>
-                <w:lang w:val="en-US" w:eastAsia="en-US" w:bidi="ar-SA"/>
-              </w:rPr>
-            </w:pPr>
-            <w:r>
-              <w:rPr>
-                <w:rFonts w:eastAsia="ＭＳ 明朝" w:cs=""/>
-                <w:kern w:val="0"/>
-                <w:sz w:val="20"/>
-                <w:szCs w:val="22"/>
-                <w:lang w:val="en-US" w:eastAsia="en-US" w:bidi="ar-SA"/>
-              </w:rPr>
-              <w:t>PROXY_FTP_PASV_RANGE</w:t>
-            </w:r>
-          </w:p>
-        </w:tc>
-        <w:tc>
-          <w:tcPr>
-            <w:tcW w:w="3120" w:type="dxa"/>
-            <w:tcBorders/>
-          </w:tcPr>
-          <w:p>
-            <w:pPr>
-              <w:pStyle w:val="Normal"/>
-              <w:widowControl/>
-              <w:spacing w:lineRule="auto" w:line="240" w:before="0" w:after="40"/>
-              <w:jc w:val="left"/>
-              <w:rPr>
-                <w:rFonts w:eastAsia="ＭＳ 明朝" w:cs=""/>
-                <w:kern w:val="0"/>
-                <w:szCs w:val="22"/>
-                <w:lang w:val="en-US" w:eastAsia="en-US" w:bidi="ar-SA"/>
-              </w:rPr>
-            </w:pPr>
-            <w:r>
-              <w:rPr>
-                <w:rFonts w:eastAsia="ＭＳ 明朝" w:cs=""/>
-                <w:kern w:val="0"/>
-                <w:sz w:val="20"/>
-                <w:szCs w:val="22"/>
-                <w:lang w:val="en-US" w:eastAsia="en-US" w:bidi="ar-SA"/>
-              </w:rPr>
-              <w:t>50000-50009</w:t>
-            </w:r>
-          </w:p>
-        </w:tc>
-        <w:tc>
-          <w:tcPr>
-            <w:tcW w:w="3120" w:type="dxa"/>
-            <w:tcBorders/>
-          </w:tcPr>
-          <w:p>
-            <w:pPr>
-              <w:pStyle w:val="Normal"/>
-              <w:widowControl/>
-              <w:spacing w:lineRule="auto" w:line="240" w:before="0" w:after="40"/>
-              <w:jc w:val="left"/>
-              <w:rPr>
-                <w:rFonts w:eastAsia="ＭＳ 明朝" w:cs=""/>
-                <w:kern w:val="0"/>
-                <w:szCs w:val="22"/>
-                <w:lang w:val="en-US" w:eastAsia="en-US" w:bidi="ar-SA"/>
-              </w:rPr>
-            </w:pPr>
-            <w:r>
-              <w:rPr>
-                <w:rFonts w:eastAsia="ＭＳ 明朝" w:cs=""/>
-                <w:kern w:val="0"/>
-                <w:sz w:val="20"/>
-                <w:szCs w:val="22"/>
-                <w:lang w:val="en-US" w:eastAsia="en-US" w:bidi="ar-SA"/>
-              </w:rPr>
-              <w:t>Passive data ports relayed 1:1</w:t>
-            </w:r>
-          </w:p>
-        </w:tc>
-      </w:tr>
-      <w:tr>
-        <w:trPr/>
-        <w:tc>
-          <w:tcPr>
-            <w:tcW w:w="3120" w:type="dxa"/>
-            <w:tcBorders/>
-          </w:tcPr>
-          <w:p>
-            <w:pPr>
-              <w:pStyle w:val="Normal"/>
-              <w:widowControl/>
-              <w:spacing w:lineRule="auto" w:line="240" w:before="0" w:after="40"/>
-              <w:jc w:val="left"/>
-              <w:rPr>
-                <w:rFonts w:eastAsia="ＭＳ 明朝" w:cs=""/>
-                <w:kern w:val="0"/>
-                <w:szCs w:val="22"/>
-                <w:lang w:val="en-US" w:eastAsia="en-US" w:bidi="ar-SA"/>
-              </w:rPr>
-            </w:pPr>
-            <w:r>
-              <w:rPr>
-                <w:rFonts w:eastAsia="ＭＳ 明朝" w:cs=""/>
-                <w:kern w:val="0"/>
-                <w:sz w:val="20"/>
-                <w:szCs w:val="22"/>
-                <w:lang w:val="en-US" w:eastAsia="en-US" w:bidi="ar-SA"/>
-              </w:rPr>
-              <w:t>PROXY_WEBDAV_LISTEN</w:t>
-            </w:r>
-          </w:p>
-        </w:tc>
-        <w:tc>
-          <w:tcPr>
-            <w:tcW w:w="3120" w:type="dxa"/>
-            <w:tcBorders/>
-          </w:tcPr>
-          <w:p>
-            <w:pPr>
-              <w:pStyle w:val="Normal"/>
-              <w:widowControl/>
-              <w:spacing w:lineRule="auto" w:line="240" w:before="0" w:after="40"/>
-              <w:jc w:val="left"/>
-              <w:rPr>
-                <w:rFonts w:eastAsia="ＭＳ 明朝" w:cs=""/>
-                <w:kern w:val="0"/>
-                <w:szCs w:val="22"/>
-                <w:lang w:val="en-US" w:eastAsia="en-US" w:bidi="ar-SA"/>
-              </w:rPr>
-            </w:pPr>
-            <w:r>
-              <w:rPr>
-                <w:rFonts w:eastAsia="ＭＳ 明朝" w:cs=""/>
-                <w:kern w:val="0"/>
-                <w:sz w:val="20"/>
-                <w:szCs w:val="22"/>
-                <w:lang w:val="en-US" w:eastAsia="en-US" w:bidi="ar-SA"/>
-              </w:rPr>
-              <w:t>0 (disabled)</w:t>
-            </w:r>
-          </w:p>
-        </w:tc>
-        <w:tc>
-          <w:tcPr>
-            <w:tcW w:w="3120" w:type="dxa"/>
-            <w:tcBorders/>
-          </w:tcPr>
-          <w:p>
-            <w:pPr>
-              <w:pStyle w:val="Normal"/>
-              <w:widowControl/>
-              <w:spacing w:lineRule="auto" w:line="240" w:before="0" w:after="40"/>
-              <w:jc w:val="left"/>
-              <w:rPr>
-                <w:rFonts w:eastAsia="ＭＳ 明朝" w:cs=""/>
-                <w:kern w:val="0"/>
-                <w:szCs w:val="22"/>
-                <w:lang w:val="en-US" w:eastAsia="en-US" w:bidi="ar-SA"/>
-              </w:rPr>
-            </w:pPr>
-            <w:r>
-              <w:rPr>
-                <w:rFonts w:eastAsia="ＭＳ 明朝" w:cs=""/>
-                <w:kern w:val="0"/>
-                <w:sz w:val="20"/>
-                <w:szCs w:val="22"/>
-                <w:lang w:val="en-US" w:eastAsia="en-US" w:bidi="ar-SA"/>
-              </w:rPr>
-              <w:t>WebDAV listen port; 0 or empty disables</w:t>
-            </w:r>
-          </w:p>
-        </w:tc>
-      </w:tr>
-      <w:tr>
-        <w:trPr/>
-        <w:tc>
-          <w:tcPr>
-            <w:tcW w:w="3120" w:type="dxa"/>
-            <w:tcBorders/>
-          </w:tcPr>
-          <w:p>
-            <w:pPr>
-              <w:pStyle w:val="Normal"/>
-              <w:widowControl/>
-              <w:spacing w:lineRule="auto" w:line="240" w:before="0" w:after="40"/>
-              <w:jc w:val="left"/>
-              <w:rPr>
-                <w:rFonts w:eastAsia="ＭＳ 明朝" w:cs=""/>
-                <w:kern w:val="0"/>
-                <w:szCs w:val="22"/>
-                <w:lang w:val="en-US" w:eastAsia="en-US" w:bidi="ar-SA"/>
-              </w:rPr>
-            </w:pPr>
-            <w:r>
-              <w:rPr>
-                <w:rFonts w:eastAsia="ＭＳ 明朝" w:cs=""/>
-                <w:kern w:val="0"/>
-                <w:sz w:val="20"/>
-                <w:szCs w:val="22"/>
-                <w:lang w:val="en-US" w:eastAsia="en-US" w:bidi="ar-SA"/>
-              </w:rPr>
-              <w:t>UPSTREAM_WEBDAV</w:t>
-            </w:r>
-          </w:p>
-        </w:tc>
-        <w:tc>
-          <w:tcPr>
-            <w:tcW w:w="3120" w:type="dxa"/>
-            <w:tcBorders/>
-          </w:tcPr>
-          <w:p>
-            <w:pPr>
-              <w:pStyle w:val="Normal"/>
-              <w:widowControl/>
-              <w:spacing w:lineRule="auto" w:line="240" w:before="0" w:after="40"/>
-              <w:jc w:val="left"/>
-              <w:rPr>
-                <w:rFonts w:eastAsia="ＭＳ 明朝" w:cs=""/>
-                <w:kern w:val="0"/>
-                <w:szCs w:val="22"/>
-                <w:lang w:val="en-US" w:eastAsia="en-US" w:bidi="ar-SA"/>
-              </w:rPr>
-            </w:pPr>
-            <w:r>
-              <w:rPr>
-                <w:rFonts w:eastAsia="ＭＳ 明朝" w:cs=""/>
-                <w:kern w:val="0"/>
-                <w:sz w:val="20"/>
-                <w:szCs w:val="22"/>
-                <w:lang w:val="en-US" w:eastAsia="en-US" w:bidi="ar-SA"/>
-              </w:rPr>
-              <w:t>http://sftpgo:10080</w:t>
-            </w:r>
-          </w:p>
-        </w:tc>
-        <w:tc>
-          <w:tcPr>
-            <w:tcW w:w="3120" w:type="dxa"/>
-            <w:tcBorders/>
-          </w:tcPr>
-          <w:p>
-            <w:pPr>
-              <w:pStyle w:val="Normal"/>
-              <w:widowControl/>
-              <w:spacing w:lineRule="auto" w:line="240" w:before="0" w:after="40"/>
-              <w:jc w:val="left"/>
-              <w:rPr>
-                <w:rFonts w:eastAsia="ＭＳ 明朝" w:cs=""/>
-                <w:kern w:val="0"/>
-                <w:szCs w:val="22"/>
-                <w:lang w:val="en-US" w:eastAsia="en-US" w:bidi="ar-SA"/>
-              </w:rPr>
-            </w:pPr>
-            <w:r>
-              <w:rPr>
-                <w:rFonts w:eastAsia="ＭＳ 明朝" w:cs=""/>
-                <w:kern w:val="0"/>
-                <w:sz w:val="20"/>
-                <w:szCs w:val="22"/>
-                <w:lang w:val="en-US" w:eastAsia="en-US" w:bidi="ar-SA"/>
-              </w:rPr>
-              <w:t>SFTPGo WebDAV endpoint</w:t>
-            </w:r>
-          </w:p>
-        </w:tc>
-      </w:tr>
-    </w:tbl>
-    <w:p>
-      <w:pPr>
-        <w:pStyle w:val="Normal"/>
-        <w:rPr/>
-      </w:pPr>
-      <w:r>
-        <w:rPr/>
-      </w:r>
-    </w:p>
     <w:p>
       <w:pPr>
         <w:pStyle w:val="Heading2"/>
@@ -4470,7 +3087,7 @@
       <w:bookmarkStart w:id="916" w:name="_Toc100016"/>
       <w:r>
         <w:rPr/>
-        <w:t>6.3 Keycloak settings (optional)</w:t>
+        <w:t>6.1 Operator settings (.env)</w:t>
       </w:r>
       <w:bookmarkEnd w:id="916"/>
     </w:p>
@@ -4588,6 +3205,622 @@
                 <w:szCs w:val="22"/>
                 <w:lang w:val="en-US" w:eastAsia="en-US" w:bidi="ar-SA"/>
               </w:rPr>
+              <w:t>Purpose</w:t>
+            </w:r>
+          </w:p>
+        </w:tc>
+      </w:tr>
+      <w:tr>
+        <w:trPr/>
+        <w:tc>
+          <w:tcPr>
+            <w:tcW w:w="3120" w:type="dxa"/>
+            <w:tcBorders/>
+          </w:tcPr>
+          <w:p>
+            <w:pPr>
+              <w:pStyle w:val="Normal"/>
+              <w:widowControl/>
+              <w:spacing w:lineRule="auto" w:line="240" w:before="0" w:after="40"/>
+              <w:jc w:val="left"/>
+              <w:rPr>
+                <w:rFonts w:eastAsia="ＭＳ 明朝" w:cs=""/>
+                <w:kern w:val="0"/>
+                <w:szCs w:val="22"/>
+                <w:lang w:val="en-US" w:eastAsia="en-US" w:bidi="ar-SA"/>
+              </w:rPr>
+            </w:pPr>
+            <w:r>
+              <w:rPr>
+                <w:rFonts w:eastAsia="ＭＳ 明朝" w:cs=""/>
+                <w:kern w:val="0"/>
+                <w:sz w:val="20"/>
+                <w:szCs w:val="22"/>
+                <w:lang w:val="en-US" w:eastAsia="en-US" w:bidi="ar-SA"/>
+              </w:rPr>
+              <w:t>SFTPGO_ADMIN_PASSWORD</w:t>
+            </w:r>
+          </w:p>
+        </w:tc>
+        <w:tc>
+          <w:tcPr>
+            <w:tcW w:w="3120" w:type="dxa"/>
+            <w:tcBorders/>
+          </w:tcPr>
+          <w:p>
+            <w:pPr>
+              <w:pStyle w:val="Normal"/>
+              <w:widowControl/>
+              <w:spacing w:lineRule="auto" w:line="240" w:before="0" w:after="40"/>
+              <w:jc w:val="left"/>
+              <w:rPr>
+                <w:rFonts w:eastAsia="ＭＳ 明朝" w:cs=""/>
+                <w:kern w:val="0"/>
+                <w:szCs w:val="22"/>
+                <w:lang w:val="en-US" w:eastAsia="en-US" w:bidi="ar-SA"/>
+              </w:rPr>
+            </w:pPr>
+            <w:r>
+              <w:rPr>
+                <w:rFonts w:eastAsia="ＭＳ 明朝" w:cs=""/>
+                <w:kern w:val="0"/>
+                <w:sz w:val="20"/>
+                <w:szCs w:val="22"/>
+                <w:lang w:val="en-US" w:eastAsia="en-US" w:bidi="ar-SA"/>
+              </w:rPr>
+              <w:t>(required)</w:t>
+            </w:r>
+          </w:p>
+        </w:tc>
+        <w:tc>
+          <w:tcPr>
+            <w:tcW w:w="3120" w:type="dxa"/>
+            <w:tcBorders/>
+          </w:tcPr>
+          <w:p>
+            <w:pPr>
+              <w:pStyle w:val="Normal"/>
+              <w:widowControl/>
+              <w:spacing w:lineRule="auto" w:line="240" w:before="0" w:after="40"/>
+              <w:jc w:val="left"/>
+              <w:rPr>
+                <w:rFonts w:eastAsia="ＭＳ 明朝" w:cs=""/>
+                <w:kern w:val="0"/>
+                <w:szCs w:val="22"/>
+                <w:lang w:val="en-US" w:eastAsia="en-US" w:bidi="ar-SA"/>
+              </w:rPr>
+            </w:pPr>
+            <w:r>
+              <w:rPr>
+                <w:rFonts w:eastAsia="ＭＳ 明朝" w:cs=""/>
+                <w:kern w:val="0"/>
+                <w:sz w:val="20"/>
+                <w:szCs w:val="22"/>
+                <w:lang w:val="en-US" w:eastAsia="en-US" w:bidi="ar-SA"/>
+              </w:rPr>
+              <w:t>Password of the initial admin account</w:t>
+            </w:r>
+          </w:p>
+        </w:tc>
+      </w:tr>
+      <w:tr>
+        <w:trPr/>
+        <w:tc>
+          <w:tcPr>
+            <w:tcW w:w="3120" w:type="dxa"/>
+            <w:tcBorders/>
+          </w:tcPr>
+          <w:p>
+            <w:pPr>
+              <w:pStyle w:val="Normal"/>
+              <w:widowControl/>
+              <w:spacing w:lineRule="auto" w:line="240" w:before="0" w:after="40"/>
+              <w:jc w:val="left"/>
+              <w:rPr>
+                <w:rFonts w:eastAsia="ＭＳ 明朝" w:cs=""/>
+                <w:kern w:val="0"/>
+                <w:szCs w:val="22"/>
+                <w:lang w:val="en-US" w:eastAsia="en-US" w:bidi="ar-SA"/>
+              </w:rPr>
+            </w:pPr>
+            <w:r>
+              <w:rPr>
+                <w:rFonts w:eastAsia="ＭＳ 明朝" w:cs=""/>
+                <w:kern w:val="0"/>
+                <w:sz w:val="20"/>
+                <w:szCs w:val="22"/>
+                <w:lang w:val="en-US" w:eastAsia="en-US" w:bidi="ar-SA"/>
+              </w:rPr>
+              <w:t>SFTPGO_ADMIN_USER</w:t>
+            </w:r>
+          </w:p>
+        </w:tc>
+        <w:tc>
+          <w:tcPr>
+            <w:tcW w:w="3120" w:type="dxa"/>
+            <w:tcBorders/>
+          </w:tcPr>
+          <w:p>
+            <w:pPr>
+              <w:pStyle w:val="Normal"/>
+              <w:widowControl/>
+              <w:spacing w:lineRule="auto" w:line="240" w:before="0" w:after="40"/>
+              <w:jc w:val="left"/>
+              <w:rPr>
+                <w:rFonts w:eastAsia="ＭＳ 明朝" w:cs=""/>
+                <w:kern w:val="0"/>
+                <w:szCs w:val="22"/>
+                <w:lang w:val="en-US" w:eastAsia="en-US" w:bidi="ar-SA"/>
+              </w:rPr>
+            </w:pPr>
+            <w:r>
+              <w:rPr>
+                <w:rFonts w:eastAsia="ＭＳ 明朝" w:cs=""/>
+                <w:kern w:val="0"/>
+                <w:sz w:val="20"/>
+                <w:szCs w:val="22"/>
+                <w:lang w:val="en-US" w:eastAsia="en-US" w:bidi="ar-SA"/>
+              </w:rPr>
+              <w:t>admin</w:t>
+            </w:r>
+          </w:p>
+        </w:tc>
+        <w:tc>
+          <w:tcPr>
+            <w:tcW w:w="3120" w:type="dxa"/>
+            <w:tcBorders/>
+          </w:tcPr>
+          <w:p>
+            <w:pPr>
+              <w:pStyle w:val="Normal"/>
+              <w:widowControl/>
+              <w:spacing w:lineRule="auto" w:line="240" w:before="0" w:after="40"/>
+              <w:jc w:val="left"/>
+              <w:rPr>
+                <w:rFonts w:eastAsia="ＭＳ 明朝" w:cs=""/>
+                <w:kern w:val="0"/>
+                <w:szCs w:val="22"/>
+                <w:lang w:val="en-US" w:eastAsia="en-US" w:bidi="ar-SA"/>
+              </w:rPr>
+            </w:pPr>
+            <w:r>
+              <w:rPr>
+                <w:rFonts w:eastAsia="ＭＳ 明朝" w:cs=""/>
+                <w:kern w:val="0"/>
+                <w:sz w:val="20"/>
+                <w:szCs w:val="22"/>
+                <w:lang w:val="en-US" w:eastAsia="en-US" w:bidi="ar-SA"/>
+              </w:rPr>
+              <w:t>Username of the initial admin account</w:t>
+            </w:r>
+          </w:p>
+        </w:tc>
+      </w:tr>
+      <w:tr>
+        <w:trPr/>
+        <w:tc>
+          <w:tcPr>
+            <w:tcW w:w="3120" w:type="dxa"/>
+            <w:tcBorders/>
+          </w:tcPr>
+          <w:p>
+            <w:pPr>
+              <w:pStyle w:val="Normal"/>
+              <w:widowControl/>
+              <w:spacing w:lineRule="auto" w:line="240" w:before="0" w:after="40"/>
+              <w:jc w:val="left"/>
+              <w:rPr>
+                <w:rFonts w:eastAsia="ＭＳ 明朝" w:cs=""/>
+                <w:kern w:val="0"/>
+                <w:szCs w:val="22"/>
+                <w:lang w:val="en-US" w:eastAsia="en-US" w:bidi="ar-SA"/>
+              </w:rPr>
+            </w:pPr>
+            <w:r>
+              <w:rPr>
+                <w:rFonts w:eastAsia="ＭＳ 明朝" w:cs=""/>
+                <w:kern w:val="0"/>
+                <w:sz w:val="20"/>
+                <w:szCs w:val="22"/>
+                <w:lang w:val="en-US" w:eastAsia="en-US" w:bidi="ar-SA"/>
+              </w:rPr>
+              <w:t>FTP_PORT</w:t>
+            </w:r>
+          </w:p>
+        </w:tc>
+        <w:tc>
+          <w:tcPr>
+            <w:tcW w:w="3120" w:type="dxa"/>
+            <w:tcBorders/>
+          </w:tcPr>
+          <w:p>
+            <w:pPr>
+              <w:pStyle w:val="Normal"/>
+              <w:widowControl/>
+              <w:spacing w:lineRule="auto" w:line="240" w:before="0" w:after="40"/>
+              <w:jc w:val="left"/>
+              <w:rPr>
+                <w:rFonts w:eastAsia="ＭＳ 明朝" w:cs=""/>
+                <w:kern w:val="0"/>
+                <w:szCs w:val="22"/>
+                <w:lang w:val="en-US" w:eastAsia="en-US" w:bidi="ar-SA"/>
+              </w:rPr>
+            </w:pPr>
+            <w:r>
+              <w:rPr>
+                <w:rFonts w:eastAsia="ＭＳ 明朝" w:cs=""/>
+                <w:kern w:val="0"/>
+                <w:sz w:val="20"/>
+                <w:szCs w:val="22"/>
+                <w:lang w:val="en-US" w:eastAsia="en-US" w:bidi="ar-SA"/>
+              </w:rPr>
+              <w:t>0 (disabled)</w:t>
+            </w:r>
+          </w:p>
+        </w:tc>
+        <w:tc>
+          <w:tcPr>
+            <w:tcW w:w="3120" w:type="dxa"/>
+            <w:tcBorders/>
+          </w:tcPr>
+          <w:p>
+            <w:pPr>
+              <w:pStyle w:val="Normal"/>
+              <w:widowControl/>
+              <w:spacing w:lineRule="auto" w:line="240" w:before="0" w:after="40"/>
+              <w:jc w:val="left"/>
+              <w:rPr>
+                <w:rFonts w:eastAsia="ＭＳ 明朝" w:cs=""/>
+                <w:kern w:val="0"/>
+                <w:szCs w:val="22"/>
+                <w:lang w:val="en-US" w:eastAsia="en-US" w:bidi="ar-SA"/>
+              </w:rPr>
+            </w:pPr>
+            <w:r>
+              <w:rPr>
+                <w:rFonts w:eastAsia="ＭＳ 明朝" w:cs=""/>
+                <w:kern w:val="0"/>
+                <w:sz w:val="20"/>
+                <w:szCs w:val="22"/>
+                <w:lang w:val="en-US" w:eastAsia="en-US" w:bidi="ar-SA"/>
+              </w:rPr>
+              <w:t>Set to 2121 to enable FTP</w:t>
+            </w:r>
+          </w:p>
+        </w:tc>
+      </w:tr>
+      <w:tr>
+        <w:trPr/>
+        <w:tc>
+          <w:tcPr>
+            <w:tcW w:w="3120" w:type="dxa"/>
+            <w:tcBorders/>
+          </w:tcPr>
+          <w:p>
+            <w:pPr>
+              <w:pStyle w:val="Normal"/>
+              <w:widowControl/>
+              <w:spacing w:lineRule="auto" w:line="240" w:before="0" w:after="40"/>
+              <w:jc w:val="left"/>
+              <w:rPr>
+                <w:rFonts w:eastAsia="ＭＳ 明朝" w:cs=""/>
+                <w:kern w:val="0"/>
+                <w:szCs w:val="22"/>
+                <w:lang w:val="en-US" w:eastAsia="en-US" w:bidi="ar-SA"/>
+              </w:rPr>
+            </w:pPr>
+            <w:r>
+              <w:rPr>
+                <w:rFonts w:eastAsia="ＭＳ 明朝" w:cs=""/>
+                <w:kern w:val="0"/>
+                <w:sz w:val="20"/>
+                <w:szCs w:val="22"/>
+                <w:lang w:val="en-US" w:eastAsia="en-US" w:bidi="ar-SA"/>
+              </w:rPr>
+              <w:t>FTP_PASSIVE_IP</w:t>
+            </w:r>
+          </w:p>
+        </w:tc>
+        <w:tc>
+          <w:tcPr>
+            <w:tcW w:w="3120" w:type="dxa"/>
+            <w:tcBorders/>
+          </w:tcPr>
+          <w:p>
+            <w:pPr>
+              <w:pStyle w:val="Normal"/>
+              <w:widowControl/>
+              <w:spacing w:lineRule="auto" w:line="240" w:before="0" w:after="40"/>
+              <w:jc w:val="left"/>
+              <w:rPr>
+                <w:rFonts w:eastAsia="ＭＳ 明朝" w:cs=""/>
+                <w:kern w:val="0"/>
+                <w:szCs w:val="22"/>
+                <w:lang w:val="en-US" w:eastAsia="en-US" w:bidi="ar-SA"/>
+              </w:rPr>
+            </w:pPr>
+            <w:r>
+              <w:rPr>
+                <w:rFonts w:eastAsia="ＭＳ 明朝" w:cs=""/>
+                <w:kern w:val="0"/>
+                <w:sz w:val="20"/>
+                <w:szCs w:val="22"/>
+                <w:lang w:val="en-US" w:eastAsia="en-US" w:bidi="ar-SA"/>
+              </w:rPr>
+              <w:t>empty</w:t>
+            </w:r>
+          </w:p>
+        </w:tc>
+        <w:tc>
+          <w:tcPr>
+            <w:tcW w:w="3120" w:type="dxa"/>
+            <w:tcBorders/>
+          </w:tcPr>
+          <w:p>
+            <w:pPr>
+              <w:pStyle w:val="Normal"/>
+              <w:widowControl/>
+              <w:spacing w:lineRule="auto" w:line="240" w:before="0" w:after="40"/>
+              <w:jc w:val="left"/>
+              <w:rPr>
+                <w:rFonts w:eastAsia="ＭＳ 明朝" w:cs=""/>
+                <w:kern w:val="0"/>
+                <w:szCs w:val="22"/>
+                <w:lang w:val="en-US" w:eastAsia="en-US" w:bidi="ar-SA"/>
+              </w:rPr>
+            </w:pPr>
+            <w:r>
+              <w:rPr>
+                <w:rFonts w:eastAsia="ＭＳ 明朝" w:cs=""/>
+                <w:kern w:val="0"/>
+                <w:sz w:val="20"/>
+                <w:szCs w:val="22"/>
+                <w:lang w:val="en-US" w:eastAsia="en-US" w:bidi="ar-SA"/>
+              </w:rPr>
+              <w:t>Public address advertised for FTP data connections (required for FTP)</w:t>
+            </w:r>
+          </w:p>
+        </w:tc>
+      </w:tr>
+      <w:tr>
+        <w:trPr/>
+        <w:tc>
+          <w:tcPr>
+            <w:tcW w:w="3120" w:type="dxa"/>
+            <w:tcBorders/>
+          </w:tcPr>
+          <w:p>
+            <w:pPr>
+              <w:pStyle w:val="Normal"/>
+              <w:widowControl/>
+              <w:spacing w:lineRule="auto" w:line="240" w:before="0" w:after="40"/>
+              <w:jc w:val="left"/>
+              <w:rPr>
+                <w:rFonts w:eastAsia="ＭＳ 明朝" w:cs=""/>
+                <w:kern w:val="0"/>
+                <w:szCs w:val="22"/>
+                <w:lang w:val="en-US" w:eastAsia="en-US" w:bidi="ar-SA"/>
+              </w:rPr>
+            </w:pPr>
+            <w:r>
+              <w:rPr>
+                <w:rFonts w:eastAsia="ＭＳ 明朝" w:cs=""/>
+                <w:kern w:val="0"/>
+                <w:sz w:val="20"/>
+                <w:szCs w:val="22"/>
+                <w:lang w:val="en-US" w:eastAsia="en-US" w:bidi="ar-SA"/>
+              </w:rPr>
+              <w:t>WEBDAV_PORT</w:t>
+            </w:r>
+          </w:p>
+        </w:tc>
+        <w:tc>
+          <w:tcPr>
+            <w:tcW w:w="3120" w:type="dxa"/>
+            <w:tcBorders/>
+          </w:tcPr>
+          <w:p>
+            <w:pPr>
+              <w:pStyle w:val="Normal"/>
+              <w:widowControl/>
+              <w:spacing w:lineRule="auto" w:line="240" w:before="0" w:after="40"/>
+              <w:jc w:val="left"/>
+              <w:rPr>
+                <w:rFonts w:eastAsia="ＭＳ 明朝" w:cs=""/>
+                <w:kern w:val="0"/>
+                <w:szCs w:val="22"/>
+                <w:lang w:val="en-US" w:eastAsia="en-US" w:bidi="ar-SA"/>
+              </w:rPr>
+            </w:pPr>
+            <w:r>
+              <w:rPr>
+                <w:rFonts w:eastAsia="ＭＳ 明朝" w:cs=""/>
+                <w:kern w:val="0"/>
+                <w:sz w:val="20"/>
+                <w:szCs w:val="22"/>
+                <w:lang w:val="en-US" w:eastAsia="en-US" w:bidi="ar-SA"/>
+              </w:rPr>
+              <w:t>0 (disabled)</w:t>
+            </w:r>
+          </w:p>
+        </w:tc>
+        <w:tc>
+          <w:tcPr>
+            <w:tcW w:w="3120" w:type="dxa"/>
+            <w:tcBorders/>
+          </w:tcPr>
+          <w:p>
+            <w:pPr>
+              <w:pStyle w:val="Normal"/>
+              <w:widowControl/>
+              <w:spacing w:lineRule="auto" w:line="240" w:before="0" w:after="40"/>
+              <w:jc w:val="left"/>
+              <w:rPr>
+                <w:rFonts w:eastAsia="ＭＳ 明朝" w:cs=""/>
+                <w:kern w:val="0"/>
+                <w:szCs w:val="22"/>
+                <w:lang w:val="en-US" w:eastAsia="en-US" w:bidi="ar-SA"/>
+              </w:rPr>
+            </w:pPr>
+            <w:r>
+              <w:rPr>
+                <w:rFonts w:eastAsia="ＭＳ 明朝" w:cs=""/>
+                <w:kern w:val="0"/>
+                <w:sz w:val="20"/>
+                <w:szCs w:val="22"/>
+                <w:lang w:val="en-US" w:eastAsia="en-US" w:bidi="ar-SA"/>
+              </w:rPr>
+              <w:t>Set to 10080 to enable WebDAV</w:t>
+            </w:r>
+          </w:p>
+        </w:tc>
+      </w:tr>
+    </w:tbl>
+    <w:p>
+      <w:pPr>
+        <w:pStyle w:val="Normal"/>
+        <w:rPr/>
+      </w:pPr>
+      <w:r>
+        <w:rPr/>
+      </w:r>
+    </w:p>
+    <w:p>
+      <w:pPr>
+        <w:pStyle w:val="Normal"/>
+        <w:rPr/>
+      </w:pPr>
+      <w:r>
+        <w:rPr/>
+        <w:t>The .env file is excluded from git. .env.example is the committed template. The initial admin account is only created on first start; afterwards change the password in the web admin.</w:t>
+      </w:r>
+    </w:p>
+    <w:p>
+      <w:pPr>
+        <w:pStyle w:val="Heading2"/>
+        <w:rPr/>
+      </w:pPr>
+      <w:bookmarkStart w:id="917" w:name="_Toc100017"/>
+      <w:r>
+        <w:rPr/>
+        <w:t>6.2 Gateway settings</w:t>
+      </w:r>
+      <w:bookmarkEnd w:id="917"/>
+    </w:p>
+    <w:tbl>
+      <w:tblPr>
+        <w:tblStyle w:val="TableGrid"/>
+        <w:tblW w:w="9360" w:type="dxa"/>
+        <w:jc w:val="left"/>
+        <w:tblInd w:w="0" w:type="dxa"/>
+        <w:tblLayout w:type="fixed"/>
+        <w:tblCellMar>
+          <w:top w:w="0" w:type="dxa"/>
+          <w:left w:w="108" w:type="dxa"/>
+          <w:bottom w:w="0" w:type="dxa"/>
+          <w:right w:w="108" w:type="dxa"/>
+        </w:tblCellMar>
+        <w:tblLook w:val="04a0" w:noHBand="0" w:noVBand="1" w:firstColumn="1" w:lastRow="0" w:lastColumn="0" w:firstRow="1"/>
+      </w:tblPr>
+      <w:tblGrid>
+        <w:gridCol w:w="3120"/>
+        <w:gridCol w:w="3120"/>
+        <w:gridCol w:w="3120"/>
+      </w:tblGrid>
+      <w:tr>
+        <w:trPr/>
+        <w:tc>
+          <w:tcPr>
+            <w:tcW w:w="3120" w:type="dxa"/>
+            <w:tcBorders/>
+            <w:shd w:color="auto" w:fill="DCE6F1" w:val="clear"/>
+          </w:tcPr>
+          <w:p>
+            <w:pPr>
+              <w:pStyle w:val="Normal"/>
+              <w:widowControl/>
+              <w:spacing w:lineRule="auto" w:line="240" w:before="0" w:after="40"/>
+              <w:jc w:val="left"/>
+              <w:rPr>
+                <w:rFonts w:eastAsia="ＭＳ 明朝" w:cs=""/>
+                <w:kern w:val="0"/>
+                <w:szCs w:val="22"/>
+                <w:lang w:val="en-US" w:eastAsia="en-US" w:bidi="ar-SA"/>
+              </w:rPr>
+            </w:pPr>
+            <w:r>
+              <w:rPr>
+                <w:rFonts w:eastAsia="ＭＳ 明朝" w:cs=""/>
+                <w:b/>
+                <w:kern w:val="0"/>
+                <w:sz w:val="20"/>
+                <w:szCs w:val="22"/>
+                <w:lang w:val="en-US" w:eastAsia="en-US" w:bidi="ar-SA"/>
+              </w:rPr>
+              <w:t>Variable</w:t>
+            </w:r>
+          </w:p>
+        </w:tc>
+        <w:tc>
+          <w:tcPr>
+            <w:tcW w:w="3120" w:type="dxa"/>
+            <w:tcBorders/>
+            <w:shd w:color="auto" w:fill="DCE6F1" w:val="clear"/>
+          </w:tcPr>
+          <w:p>
+            <w:pPr>
+              <w:pStyle w:val="Normal"/>
+              <w:widowControl/>
+              <w:spacing w:lineRule="auto" w:line="240" w:before="0" w:after="40"/>
+              <w:jc w:val="left"/>
+              <w:rPr>
+                <w:rFonts w:eastAsia="ＭＳ 明朝" w:cs=""/>
+                <w:kern w:val="0"/>
+                <w:szCs w:val="22"/>
+                <w:lang w:val="en-US" w:eastAsia="en-US" w:bidi="ar-SA"/>
+              </w:rPr>
+            </w:pPr>
+            <w:r>
+              <w:rPr>
+                <w:rFonts w:eastAsia="ＭＳ 明朝" w:cs=""/>
+                <w:b/>
+                <w:kern w:val="0"/>
+                <w:sz w:val="20"/>
+                <w:szCs w:val="22"/>
+                <w:lang w:val="en-US" w:eastAsia="en-US" w:bidi="ar-SA"/>
+              </w:rPr>
+              <w:t>Default</w:t>
+            </w:r>
+          </w:p>
+        </w:tc>
+        <w:tc>
+          <w:tcPr>
+            <w:tcW w:w="3120" w:type="dxa"/>
+            <w:tcBorders/>
+            <w:shd w:color="auto" w:fill="DCE6F1" w:val="clear"/>
+          </w:tcPr>
+          <w:p>
+            <w:pPr>
+              <w:pStyle w:val="Normal"/>
+              <w:widowControl/>
+              <w:spacing w:lineRule="auto" w:line="240" w:before="0" w:after="40"/>
+              <w:jc w:val="left"/>
+              <w:rPr>
+                <w:rFonts w:eastAsia="ＭＳ 明朝" w:cs=""/>
+                <w:kern w:val="0"/>
+                <w:szCs w:val="22"/>
+                <w:lang w:val="en-US" w:eastAsia="en-US" w:bidi="ar-SA"/>
+              </w:rPr>
+            </w:pPr>
+            <w:r>
+              <w:rPr>
+                <w:rFonts w:eastAsia="ＭＳ 明朝" w:cs=""/>
+                <w:b/>
+                <w:kern w:val="0"/>
+                <w:sz w:val="20"/>
+                <w:szCs w:val="22"/>
+                <w:lang w:val="en-US" w:eastAsia="en-US" w:bidi="ar-SA"/>
+              </w:rPr>
               <w:t>Meaning</w:t>
             </w:r>
           </w:p>
@@ -4621,6 +3854,1077 @@
                 <w:szCs w:val="22"/>
                 <w:lang w:val="en-US" w:eastAsia="en-US" w:bidi="ar-SA"/>
               </w:rPr>
+              <w:t>PROXY_HTTP_LISTEN</w:t>
+            </w:r>
+          </w:p>
+        </w:tc>
+        <w:tc>
+          <w:tcPr>
+            <w:tcW w:w="3120" w:type="dxa"/>
+            <w:tcBorders/>
+          </w:tcPr>
+          <w:p>
+            <w:pPr>
+              <w:pStyle w:val="Normal"/>
+              <w:widowControl/>
+              <w:spacing w:lineRule="auto" w:line="240" w:before="0" w:after="40"/>
+              <w:jc w:val="left"/>
+              <w:rPr>
+                <w:rFonts w:eastAsia="ＭＳ 明朝" w:cs=""/>
+                <w:kern w:val="0"/>
+                <w:szCs w:val="22"/>
+                <w:lang w:val="en-US" w:eastAsia="en-US" w:bidi="ar-SA"/>
+              </w:rPr>
+            </w:pPr>
+            <w:r>
+              <w:rPr>
+                <w:rFonts w:eastAsia="ＭＳ 明朝" w:cs=""/>
+                <w:kern w:val="0"/>
+                <w:sz w:val="20"/>
+                <w:szCs w:val="22"/>
+                <w:lang w:val="en-US" w:eastAsia="en-US" w:bidi="ar-SA"/>
+              </w:rPr>
+              <w:t>:8000</w:t>
+            </w:r>
+          </w:p>
+        </w:tc>
+        <w:tc>
+          <w:tcPr>
+            <w:tcW w:w="3120" w:type="dxa"/>
+            <w:tcBorders/>
+          </w:tcPr>
+          <w:p>
+            <w:pPr>
+              <w:pStyle w:val="Normal"/>
+              <w:widowControl/>
+              <w:spacing w:lineRule="auto" w:line="240" w:before="0" w:after="40"/>
+              <w:jc w:val="left"/>
+              <w:rPr>
+                <w:rFonts w:eastAsia="ＭＳ 明朝" w:cs=""/>
+                <w:kern w:val="0"/>
+                <w:szCs w:val="22"/>
+                <w:lang w:val="en-US" w:eastAsia="en-US" w:bidi="ar-SA"/>
+              </w:rPr>
+            </w:pPr>
+            <w:r>
+              <w:rPr>
+                <w:rFonts w:eastAsia="ＭＳ 明朝" w:cs=""/>
+                <w:kern w:val="0"/>
+                <w:sz w:val="20"/>
+                <w:szCs w:val="22"/>
+                <w:lang w:val="en-US" w:eastAsia="en-US" w:bidi="ar-SA"/>
+              </w:rPr>
+              <w:t>HTTP listen address</w:t>
+            </w:r>
+          </w:p>
+        </w:tc>
+      </w:tr>
+      <w:tr>
+        <w:trPr/>
+        <w:tc>
+          <w:tcPr>
+            <w:tcW w:w="3120" w:type="dxa"/>
+            <w:tcBorders/>
+          </w:tcPr>
+          <w:p>
+            <w:pPr>
+              <w:pStyle w:val="Normal"/>
+              <w:widowControl/>
+              <w:spacing w:lineRule="auto" w:line="240" w:before="0" w:after="40"/>
+              <w:jc w:val="left"/>
+              <w:rPr>
+                <w:rFonts w:eastAsia="ＭＳ 明朝" w:cs=""/>
+                <w:kern w:val="0"/>
+                <w:szCs w:val="22"/>
+                <w:lang w:val="en-US" w:eastAsia="en-US" w:bidi="ar-SA"/>
+              </w:rPr>
+            </w:pPr>
+            <w:r>
+              <w:rPr>
+                <w:rFonts w:eastAsia="ＭＳ 明朝" w:cs=""/>
+                <w:kern w:val="0"/>
+                <w:sz w:val="20"/>
+                <w:szCs w:val="22"/>
+                <w:lang w:val="en-US" w:eastAsia="en-US" w:bidi="ar-SA"/>
+              </w:rPr>
+              <w:t>PROXY_SFTP_LISTEN</w:t>
+            </w:r>
+          </w:p>
+        </w:tc>
+        <w:tc>
+          <w:tcPr>
+            <w:tcW w:w="3120" w:type="dxa"/>
+            <w:tcBorders/>
+          </w:tcPr>
+          <w:p>
+            <w:pPr>
+              <w:pStyle w:val="Normal"/>
+              <w:widowControl/>
+              <w:spacing w:lineRule="auto" w:line="240" w:before="0" w:after="40"/>
+              <w:jc w:val="left"/>
+              <w:rPr>
+                <w:rFonts w:eastAsia="ＭＳ 明朝" w:cs=""/>
+                <w:kern w:val="0"/>
+                <w:szCs w:val="22"/>
+                <w:lang w:val="en-US" w:eastAsia="en-US" w:bidi="ar-SA"/>
+              </w:rPr>
+            </w:pPr>
+            <w:r>
+              <w:rPr>
+                <w:rFonts w:eastAsia="ＭＳ 明朝" w:cs=""/>
+                <w:kern w:val="0"/>
+                <w:sz w:val="20"/>
+                <w:szCs w:val="22"/>
+                <w:lang w:val="en-US" w:eastAsia="en-US" w:bidi="ar-SA"/>
+              </w:rPr>
+              <w:t>:2222</w:t>
+            </w:r>
+          </w:p>
+        </w:tc>
+        <w:tc>
+          <w:tcPr>
+            <w:tcW w:w="3120" w:type="dxa"/>
+            <w:tcBorders/>
+          </w:tcPr>
+          <w:p>
+            <w:pPr>
+              <w:pStyle w:val="Normal"/>
+              <w:widowControl/>
+              <w:spacing w:lineRule="auto" w:line="240" w:before="0" w:after="40"/>
+              <w:jc w:val="left"/>
+              <w:rPr>
+                <w:rFonts w:eastAsia="ＭＳ 明朝" w:cs=""/>
+                <w:kern w:val="0"/>
+                <w:szCs w:val="22"/>
+                <w:lang w:val="en-US" w:eastAsia="en-US" w:bidi="ar-SA"/>
+              </w:rPr>
+            </w:pPr>
+            <w:r>
+              <w:rPr>
+                <w:rFonts w:eastAsia="ＭＳ 明朝" w:cs=""/>
+                <w:kern w:val="0"/>
+                <w:sz w:val="20"/>
+                <w:szCs w:val="22"/>
+                <w:lang w:val="en-US" w:eastAsia="en-US" w:bidi="ar-SA"/>
+              </w:rPr>
+              <w:t>SFTP listen address</w:t>
+            </w:r>
+          </w:p>
+        </w:tc>
+      </w:tr>
+      <w:tr>
+        <w:trPr/>
+        <w:tc>
+          <w:tcPr>
+            <w:tcW w:w="3120" w:type="dxa"/>
+            <w:tcBorders/>
+          </w:tcPr>
+          <w:p>
+            <w:pPr>
+              <w:pStyle w:val="Normal"/>
+              <w:widowControl/>
+              <w:spacing w:lineRule="auto" w:line="240" w:before="0" w:after="40"/>
+              <w:jc w:val="left"/>
+              <w:rPr>
+                <w:rFonts w:eastAsia="ＭＳ 明朝" w:cs=""/>
+                <w:kern w:val="0"/>
+                <w:szCs w:val="22"/>
+                <w:lang w:val="en-US" w:eastAsia="en-US" w:bidi="ar-SA"/>
+              </w:rPr>
+            </w:pPr>
+            <w:r>
+              <w:rPr>
+                <w:rFonts w:eastAsia="ＭＳ 明朝" w:cs=""/>
+                <w:kern w:val="0"/>
+                <w:sz w:val="20"/>
+                <w:szCs w:val="22"/>
+                <w:lang w:val="en-US" w:eastAsia="en-US" w:bidi="ar-SA"/>
+              </w:rPr>
+              <w:t>UPSTREAM_HTTP</w:t>
+            </w:r>
+          </w:p>
+        </w:tc>
+        <w:tc>
+          <w:tcPr>
+            <w:tcW w:w="3120" w:type="dxa"/>
+            <w:tcBorders/>
+          </w:tcPr>
+          <w:p>
+            <w:pPr>
+              <w:pStyle w:val="Normal"/>
+              <w:widowControl/>
+              <w:spacing w:lineRule="auto" w:line="240" w:before="0" w:after="40"/>
+              <w:jc w:val="left"/>
+              <w:rPr>
+                <w:rFonts w:eastAsia="ＭＳ 明朝" w:cs=""/>
+                <w:kern w:val="0"/>
+                <w:szCs w:val="22"/>
+                <w:lang w:val="en-US" w:eastAsia="en-US" w:bidi="ar-SA"/>
+              </w:rPr>
+            </w:pPr>
+            <w:r>
+              <w:rPr>
+                <w:rFonts w:eastAsia="ＭＳ 明朝" w:cs=""/>
+                <w:kern w:val="0"/>
+                <w:sz w:val="20"/>
+                <w:szCs w:val="22"/>
+                <w:lang w:val="en-US" w:eastAsia="en-US" w:bidi="ar-SA"/>
+              </w:rPr>
+              <w:t>http://sftpgo:8080</w:t>
+            </w:r>
+          </w:p>
+        </w:tc>
+        <w:tc>
+          <w:tcPr>
+            <w:tcW w:w="3120" w:type="dxa"/>
+            <w:tcBorders/>
+          </w:tcPr>
+          <w:p>
+            <w:pPr>
+              <w:pStyle w:val="Normal"/>
+              <w:widowControl/>
+              <w:spacing w:lineRule="auto" w:line="240" w:before="0" w:after="40"/>
+              <w:jc w:val="left"/>
+              <w:rPr>
+                <w:rFonts w:eastAsia="ＭＳ 明朝" w:cs=""/>
+                <w:kern w:val="0"/>
+                <w:szCs w:val="22"/>
+                <w:lang w:val="en-US" w:eastAsia="en-US" w:bidi="ar-SA"/>
+              </w:rPr>
+            </w:pPr>
+            <w:r>
+              <w:rPr>
+                <w:rFonts w:eastAsia="ＭＳ 明朝" w:cs=""/>
+                <w:kern w:val="0"/>
+                <w:sz w:val="20"/>
+                <w:szCs w:val="22"/>
+                <w:lang w:val="en-US" w:eastAsia="en-US" w:bidi="ar-SA"/>
+              </w:rPr>
+              <w:t>SFTPGo web/API endpoint</w:t>
+            </w:r>
+          </w:p>
+        </w:tc>
+      </w:tr>
+      <w:tr>
+        <w:trPr/>
+        <w:tc>
+          <w:tcPr>
+            <w:tcW w:w="3120" w:type="dxa"/>
+            <w:tcBorders/>
+          </w:tcPr>
+          <w:p>
+            <w:pPr>
+              <w:pStyle w:val="Normal"/>
+              <w:widowControl/>
+              <w:spacing w:lineRule="auto" w:line="240" w:before="0" w:after="40"/>
+              <w:jc w:val="left"/>
+              <w:rPr>
+                <w:rFonts w:eastAsia="ＭＳ 明朝" w:cs=""/>
+                <w:kern w:val="0"/>
+                <w:szCs w:val="22"/>
+                <w:lang w:val="en-US" w:eastAsia="en-US" w:bidi="ar-SA"/>
+              </w:rPr>
+            </w:pPr>
+            <w:r>
+              <w:rPr>
+                <w:rFonts w:eastAsia="ＭＳ 明朝" w:cs=""/>
+                <w:kern w:val="0"/>
+                <w:sz w:val="20"/>
+                <w:szCs w:val="22"/>
+                <w:lang w:val="en-US" w:eastAsia="en-US" w:bidi="ar-SA"/>
+              </w:rPr>
+              <w:t>UPSTREAM_SFTP</w:t>
+            </w:r>
+          </w:p>
+        </w:tc>
+        <w:tc>
+          <w:tcPr>
+            <w:tcW w:w="3120" w:type="dxa"/>
+            <w:tcBorders/>
+          </w:tcPr>
+          <w:p>
+            <w:pPr>
+              <w:pStyle w:val="Normal"/>
+              <w:widowControl/>
+              <w:spacing w:lineRule="auto" w:line="240" w:before="0" w:after="40"/>
+              <w:jc w:val="left"/>
+              <w:rPr>
+                <w:rFonts w:eastAsia="ＭＳ 明朝" w:cs=""/>
+                <w:kern w:val="0"/>
+                <w:szCs w:val="22"/>
+                <w:lang w:val="en-US" w:eastAsia="en-US" w:bidi="ar-SA"/>
+              </w:rPr>
+            </w:pPr>
+            <w:r>
+              <w:rPr>
+                <w:rFonts w:eastAsia="ＭＳ 明朝" w:cs=""/>
+                <w:kern w:val="0"/>
+                <w:sz w:val="20"/>
+                <w:szCs w:val="22"/>
+                <w:lang w:val="en-US" w:eastAsia="en-US" w:bidi="ar-SA"/>
+              </w:rPr>
+              <w:t>sftpgo:2022</w:t>
+            </w:r>
+          </w:p>
+        </w:tc>
+        <w:tc>
+          <w:tcPr>
+            <w:tcW w:w="3120" w:type="dxa"/>
+            <w:tcBorders/>
+          </w:tcPr>
+          <w:p>
+            <w:pPr>
+              <w:pStyle w:val="Normal"/>
+              <w:widowControl/>
+              <w:spacing w:lineRule="auto" w:line="240" w:before="0" w:after="40"/>
+              <w:jc w:val="left"/>
+              <w:rPr>
+                <w:rFonts w:eastAsia="ＭＳ 明朝" w:cs=""/>
+                <w:kern w:val="0"/>
+                <w:szCs w:val="22"/>
+                <w:lang w:val="en-US" w:eastAsia="en-US" w:bidi="ar-SA"/>
+              </w:rPr>
+            </w:pPr>
+            <w:r>
+              <w:rPr>
+                <w:rFonts w:eastAsia="ＭＳ 明朝" w:cs=""/>
+                <w:kern w:val="0"/>
+                <w:sz w:val="20"/>
+                <w:szCs w:val="22"/>
+                <w:lang w:val="en-US" w:eastAsia="en-US" w:bidi="ar-SA"/>
+              </w:rPr>
+              <w:t>SFTPGo SFTP endpoint</w:t>
+            </w:r>
+          </w:p>
+        </w:tc>
+      </w:tr>
+      <w:tr>
+        <w:trPr/>
+        <w:tc>
+          <w:tcPr>
+            <w:tcW w:w="3120" w:type="dxa"/>
+            <w:tcBorders/>
+          </w:tcPr>
+          <w:p>
+            <w:pPr>
+              <w:pStyle w:val="Normal"/>
+              <w:widowControl/>
+              <w:spacing w:lineRule="auto" w:line="240" w:before="0" w:after="40"/>
+              <w:jc w:val="left"/>
+              <w:rPr>
+                <w:rFonts w:eastAsia="ＭＳ 明朝" w:cs=""/>
+                <w:kern w:val="0"/>
+                <w:szCs w:val="22"/>
+                <w:lang w:val="en-US" w:eastAsia="en-US" w:bidi="ar-SA"/>
+              </w:rPr>
+            </w:pPr>
+            <w:r>
+              <w:rPr>
+                <w:rFonts w:eastAsia="ＭＳ 明朝" w:cs=""/>
+                <w:kern w:val="0"/>
+                <w:sz w:val="20"/>
+                <w:szCs w:val="22"/>
+                <w:lang w:val="en-US" w:eastAsia="en-US" w:bidi="ar-SA"/>
+              </w:rPr>
+              <w:t>PROXY_FTP_LISTEN</w:t>
+            </w:r>
+          </w:p>
+        </w:tc>
+        <w:tc>
+          <w:tcPr>
+            <w:tcW w:w="3120" w:type="dxa"/>
+            <w:tcBorders/>
+          </w:tcPr>
+          <w:p>
+            <w:pPr>
+              <w:pStyle w:val="Normal"/>
+              <w:widowControl/>
+              <w:spacing w:lineRule="auto" w:line="240" w:before="0" w:after="40"/>
+              <w:jc w:val="left"/>
+              <w:rPr>
+                <w:rFonts w:eastAsia="ＭＳ 明朝" w:cs=""/>
+                <w:kern w:val="0"/>
+                <w:szCs w:val="22"/>
+                <w:lang w:val="en-US" w:eastAsia="en-US" w:bidi="ar-SA"/>
+              </w:rPr>
+            </w:pPr>
+            <w:r>
+              <w:rPr>
+                <w:rFonts w:eastAsia="ＭＳ 明朝" w:cs=""/>
+                <w:kern w:val="0"/>
+                <w:sz w:val="20"/>
+                <w:szCs w:val="22"/>
+                <w:lang w:val="en-US" w:eastAsia="en-US" w:bidi="ar-SA"/>
+              </w:rPr>
+              <w:t>0 (disabled)</w:t>
+            </w:r>
+          </w:p>
+        </w:tc>
+        <w:tc>
+          <w:tcPr>
+            <w:tcW w:w="3120" w:type="dxa"/>
+            <w:tcBorders/>
+          </w:tcPr>
+          <w:p>
+            <w:pPr>
+              <w:pStyle w:val="Normal"/>
+              <w:widowControl/>
+              <w:spacing w:lineRule="auto" w:line="240" w:before="0" w:after="40"/>
+              <w:jc w:val="left"/>
+              <w:rPr>
+                <w:rFonts w:eastAsia="ＭＳ 明朝" w:cs=""/>
+                <w:kern w:val="0"/>
+                <w:szCs w:val="22"/>
+                <w:lang w:val="en-US" w:eastAsia="en-US" w:bidi="ar-SA"/>
+              </w:rPr>
+            </w:pPr>
+            <w:r>
+              <w:rPr>
+                <w:rFonts w:eastAsia="ＭＳ 明朝" w:cs=""/>
+                <w:kern w:val="0"/>
+                <w:sz w:val="20"/>
+                <w:szCs w:val="22"/>
+                <w:lang w:val="en-US" w:eastAsia="en-US" w:bidi="ar-SA"/>
+              </w:rPr>
+              <w:t>FTP listen port; 0 or empty disables</w:t>
+            </w:r>
+          </w:p>
+        </w:tc>
+      </w:tr>
+      <w:tr>
+        <w:trPr/>
+        <w:tc>
+          <w:tcPr>
+            <w:tcW w:w="3120" w:type="dxa"/>
+            <w:tcBorders/>
+          </w:tcPr>
+          <w:p>
+            <w:pPr>
+              <w:pStyle w:val="Normal"/>
+              <w:widowControl/>
+              <w:spacing w:lineRule="auto" w:line="240" w:before="0" w:after="40"/>
+              <w:jc w:val="left"/>
+              <w:rPr>
+                <w:rFonts w:eastAsia="ＭＳ 明朝" w:cs=""/>
+                <w:kern w:val="0"/>
+                <w:szCs w:val="22"/>
+                <w:lang w:val="en-US" w:eastAsia="en-US" w:bidi="ar-SA"/>
+              </w:rPr>
+            </w:pPr>
+            <w:r>
+              <w:rPr>
+                <w:rFonts w:eastAsia="ＭＳ 明朝" w:cs=""/>
+                <w:kern w:val="0"/>
+                <w:sz w:val="20"/>
+                <w:szCs w:val="22"/>
+                <w:lang w:val="en-US" w:eastAsia="en-US" w:bidi="ar-SA"/>
+              </w:rPr>
+              <w:t>UPSTREAM_FTP</w:t>
+            </w:r>
+          </w:p>
+        </w:tc>
+        <w:tc>
+          <w:tcPr>
+            <w:tcW w:w="3120" w:type="dxa"/>
+            <w:tcBorders/>
+          </w:tcPr>
+          <w:p>
+            <w:pPr>
+              <w:pStyle w:val="Normal"/>
+              <w:widowControl/>
+              <w:spacing w:lineRule="auto" w:line="240" w:before="0" w:after="40"/>
+              <w:jc w:val="left"/>
+              <w:rPr>
+                <w:rFonts w:eastAsia="ＭＳ 明朝" w:cs=""/>
+                <w:kern w:val="0"/>
+                <w:szCs w:val="22"/>
+                <w:lang w:val="en-US" w:eastAsia="en-US" w:bidi="ar-SA"/>
+              </w:rPr>
+            </w:pPr>
+            <w:r>
+              <w:rPr>
+                <w:rFonts w:eastAsia="ＭＳ 明朝" w:cs=""/>
+                <w:kern w:val="0"/>
+                <w:sz w:val="20"/>
+                <w:szCs w:val="22"/>
+                <w:lang w:val="en-US" w:eastAsia="en-US" w:bidi="ar-SA"/>
+              </w:rPr>
+              <w:t>sftpgo:2121</w:t>
+            </w:r>
+          </w:p>
+        </w:tc>
+        <w:tc>
+          <w:tcPr>
+            <w:tcW w:w="3120" w:type="dxa"/>
+            <w:tcBorders/>
+          </w:tcPr>
+          <w:p>
+            <w:pPr>
+              <w:pStyle w:val="Normal"/>
+              <w:widowControl/>
+              <w:spacing w:lineRule="auto" w:line="240" w:before="0" w:after="40"/>
+              <w:jc w:val="left"/>
+              <w:rPr>
+                <w:rFonts w:eastAsia="ＭＳ 明朝" w:cs=""/>
+                <w:kern w:val="0"/>
+                <w:szCs w:val="22"/>
+                <w:lang w:val="en-US" w:eastAsia="en-US" w:bidi="ar-SA"/>
+              </w:rPr>
+            </w:pPr>
+            <w:r>
+              <w:rPr>
+                <w:rFonts w:eastAsia="ＭＳ 明朝" w:cs=""/>
+                <w:kern w:val="0"/>
+                <w:sz w:val="20"/>
+                <w:szCs w:val="22"/>
+                <w:lang w:val="en-US" w:eastAsia="en-US" w:bidi="ar-SA"/>
+              </w:rPr>
+              <w:t>SFTPGo FTP endpoint</w:t>
+            </w:r>
+          </w:p>
+        </w:tc>
+      </w:tr>
+      <w:tr>
+        <w:trPr/>
+        <w:tc>
+          <w:tcPr>
+            <w:tcW w:w="3120" w:type="dxa"/>
+            <w:tcBorders/>
+          </w:tcPr>
+          <w:p>
+            <w:pPr>
+              <w:pStyle w:val="Normal"/>
+              <w:widowControl/>
+              <w:spacing w:lineRule="auto" w:line="240" w:before="0" w:after="40"/>
+              <w:jc w:val="left"/>
+              <w:rPr>
+                <w:rFonts w:eastAsia="ＭＳ 明朝" w:cs=""/>
+                <w:kern w:val="0"/>
+                <w:szCs w:val="22"/>
+                <w:lang w:val="en-US" w:eastAsia="en-US" w:bidi="ar-SA"/>
+              </w:rPr>
+            </w:pPr>
+            <w:r>
+              <w:rPr>
+                <w:rFonts w:eastAsia="ＭＳ 明朝" w:cs=""/>
+                <w:kern w:val="0"/>
+                <w:sz w:val="20"/>
+                <w:szCs w:val="22"/>
+                <w:lang w:val="en-US" w:eastAsia="en-US" w:bidi="ar-SA"/>
+              </w:rPr>
+              <w:t>PROXY_FTP_PASV_RANGE</w:t>
+            </w:r>
+          </w:p>
+        </w:tc>
+        <w:tc>
+          <w:tcPr>
+            <w:tcW w:w="3120" w:type="dxa"/>
+            <w:tcBorders/>
+          </w:tcPr>
+          <w:p>
+            <w:pPr>
+              <w:pStyle w:val="Normal"/>
+              <w:widowControl/>
+              <w:spacing w:lineRule="auto" w:line="240" w:before="0" w:after="40"/>
+              <w:jc w:val="left"/>
+              <w:rPr>
+                <w:rFonts w:eastAsia="ＭＳ 明朝" w:cs=""/>
+                <w:kern w:val="0"/>
+                <w:szCs w:val="22"/>
+                <w:lang w:val="en-US" w:eastAsia="en-US" w:bidi="ar-SA"/>
+              </w:rPr>
+            </w:pPr>
+            <w:r>
+              <w:rPr>
+                <w:rFonts w:eastAsia="ＭＳ 明朝" w:cs=""/>
+                <w:kern w:val="0"/>
+                <w:sz w:val="20"/>
+                <w:szCs w:val="22"/>
+                <w:lang w:val="en-US" w:eastAsia="en-US" w:bidi="ar-SA"/>
+              </w:rPr>
+              <w:t>50000-50009</w:t>
+            </w:r>
+          </w:p>
+        </w:tc>
+        <w:tc>
+          <w:tcPr>
+            <w:tcW w:w="3120" w:type="dxa"/>
+            <w:tcBorders/>
+          </w:tcPr>
+          <w:p>
+            <w:pPr>
+              <w:pStyle w:val="Normal"/>
+              <w:widowControl/>
+              <w:spacing w:lineRule="auto" w:line="240" w:before="0" w:after="40"/>
+              <w:jc w:val="left"/>
+              <w:rPr>
+                <w:rFonts w:eastAsia="ＭＳ 明朝" w:cs=""/>
+                <w:kern w:val="0"/>
+                <w:szCs w:val="22"/>
+                <w:lang w:val="en-US" w:eastAsia="en-US" w:bidi="ar-SA"/>
+              </w:rPr>
+            </w:pPr>
+            <w:r>
+              <w:rPr>
+                <w:rFonts w:eastAsia="ＭＳ 明朝" w:cs=""/>
+                <w:kern w:val="0"/>
+                <w:sz w:val="20"/>
+                <w:szCs w:val="22"/>
+                <w:lang w:val="en-US" w:eastAsia="en-US" w:bidi="ar-SA"/>
+              </w:rPr>
+              <w:t>Passive data ports relayed 1:1</w:t>
+            </w:r>
+          </w:p>
+        </w:tc>
+      </w:tr>
+      <w:tr>
+        <w:trPr/>
+        <w:tc>
+          <w:tcPr>
+            <w:tcW w:w="3120" w:type="dxa"/>
+            <w:tcBorders/>
+          </w:tcPr>
+          <w:p>
+            <w:pPr>
+              <w:pStyle w:val="Normal"/>
+              <w:widowControl/>
+              <w:spacing w:lineRule="auto" w:line="240" w:before="0" w:after="40"/>
+              <w:jc w:val="left"/>
+              <w:rPr>
+                <w:rFonts w:eastAsia="ＭＳ 明朝" w:cs=""/>
+                <w:kern w:val="0"/>
+                <w:szCs w:val="22"/>
+                <w:lang w:val="en-US" w:eastAsia="en-US" w:bidi="ar-SA"/>
+              </w:rPr>
+            </w:pPr>
+            <w:r>
+              <w:rPr>
+                <w:rFonts w:eastAsia="ＭＳ 明朝" w:cs=""/>
+                <w:kern w:val="0"/>
+                <w:sz w:val="20"/>
+                <w:szCs w:val="22"/>
+                <w:lang w:val="en-US" w:eastAsia="en-US" w:bidi="ar-SA"/>
+              </w:rPr>
+              <w:t>PROXY_WEBDAV_LISTEN</w:t>
+            </w:r>
+          </w:p>
+        </w:tc>
+        <w:tc>
+          <w:tcPr>
+            <w:tcW w:w="3120" w:type="dxa"/>
+            <w:tcBorders/>
+          </w:tcPr>
+          <w:p>
+            <w:pPr>
+              <w:pStyle w:val="Normal"/>
+              <w:widowControl/>
+              <w:spacing w:lineRule="auto" w:line="240" w:before="0" w:after="40"/>
+              <w:jc w:val="left"/>
+              <w:rPr>
+                <w:rFonts w:eastAsia="ＭＳ 明朝" w:cs=""/>
+                <w:kern w:val="0"/>
+                <w:szCs w:val="22"/>
+                <w:lang w:val="en-US" w:eastAsia="en-US" w:bidi="ar-SA"/>
+              </w:rPr>
+            </w:pPr>
+            <w:r>
+              <w:rPr>
+                <w:rFonts w:eastAsia="ＭＳ 明朝" w:cs=""/>
+                <w:kern w:val="0"/>
+                <w:sz w:val="20"/>
+                <w:szCs w:val="22"/>
+                <w:lang w:val="en-US" w:eastAsia="en-US" w:bidi="ar-SA"/>
+              </w:rPr>
+              <w:t>0 (disabled)</w:t>
+            </w:r>
+          </w:p>
+        </w:tc>
+        <w:tc>
+          <w:tcPr>
+            <w:tcW w:w="3120" w:type="dxa"/>
+            <w:tcBorders/>
+          </w:tcPr>
+          <w:p>
+            <w:pPr>
+              <w:pStyle w:val="Normal"/>
+              <w:widowControl/>
+              <w:spacing w:lineRule="auto" w:line="240" w:before="0" w:after="40"/>
+              <w:jc w:val="left"/>
+              <w:rPr>
+                <w:rFonts w:eastAsia="ＭＳ 明朝" w:cs=""/>
+                <w:kern w:val="0"/>
+                <w:szCs w:val="22"/>
+                <w:lang w:val="en-US" w:eastAsia="en-US" w:bidi="ar-SA"/>
+              </w:rPr>
+            </w:pPr>
+            <w:r>
+              <w:rPr>
+                <w:rFonts w:eastAsia="ＭＳ 明朝" w:cs=""/>
+                <w:kern w:val="0"/>
+                <w:sz w:val="20"/>
+                <w:szCs w:val="22"/>
+                <w:lang w:val="en-US" w:eastAsia="en-US" w:bidi="ar-SA"/>
+              </w:rPr>
+              <w:t>WebDAV listen port; 0 or empty disables</w:t>
+            </w:r>
+          </w:p>
+        </w:tc>
+      </w:tr>
+      <w:tr>
+        <w:trPr/>
+        <w:tc>
+          <w:tcPr>
+            <w:tcW w:w="3120" w:type="dxa"/>
+            <w:tcBorders/>
+          </w:tcPr>
+          <w:p>
+            <w:pPr>
+              <w:pStyle w:val="Normal"/>
+              <w:widowControl/>
+              <w:spacing w:lineRule="auto" w:line="240" w:before="0" w:after="40"/>
+              <w:jc w:val="left"/>
+              <w:rPr>
+                <w:rFonts w:eastAsia="ＭＳ 明朝" w:cs=""/>
+                <w:kern w:val="0"/>
+                <w:szCs w:val="22"/>
+                <w:lang w:val="en-US" w:eastAsia="en-US" w:bidi="ar-SA"/>
+              </w:rPr>
+            </w:pPr>
+            <w:r>
+              <w:rPr>
+                <w:rFonts w:eastAsia="ＭＳ 明朝" w:cs=""/>
+                <w:kern w:val="0"/>
+                <w:sz w:val="20"/>
+                <w:szCs w:val="22"/>
+                <w:lang w:val="en-US" w:eastAsia="en-US" w:bidi="ar-SA"/>
+              </w:rPr>
+              <w:t>UPSTREAM_WEBDAV</w:t>
+            </w:r>
+          </w:p>
+        </w:tc>
+        <w:tc>
+          <w:tcPr>
+            <w:tcW w:w="3120" w:type="dxa"/>
+            <w:tcBorders/>
+          </w:tcPr>
+          <w:p>
+            <w:pPr>
+              <w:pStyle w:val="Normal"/>
+              <w:widowControl/>
+              <w:spacing w:lineRule="auto" w:line="240" w:before="0" w:after="40"/>
+              <w:jc w:val="left"/>
+              <w:rPr>
+                <w:rFonts w:eastAsia="ＭＳ 明朝" w:cs=""/>
+                <w:kern w:val="0"/>
+                <w:szCs w:val="22"/>
+                <w:lang w:val="en-US" w:eastAsia="en-US" w:bidi="ar-SA"/>
+              </w:rPr>
+            </w:pPr>
+            <w:r>
+              <w:rPr>
+                <w:rFonts w:eastAsia="ＭＳ 明朝" w:cs=""/>
+                <w:kern w:val="0"/>
+                <w:sz w:val="20"/>
+                <w:szCs w:val="22"/>
+                <w:lang w:val="en-US" w:eastAsia="en-US" w:bidi="ar-SA"/>
+              </w:rPr>
+              <w:t>http://sftpgo:10080</w:t>
+            </w:r>
+          </w:p>
+        </w:tc>
+        <w:tc>
+          <w:tcPr>
+            <w:tcW w:w="3120" w:type="dxa"/>
+            <w:tcBorders/>
+          </w:tcPr>
+          <w:p>
+            <w:pPr>
+              <w:pStyle w:val="Normal"/>
+              <w:widowControl/>
+              <w:spacing w:lineRule="auto" w:line="240" w:before="0" w:after="40"/>
+              <w:jc w:val="left"/>
+              <w:rPr>
+                <w:rFonts w:eastAsia="ＭＳ 明朝" w:cs=""/>
+                <w:kern w:val="0"/>
+                <w:szCs w:val="22"/>
+                <w:lang w:val="en-US" w:eastAsia="en-US" w:bidi="ar-SA"/>
+              </w:rPr>
+            </w:pPr>
+            <w:r>
+              <w:rPr>
+                <w:rFonts w:eastAsia="ＭＳ 明朝" w:cs=""/>
+                <w:kern w:val="0"/>
+                <w:sz w:val="20"/>
+                <w:szCs w:val="22"/>
+                <w:lang w:val="en-US" w:eastAsia="en-US" w:bidi="ar-SA"/>
+              </w:rPr>
+              <w:t>SFTPGo WebDAV endpoint</w:t>
+            </w:r>
+          </w:p>
+        </w:tc>
+      </w:tr>
+      <w:tr>
+        <w:trPr/>
+        <w:tc>
+          <w:tcPr>
+            <w:tcW w:w="3120" w:type="dxa"/>
+            <w:tcBorders/>
+          </w:tcPr>
+          <w:p>
+            <w:pPr>
+              <w:pStyle w:val="Normal"/>
+              <w:widowControl/>
+              <w:spacing w:lineRule="auto" w:line="240" w:before="0" w:after="40"/>
+              <w:jc w:val="left"/>
+              <w:rPr>
+                <w:rFonts w:eastAsia="ＭＳ 明朝" w:cs=""/>
+                <w:kern w:val="0"/>
+                <w:szCs w:val="22"/>
+                <w:lang w:val="en-US" w:eastAsia="en-US" w:bidi="ar-SA"/>
+              </w:rPr>
+            </w:pPr>
+            <w:r>
+              <w:rPr>
+                <w:rFonts w:eastAsia="ＭＳ 明朝" w:cs=""/>
+                <w:kern w:val="0"/>
+                <w:sz w:val="20"/>
+                <w:szCs w:val="22"/>
+                <w:lang w:val="en-US" w:eastAsia="en-US" w:bidi="ar-SA"/>
+              </w:rPr>
+              <w:t xml:space="preserve">PROXY_UI</w:t>
+            </w:r>
+          </w:p>
+        </w:tc>
+        <w:tc>
+          <w:tcPr>
+            <w:tcW w:w="3120" w:type="dxa"/>
+            <w:tcBorders/>
+          </w:tcPr>
+          <w:p>
+            <w:pPr>
+              <w:pStyle w:val="Normal"/>
+              <w:widowControl/>
+              <w:spacing w:lineRule="auto" w:line="240" w:before="0" w:after="40"/>
+              <w:jc w:val="left"/>
+              <w:rPr>
+                <w:rFonts w:eastAsia="ＭＳ 明朝" w:cs=""/>
+                <w:kern w:val="0"/>
+                <w:szCs w:val="22"/>
+                <w:lang w:val="en-US" w:eastAsia="en-US" w:bidi="ar-SA"/>
+              </w:rPr>
+            </w:pPr>
+            <w:r>
+              <w:rPr>
+                <w:rFonts w:eastAsia="ＭＳ 明朝" w:cs=""/>
+                <w:kern w:val="0"/>
+                <w:sz w:val="20"/>
+                <w:szCs w:val="22"/>
+                <w:lang w:val="en-US" w:eastAsia="en-US" w:bidi="ar-SA"/>
+              </w:rPr>
+              <w:t xml:space="preserve">true</w:t>
+            </w:r>
+          </w:p>
+        </w:tc>
+        <w:tc>
+          <w:tcPr>
+            <w:tcW w:w="3120" w:type="dxa"/>
+            <w:tcBorders/>
+          </w:tcPr>
+          <w:p>
+            <w:pPr>
+              <w:pStyle w:val="Normal"/>
+              <w:widowControl/>
+              <w:spacing w:lineRule="auto" w:line="240" w:before="0" w:after="40"/>
+              <w:jc w:val="left"/>
+              <w:rPr>
+                <w:rFonts w:eastAsia="ＭＳ 明朝" w:cs=""/>
+                <w:kern w:val="0"/>
+                <w:szCs w:val="22"/>
+                <w:lang w:val="en-US" w:eastAsia="en-US" w:bidi="ar-SA"/>
+              </w:rPr>
+            </w:pPr>
+            <w:r>
+              <w:rPr>
+                <w:rFonts w:eastAsia="ＭＳ 明朝" w:cs=""/>
+                <w:kern w:val="0"/>
+                <w:sz w:val="20"/>
+                <w:szCs w:val="22"/>
+                <w:lang w:val="en-US" w:eastAsia="en-US" w:bidi="ar-SA"/>
+              </w:rPr>
+              <w:t xml:space="preserve">false disables the mlw-storage web UI (/mlw/) and the redirect from /</w:t>
+            </w:r>
+          </w:p>
+        </w:tc>
+      </w:tr>
+    </w:tbl>
+    <w:p>
+      <w:pPr>
+        <w:pStyle w:val="Normal"/>
+        <w:rPr/>
+      </w:pPr>
+      <w:r>
+        <w:rPr/>
+      </w:r>
+    </w:p>
+    <w:p>
+      <w:pPr>
+        <w:pStyle w:val="Heading2"/>
+        <w:rPr/>
+      </w:pPr>
+      <w:bookmarkStart w:id="918" w:name="_Toc100018"/>
+      <w:r>
+        <w:rPr/>
+        <w:t>6.3 Keycloak settings (optional)</w:t>
+      </w:r>
+      <w:bookmarkEnd w:id="918"/>
+    </w:p>
+    <w:tbl>
+      <w:tblPr>
+        <w:tblStyle w:val="TableGrid"/>
+        <w:tblW w:w="9360" w:type="dxa"/>
+        <w:jc w:val="left"/>
+        <w:tblInd w:w="0" w:type="dxa"/>
+        <w:tblLayout w:type="fixed"/>
+        <w:tblCellMar>
+          <w:top w:w="0" w:type="dxa"/>
+          <w:left w:w="108" w:type="dxa"/>
+          <w:bottom w:w="0" w:type="dxa"/>
+          <w:right w:w="108" w:type="dxa"/>
+        </w:tblCellMar>
+        <w:tblLook w:val="04a0" w:noHBand="0" w:noVBand="1" w:firstColumn="1" w:lastRow="0" w:lastColumn="0" w:firstRow="1"/>
+      </w:tblPr>
+      <w:tblGrid>
+        <w:gridCol w:w="3120"/>
+        <w:gridCol w:w="3120"/>
+        <w:gridCol w:w="3120"/>
+      </w:tblGrid>
+      <w:tr>
+        <w:trPr/>
+        <w:tc>
+          <w:tcPr>
+            <w:tcW w:w="3120" w:type="dxa"/>
+            <w:tcBorders/>
+            <w:shd w:color="auto" w:fill="DCE6F1" w:val="clear"/>
+          </w:tcPr>
+          <w:p>
+            <w:pPr>
+              <w:pStyle w:val="Normal"/>
+              <w:widowControl/>
+              <w:spacing w:lineRule="auto" w:line="240" w:before="0" w:after="40"/>
+              <w:jc w:val="left"/>
+              <w:rPr>
+                <w:rFonts w:eastAsia="ＭＳ 明朝" w:cs=""/>
+                <w:kern w:val="0"/>
+                <w:szCs w:val="22"/>
+                <w:lang w:val="en-US" w:eastAsia="en-US" w:bidi="ar-SA"/>
+              </w:rPr>
+            </w:pPr>
+            <w:r>
+              <w:rPr>
+                <w:rFonts w:eastAsia="ＭＳ 明朝" w:cs=""/>
+                <w:b/>
+                <w:kern w:val="0"/>
+                <w:sz w:val="20"/>
+                <w:szCs w:val="22"/>
+                <w:lang w:val="en-US" w:eastAsia="en-US" w:bidi="ar-SA"/>
+              </w:rPr>
+              <w:t>Variable</w:t>
+            </w:r>
+          </w:p>
+        </w:tc>
+        <w:tc>
+          <w:tcPr>
+            <w:tcW w:w="3120" w:type="dxa"/>
+            <w:tcBorders/>
+            <w:shd w:color="auto" w:fill="DCE6F1" w:val="clear"/>
+          </w:tcPr>
+          <w:p>
+            <w:pPr>
+              <w:pStyle w:val="Normal"/>
+              <w:widowControl/>
+              <w:spacing w:lineRule="auto" w:line="240" w:before="0" w:after="40"/>
+              <w:jc w:val="left"/>
+              <w:rPr>
+                <w:rFonts w:eastAsia="ＭＳ 明朝" w:cs=""/>
+                <w:kern w:val="0"/>
+                <w:szCs w:val="22"/>
+                <w:lang w:val="en-US" w:eastAsia="en-US" w:bidi="ar-SA"/>
+              </w:rPr>
+            </w:pPr>
+            <w:r>
+              <w:rPr>
+                <w:rFonts w:eastAsia="ＭＳ 明朝" w:cs=""/>
+                <w:b/>
+                <w:kern w:val="0"/>
+                <w:sz w:val="20"/>
+                <w:szCs w:val="22"/>
+                <w:lang w:val="en-US" w:eastAsia="en-US" w:bidi="ar-SA"/>
+              </w:rPr>
+              <w:t>Default</w:t>
+            </w:r>
+          </w:p>
+        </w:tc>
+        <w:tc>
+          <w:tcPr>
+            <w:tcW w:w="3120" w:type="dxa"/>
+            <w:tcBorders/>
+            <w:shd w:color="auto" w:fill="DCE6F1" w:val="clear"/>
+          </w:tcPr>
+          <w:p>
+            <w:pPr>
+              <w:pStyle w:val="Normal"/>
+              <w:widowControl/>
+              <w:spacing w:lineRule="auto" w:line="240" w:before="0" w:after="40"/>
+              <w:jc w:val="left"/>
+              <w:rPr>
+                <w:rFonts w:eastAsia="ＭＳ 明朝" w:cs=""/>
+                <w:kern w:val="0"/>
+                <w:szCs w:val="22"/>
+                <w:lang w:val="en-US" w:eastAsia="en-US" w:bidi="ar-SA"/>
+              </w:rPr>
+            </w:pPr>
+            <w:r>
+              <w:rPr>
+                <w:rFonts w:eastAsia="ＭＳ 明朝" w:cs=""/>
+                <w:b/>
+                <w:kern w:val="0"/>
+                <w:sz w:val="20"/>
+                <w:szCs w:val="22"/>
+                <w:lang w:val="en-US" w:eastAsia="en-US" w:bidi="ar-SA"/>
+              </w:rPr>
+              <w:t>Meaning</w:t>
+            </w:r>
+          </w:p>
+        </w:tc>
+      </w:tr>
+      <w:tr>
+        <w:trPr/>
+        <w:tc>
+          <w:tcPr>
+            <w:tcW w:w="3120" w:type="dxa"/>
+            <w:tcBorders/>
+          </w:tcPr>
+          <w:p>
+            <w:pPr>
+              <w:pStyle w:val="Normal"/>
+              <w:widowControl/>
+              <w:spacing w:lineRule="auto" w:line="240" w:before="0" w:after="40"/>
+              <w:jc w:val="left"/>
+              <w:rPr>
+                <w:rFonts w:eastAsia="ＭＳ 明朝" w:cs=""/>
+                <w:kern w:val="0"/>
+                <w:szCs w:val="22"/>
+                <w:lang w:val="en-US" w:eastAsia="en-US" w:bidi="ar-SA"/>
+              </w:rPr>
+            </w:pPr>
+            <w:r>
+              <w:rPr>
+                <w:rFonts w:eastAsia="ＭＳ 明朝" w:cs=""/>
+                <w:kern w:val="0"/>
+                <w:sz w:val="20"/>
+                <w:szCs w:val="22"/>
+                <w:lang w:val="en-US" w:eastAsia="en-US" w:bidi="ar-SA"/>
+              </w:rPr>
               <w:t>OIDC_ISSUER</w:t>
             </w:r>
           </w:p>
@@ -5445,12 +5749,12 @@
         <w:pStyle w:val="Heading2"/>
         <w:rPr/>
       </w:pPr>
-      <w:bookmarkStart w:id="917" w:name="_Toc100017"/>
+      <w:bookmarkStart w:id="919" w:name="_Toc100019"/>
       <w:r>
         <w:rPr/>
         <w:t>6.4 Production deployment (docker-compose.prod.yml)</w:t>
       </w:r>
-      <w:bookmarkEnd w:id="917"/>
+      <w:bookmarkEnd w:id="919"/>
     </w:p>
     <w:p>
       <w:pPr>
@@ -6165,12 +6469,12 @@
         <w:pStyle w:val="Heading1"/>
         <w:rPr/>
       </w:pPr>
-      <w:bookmarkStart w:id="918" w:name="_Toc100018"/>
+      <w:bookmarkStart w:id="920" w:name="_Toc100020"/>
       <w:r>
         <w:rPr/>
         <w:t>7. Data and persistence</w:t>
       </w:r>
-      <w:bookmarkEnd w:id="918"/>
+      <w:bookmarkEnd w:id="920"/>
     </w:p>
     <w:p>
       <w:pPr>
@@ -6229,7 +6533,7 @@
       </w:r>
       <w:r>
         <w:rPr/>
-        <w:t xml:space="preserve"> the gateway keeps no state, except (Keycloak feature) the users' chosen root directories in volume proxy-state.</w:t>
+        <w:t xml:space="preserve"> the gateway keeps no state, except (Keycloak feature) the users' chosen root directories in volume proxy-state. Web UI sessions are held in memory only and are lost when the gateway restarts.</w:t>
       </w:r>
     </w:p>
     <w:p>
@@ -6237,12 +6541,12 @@
         <w:pStyle w:val="Heading1"/>
         <w:rPr/>
       </w:pPr>
-      <w:bookmarkStart w:id="919" w:name="_Toc100019"/>
+      <w:bookmarkStart w:id="921" w:name="_Toc100021"/>
       <w:r>
         <w:rPr/>
         <w:t>8. Security considerations</w:t>
       </w:r>
-      <w:bookmarkEnd w:id="919"/>
+      <w:bookmarkEnd w:id="921"/>
     </w:p>
     <w:p>
       <w:pPr>
@@ -6386,15 +6690,29 @@
     </w:p>
     <w:p>
       <w:pPr>
+        <w:pStyle w:val="ListBullet"/>
+        <w:numPr>
+          <w:ilvl w:val="0"/>
+          <w:numId w:val="1"/>
+        </w:numPr>
+        <w:rPr/>
+      </w:pPr>
+      <w:r>
+        <w:rPr/>
+        <w:t xml:space="preserve">Web UI: administrator credentials are checked by SFTPGo and never stored by the gateway. The SFTPGo API token stays on the server; the browser holds only an HttpOnly, SameSite=Strict session cookie. Sign-in and logout require a same-site request, repeated failed sign-ins are throttled per client address, and pages are not cached. The gateway serves plain HTTP, so terminate TLS in front of it or the password and cookie travel unencrypted.</w:t>
+      </w:r>
+    </w:p>
+    <w:p>
+      <w:pPr>
         <w:pStyle w:val="Heading1"/>
         <w:rPr/>
       </w:pPr>
-      <w:bookmarkStart w:id="920" w:name="_Toc100020"/>
+      <w:bookmarkStart w:id="922" w:name="_Toc100022"/>
       <w:r>
         <w:rPr/>
         <w:t>9. Operations</w:t>
       </w:r>
-      <w:bookmarkEnd w:id="920"/>
+      <w:bookmarkEnd w:id="922"/>
     </w:p>
     <w:p>
       <w:pPr>
@@ -6423,7 +6741,7 @@
       </w:pPr>
       <w:r>
         <w:rPr/>
-        <w:t>Web admin: http://localhost:8380. Create SFTP users there, then connect remote servers with an SFTP client on port 2222.</w:t>
+        <w:t xml:space="preserve">Web UI: http://localhost:8380 shows the mlw-storage sign-in page; sign in with the SFTPGo admin account. The Dashboard lists the users, and its SFTPGo administration button (or http://localhost:8380/web/admin/) opens the SFTPGo console. Create SFTP users there, then connect remote servers with an SFTP client on port 2222.</w:t>
       </w:r>
     </w:p>
     <w:p>
@@ -6459,12 +6777,12 @@
         <w:pStyle w:val="Heading1"/>
         <w:rPr/>
       </w:pPr>
-      <w:bookmarkStart w:id="921" w:name="_Toc100021"/>
+      <w:bookmarkStart w:id="923" w:name="_Toc100023"/>
       <w:r>
         <w:rPr/>
         <w:t>10. Limitations and possible next steps</w:t>
       </w:r>
-      <w:bookmarkEnd w:id="921"/>
+      <w:bookmarkEnd w:id="923"/>
     </w:p>
     <w:p>
       <w:pPr>
@@ -6536,6 +6854,22 @@
       <w:r>
         <w:rPr/>
         <w:t>Token login: no session revocation when a token expires or a user is disabled in Keycloak, and no fallback to SFTPGo password logins while the feature is enabled.</w:t>
+      </w:r>
+    </w:p>
+    <w:p>
+      <w:pPr>
+        <w:pStyle w:val="ListBullet"/>
+        <w:numPr>
+          <w:ilvl w:val="0"/>
+          <w:numId w:val="1"/>
+        </w:numPr>
+        <w:spacing w:before="0" w:after="200"/>
+        <w:contextualSpacing/>
+        <w:rPr/>
+      </w:pPr>
+      <w:r>
+        <w:rPr/>
+        <w:t xml:space="preserve">Web UI: sessions are in memory and end at gateway restart. Any SFTPGo administrator who can list users sees the whole Dashboard; there are no per-admin roles. Administrators with two-factor authentication enabled cannot sign in to the mlw-storage UI. Signing in does not sign in to the SFTPGo console, which keeps its own login.</w:t>
       </w:r>
     </w:p>
     <w:sectPr>

--- a/doc/mlw-storage_Architecture.docx
+++ b/doc/mlw-storage_Architecture.docx
@@ -367,10 +367,42 @@
         <w:tabs>
           <w:tab w:pos="9360" w:val="right" w:leader="dot"/>
         </w:tabs>
+        <w:spacing w:after="60" w:before="0"/>
+        <w:ind w:left="320"/>
+      </w:pPr>
+      <w:hyperlink w:anchor="_Toc100006" w:history="1">
+        <w:r>
+          <w:t xml:space="preserve">3.4 Drive detection (optional)</w:t>
+        </w:r>
+        <w:r>
+          <w:tab/>
+        </w:r>
+        <w:r>
+          <w:fldChar w:fldCharType="begin"/>
+        </w:r>
+        <w:r>
+          <w:instrText xml:space="preserve"> PAGEREF _Toc100006 \h </w:instrText>
+        </w:r>
+        <w:r>
+          <w:fldChar w:fldCharType="separate"/>
+        </w:r>
+        <w:r>
+          <w:t xml:space="preserve">5</w:t>
+        </w:r>
+        <w:r>
+          <w:fldChar w:fldCharType="end"/>
+        </w:r>
+      </w:hyperlink>
+    </w:p>
+    <w:p>
+      <w:pPr>
+        <w:tabs>
+          <w:tab w:pos="9360" w:val="right" w:leader="dot"/>
+        </w:tabs>
         <w:spacing w:after="80" w:before="120"/>
         <w:ind w:left="0"/>
       </w:pPr>
-      <w:hyperlink w:anchor="_Toc100006" w:history="1">
+      <w:hyperlink w:anchor="_Toc100007" w:history="1">
         <w:r>
           <w:rPr>
             <w:b/>
@@ -393,7 +425,7 @@
           <w:rPr>
             <w:b/>
           </w:rPr>
-          <w:instrText xml:space="preserve"> PAGEREF _Toc100006 \h </w:instrText>
+          <w:instrText xml:space="preserve"> PAGEREF _Toc100007 \h </w:instrText>
         </w:r>
         <w:r>
           <w:rPr>
@@ -405,7 +437,7 @@
           <w:rPr>
             <w:b/>
           </w:rPr>
-          <w:t xml:space="preserve">5</w:t>
+          <w:t xml:space="preserve">6</w:t>
         </w:r>
         <w:r>
           <w:rPr>
@@ -423,41 +455,9 @@
         <w:spacing w:after="60" w:before="0"/>
         <w:ind w:left="320"/>
       </w:pPr>
-      <w:hyperlink w:anchor="_Toc100007" w:history="1">
+      <w:hyperlink w:anchor="_Toc100008" w:history="1">
         <w:r>
           <w:t xml:space="preserve">4.1 Web and REST API</w:t>
-        </w:r>
-        <w:r>
-          <w:tab/>
-        </w:r>
-        <w:r>
-          <w:fldChar w:fldCharType="begin"/>
-        </w:r>
-        <w:r>
-          <w:instrText xml:space="preserve"> PAGEREF _Toc100007 \h </w:instrText>
-        </w:r>
-        <w:r>
-          <w:fldChar w:fldCharType="separate"/>
-        </w:r>
-        <w:r>
-          <w:t xml:space="preserve">5</w:t>
-        </w:r>
-        <w:r>
-          <w:fldChar w:fldCharType="end"/>
-        </w:r>
-      </w:hyperlink>
-    </w:p>
-    <w:p>
-      <w:pPr>
-        <w:tabs>
-          <w:tab w:pos="9360" w:val="right" w:leader="dot"/>
-        </w:tabs>
-        <w:spacing w:after="60" w:before="0"/>
-        <w:ind w:left="320"/>
-      </w:pPr>
-      <w:hyperlink w:anchor="_Toc100008" w:history="1">
-        <w:r>
-          <w:t xml:space="preserve">4.2 SFTP</w:t>
         </w:r>
         <w:r>
           <w:tab/>
@@ -472,7 +472,7 @@
           <w:fldChar w:fldCharType="separate"/>
         </w:r>
         <w:r>
-          <w:t xml:space="preserve">5</w:t>
+          <w:t xml:space="preserve">6</w:t>
         </w:r>
         <w:r>
           <w:fldChar w:fldCharType="end"/>
@@ -489,7 +489,7 @@
       </w:pPr>
       <w:hyperlink w:anchor="_Toc100009" w:history="1">
         <w:r>
-          <w:t xml:space="preserve">4.3 FTP (optional)</w:t>
+          <w:t xml:space="preserve">4.2 SFTP</w:t>
         </w:r>
         <w:r>
           <w:tab/>
@@ -504,7 +504,7 @@
           <w:fldChar w:fldCharType="separate"/>
         </w:r>
         <w:r>
-          <w:t xml:space="preserve">5</w:t>
+          <w:t xml:space="preserve">6</w:t>
         </w:r>
         <w:r>
           <w:fldChar w:fldCharType="end"/>
@@ -521,7 +521,7 @@
       </w:pPr>
       <w:hyperlink w:anchor="_Toc100010" w:history="1">
         <w:r>
-          <w:t xml:space="preserve">4.4 WebDAV (optional)</w:t>
+          <w:t xml:space="preserve">4.3 FTP (optional)</w:t>
         </w:r>
         <w:r>
           <w:tab/>
@@ -553,7 +553,7 @@
       </w:pPr>
       <w:hyperlink w:anchor="_Toc100011" w:history="1">
         <w:r>
-          <w:t xml:space="preserve">4.5 Keycloak token login (optional)</w:t>
+          <w:t xml:space="preserve">4.4 WebDAV (optional)</w:t>
         </w:r>
         <w:r>
           <w:tab/>
@@ -568,7 +568,7 @@
           <w:fldChar w:fldCharType="separate"/>
         </w:r>
         <w:r>
-          <w:t xml:space="preserve">6</w:t>
+          <w:t xml:space="preserve">7</w:t>
         </w:r>
         <w:r>
           <w:fldChar w:fldCharType="end"/>
@@ -585,7 +585,7 @@
       </w:pPr>
       <w:hyperlink w:anchor="_Toc100012" w:history="1">
         <w:r>
-          <w:t xml:space="preserve">4.6 Choosing the directory a user can open</w:t>
+          <w:t xml:space="preserve">4.5 Keycloak token login (optional)</w:t>
         </w:r>
         <w:r>
           <w:tab/>
@@ -617,7 +617,7 @@
       </w:pPr>
       <w:hyperlink w:anchor="_Toc100013" w:history="1">
         <w:r>
-          <w:t xml:space="preserve">4.7 mlw-storage web UI sign-in</w:t>
+          <w:t xml:space="preserve">4.6 Choosing the directory a user can open</w:t>
         </w:r>
         <w:r>
           <w:tab/>
@@ -644,10 +644,74 @@
         <w:tabs>
           <w:tab w:pos="9360" w:val="right" w:leader="dot"/>
         </w:tabs>
+        <w:spacing w:after="60" w:before="0"/>
+        <w:ind w:left="320"/>
+      </w:pPr>
+      <w:hyperlink w:anchor="_Toc100014" w:history="1">
+        <w:r>
+          <w:t xml:space="preserve">4.7 mlw-storage web UI sign-in</w:t>
+        </w:r>
+        <w:r>
+          <w:tab/>
+        </w:r>
+        <w:r>
+          <w:fldChar w:fldCharType="begin"/>
+        </w:r>
+        <w:r>
+          <w:instrText xml:space="preserve"> PAGEREF _Toc100014 \h </w:instrText>
+        </w:r>
+        <w:r>
+          <w:fldChar w:fldCharType="separate"/>
+        </w:r>
+        <w:r>
+          <w:t xml:space="preserve">9</w:t>
+        </w:r>
+        <w:r>
+          <w:fldChar w:fldCharType="end"/>
+        </w:r>
+      </w:hyperlink>
+    </w:p>
+    <w:p>
+      <w:pPr>
+        <w:tabs>
+          <w:tab w:pos="9360" w:val="right" w:leader="dot"/>
+        </w:tabs>
+        <w:spacing w:after="60" w:before="0"/>
+        <w:ind w:left="320"/>
+      </w:pPr>
+      <w:hyperlink w:anchor="_Toc100015" w:history="1">
+        <w:r>
+          <w:t xml:space="preserve">4.8 Drive detection</w:t>
+        </w:r>
+        <w:r>
+          <w:tab/>
+        </w:r>
+        <w:r>
+          <w:fldChar w:fldCharType="begin"/>
+        </w:r>
+        <w:r>
+          <w:instrText xml:space="preserve"> PAGEREF _Toc100015 \h </w:instrText>
+        </w:r>
+        <w:r>
+          <w:fldChar w:fldCharType="separate"/>
+        </w:r>
+        <w:r>
+          <w:t xml:space="preserve">9</w:t>
+        </w:r>
+        <w:r>
+          <w:fldChar w:fldCharType="end"/>
+        </w:r>
+      </w:hyperlink>
+    </w:p>
+    <w:p>
+      <w:pPr>
+        <w:tabs>
+          <w:tab w:pos="9360" w:val="right" w:leader="dot"/>
+        </w:tabs>
         <w:spacing w:after="80" w:before="120"/>
         <w:ind w:left="0"/>
       </w:pPr>
-      <w:hyperlink w:anchor="_Toc100014" w:history="1">
+      <w:hyperlink w:anchor="_Toc100016" w:history="1">
         <w:r>
           <w:rPr>
             <w:b/>
@@ -670,7 +734,7 @@
           <w:rPr>
             <w:b/>
           </w:rPr>
-          <w:instrText xml:space="preserve"> PAGEREF _Toc100014 \h </w:instrText>
+          <w:instrText xml:space="preserve"> PAGEREF _Toc100016 \h </w:instrText>
         </w:r>
         <w:r>
           <w:rPr>
@@ -682,7 +746,7 @@
           <w:rPr>
             <w:b/>
           </w:rPr>
-          <w:t xml:space="preserve">8</w:t>
+          <w:t xml:space="preserve">9</w:t>
         </w:r>
         <w:r>
           <w:rPr>
@@ -700,7 +764,7 @@
         <w:spacing w:after="80" w:before="120"/>
         <w:ind w:left="0"/>
       </w:pPr>
-      <w:hyperlink w:anchor="_Toc100015" w:history="1">
+      <w:hyperlink w:anchor="_Toc100017" w:history="1">
         <w:r>
           <w:rPr>
             <w:b/>
@@ -723,7 +787,7 @@
           <w:rPr>
             <w:b/>
           </w:rPr>
-          <w:instrText xml:space="preserve"> PAGEREF _Toc100015 \h </w:instrText>
+          <w:instrText xml:space="preserve"> PAGEREF _Toc100017 \h </w:instrText>
         </w:r>
         <w:r>
           <w:rPr>
@@ -735,7 +799,7 @@
           <w:rPr>
             <w:b/>
           </w:rPr>
-          <w:t xml:space="preserve">8</w:t>
+          <w:t xml:space="preserve">10</w:t>
         </w:r>
         <w:r>
           <w:rPr>
@@ -753,73 +817,9 @@
         <w:spacing w:after="60" w:before="0"/>
         <w:ind w:left="320"/>
       </w:pPr>
-      <w:hyperlink w:anchor="_Toc100016" w:history="1">
+      <w:hyperlink w:anchor="_Toc100018" w:history="1">
         <w:r>
           <w:t xml:space="preserve">6.1 Operator settings (.env)</w:t>
-        </w:r>
-        <w:r>
-          <w:tab/>
-        </w:r>
-        <w:r>
-          <w:fldChar w:fldCharType="begin"/>
-        </w:r>
-        <w:r>
-          <w:instrText xml:space="preserve"> PAGEREF _Toc100016 \h </w:instrText>
-        </w:r>
-        <w:r>
-          <w:fldChar w:fldCharType="separate"/>
-        </w:r>
-        <w:r>
-          <w:t xml:space="preserve">8</w:t>
-        </w:r>
-        <w:r>
-          <w:fldChar w:fldCharType="end"/>
-        </w:r>
-      </w:hyperlink>
-    </w:p>
-    <w:p>
-      <w:pPr>
-        <w:tabs>
-          <w:tab w:pos="9360" w:val="right" w:leader="dot"/>
-        </w:tabs>
-        <w:spacing w:after="60" w:before="0"/>
-        <w:ind w:left="320"/>
-      </w:pPr>
-      <w:hyperlink w:anchor="_Toc100017" w:history="1">
-        <w:r>
-          <w:t xml:space="preserve">6.2 Gateway settings</w:t>
-        </w:r>
-        <w:r>
-          <w:tab/>
-        </w:r>
-        <w:r>
-          <w:fldChar w:fldCharType="begin"/>
-        </w:r>
-        <w:r>
-          <w:instrText xml:space="preserve"> PAGEREF _Toc100017 \h </w:instrText>
-        </w:r>
-        <w:r>
-          <w:fldChar w:fldCharType="separate"/>
-        </w:r>
-        <w:r>
-          <w:t xml:space="preserve">9</w:t>
-        </w:r>
-        <w:r>
-          <w:fldChar w:fldCharType="end"/>
-        </w:r>
-      </w:hyperlink>
-    </w:p>
-    <w:p>
-      <w:pPr>
-        <w:tabs>
-          <w:tab w:pos="9360" w:val="right" w:leader="dot"/>
-        </w:tabs>
-        <w:spacing w:after="60" w:before="0"/>
-        <w:ind w:left="320"/>
-      </w:pPr>
-      <w:hyperlink w:anchor="_Toc100018" w:history="1">
-        <w:r>
-          <w:t xml:space="preserve">6.3 Keycloak settings (optional)</w:t>
         </w:r>
         <w:r>
           <w:tab/>
@@ -834,7 +834,7 @@
           <w:fldChar w:fldCharType="separate"/>
         </w:r>
         <w:r>
-          <w:t xml:space="preserve">9</w:t>
+          <w:t xml:space="preserve">10</w:t>
         </w:r>
         <w:r>
           <w:fldChar w:fldCharType="end"/>
@@ -851,7 +851,7 @@
       </w:pPr>
       <w:hyperlink w:anchor="_Toc100019" w:history="1">
         <w:r>
-          <w:t xml:space="preserve">6.4 Production deployment (docker-compose.prod.yml)</w:t>
+          <w:t xml:space="preserve">6.2 Gateway settings</w:t>
         </w:r>
         <w:r>
           <w:tab/>
@@ -878,121 +878,79 @@
         <w:tabs>
           <w:tab w:pos="9360" w:val="right" w:leader="dot"/>
         </w:tabs>
+        <w:spacing w:after="60" w:before="0"/>
+        <w:ind w:left="320"/>
+      </w:pPr>
+      <w:hyperlink w:anchor="_Toc100020" w:history="1">
+        <w:r>
+          <w:t xml:space="preserve">6.3 Keycloak settings (optional)</w:t>
+        </w:r>
+        <w:r>
+          <w:tab/>
+        </w:r>
+        <w:r>
+          <w:fldChar w:fldCharType="begin"/>
+        </w:r>
+        <w:r>
+          <w:instrText xml:space="preserve"> PAGEREF _Toc100020 \h </w:instrText>
+        </w:r>
+        <w:r>
+          <w:fldChar w:fldCharType="separate"/>
+        </w:r>
+        <w:r>
+          <w:t xml:space="preserve">11</w:t>
+        </w:r>
+        <w:r>
+          <w:fldChar w:fldCharType="end"/>
+        </w:r>
+      </w:hyperlink>
+    </w:p>
+    <w:p>
+      <w:pPr>
+        <w:tabs>
+          <w:tab w:pos="9360" w:val="right" w:leader="dot"/>
+        </w:tabs>
+        <w:spacing w:after="60" w:before="0"/>
+        <w:ind w:left="320"/>
+      </w:pPr>
+      <w:hyperlink w:anchor="_Toc100021" w:history="1">
+        <w:r>
+          <w:t xml:space="preserve">6.4 Production deployment (docker-compose.prod.yml)</w:t>
+        </w:r>
+        <w:r>
+          <w:tab/>
+        </w:r>
+        <w:r>
+          <w:fldChar w:fldCharType="begin"/>
+        </w:r>
+        <w:r>
+          <w:instrText xml:space="preserve"> PAGEREF _Toc100021 \h </w:instrText>
+        </w:r>
+        <w:r>
+          <w:fldChar w:fldCharType="separate"/>
+        </w:r>
+        <w:r>
+          <w:t xml:space="preserve">11</w:t>
+        </w:r>
+        <w:r>
+          <w:fldChar w:fldCharType="end"/>
+        </w:r>
+      </w:hyperlink>
+    </w:p>
+    <w:p>
+      <w:pPr>
+        <w:tabs>
+          <w:tab w:pos="9360" w:val="right" w:leader="dot"/>
+        </w:tabs>
         <w:spacing w:after="80" w:before="120"/>
         <w:ind w:left="0"/>
       </w:pPr>
-      <w:hyperlink w:anchor="_Toc100020" w:history="1">
+      <w:hyperlink w:anchor="_Toc100022" w:history="1">
         <w:r>
           <w:rPr>
             <w:b/>
           </w:rPr>
           <w:t xml:space="preserve">7. Data and persistence</w:t>
-        </w:r>
-        <w:r>
-          <w:rPr>
-            <w:b/>
-          </w:rPr>
-          <w:tab/>
-        </w:r>
-        <w:r>
-          <w:rPr>
-            <w:b/>
-          </w:rPr>
-          <w:fldChar w:fldCharType="begin"/>
-        </w:r>
-        <w:r>
-          <w:rPr>
-            <w:b/>
-          </w:rPr>
-          <w:instrText xml:space="preserve"> PAGEREF _Toc100020 \h </w:instrText>
-        </w:r>
-        <w:r>
-          <w:rPr>
-            <w:b/>
-          </w:rPr>
-          <w:fldChar w:fldCharType="separate"/>
-        </w:r>
-        <w:r>
-          <w:rPr>
-            <w:b/>
-          </w:rPr>
-          <w:t xml:space="preserve">11</w:t>
-        </w:r>
-        <w:r>
-          <w:rPr>
-            <w:b/>
-          </w:rPr>
-          <w:fldChar w:fldCharType="end"/>
-        </w:r>
-      </w:hyperlink>
-    </w:p>
-    <w:p>
-      <w:pPr>
-        <w:tabs>
-          <w:tab w:pos="9360" w:val="right" w:leader="dot"/>
-        </w:tabs>
-        <w:spacing w:after="80" w:before="120"/>
-        <w:ind w:left="0"/>
-      </w:pPr>
-      <w:hyperlink w:anchor="_Toc100021" w:history="1">
-        <w:r>
-          <w:rPr>
-            <w:b/>
-          </w:rPr>
-          <w:t xml:space="preserve">8. Security considerations</w:t>
-        </w:r>
-        <w:r>
-          <w:rPr>
-            <w:b/>
-          </w:rPr>
-          <w:tab/>
-        </w:r>
-        <w:r>
-          <w:rPr>
-            <w:b/>
-          </w:rPr>
-          <w:fldChar w:fldCharType="begin"/>
-        </w:r>
-        <w:r>
-          <w:rPr>
-            <w:b/>
-          </w:rPr>
-          <w:instrText xml:space="preserve"> PAGEREF _Toc100021 \h </w:instrText>
-        </w:r>
-        <w:r>
-          <w:rPr>
-            <w:b/>
-          </w:rPr>
-          <w:fldChar w:fldCharType="separate"/>
-        </w:r>
-        <w:r>
-          <w:rPr>
-            <w:b/>
-          </w:rPr>
-          <w:t xml:space="preserve">11</w:t>
-        </w:r>
-        <w:r>
-          <w:rPr>
-            <w:b/>
-          </w:rPr>
-          <w:fldChar w:fldCharType="end"/>
-        </w:r>
-      </w:hyperlink>
-    </w:p>
-    <w:p>
-      <w:pPr>
-        <w:tabs>
-          <w:tab w:pos="9360" w:val="right" w:leader="dot"/>
-        </w:tabs>
-        <w:spacing w:after="80" w:before="120"/>
-        <w:ind w:left="0"/>
-      </w:pPr>
-      <w:hyperlink w:anchor="_Toc100022" w:history="1">
-        <w:r>
-          <w:rPr>
-            <w:b/>
-          </w:rPr>
-          <w:t xml:space="preserve">9. Operations</w:t>
         </w:r>
         <w:r>
           <w:rPr>
@@ -1045,7 +1003,7 @@
           <w:rPr>
             <w:b/>
           </w:rPr>
-          <w:t xml:space="preserve">10. Limitations and possible next steps</w:t>
+          <w:t xml:space="preserve">8. Security considerations</w:t>
         </w:r>
         <w:r>
           <w:rPr>
@@ -1075,7 +1033,113 @@
           <w:rPr>
             <w:b/>
           </w:rPr>
-          <w:t xml:space="preserve">12</w:t>
+          <w:t xml:space="preserve">13</w:t>
+        </w:r>
+        <w:r>
+          <w:rPr>
+            <w:b/>
+          </w:rPr>
+          <w:fldChar w:fldCharType="end"/>
+        </w:r>
+      </w:hyperlink>
+    </w:p>
+    <w:p>
+      <w:pPr>
+        <w:tabs>
+          <w:tab w:pos="9360" w:val="right" w:leader="dot"/>
+        </w:tabs>
+        <w:spacing w:after="80" w:before="120"/>
+        <w:ind w:left="0"/>
+      </w:pPr>
+      <w:hyperlink w:anchor="_Toc100024" w:history="1">
+        <w:r>
+          <w:rPr>
+            <w:b/>
+          </w:rPr>
+          <w:t xml:space="preserve">9. Operations</w:t>
+        </w:r>
+        <w:r>
+          <w:rPr>
+            <w:b/>
+          </w:rPr>
+          <w:tab/>
+        </w:r>
+        <w:r>
+          <w:rPr>
+            <w:b/>
+          </w:rPr>
+          <w:fldChar w:fldCharType="begin"/>
+        </w:r>
+        <w:r>
+          <w:rPr>
+            <w:b/>
+          </w:rPr>
+          <w:instrText xml:space="preserve"> PAGEREF _Toc100024 \h </w:instrText>
+        </w:r>
+        <w:r>
+          <w:rPr>
+            <w:b/>
+          </w:rPr>
+          <w:fldChar w:fldCharType="separate"/>
+        </w:r>
+        <w:r>
+          <w:rPr>
+            <w:b/>
+          </w:rPr>
+          <w:t xml:space="preserve">14</w:t>
+        </w:r>
+        <w:r>
+          <w:rPr>
+            <w:b/>
+          </w:rPr>
+          <w:fldChar w:fldCharType="end"/>
+        </w:r>
+      </w:hyperlink>
+    </w:p>
+    <w:p>
+      <w:pPr>
+        <w:tabs>
+          <w:tab w:pos="9360" w:val="right" w:leader="dot"/>
+        </w:tabs>
+        <w:spacing w:after="80" w:before="120"/>
+        <w:ind w:left="0"/>
+      </w:pPr>
+      <w:hyperlink w:anchor="_Toc100025" w:history="1">
+        <w:r>
+          <w:rPr>
+            <w:b/>
+          </w:rPr>
+          <w:t xml:space="preserve">10. Limitations and possible next steps</w:t>
+        </w:r>
+        <w:r>
+          <w:rPr>
+            <w:b/>
+          </w:rPr>
+          <w:tab/>
+        </w:r>
+        <w:r>
+          <w:rPr>
+            <w:b/>
+          </w:rPr>
+          <w:fldChar w:fldCharType="begin"/>
+        </w:r>
+        <w:r>
+          <w:rPr>
+            <w:b/>
+          </w:rPr>
+          <w:instrText xml:space="preserve"> PAGEREF _Toc100025 \h </w:instrText>
+        </w:r>
+        <w:r>
+          <w:rPr>
+            <w:b/>
+          </w:rPr>
+          <w:fldChar w:fldCharType="separate"/>
+        </w:r>
+        <w:r>
+          <w:rPr>
+            <w:b/>
+          </w:rPr>
+          <w:t xml:space="preserve">14</w:t>
         </w:r>
         <w:r>
           <w:rPr>
@@ -1214,6 +1278,8 @@
         <w:br/>
         <w:t xml:space="preserve">  |  - web UI (/mlw/)                                 |</w:t>
         <w:br/>
+        <w:t xml:space="preserve">  |  - drive detection [optional]                     |</w:t>
+        <w:br/>
         <w:t xml:space="preserve">  +--------------------------------------------------+</w:t>
         <w:br/>
         <w:t xml:space="preserve">          |   internal Compose network (not published)</w:t>
@@ -1535,80 +1601,24 @@
     </w:p>
     <w:p>
       <w:pPr>
-        <w:pStyle w:val="Heading1"/>
+        <w:pStyle w:val="Heading2"/>
         <w:rPr/>
       </w:pPr>
       <w:bookmarkStart w:id="906" w:name="_Toc100006"/>
       <w:r>
         <w:rPr/>
-        <w:t>4. How traffic flows</w:t>
+        <w:t>3.4 Drive detection (optional)</w:t>
       </w:r>
       <w:bookmarkEnd w:id="906"/>
     </w:p>
     <w:p>
       <w:pPr>
-        <w:pStyle w:val="Heading2"/>
-        <w:rPr/>
-      </w:pPr>
-      <w:bookmarkStart w:id="907" w:name="_Toc100007"/>
+        <w:pStyle w:val="Normal"/>
+        <w:rPr/>
+      </w:pPr>
       <w:r>
         <w:rPr/>
-        <w:t>4.1 Web and REST API</w:t>
-      </w:r>
-      <w:bookmarkEnd w:id="907"/>
-    </w:p>
-    <w:p>
-      <w:pPr>
-        <w:pStyle w:val="Normal"/>
-        <w:rPr/>
-      </w:pPr>
-      <w:r>
-        <w:rPr/>
-        <w:t>A browser or API client connects to port 8380. The gateway forwards the request to sftpgo:8080 and returns the response. Admin login, user management and the WebClient all work through this path.</w:t>
-      </w:r>
-    </w:p>
-    <w:p>
-      <w:pPr>
-        <w:pStyle w:val="Heading2"/>
-        <w:rPr/>
-      </w:pPr>
-      <w:bookmarkStart w:id="908" w:name="_Toc100008"/>
-      <w:r>
-        <w:rPr/>
-        <w:t>4.2 SFTP</w:t>
-      </w:r>
-      <w:bookmarkEnd w:id="908"/>
-    </w:p>
-    <w:p>
-      <w:pPr>
-        <w:pStyle w:val="Normal"/>
-        <w:rPr/>
-      </w:pPr>
-      <w:r>
-        <w:rPr/>
-        <w:t>A remote server runs an SFTP client against port 2222 (for example sftp -P 2222 user@gateway). The gateway relays the TCP stream to sftpgo:2022. SFTPGo performs the SSH handshake, authenticates the user and serves files from that user's home directory.</w:t>
-      </w:r>
-    </w:p>
-    <w:p>
-      <w:pPr>
-        <w:pStyle w:val="Heading2"/>
-        <w:rPr/>
-      </w:pPr>
-      <w:bookmarkStart w:id="909" w:name="_Toc100009"/>
-      <w:r>
-        <w:rPr/>
-        <w:t>4.3 FTP (optional)</w:t>
-      </w:r>
-      <w:bookmarkEnd w:id="909"/>
-    </w:p>
-    <w:p>
-      <w:pPr>
-        <w:pStyle w:val="Normal"/>
-        <w:rPr/>
-      </w:pPr>
-      <w:r>
-        <w:rPr/>
-        <w:t>FTP uses a control connection plus separate data connections. In passive mode, SFTPGo tells the client which address and port to use for each transfer. For this to work through the gateway:</w:t>
+        <w:t xml:space="preserve">While mlw-storage runs, the gateway can notice physical drives (USB sticks, external disks, extra internal disks) that are mounted on the host and offer them on a Drives page of the web UI, next to the Dashboard. The feature is disabled by default. It is switched on by adding the overlay file docker-compose.media.yml to COMPOSE_FILE, which gives the gateway container read-only access to the host's media directory and to the udev database.</w:t>
       </w:r>
     </w:p>
     <w:p>
@@ -1621,8 +1631,14 @@
         <w:rPr/>
       </w:pPr>
       <w:r>
-        <w:rPr/>
-        <w:t>The control connection on port 2121 is relayed to sftpgo:2121.</w:t>
+        <w:rPr>
+          <w:b/>
+        </w:rPr>
+        <w:t xml:space="preserve">Seeing host mounts.</w:t>
+      </w:r>
+      <w:r>
+        <w:rPr/>
+        <w:t xml:space="preserve"> The host media directory (/media, or MLW_MEDIA_DIR) is bind-mounted read-only at /host/media with rslave propagation. Drives that the desktop mounts there then also appear inside the container and in its /proc/self/mountinfo. The host's / must be a shared mount, which is the systemd default.</w:t>
       </w:r>
     </w:p>
     <w:p>
@@ -1635,8 +1651,14 @@
         <w:rPr/>
       </w:pPr>
       <w:r>
-        <w:rPr/>
-        <w:t>SFTPGo is configured with the passive port range 50000-50009 and advertises FTP_PASSIVE_IP, the address clients use to reach the gateway, so data connections come to the gateway rather than to the container.</w:t>
+        <w:rPr>
+          <w:b/>
+        </w:rPr>
+        <w:t xml:space="preserve">Zero CPU while idle.</w:t>
+      </w:r>
+      <w:r>
+        <w:rPr/>
+        <w:t xml:space="preserve"> One goroutine sleeps in epoll_wait on /proc/self/mountinfo. The kernel signals POLLPRI|POLLERR on that file whenever the mount table changes, so the gateway only does work when a drive is mounted or unmounted. The file is re-read on each signal, the list of drives is compared with the previous one, and only a real change wakes the web UI.</w:t>
       </w:r>
     </w:p>
     <w:p>
@@ -1649,6 +1671,212 @@
         <w:rPr/>
       </w:pPr>
       <w:r>
+        <w:rPr>
+          <w:b/>
+        </w:rPr>
+        <w:t xml:space="preserve">Physical volumes only.</w:t>
+      </w:r>
+      <w:r>
+        <w:rPr/>
+        <w:t xml:space="preserve"> A mount is considered only if it lies below the media directory and its source is a block device under /dev. The device is resolved in /sys: anything under /sys/devices/virtual (loop, RAM, zram, network and similar) is ignored. A device-mapper volume, such as an unlocked LUKS drive, counts when one of its underlying devices is physical. Label, UUID, filesystem, model and bus come from the udev database (/run/udev), with sysfs as a fallback.</w:t>
+      </w:r>
+    </w:p>
+    <w:p>
+      <w:pPr>
+        <w:pStyle w:val="ListBullet"/>
+        <w:numPr>
+          <w:ilvl w:val="0"/>
+          <w:numId w:val="1"/>
+        </w:numPr>
+        <w:rPr/>
+      </w:pPr>
+      <w:r>
+        <w:rPr>
+          <w:b/>
+        </w:rPr>
+        <w:t xml:space="preserve">Enabling.</w:t>
+      </w:r>
+      <w:r>
+        <w:rPr/>
+        <w:t xml:space="preserve"> A new drive is listed as "New: not enabled" and a red count appears on the Drives link. Nothing uses a drive until an administrator presses Enable, which marks it Available. Ignore hides it, Disable turns an available drive off, and Remove forgets a drive that is no longer mounted. Decisions are saved by filesystem UUID (or by mount point if there is none), so a drive that is plugged in again is Available at once, even after a gateway restart.</w:t>
+      </w:r>
+    </w:p>
+    <w:p>
+      <w:pPr>
+        <w:pStyle w:val="ListBullet"/>
+        <w:numPr>
+          <w:ilvl w:val="0"/>
+          <w:numId w:val="1"/>
+        </w:numPr>
+        <w:rPr/>
+      </w:pPr>
+      <w:r>
+        <w:rPr>
+          <w:b/>
+        </w:rPr>
+        <w:t xml:space="preserve">Live updates.</w:t>
+      </w:r>
+      <w:r>
+        <w:rPr/>
+        <w:t xml:space="preserve"> The Drives page opens a Server-Sent Events connection (/mlw/drives/events). When a drive is mounted, unmounted or decided on, the gateway sends a short message and the page fetches the table again and swaps it in; the rest of the page is untouched. An enabled drive that disappears stays listed as "Not mounted".</w:t>
+      </w:r>
+    </w:p>
+    <w:p>
+      <w:pPr>
+        <w:pStyle w:val="ListBullet"/>
+        <w:numPr>
+          <w:ilvl w:val="0"/>
+          <w:numId w:val="1"/>
+        </w:numPr>
+        <w:rPr/>
+      </w:pPr>
+      <w:r>
+        <w:rPr>
+          <w:b/>
+        </w:rPr>
+        <w:t xml:space="preserve">No desktop pop-up.</w:t>
+      </w:r>
+      <w:r>
+        <w:rPr/>
+        <w:t xml:space="preserve"> The gateway runs in a container, which cannot show dialogs on the host desktop, so the question is asked on the Drives page only.</w:t>
+      </w:r>
+    </w:p>
+    <w:p>
+      <w:pPr>
+        <w:pStyle w:val="ListBullet"/>
+        <w:numPr>
+          <w:ilvl w:val="0"/>
+          <w:numId w:val="1"/>
+        </w:numPr>
+        <w:rPr/>
+      </w:pPr>
+      <w:r>
+        <w:rPr>
+          <w:b/>
+        </w:rPr>
+        <w:t xml:space="preserve">Not connected to SFTPGo yet.</w:t>
+      </w:r>
+      <w:r>
+        <w:rPr/>
+        <w:t xml:space="preserve"> Enabling a drive records the decision and marks the drive available in the web UI. Its files are not published to SFTPGo users.</w:t>
+      </w:r>
+    </w:p>
+    <w:p>
+      <w:pPr>
+        <w:pStyle w:val="Heading1"/>
+        <w:rPr/>
+      </w:pPr>
+      <w:bookmarkStart w:id="907" w:name="_Toc100007"/>
+      <w:r>
+        <w:rPr/>
+        <w:t>4. How traffic flows</w:t>
+      </w:r>
+      <w:bookmarkEnd w:id="907"/>
+    </w:p>
+    <w:p>
+      <w:pPr>
+        <w:pStyle w:val="Heading2"/>
+        <w:rPr/>
+      </w:pPr>
+      <w:bookmarkStart w:id="908" w:name="_Toc100008"/>
+      <w:r>
+        <w:rPr/>
+        <w:t>4.1 Web and REST API</w:t>
+      </w:r>
+      <w:bookmarkEnd w:id="908"/>
+    </w:p>
+    <w:p>
+      <w:pPr>
+        <w:pStyle w:val="Normal"/>
+        <w:rPr/>
+      </w:pPr>
+      <w:r>
+        <w:rPr/>
+        <w:t>A browser or API client connects to port 8380. The gateway forwards the request to sftpgo:8080 and returns the response. Admin login, user management and the WebClient all work through this path.</w:t>
+      </w:r>
+    </w:p>
+    <w:p>
+      <w:pPr>
+        <w:pStyle w:val="Heading2"/>
+        <w:rPr/>
+      </w:pPr>
+      <w:bookmarkStart w:id="909" w:name="_Toc100009"/>
+      <w:r>
+        <w:rPr/>
+        <w:t>4.2 SFTP</w:t>
+      </w:r>
+      <w:bookmarkEnd w:id="909"/>
+    </w:p>
+    <w:p>
+      <w:pPr>
+        <w:pStyle w:val="Normal"/>
+        <w:rPr/>
+      </w:pPr>
+      <w:r>
+        <w:rPr/>
+        <w:t>A remote server runs an SFTP client against port 2222 (for example sftp -P 2222 user@gateway). The gateway relays the TCP stream to sftpgo:2022. SFTPGo performs the SSH handshake, authenticates the user and serves files from that user's home directory.</w:t>
+      </w:r>
+    </w:p>
+    <w:p>
+      <w:pPr>
+        <w:pStyle w:val="Heading2"/>
+        <w:rPr/>
+      </w:pPr>
+      <w:bookmarkStart w:id="910" w:name="_Toc100010"/>
+      <w:r>
+        <w:rPr/>
+        <w:t>4.3 FTP (optional)</w:t>
+      </w:r>
+      <w:bookmarkEnd w:id="910"/>
+    </w:p>
+    <w:p>
+      <w:pPr>
+        <w:pStyle w:val="Normal"/>
+        <w:rPr/>
+      </w:pPr>
+      <w:r>
+        <w:rPr/>
+        <w:t>FTP uses a control connection plus separate data connections. In passive mode, SFTPGo tells the client which address and port to use for each transfer. For this to work through the gateway:</w:t>
+      </w:r>
+    </w:p>
+    <w:p>
+      <w:pPr>
+        <w:pStyle w:val="ListBullet"/>
+        <w:numPr>
+          <w:ilvl w:val="0"/>
+          <w:numId w:val="1"/>
+        </w:numPr>
+        <w:rPr/>
+      </w:pPr>
+      <w:r>
+        <w:rPr/>
+        <w:t>The control connection on port 2121 is relayed to sftpgo:2121.</w:t>
+      </w:r>
+    </w:p>
+    <w:p>
+      <w:pPr>
+        <w:pStyle w:val="ListBullet"/>
+        <w:numPr>
+          <w:ilvl w:val="0"/>
+          <w:numId w:val="1"/>
+        </w:numPr>
+        <w:rPr/>
+      </w:pPr>
+      <w:r>
+        <w:rPr/>
+        <w:t>SFTPGo is configured with the passive port range 50000-50009 and advertises FTP_PASSIVE_IP, the address clients use to reach the gateway, so data connections come to the gateway rather than to the container.</w:t>
+      </w:r>
+    </w:p>
+    <w:p>
+      <w:pPr>
+        <w:pStyle w:val="ListBullet"/>
+        <w:numPr>
+          <w:ilvl w:val="0"/>
+          <w:numId w:val="1"/>
+        </w:numPr>
+        <w:rPr/>
+      </w:pPr>
+      <w:r>
         <w:rPr/>
         <w:t>The gateway listens on each port in 50000-50009 and relays it to the same port on SFTPGo.</w:t>
       </w:r>
@@ -1668,12 +1896,12 @@
         <w:pStyle w:val="Heading2"/>
         <w:rPr/>
       </w:pPr>
-      <w:bookmarkStart w:id="910" w:name="_Toc100010"/>
+      <w:bookmarkStart w:id="911" w:name="_Toc100011"/>
       <w:r>
         <w:rPr/>
         <w:t>4.4 WebDAV (optional)</w:t>
       </w:r>
-      <w:bookmarkEnd w:id="910"/>
+      <w:bookmarkEnd w:id="911"/>
     </w:p>
     <w:p>
       <w:pPr>
@@ -1690,12 +1918,12 @@
         <w:pStyle w:val="Heading2"/>
         <w:rPr/>
       </w:pPr>
-      <w:bookmarkStart w:id="911" w:name="_Toc100011"/>
+      <w:bookmarkStart w:id="912" w:name="_Toc100012"/>
       <w:r>
         <w:rPr/>
         <w:t>4.5 Keycloak token login (optional)</w:t>
       </w:r>
-      <w:bookmarkEnd w:id="911"/>
+      <w:bookmarkEnd w:id="912"/>
     </w:p>
     <w:p>
       <w:pPr>
@@ -1825,12 +2053,12 @@
         <w:pStyle w:val="Heading2"/>
         <w:rPr/>
       </w:pPr>
-      <w:bookmarkStart w:id="912" w:name="_Toc100012"/>
+      <w:bookmarkStart w:id="913" w:name="_Toc100013"/>
       <w:r>
         <w:rPr/>
         <w:t>4.6 Choosing the directory a user can open</w:t>
       </w:r>
-      <w:bookmarkEnd w:id="912"/>
+      <w:bookmarkEnd w:id="913"/>
     </w:p>
     <w:p>
       <w:pPr>
@@ -2251,12 +2479,12 @@
         <w:pStyle w:val="Heading2"/>
         <w:rPr/>
       </w:pPr>
-      <w:bookmarkStart w:id="913" w:name="_Toc100013"/>
+      <w:bookmarkStart w:id="914" w:name="_Toc100014"/>
       <w:r>
         <w:rPr/>
         <w:t>4.7 mlw-storage web UI sign-in</w:t>
       </w:r>
-      <w:bookmarkEnd w:id="913"/>
+      <w:bookmarkEnd w:id="914"/>
     </w:p>
     <w:p>
       <w:pPr>
@@ -2270,15 +2498,37 @@
     </w:p>
     <w:p>
       <w:pPr>
+        <w:pStyle w:val="Heading2"/>
+        <w:rPr/>
+      </w:pPr>
+      <w:bookmarkStart w:id="915" w:name="_Toc100015"/>
+      <w:r>
+        <w:rPr/>
+        <w:t>4.8 Drive detection</w:t>
+      </w:r>
+      <w:bookmarkEnd w:id="915"/>
+    </w:p>
+    <w:p>
+      <w:pPr>
+        <w:pStyle w:val="Normal"/>
+        <w:rPr/>
+      </w:pPr>
+      <w:r>
+        <w:rPr/>
+        <w:t xml:space="preserve">A drive is mounted on the host, and the mount appears under /host/media in the container. epoll_wait returns, the gateway re-reads mountinfo and finds a new physical volume. The Drives page, if open, is notified over its event stream, fetches the table and shows the drive as "New: not enabled"; every other page updates the count on the Drives link. When an administrator presses Enable, the page posts to /mlw/drives/enable (same-site requests with a valid session only), the gateway saves the decision in media.json and the page shows the drive as Available. When the drive is unmounted or ejected, the same path updates the page to "Not mounted".</w:t>
+      </w:r>
+    </w:p>
+    <w:p>
+      <w:pPr>
         <w:pStyle w:val="Heading1"/>
         <w:rPr/>
       </w:pPr>
-      <w:bookmarkStart w:id="914" w:name="_Toc100014"/>
+      <w:bookmarkStart w:id="916" w:name="_Toc100016"/>
       <w:r>
         <w:rPr/>
         <w:t>5. Ports</w:t>
       </w:r>
-      <w:bookmarkEnd w:id="914"/>
+      <w:bookmarkEnd w:id="916"/>
     </w:p>
     <w:tbl>
       <w:tblPr>
@@ -3072,1700 +3322,13 @@
         <w:pStyle w:val="Heading1"/>
         <w:rPr/>
       </w:pPr>
-      <w:bookmarkStart w:id="915" w:name="_Toc100015"/>
-      <w:r>
-        <w:rPr/>
-        <w:t>6. Configuration</w:t>
-      </w:r>
-      <w:bookmarkEnd w:id="915"/>
-    </w:p>
-    <w:p>
-      <w:pPr>
-        <w:pStyle w:val="Heading2"/>
-        <w:rPr/>
-      </w:pPr>
-      <w:bookmarkStart w:id="916" w:name="_Toc100016"/>
-      <w:r>
-        <w:rPr/>
-        <w:t>6.1 Operator settings (.env)</w:t>
-      </w:r>
-      <w:bookmarkEnd w:id="916"/>
-    </w:p>
-    <w:tbl>
-      <w:tblPr>
-        <w:tblStyle w:val="TableGrid"/>
-        <w:tblW w:w="9360" w:type="dxa"/>
-        <w:jc w:val="left"/>
-        <w:tblInd w:w="0" w:type="dxa"/>
-        <w:tblLayout w:type="fixed"/>
-        <w:tblCellMar>
-          <w:top w:w="0" w:type="dxa"/>
-          <w:left w:w="108" w:type="dxa"/>
-          <w:bottom w:w="0" w:type="dxa"/>
-          <w:right w:w="108" w:type="dxa"/>
-        </w:tblCellMar>
-        <w:tblLook w:val="04a0" w:noHBand="0" w:noVBand="1" w:firstColumn="1" w:lastRow="0" w:lastColumn="0" w:firstRow="1"/>
-      </w:tblPr>
-      <w:tblGrid>
-        <w:gridCol w:w="3120"/>
-        <w:gridCol w:w="3120"/>
-        <w:gridCol w:w="3120"/>
-      </w:tblGrid>
-      <w:tr>
-        <w:trPr/>
-        <w:tc>
-          <w:tcPr>
-            <w:tcW w:w="3120" w:type="dxa"/>
-            <w:tcBorders/>
-            <w:shd w:color="auto" w:fill="DCE6F1" w:val="clear"/>
-          </w:tcPr>
-          <w:p>
-            <w:pPr>
-              <w:pStyle w:val="Normal"/>
-              <w:widowControl/>
-              <w:spacing w:lineRule="auto" w:line="240" w:before="0" w:after="40"/>
-              <w:jc w:val="left"/>
-              <w:rPr>
-                <w:rFonts w:eastAsia="ＭＳ 明朝" w:cs=""/>
-                <w:kern w:val="0"/>
-                <w:szCs w:val="22"/>
-                <w:lang w:val="en-US" w:eastAsia="en-US" w:bidi="ar-SA"/>
-              </w:rPr>
-            </w:pPr>
-            <w:r>
-              <w:rPr>
-                <w:rFonts w:eastAsia="ＭＳ 明朝" w:cs=""/>
-                <w:b/>
-                <w:kern w:val="0"/>
-                <w:sz w:val="20"/>
-                <w:szCs w:val="22"/>
-                <w:lang w:val="en-US" w:eastAsia="en-US" w:bidi="ar-SA"/>
-              </w:rPr>
-              <w:t>Variable</w:t>
-            </w:r>
-          </w:p>
-        </w:tc>
-        <w:tc>
-          <w:tcPr>
-            <w:tcW w:w="3120" w:type="dxa"/>
-            <w:tcBorders/>
-            <w:shd w:color="auto" w:fill="DCE6F1" w:val="clear"/>
-          </w:tcPr>
-          <w:p>
-            <w:pPr>
-              <w:pStyle w:val="Normal"/>
-              <w:widowControl/>
-              <w:spacing w:lineRule="auto" w:line="240" w:before="0" w:after="40"/>
-              <w:jc w:val="left"/>
-              <w:rPr>
-                <w:rFonts w:eastAsia="ＭＳ 明朝" w:cs=""/>
-                <w:kern w:val="0"/>
-                <w:szCs w:val="22"/>
-                <w:lang w:val="en-US" w:eastAsia="en-US" w:bidi="ar-SA"/>
-              </w:rPr>
-            </w:pPr>
-            <w:r>
-              <w:rPr>
-                <w:rFonts w:eastAsia="ＭＳ 明朝" w:cs=""/>
-                <w:b/>
-                <w:kern w:val="0"/>
-                <w:sz w:val="20"/>
-                <w:szCs w:val="22"/>
-                <w:lang w:val="en-US" w:eastAsia="en-US" w:bidi="ar-SA"/>
-              </w:rPr>
-              <w:t>Default</w:t>
-            </w:r>
-          </w:p>
-        </w:tc>
-        <w:tc>
-          <w:tcPr>
-            <w:tcW w:w="3120" w:type="dxa"/>
-            <w:tcBorders/>
-            <w:shd w:color="auto" w:fill="DCE6F1" w:val="clear"/>
-          </w:tcPr>
-          <w:p>
-            <w:pPr>
-              <w:pStyle w:val="Normal"/>
-              <w:widowControl/>
-              <w:spacing w:lineRule="auto" w:line="240" w:before="0" w:after="40"/>
-              <w:jc w:val="left"/>
-              <w:rPr>
-                <w:rFonts w:eastAsia="ＭＳ 明朝" w:cs=""/>
-                <w:kern w:val="0"/>
-                <w:szCs w:val="22"/>
-                <w:lang w:val="en-US" w:eastAsia="en-US" w:bidi="ar-SA"/>
-              </w:rPr>
-            </w:pPr>
-            <w:r>
-              <w:rPr>
-                <w:rFonts w:eastAsia="ＭＳ 明朝" w:cs=""/>
-                <w:b/>
-                <w:kern w:val="0"/>
-                <w:sz w:val="20"/>
-                <w:szCs w:val="22"/>
-                <w:lang w:val="en-US" w:eastAsia="en-US" w:bidi="ar-SA"/>
-              </w:rPr>
-              <w:t>Purpose</w:t>
-            </w:r>
-          </w:p>
-        </w:tc>
-      </w:tr>
-      <w:tr>
-        <w:trPr/>
-        <w:tc>
-          <w:tcPr>
-            <w:tcW w:w="3120" w:type="dxa"/>
-            <w:tcBorders/>
-          </w:tcPr>
-          <w:p>
-            <w:pPr>
-              <w:pStyle w:val="Normal"/>
-              <w:widowControl/>
-              <w:spacing w:lineRule="auto" w:line="240" w:before="0" w:after="40"/>
-              <w:jc w:val="left"/>
-              <w:rPr>
-                <w:rFonts w:eastAsia="ＭＳ 明朝" w:cs=""/>
-                <w:kern w:val="0"/>
-                <w:szCs w:val="22"/>
-                <w:lang w:val="en-US" w:eastAsia="en-US" w:bidi="ar-SA"/>
-              </w:rPr>
-            </w:pPr>
-            <w:r>
-              <w:rPr>
-                <w:rFonts w:eastAsia="ＭＳ 明朝" w:cs=""/>
-                <w:kern w:val="0"/>
-                <w:sz w:val="20"/>
-                <w:szCs w:val="22"/>
-                <w:lang w:val="en-US" w:eastAsia="en-US" w:bidi="ar-SA"/>
-              </w:rPr>
-              <w:t>SFTPGO_ADMIN_PASSWORD</w:t>
-            </w:r>
-          </w:p>
-        </w:tc>
-        <w:tc>
-          <w:tcPr>
-            <w:tcW w:w="3120" w:type="dxa"/>
-            <w:tcBorders/>
-          </w:tcPr>
-          <w:p>
-            <w:pPr>
-              <w:pStyle w:val="Normal"/>
-              <w:widowControl/>
-              <w:spacing w:lineRule="auto" w:line="240" w:before="0" w:after="40"/>
-              <w:jc w:val="left"/>
-              <w:rPr>
-                <w:rFonts w:eastAsia="ＭＳ 明朝" w:cs=""/>
-                <w:kern w:val="0"/>
-                <w:szCs w:val="22"/>
-                <w:lang w:val="en-US" w:eastAsia="en-US" w:bidi="ar-SA"/>
-              </w:rPr>
-            </w:pPr>
-            <w:r>
-              <w:rPr>
-                <w:rFonts w:eastAsia="ＭＳ 明朝" w:cs=""/>
-                <w:kern w:val="0"/>
-                <w:sz w:val="20"/>
-                <w:szCs w:val="22"/>
-                <w:lang w:val="en-US" w:eastAsia="en-US" w:bidi="ar-SA"/>
-              </w:rPr>
-              <w:t>(required)</w:t>
-            </w:r>
-          </w:p>
-        </w:tc>
-        <w:tc>
-          <w:tcPr>
-            <w:tcW w:w="3120" w:type="dxa"/>
-            <w:tcBorders/>
-          </w:tcPr>
-          <w:p>
-            <w:pPr>
-              <w:pStyle w:val="Normal"/>
-              <w:widowControl/>
-              <w:spacing w:lineRule="auto" w:line="240" w:before="0" w:after="40"/>
-              <w:jc w:val="left"/>
-              <w:rPr>
-                <w:rFonts w:eastAsia="ＭＳ 明朝" w:cs=""/>
-                <w:kern w:val="0"/>
-                <w:szCs w:val="22"/>
-                <w:lang w:val="en-US" w:eastAsia="en-US" w:bidi="ar-SA"/>
-              </w:rPr>
-            </w:pPr>
-            <w:r>
-              <w:rPr>
-                <w:rFonts w:eastAsia="ＭＳ 明朝" w:cs=""/>
-                <w:kern w:val="0"/>
-                <w:sz w:val="20"/>
-                <w:szCs w:val="22"/>
-                <w:lang w:val="en-US" w:eastAsia="en-US" w:bidi="ar-SA"/>
-              </w:rPr>
-              <w:t>Password of the initial admin account</w:t>
-            </w:r>
-          </w:p>
-        </w:tc>
-      </w:tr>
-      <w:tr>
-        <w:trPr/>
-        <w:tc>
-          <w:tcPr>
-            <w:tcW w:w="3120" w:type="dxa"/>
-            <w:tcBorders/>
-          </w:tcPr>
-          <w:p>
-            <w:pPr>
-              <w:pStyle w:val="Normal"/>
-              <w:widowControl/>
-              <w:spacing w:lineRule="auto" w:line="240" w:before="0" w:after="40"/>
-              <w:jc w:val="left"/>
-              <w:rPr>
-                <w:rFonts w:eastAsia="ＭＳ 明朝" w:cs=""/>
-                <w:kern w:val="0"/>
-                <w:szCs w:val="22"/>
-                <w:lang w:val="en-US" w:eastAsia="en-US" w:bidi="ar-SA"/>
-              </w:rPr>
-            </w:pPr>
-            <w:r>
-              <w:rPr>
-                <w:rFonts w:eastAsia="ＭＳ 明朝" w:cs=""/>
-                <w:kern w:val="0"/>
-                <w:sz w:val="20"/>
-                <w:szCs w:val="22"/>
-                <w:lang w:val="en-US" w:eastAsia="en-US" w:bidi="ar-SA"/>
-              </w:rPr>
-              <w:t>SFTPGO_ADMIN_USER</w:t>
-            </w:r>
-          </w:p>
-        </w:tc>
-        <w:tc>
-          <w:tcPr>
-            <w:tcW w:w="3120" w:type="dxa"/>
-            <w:tcBorders/>
-          </w:tcPr>
-          <w:p>
-            <w:pPr>
-              <w:pStyle w:val="Normal"/>
-              <w:widowControl/>
-              <w:spacing w:lineRule="auto" w:line="240" w:before="0" w:after="40"/>
-              <w:jc w:val="left"/>
-              <w:rPr>
-                <w:rFonts w:eastAsia="ＭＳ 明朝" w:cs=""/>
-                <w:kern w:val="0"/>
-                <w:szCs w:val="22"/>
-                <w:lang w:val="en-US" w:eastAsia="en-US" w:bidi="ar-SA"/>
-              </w:rPr>
-            </w:pPr>
-            <w:r>
-              <w:rPr>
-                <w:rFonts w:eastAsia="ＭＳ 明朝" w:cs=""/>
-                <w:kern w:val="0"/>
-                <w:sz w:val="20"/>
-                <w:szCs w:val="22"/>
-                <w:lang w:val="en-US" w:eastAsia="en-US" w:bidi="ar-SA"/>
-              </w:rPr>
-              <w:t>admin</w:t>
-            </w:r>
-          </w:p>
-        </w:tc>
-        <w:tc>
-          <w:tcPr>
-            <w:tcW w:w="3120" w:type="dxa"/>
-            <w:tcBorders/>
-          </w:tcPr>
-          <w:p>
-            <w:pPr>
-              <w:pStyle w:val="Normal"/>
-              <w:widowControl/>
-              <w:spacing w:lineRule="auto" w:line="240" w:before="0" w:after="40"/>
-              <w:jc w:val="left"/>
-              <w:rPr>
-                <w:rFonts w:eastAsia="ＭＳ 明朝" w:cs=""/>
-                <w:kern w:val="0"/>
-                <w:szCs w:val="22"/>
-                <w:lang w:val="en-US" w:eastAsia="en-US" w:bidi="ar-SA"/>
-              </w:rPr>
-            </w:pPr>
-            <w:r>
-              <w:rPr>
-                <w:rFonts w:eastAsia="ＭＳ 明朝" w:cs=""/>
-                <w:kern w:val="0"/>
-                <w:sz w:val="20"/>
-                <w:szCs w:val="22"/>
-                <w:lang w:val="en-US" w:eastAsia="en-US" w:bidi="ar-SA"/>
-              </w:rPr>
-              <w:t>Username of the initial admin account</w:t>
-            </w:r>
-          </w:p>
-        </w:tc>
-      </w:tr>
-      <w:tr>
-        <w:trPr/>
-        <w:tc>
-          <w:tcPr>
-            <w:tcW w:w="3120" w:type="dxa"/>
-            <w:tcBorders/>
-          </w:tcPr>
-          <w:p>
-            <w:pPr>
-              <w:pStyle w:val="Normal"/>
-              <w:widowControl/>
-              <w:spacing w:lineRule="auto" w:line="240" w:before="0" w:after="40"/>
-              <w:jc w:val="left"/>
-              <w:rPr>
-                <w:rFonts w:eastAsia="ＭＳ 明朝" w:cs=""/>
-                <w:kern w:val="0"/>
-                <w:szCs w:val="22"/>
-                <w:lang w:val="en-US" w:eastAsia="en-US" w:bidi="ar-SA"/>
-              </w:rPr>
-            </w:pPr>
-            <w:r>
-              <w:rPr>
-                <w:rFonts w:eastAsia="ＭＳ 明朝" w:cs=""/>
-                <w:kern w:val="0"/>
-                <w:sz w:val="20"/>
-                <w:szCs w:val="22"/>
-                <w:lang w:val="en-US" w:eastAsia="en-US" w:bidi="ar-SA"/>
-              </w:rPr>
-              <w:t>FTP_PORT</w:t>
-            </w:r>
-          </w:p>
-        </w:tc>
-        <w:tc>
-          <w:tcPr>
-            <w:tcW w:w="3120" w:type="dxa"/>
-            <w:tcBorders/>
-          </w:tcPr>
-          <w:p>
-            <w:pPr>
-              <w:pStyle w:val="Normal"/>
-              <w:widowControl/>
-              <w:spacing w:lineRule="auto" w:line="240" w:before="0" w:after="40"/>
-              <w:jc w:val="left"/>
-              <w:rPr>
-                <w:rFonts w:eastAsia="ＭＳ 明朝" w:cs=""/>
-                <w:kern w:val="0"/>
-                <w:szCs w:val="22"/>
-                <w:lang w:val="en-US" w:eastAsia="en-US" w:bidi="ar-SA"/>
-              </w:rPr>
-            </w:pPr>
-            <w:r>
-              <w:rPr>
-                <w:rFonts w:eastAsia="ＭＳ 明朝" w:cs=""/>
-                <w:kern w:val="0"/>
-                <w:sz w:val="20"/>
-                <w:szCs w:val="22"/>
-                <w:lang w:val="en-US" w:eastAsia="en-US" w:bidi="ar-SA"/>
-              </w:rPr>
-              <w:t>0 (disabled)</w:t>
-            </w:r>
-          </w:p>
-        </w:tc>
-        <w:tc>
-          <w:tcPr>
-            <w:tcW w:w="3120" w:type="dxa"/>
-            <w:tcBorders/>
-          </w:tcPr>
-          <w:p>
-            <w:pPr>
-              <w:pStyle w:val="Normal"/>
-              <w:widowControl/>
-              <w:spacing w:lineRule="auto" w:line="240" w:before="0" w:after="40"/>
-              <w:jc w:val="left"/>
-              <w:rPr>
-                <w:rFonts w:eastAsia="ＭＳ 明朝" w:cs=""/>
-                <w:kern w:val="0"/>
-                <w:szCs w:val="22"/>
-                <w:lang w:val="en-US" w:eastAsia="en-US" w:bidi="ar-SA"/>
-              </w:rPr>
-            </w:pPr>
-            <w:r>
-              <w:rPr>
-                <w:rFonts w:eastAsia="ＭＳ 明朝" w:cs=""/>
-                <w:kern w:val="0"/>
-                <w:sz w:val="20"/>
-                <w:szCs w:val="22"/>
-                <w:lang w:val="en-US" w:eastAsia="en-US" w:bidi="ar-SA"/>
-              </w:rPr>
-              <w:t>Set to 2121 to enable FTP</w:t>
-            </w:r>
-          </w:p>
-        </w:tc>
-      </w:tr>
-      <w:tr>
-        <w:trPr/>
-        <w:tc>
-          <w:tcPr>
-            <w:tcW w:w="3120" w:type="dxa"/>
-            <w:tcBorders/>
-          </w:tcPr>
-          <w:p>
-            <w:pPr>
-              <w:pStyle w:val="Normal"/>
-              <w:widowControl/>
-              <w:spacing w:lineRule="auto" w:line="240" w:before="0" w:after="40"/>
-              <w:jc w:val="left"/>
-              <w:rPr>
-                <w:rFonts w:eastAsia="ＭＳ 明朝" w:cs=""/>
-                <w:kern w:val="0"/>
-                <w:szCs w:val="22"/>
-                <w:lang w:val="en-US" w:eastAsia="en-US" w:bidi="ar-SA"/>
-              </w:rPr>
-            </w:pPr>
-            <w:r>
-              <w:rPr>
-                <w:rFonts w:eastAsia="ＭＳ 明朝" w:cs=""/>
-                <w:kern w:val="0"/>
-                <w:sz w:val="20"/>
-                <w:szCs w:val="22"/>
-                <w:lang w:val="en-US" w:eastAsia="en-US" w:bidi="ar-SA"/>
-              </w:rPr>
-              <w:t>FTP_PASSIVE_IP</w:t>
-            </w:r>
-          </w:p>
-        </w:tc>
-        <w:tc>
-          <w:tcPr>
-            <w:tcW w:w="3120" w:type="dxa"/>
-            <w:tcBorders/>
-          </w:tcPr>
-          <w:p>
-            <w:pPr>
-              <w:pStyle w:val="Normal"/>
-              <w:widowControl/>
-              <w:spacing w:lineRule="auto" w:line="240" w:before="0" w:after="40"/>
-              <w:jc w:val="left"/>
-              <w:rPr>
-                <w:rFonts w:eastAsia="ＭＳ 明朝" w:cs=""/>
-                <w:kern w:val="0"/>
-                <w:szCs w:val="22"/>
-                <w:lang w:val="en-US" w:eastAsia="en-US" w:bidi="ar-SA"/>
-              </w:rPr>
-            </w:pPr>
-            <w:r>
-              <w:rPr>
-                <w:rFonts w:eastAsia="ＭＳ 明朝" w:cs=""/>
-                <w:kern w:val="0"/>
-                <w:sz w:val="20"/>
-                <w:szCs w:val="22"/>
-                <w:lang w:val="en-US" w:eastAsia="en-US" w:bidi="ar-SA"/>
-              </w:rPr>
-              <w:t>empty</w:t>
-            </w:r>
-          </w:p>
-        </w:tc>
-        <w:tc>
-          <w:tcPr>
-            <w:tcW w:w="3120" w:type="dxa"/>
-            <w:tcBorders/>
-          </w:tcPr>
-          <w:p>
-            <w:pPr>
-              <w:pStyle w:val="Normal"/>
-              <w:widowControl/>
-              <w:spacing w:lineRule="auto" w:line="240" w:before="0" w:after="40"/>
-              <w:jc w:val="left"/>
-              <w:rPr>
-                <w:rFonts w:eastAsia="ＭＳ 明朝" w:cs=""/>
-                <w:kern w:val="0"/>
-                <w:szCs w:val="22"/>
-                <w:lang w:val="en-US" w:eastAsia="en-US" w:bidi="ar-SA"/>
-              </w:rPr>
-            </w:pPr>
-            <w:r>
-              <w:rPr>
-                <w:rFonts w:eastAsia="ＭＳ 明朝" w:cs=""/>
-                <w:kern w:val="0"/>
-                <w:sz w:val="20"/>
-                <w:szCs w:val="22"/>
-                <w:lang w:val="en-US" w:eastAsia="en-US" w:bidi="ar-SA"/>
-              </w:rPr>
-              <w:t>Public address advertised for FTP data connections (required for FTP)</w:t>
-            </w:r>
-          </w:p>
-        </w:tc>
-      </w:tr>
-      <w:tr>
-        <w:trPr/>
-        <w:tc>
-          <w:tcPr>
-            <w:tcW w:w="3120" w:type="dxa"/>
-            <w:tcBorders/>
-          </w:tcPr>
-          <w:p>
-            <w:pPr>
-              <w:pStyle w:val="Normal"/>
-              <w:widowControl/>
-              <w:spacing w:lineRule="auto" w:line="240" w:before="0" w:after="40"/>
-              <w:jc w:val="left"/>
-              <w:rPr>
-                <w:rFonts w:eastAsia="ＭＳ 明朝" w:cs=""/>
-                <w:kern w:val="0"/>
-                <w:szCs w:val="22"/>
-                <w:lang w:val="en-US" w:eastAsia="en-US" w:bidi="ar-SA"/>
-              </w:rPr>
-            </w:pPr>
-            <w:r>
-              <w:rPr>
-                <w:rFonts w:eastAsia="ＭＳ 明朝" w:cs=""/>
-                <w:kern w:val="0"/>
-                <w:sz w:val="20"/>
-                <w:szCs w:val="22"/>
-                <w:lang w:val="en-US" w:eastAsia="en-US" w:bidi="ar-SA"/>
-              </w:rPr>
-              <w:t>WEBDAV_PORT</w:t>
-            </w:r>
-          </w:p>
-        </w:tc>
-        <w:tc>
-          <w:tcPr>
-            <w:tcW w:w="3120" w:type="dxa"/>
-            <w:tcBorders/>
-          </w:tcPr>
-          <w:p>
-            <w:pPr>
-              <w:pStyle w:val="Normal"/>
-              <w:widowControl/>
-              <w:spacing w:lineRule="auto" w:line="240" w:before="0" w:after="40"/>
-              <w:jc w:val="left"/>
-              <w:rPr>
-                <w:rFonts w:eastAsia="ＭＳ 明朝" w:cs=""/>
-                <w:kern w:val="0"/>
-                <w:szCs w:val="22"/>
-                <w:lang w:val="en-US" w:eastAsia="en-US" w:bidi="ar-SA"/>
-              </w:rPr>
-            </w:pPr>
-            <w:r>
-              <w:rPr>
-                <w:rFonts w:eastAsia="ＭＳ 明朝" w:cs=""/>
-                <w:kern w:val="0"/>
-                <w:sz w:val="20"/>
-                <w:szCs w:val="22"/>
-                <w:lang w:val="en-US" w:eastAsia="en-US" w:bidi="ar-SA"/>
-              </w:rPr>
-              <w:t>0 (disabled)</w:t>
-            </w:r>
-          </w:p>
-        </w:tc>
-        <w:tc>
-          <w:tcPr>
-            <w:tcW w:w="3120" w:type="dxa"/>
-            <w:tcBorders/>
-          </w:tcPr>
-          <w:p>
-            <w:pPr>
-              <w:pStyle w:val="Normal"/>
-              <w:widowControl/>
-              <w:spacing w:lineRule="auto" w:line="240" w:before="0" w:after="40"/>
-              <w:jc w:val="left"/>
-              <w:rPr>
-                <w:rFonts w:eastAsia="ＭＳ 明朝" w:cs=""/>
-                <w:kern w:val="0"/>
-                <w:szCs w:val="22"/>
-                <w:lang w:val="en-US" w:eastAsia="en-US" w:bidi="ar-SA"/>
-              </w:rPr>
-            </w:pPr>
-            <w:r>
-              <w:rPr>
-                <w:rFonts w:eastAsia="ＭＳ 明朝" w:cs=""/>
-                <w:kern w:val="0"/>
-                <w:sz w:val="20"/>
-                <w:szCs w:val="22"/>
-                <w:lang w:val="en-US" w:eastAsia="en-US" w:bidi="ar-SA"/>
-              </w:rPr>
-              <w:t>Set to 10080 to enable WebDAV</w:t>
-            </w:r>
-          </w:p>
-        </w:tc>
-      </w:tr>
-    </w:tbl>
-    <w:p>
-      <w:pPr>
-        <w:pStyle w:val="Normal"/>
-        <w:rPr/>
-      </w:pPr>
-      <w:r>
-        <w:rPr/>
-      </w:r>
-    </w:p>
-    <w:p>
-      <w:pPr>
-        <w:pStyle w:val="Normal"/>
-        <w:rPr/>
-      </w:pPr>
-      <w:r>
-        <w:rPr/>
-        <w:t>The .env file is excluded from git. .env.example is the committed template. The initial admin account is only created on first start; afterwards change the password in the web admin.</w:t>
-      </w:r>
-    </w:p>
-    <w:p>
-      <w:pPr>
-        <w:pStyle w:val="Heading2"/>
-        <w:rPr/>
-      </w:pPr>
       <w:bookmarkStart w:id="917" w:name="_Toc100017"/>
       <w:r>
         <w:rPr/>
-        <w:t>6.2 Gateway settings</w:t>
+        <w:t>6. Configuration</w:t>
       </w:r>
       <w:bookmarkEnd w:id="917"/>
     </w:p>
-    <w:tbl>
-      <w:tblPr>
-        <w:tblStyle w:val="TableGrid"/>
-        <w:tblW w:w="9360" w:type="dxa"/>
-        <w:jc w:val="left"/>
-        <w:tblInd w:w="0" w:type="dxa"/>
-        <w:tblLayout w:type="fixed"/>
-        <w:tblCellMar>
-          <w:top w:w="0" w:type="dxa"/>
-          <w:left w:w="108" w:type="dxa"/>
-          <w:bottom w:w="0" w:type="dxa"/>
-          <w:right w:w="108" w:type="dxa"/>
-        </w:tblCellMar>
-        <w:tblLook w:val="04a0" w:noHBand="0" w:noVBand="1" w:firstColumn="1" w:lastRow="0" w:lastColumn="0" w:firstRow="1"/>
-      </w:tblPr>
-      <w:tblGrid>
-        <w:gridCol w:w="3120"/>
-        <w:gridCol w:w="3120"/>
-        <w:gridCol w:w="3120"/>
-      </w:tblGrid>
-      <w:tr>
-        <w:trPr/>
-        <w:tc>
-          <w:tcPr>
-            <w:tcW w:w="3120" w:type="dxa"/>
-            <w:tcBorders/>
-            <w:shd w:color="auto" w:fill="DCE6F1" w:val="clear"/>
-          </w:tcPr>
-          <w:p>
-            <w:pPr>
-              <w:pStyle w:val="Normal"/>
-              <w:widowControl/>
-              <w:spacing w:lineRule="auto" w:line="240" w:before="0" w:after="40"/>
-              <w:jc w:val="left"/>
-              <w:rPr>
-                <w:rFonts w:eastAsia="ＭＳ 明朝" w:cs=""/>
-                <w:kern w:val="0"/>
-                <w:szCs w:val="22"/>
-                <w:lang w:val="en-US" w:eastAsia="en-US" w:bidi="ar-SA"/>
-              </w:rPr>
-            </w:pPr>
-            <w:r>
-              <w:rPr>
-                <w:rFonts w:eastAsia="ＭＳ 明朝" w:cs=""/>
-                <w:b/>
-                <w:kern w:val="0"/>
-                <w:sz w:val="20"/>
-                <w:szCs w:val="22"/>
-                <w:lang w:val="en-US" w:eastAsia="en-US" w:bidi="ar-SA"/>
-              </w:rPr>
-              <w:t>Variable</w:t>
-            </w:r>
-          </w:p>
-        </w:tc>
-        <w:tc>
-          <w:tcPr>
-            <w:tcW w:w="3120" w:type="dxa"/>
-            <w:tcBorders/>
-            <w:shd w:color="auto" w:fill="DCE6F1" w:val="clear"/>
-          </w:tcPr>
-          <w:p>
-            <w:pPr>
-              <w:pStyle w:val="Normal"/>
-              <w:widowControl/>
-              <w:spacing w:lineRule="auto" w:line="240" w:before="0" w:after="40"/>
-              <w:jc w:val="left"/>
-              <w:rPr>
-                <w:rFonts w:eastAsia="ＭＳ 明朝" w:cs=""/>
-                <w:kern w:val="0"/>
-                <w:szCs w:val="22"/>
-                <w:lang w:val="en-US" w:eastAsia="en-US" w:bidi="ar-SA"/>
-              </w:rPr>
-            </w:pPr>
-            <w:r>
-              <w:rPr>
-                <w:rFonts w:eastAsia="ＭＳ 明朝" w:cs=""/>
-                <w:b/>
-                <w:kern w:val="0"/>
-                <w:sz w:val="20"/>
-                <w:szCs w:val="22"/>
-                <w:lang w:val="en-US" w:eastAsia="en-US" w:bidi="ar-SA"/>
-              </w:rPr>
-              <w:t>Default</w:t>
-            </w:r>
-          </w:p>
-        </w:tc>
-        <w:tc>
-          <w:tcPr>
-            <w:tcW w:w="3120" w:type="dxa"/>
-            <w:tcBorders/>
-            <w:shd w:color="auto" w:fill="DCE6F1" w:val="clear"/>
-          </w:tcPr>
-          <w:p>
-            <w:pPr>
-              <w:pStyle w:val="Normal"/>
-              <w:widowControl/>
-              <w:spacing w:lineRule="auto" w:line="240" w:before="0" w:after="40"/>
-              <w:jc w:val="left"/>
-              <w:rPr>
-                <w:rFonts w:eastAsia="ＭＳ 明朝" w:cs=""/>
-                <w:kern w:val="0"/>
-                <w:szCs w:val="22"/>
-                <w:lang w:val="en-US" w:eastAsia="en-US" w:bidi="ar-SA"/>
-              </w:rPr>
-            </w:pPr>
-            <w:r>
-              <w:rPr>
-                <w:rFonts w:eastAsia="ＭＳ 明朝" w:cs=""/>
-                <w:b/>
-                <w:kern w:val="0"/>
-                <w:sz w:val="20"/>
-                <w:szCs w:val="22"/>
-                <w:lang w:val="en-US" w:eastAsia="en-US" w:bidi="ar-SA"/>
-              </w:rPr>
-              <w:t>Meaning</w:t>
-            </w:r>
-          </w:p>
-        </w:tc>
-      </w:tr>
-      <w:tr>
-        <w:trPr/>
-        <w:tc>
-          <w:tcPr>
-            <w:tcW w:w="3120" w:type="dxa"/>
-            <w:tcBorders/>
-          </w:tcPr>
-          <w:p>
-            <w:pPr>
-              <w:pStyle w:val="Normal"/>
-              <w:widowControl/>
-              <w:spacing w:lineRule="auto" w:line="240" w:before="0" w:after="40"/>
-              <w:jc w:val="left"/>
-              <w:rPr>
-                <w:rFonts w:eastAsia="ＭＳ 明朝" w:cs=""/>
-                <w:kern w:val="0"/>
-                <w:szCs w:val="22"/>
-                <w:lang w:val="en-US" w:eastAsia="en-US" w:bidi="ar-SA"/>
-              </w:rPr>
-            </w:pPr>
-            <w:r>
-              <w:rPr>
-                <w:rFonts w:eastAsia="ＭＳ 明朝" w:cs=""/>
-                <w:kern w:val="0"/>
-                <w:sz w:val="20"/>
-                <w:szCs w:val="22"/>
-                <w:lang w:val="en-US" w:eastAsia="en-US" w:bidi="ar-SA"/>
-              </w:rPr>
-              <w:t>PROXY_HTTP_LISTEN</w:t>
-            </w:r>
-          </w:p>
-        </w:tc>
-        <w:tc>
-          <w:tcPr>
-            <w:tcW w:w="3120" w:type="dxa"/>
-            <w:tcBorders/>
-          </w:tcPr>
-          <w:p>
-            <w:pPr>
-              <w:pStyle w:val="Normal"/>
-              <w:widowControl/>
-              <w:spacing w:lineRule="auto" w:line="240" w:before="0" w:after="40"/>
-              <w:jc w:val="left"/>
-              <w:rPr>
-                <w:rFonts w:eastAsia="ＭＳ 明朝" w:cs=""/>
-                <w:kern w:val="0"/>
-                <w:szCs w:val="22"/>
-                <w:lang w:val="en-US" w:eastAsia="en-US" w:bidi="ar-SA"/>
-              </w:rPr>
-            </w:pPr>
-            <w:r>
-              <w:rPr>
-                <w:rFonts w:eastAsia="ＭＳ 明朝" w:cs=""/>
-                <w:kern w:val="0"/>
-                <w:sz w:val="20"/>
-                <w:szCs w:val="22"/>
-                <w:lang w:val="en-US" w:eastAsia="en-US" w:bidi="ar-SA"/>
-              </w:rPr>
-              <w:t>:8000</w:t>
-            </w:r>
-          </w:p>
-        </w:tc>
-        <w:tc>
-          <w:tcPr>
-            <w:tcW w:w="3120" w:type="dxa"/>
-            <w:tcBorders/>
-          </w:tcPr>
-          <w:p>
-            <w:pPr>
-              <w:pStyle w:val="Normal"/>
-              <w:widowControl/>
-              <w:spacing w:lineRule="auto" w:line="240" w:before="0" w:after="40"/>
-              <w:jc w:val="left"/>
-              <w:rPr>
-                <w:rFonts w:eastAsia="ＭＳ 明朝" w:cs=""/>
-                <w:kern w:val="0"/>
-                <w:szCs w:val="22"/>
-                <w:lang w:val="en-US" w:eastAsia="en-US" w:bidi="ar-SA"/>
-              </w:rPr>
-            </w:pPr>
-            <w:r>
-              <w:rPr>
-                <w:rFonts w:eastAsia="ＭＳ 明朝" w:cs=""/>
-                <w:kern w:val="0"/>
-                <w:sz w:val="20"/>
-                <w:szCs w:val="22"/>
-                <w:lang w:val="en-US" w:eastAsia="en-US" w:bidi="ar-SA"/>
-              </w:rPr>
-              <w:t>HTTP listen address</w:t>
-            </w:r>
-          </w:p>
-        </w:tc>
-      </w:tr>
-      <w:tr>
-        <w:trPr/>
-        <w:tc>
-          <w:tcPr>
-            <w:tcW w:w="3120" w:type="dxa"/>
-            <w:tcBorders/>
-          </w:tcPr>
-          <w:p>
-            <w:pPr>
-              <w:pStyle w:val="Normal"/>
-              <w:widowControl/>
-              <w:spacing w:lineRule="auto" w:line="240" w:before="0" w:after="40"/>
-              <w:jc w:val="left"/>
-              <w:rPr>
-                <w:rFonts w:eastAsia="ＭＳ 明朝" w:cs=""/>
-                <w:kern w:val="0"/>
-                <w:szCs w:val="22"/>
-                <w:lang w:val="en-US" w:eastAsia="en-US" w:bidi="ar-SA"/>
-              </w:rPr>
-            </w:pPr>
-            <w:r>
-              <w:rPr>
-                <w:rFonts w:eastAsia="ＭＳ 明朝" w:cs=""/>
-                <w:kern w:val="0"/>
-                <w:sz w:val="20"/>
-                <w:szCs w:val="22"/>
-                <w:lang w:val="en-US" w:eastAsia="en-US" w:bidi="ar-SA"/>
-              </w:rPr>
-              <w:t>PROXY_SFTP_LISTEN</w:t>
-            </w:r>
-          </w:p>
-        </w:tc>
-        <w:tc>
-          <w:tcPr>
-            <w:tcW w:w="3120" w:type="dxa"/>
-            <w:tcBorders/>
-          </w:tcPr>
-          <w:p>
-            <w:pPr>
-              <w:pStyle w:val="Normal"/>
-              <w:widowControl/>
-              <w:spacing w:lineRule="auto" w:line="240" w:before="0" w:after="40"/>
-              <w:jc w:val="left"/>
-              <w:rPr>
-                <w:rFonts w:eastAsia="ＭＳ 明朝" w:cs=""/>
-                <w:kern w:val="0"/>
-                <w:szCs w:val="22"/>
-                <w:lang w:val="en-US" w:eastAsia="en-US" w:bidi="ar-SA"/>
-              </w:rPr>
-            </w:pPr>
-            <w:r>
-              <w:rPr>
-                <w:rFonts w:eastAsia="ＭＳ 明朝" w:cs=""/>
-                <w:kern w:val="0"/>
-                <w:sz w:val="20"/>
-                <w:szCs w:val="22"/>
-                <w:lang w:val="en-US" w:eastAsia="en-US" w:bidi="ar-SA"/>
-              </w:rPr>
-              <w:t>:2222</w:t>
-            </w:r>
-          </w:p>
-        </w:tc>
-        <w:tc>
-          <w:tcPr>
-            <w:tcW w:w="3120" w:type="dxa"/>
-            <w:tcBorders/>
-          </w:tcPr>
-          <w:p>
-            <w:pPr>
-              <w:pStyle w:val="Normal"/>
-              <w:widowControl/>
-              <w:spacing w:lineRule="auto" w:line="240" w:before="0" w:after="40"/>
-              <w:jc w:val="left"/>
-              <w:rPr>
-                <w:rFonts w:eastAsia="ＭＳ 明朝" w:cs=""/>
-                <w:kern w:val="0"/>
-                <w:szCs w:val="22"/>
-                <w:lang w:val="en-US" w:eastAsia="en-US" w:bidi="ar-SA"/>
-              </w:rPr>
-            </w:pPr>
-            <w:r>
-              <w:rPr>
-                <w:rFonts w:eastAsia="ＭＳ 明朝" w:cs=""/>
-                <w:kern w:val="0"/>
-                <w:sz w:val="20"/>
-                <w:szCs w:val="22"/>
-                <w:lang w:val="en-US" w:eastAsia="en-US" w:bidi="ar-SA"/>
-              </w:rPr>
-              <w:t>SFTP listen address</w:t>
-            </w:r>
-          </w:p>
-        </w:tc>
-      </w:tr>
-      <w:tr>
-        <w:trPr/>
-        <w:tc>
-          <w:tcPr>
-            <w:tcW w:w="3120" w:type="dxa"/>
-            <w:tcBorders/>
-          </w:tcPr>
-          <w:p>
-            <w:pPr>
-              <w:pStyle w:val="Normal"/>
-              <w:widowControl/>
-              <w:spacing w:lineRule="auto" w:line="240" w:before="0" w:after="40"/>
-              <w:jc w:val="left"/>
-              <w:rPr>
-                <w:rFonts w:eastAsia="ＭＳ 明朝" w:cs=""/>
-                <w:kern w:val="0"/>
-                <w:szCs w:val="22"/>
-                <w:lang w:val="en-US" w:eastAsia="en-US" w:bidi="ar-SA"/>
-              </w:rPr>
-            </w:pPr>
-            <w:r>
-              <w:rPr>
-                <w:rFonts w:eastAsia="ＭＳ 明朝" w:cs=""/>
-                <w:kern w:val="0"/>
-                <w:sz w:val="20"/>
-                <w:szCs w:val="22"/>
-                <w:lang w:val="en-US" w:eastAsia="en-US" w:bidi="ar-SA"/>
-              </w:rPr>
-              <w:t>UPSTREAM_HTTP</w:t>
-            </w:r>
-          </w:p>
-        </w:tc>
-        <w:tc>
-          <w:tcPr>
-            <w:tcW w:w="3120" w:type="dxa"/>
-            <w:tcBorders/>
-          </w:tcPr>
-          <w:p>
-            <w:pPr>
-              <w:pStyle w:val="Normal"/>
-              <w:widowControl/>
-              <w:spacing w:lineRule="auto" w:line="240" w:before="0" w:after="40"/>
-              <w:jc w:val="left"/>
-              <w:rPr>
-                <w:rFonts w:eastAsia="ＭＳ 明朝" w:cs=""/>
-                <w:kern w:val="0"/>
-                <w:szCs w:val="22"/>
-                <w:lang w:val="en-US" w:eastAsia="en-US" w:bidi="ar-SA"/>
-              </w:rPr>
-            </w:pPr>
-            <w:r>
-              <w:rPr>
-                <w:rFonts w:eastAsia="ＭＳ 明朝" w:cs=""/>
-                <w:kern w:val="0"/>
-                <w:sz w:val="20"/>
-                <w:szCs w:val="22"/>
-                <w:lang w:val="en-US" w:eastAsia="en-US" w:bidi="ar-SA"/>
-              </w:rPr>
-              <w:t>http://sftpgo:8080</w:t>
-            </w:r>
-          </w:p>
-        </w:tc>
-        <w:tc>
-          <w:tcPr>
-            <w:tcW w:w="3120" w:type="dxa"/>
-            <w:tcBorders/>
-          </w:tcPr>
-          <w:p>
-            <w:pPr>
-              <w:pStyle w:val="Normal"/>
-              <w:widowControl/>
-              <w:spacing w:lineRule="auto" w:line="240" w:before="0" w:after="40"/>
-              <w:jc w:val="left"/>
-              <w:rPr>
-                <w:rFonts w:eastAsia="ＭＳ 明朝" w:cs=""/>
-                <w:kern w:val="0"/>
-                <w:szCs w:val="22"/>
-                <w:lang w:val="en-US" w:eastAsia="en-US" w:bidi="ar-SA"/>
-              </w:rPr>
-            </w:pPr>
-            <w:r>
-              <w:rPr>
-                <w:rFonts w:eastAsia="ＭＳ 明朝" w:cs=""/>
-                <w:kern w:val="0"/>
-                <w:sz w:val="20"/>
-                <w:szCs w:val="22"/>
-                <w:lang w:val="en-US" w:eastAsia="en-US" w:bidi="ar-SA"/>
-              </w:rPr>
-              <w:t>SFTPGo web/API endpoint</w:t>
-            </w:r>
-          </w:p>
-        </w:tc>
-      </w:tr>
-      <w:tr>
-        <w:trPr/>
-        <w:tc>
-          <w:tcPr>
-            <w:tcW w:w="3120" w:type="dxa"/>
-            <w:tcBorders/>
-          </w:tcPr>
-          <w:p>
-            <w:pPr>
-              <w:pStyle w:val="Normal"/>
-              <w:widowControl/>
-              <w:spacing w:lineRule="auto" w:line="240" w:before="0" w:after="40"/>
-              <w:jc w:val="left"/>
-              <w:rPr>
-                <w:rFonts w:eastAsia="ＭＳ 明朝" w:cs=""/>
-                <w:kern w:val="0"/>
-                <w:szCs w:val="22"/>
-                <w:lang w:val="en-US" w:eastAsia="en-US" w:bidi="ar-SA"/>
-              </w:rPr>
-            </w:pPr>
-            <w:r>
-              <w:rPr>
-                <w:rFonts w:eastAsia="ＭＳ 明朝" w:cs=""/>
-                <w:kern w:val="0"/>
-                <w:sz w:val="20"/>
-                <w:szCs w:val="22"/>
-                <w:lang w:val="en-US" w:eastAsia="en-US" w:bidi="ar-SA"/>
-              </w:rPr>
-              <w:t>UPSTREAM_SFTP</w:t>
-            </w:r>
-          </w:p>
-        </w:tc>
-        <w:tc>
-          <w:tcPr>
-            <w:tcW w:w="3120" w:type="dxa"/>
-            <w:tcBorders/>
-          </w:tcPr>
-          <w:p>
-            <w:pPr>
-              <w:pStyle w:val="Normal"/>
-              <w:widowControl/>
-              <w:spacing w:lineRule="auto" w:line="240" w:before="0" w:after="40"/>
-              <w:jc w:val="left"/>
-              <w:rPr>
-                <w:rFonts w:eastAsia="ＭＳ 明朝" w:cs=""/>
-                <w:kern w:val="0"/>
-                <w:szCs w:val="22"/>
-                <w:lang w:val="en-US" w:eastAsia="en-US" w:bidi="ar-SA"/>
-              </w:rPr>
-            </w:pPr>
-            <w:r>
-              <w:rPr>
-                <w:rFonts w:eastAsia="ＭＳ 明朝" w:cs=""/>
-                <w:kern w:val="0"/>
-                <w:sz w:val="20"/>
-                <w:szCs w:val="22"/>
-                <w:lang w:val="en-US" w:eastAsia="en-US" w:bidi="ar-SA"/>
-              </w:rPr>
-              <w:t>sftpgo:2022</w:t>
-            </w:r>
-          </w:p>
-        </w:tc>
-        <w:tc>
-          <w:tcPr>
-            <w:tcW w:w="3120" w:type="dxa"/>
-            <w:tcBorders/>
-          </w:tcPr>
-          <w:p>
-            <w:pPr>
-              <w:pStyle w:val="Normal"/>
-              <w:widowControl/>
-              <w:spacing w:lineRule="auto" w:line="240" w:before="0" w:after="40"/>
-              <w:jc w:val="left"/>
-              <w:rPr>
-                <w:rFonts w:eastAsia="ＭＳ 明朝" w:cs=""/>
-                <w:kern w:val="0"/>
-                <w:szCs w:val="22"/>
-                <w:lang w:val="en-US" w:eastAsia="en-US" w:bidi="ar-SA"/>
-              </w:rPr>
-            </w:pPr>
-            <w:r>
-              <w:rPr>
-                <w:rFonts w:eastAsia="ＭＳ 明朝" w:cs=""/>
-                <w:kern w:val="0"/>
-                <w:sz w:val="20"/>
-                <w:szCs w:val="22"/>
-                <w:lang w:val="en-US" w:eastAsia="en-US" w:bidi="ar-SA"/>
-              </w:rPr>
-              <w:t>SFTPGo SFTP endpoint</w:t>
-            </w:r>
-          </w:p>
-        </w:tc>
-      </w:tr>
-      <w:tr>
-        <w:trPr/>
-        <w:tc>
-          <w:tcPr>
-            <w:tcW w:w="3120" w:type="dxa"/>
-            <w:tcBorders/>
-          </w:tcPr>
-          <w:p>
-            <w:pPr>
-              <w:pStyle w:val="Normal"/>
-              <w:widowControl/>
-              <w:spacing w:lineRule="auto" w:line="240" w:before="0" w:after="40"/>
-              <w:jc w:val="left"/>
-              <w:rPr>
-                <w:rFonts w:eastAsia="ＭＳ 明朝" w:cs=""/>
-                <w:kern w:val="0"/>
-                <w:szCs w:val="22"/>
-                <w:lang w:val="en-US" w:eastAsia="en-US" w:bidi="ar-SA"/>
-              </w:rPr>
-            </w:pPr>
-            <w:r>
-              <w:rPr>
-                <w:rFonts w:eastAsia="ＭＳ 明朝" w:cs=""/>
-                <w:kern w:val="0"/>
-                <w:sz w:val="20"/>
-                <w:szCs w:val="22"/>
-                <w:lang w:val="en-US" w:eastAsia="en-US" w:bidi="ar-SA"/>
-              </w:rPr>
-              <w:t>PROXY_FTP_LISTEN</w:t>
-            </w:r>
-          </w:p>
-        </w:tc>
-        <w:tc>
-          <w:tcPr>
-            <w:tcW w:w="3120" w:type="dxa"/>
-            <w:tcBorders/>
-          </w:tcPr>
-          <w:p>
-            <w:pPr>
-              <w:pStyle w:val="Normal"/>
-              <w:widowControl/>
-              <w:spacing w:lineRule="auto" w:line="240" w:before="0" w:after="40"/>
-              <w:jc w:val="left"/>
-              <w:rPr>
-                <w:rFonts w:eastAsia="ＭＳ 明朝" w:cs=""/>
-                <w:kern w:val="0"/>
-                <w:szCs w:val="22"/>
-                <w:lang w:val="en-US" w:eastAsia="en-US" w:bidi="ar-SA"/>
-              </w:rPr>
-            </w:pPr>
-            <w:r>
-              <w:rPr>
-                <w:rFonts w:eastAsia="ＭＳ 明朝" w:cs=""/>
-                <w:kern w:val="0"/>
-                <w:sz w:val="20"/>
-                <w:szCs w:val="22"/>
-                <w:lang w:val="en-US" w:eastAsia="en-US" w:bidi="ar-SA"/>
-              </w:rPr>
-              <w:t>0 (disabled)</w:t>
-            </w:r>
-          </w:p>
-        </w:tc>
-        <w:tc>
-          <w:tcPr>
-            <w:tcW w:w="3120" w:type="dxa"/>
-            <w:tcBorders/>
-          </w:tcPr>
-          <w:p>
-            <w:pPr>
-              <w:pStyle w:val="Normal"/>
-              <w:widowControl/>
-              <w:spacing w:lineRule="auto" w:line="240" w:before="0" w:after="40"/>
-              <w:jc w:val="left"/>
-              <w:rPr>
-                <w:rFonts w:eastAsia="ＭＳ 明朝" w:cs=""/>
-                <w:kern w:val="0"/>
-                <w:szCs w:val="22"/>
-                <w:lang w:val="en-US" w:eastAsia="en-US" w:bidi="ar-SA"/>
-              </w:rPr>
-            </w:pPr>
-            <w:r>
-              <w:rPr>
-                <w:rFonts w:eastAsia="ＭＳ 明朝" w:cs=""/>
-                <w:kern w:val="0"/>
-                <w:sz w:val="20"/>
-                <w:szCs w:val="22"/>
-                <w:lang w:val="en-US" w:eastAsia="en-US" w:bidi="ar-SA"/>
-              </w:rPr>
-              <w:t>FTP listen port; 0 or empty disables</w:t>
-            </w:r>
-          </w:p>
-        </w:tc>
-      </w:tr>
-      <w:tr>
-        <w:trPr/>
-        <w:tc>
-          <w:tcPr>
-            <w:tcW w:w="3120" w:type="dxa"/>
-            <w:tcBorders/>
-          </w:tcPr>
-          <w:p>
-            <w:pPr>
-              <w:pStyle w:val="Normal"/>
-              <w:widowControl/>
-              <w:spacing w:lineRule="auto" w:line="240" w:before="0" w:after="40"/>
-              <w:jc w:val="left"/>
-              <w:rPr>
-                <w:rFonts w:eastAsia="ＭＳ 明朝" w:cs=""/>
-                <w:kern w:val="0"/>
-                <w:szCs w:val="22"/>
-                <w:lang w:val="en-US" w:eastAsia="en-US" w:bidi="ar-SA"/>
-              </w:rPr>
-            </w:pPr>
-            <w:r>
-              <w:rPr>
-                <w:rFonts w:eastAsia="ＭＳ 明朝" w:cs=""/>
-                <w:kern w:val="0"/>
-                <w:sz w:val="20"/>
-                <w:szCs w:val="22"/>
-                <w:lang w:val="en-US" w:eastAsia="en-US" w:bidi="ar-SA"/>
-              </w:rPr>
-              <w:t>UPSTREAM_FTP</w:t>
-            </w:r>
-          </w:p>
-        </w:tc>
-        <w:tc>
-          <w:tcPr>
-            <w:tcW w:w="3120" w:type="dxa"/>
-            <w:tcBorders/>
-          </w:tcPr>
-          <w:p>
-            <w:pPr>
-              <w:pStyle w:val="Normal"/>
-              <w:widowControl/>
-              <w:spacing w:lineRule="auto" w:line="240" w:before="0" w:after="40"/>
-              <w:jc w:val="left"/>
-              <w:rPr>
-                <w:rFonts w:eastAsia="ＭＳ 明朝" w:cs=""/>
-                <w:kern w:val="0"/>
-                <w:szCs w:val="22"/>
-                <w:lang w:val="en-US" w:eastAsia="en-US" w:bidi="ar-SA"/>
-              </w:rPr>
-            </w:pPr>
-            <w:r>
-              <w:rPr>
-                <w:rFonts w:eastAsia="ＭＳ 明朝" w:cs=""/>
-                <w:kern w:val="0"/>
-                <w:sz w:val="20"/>
-                <w:szCs w:val="22"/>
-                <w:lang w:val="en-US" w:eastAsia="en-US" w:bidi="ar-SA"/>
-              </w:rPr>
-              <w:t>sftpgo:2121</w:t>
-            </w:r>
-          </w:p>
-        </w:tc>
-        <w:tc>
-          <w:tcPr>
-            <w:tcW w:w="3120" w:type="dxa"/>
-            <w:tcBorders/>
-          </w:tcPr>
-          <w:p>
-            <w:pPr>
-              <w:pStyle w:val="Normal"/>
-              <w:widowControl/>
-              <w:spacing w:lineRule="auto" w:line="240" w:before="0" w:after="40"/>
-              <w:jc w:val="left"/>
-              <w:rPr>
-                <w:rFonts w:eastAsia="ＭＳ 明朝" w:cs=""/>
-                <w:kern w:val="0"/>
-                <w:szCs w:val="22"/>
-                <w:lang w:val="en-US" w:eastAsia="en-US" w:bidi="ar-SA"/>
-              </w:rPr>
-            </w:pPr>
-            <w:r>
-              <w:rPr>
-                <w:rFonts w:eastAsia="ＭＳ 明朝" w:cs=""/>
-                <w:kern w:val="0"/>
-                <w:sz w:val="20"/>
-                <w:szCs w:val="22"/>
-                <w:lang w:val="en-US" w:eastAsia="en-US" w:bidi="ar-SA"/>
-              </w:rPr>
-              <w:t>SFTPGo FTP endpoint</w:t>
-            </w:r>
-          </w:p>
-        </w:tc>
-      </w:tr>
-      <w:tr>
-        <w:trPr/>
-        <w:tc>
-          <w:tcPr>
-            <w:tcW w:w="3120" w:type="dxa"/>
-            <w:tcBorders/>
-          </w:tcPr>
-          <w:p>
-            <w:pPr>
-              <w:pStyle w:val="Normal"/>
-              <w:widowControl/>
-              <w:spacing w:lineRule="auto" w:line="240" w:before="0" w:after="40"/>
-              <w:jc w:val="left"/>
-              <w:rPr>
-                <w:rFonts w:eastAsia="ＭＳ 明朝" w:cs=""/>
-                <w:kern w:val="0"/>
-                <w:szCs w:val="22"/>
-                <w:lang w:val="en-US" w:eastAsia="en-US" w:bidi="ar-SA"/>
-              </w:rPr>
-            </w:pPr>
-            <w:r>
-              <w:rPr>
-                <w:rFonts w:eastAsia="ＭＳ 明朝" w:cs=""/>
-                <w:kern w:val="0"/>
-                <w:sz w:val="20"/>
-                <w:szCs w:val="22"/>
-                <w:lang w:val="en-US" w:eastAsia="en-US" w:bidi="ar-SA"/>
-              </w:rPr>
-              <w:t>PROXY_FTP_PASV_RANGE</w:t>
-            </w:r>
-          </w:p>
-        </w:tc>
-        <w:tc>
-          <w:tcPr>
-            <w:tcW w:w="3120" w:type="dxa"/>
-            <w:tcBorders/>
-          </w:tcPr>
-          <w:p>
-            <w:pPr>
-              <w:pStyle w:val="Normal"/>
-              <w:widowControl/>
-              <w:spacing w:lineRule="auto" w:line="240" w:before="0" w:after="40"/>
-              <w:jc w:val="left"/>
-              <w:rPr>
-                <w:rFonts w:eastAsia="ＭＳ 明朝" w:cs=""/>
-                <w:kern w:val="0"/>
-                <w:szCs w:val="22"/>
-                <w:lang w:val="en-US" w:eastAsia="en-US" w:bidi="ar-SA"/>
-              </w:rPr>
-            </w:pPr>
-            <w:r>
-              <w:rPr>
-                <w:rFonts w:eastAsia="ＭＳ 明朝" w:cs=""/>
-                <w:kern w:val="0"/>
-                <w:sz w:val="20"/>
-                <w:szCs w:val="22"/>
-                <w:lang w:val="en-US" w:eastAsia="en-US" w:bidi="ar-SA"/>
-              </w:rPr>
-              <w:t>50000-50009</w:t>
-            </w:r>
-          </w:p>
-        </w:tc>
-        <w:tc>
-          <w:tcPr>
-            <w:tcW w:w="3120" w:type="dxa"/>
-            <w:tcBorders/>
-          </w:tcPr>
-          <w:p>
-            <w:pPr>
-              <w:pStyle w:val="Normal"/>
-              <w:widowControl/>
-              <w:spacing w:lineRule="auto" w:line="240" w:before="0" w:after="40"/>
-              <w:jc w:val="left"/>
-              <w:rPr>
-                <w:rFonts w:eastAsia="ＭＳ 明朝" w:cs=""/>
-                <w:kern w:val="0"/>
-                <w:szCs w:val="22"/>
-                <w:lang w:val="en-US" w:eastAsia="en-US" w:bidi="ar-SA"/>
-              </w:rPr>
-            </w:pPr>
-            <w:r>
-              <w:rPr>
-                <w:rFonts w:eastAsia="ＭＳ 明朝" w:cs=""/>
-                <w:kern w:val="0"/>
-                <w:sz w:val="20"/>
-                <w:szCs w:val="22"/>
-                <w:lang w:val="en-US" w:eastAsia="en-US" w:bidi="ar-SA"/>
-              </w:rPr>
-              <w:t>Passive data ports relayed 1:1</w:t>
-            </w:r>
-          </w:p>
-        </w:tc>
-      </w:tr>
-      <w:tr>
-        <w:trPr/>
-        <w:tc>
-          <w:tcPr>
-            <w:tcW w:w="3120" w:type="dxa"/>
-            <w:tcBorders/>
-          </w:tcPr>
-          <w:p>
-            <w:pPr>
-              <w:pStyle w:val="Normal"/>
-              <w:widowControl/>
-              <w:spacing w:lineRule="auto" w:line="240" w:before="0" w:after="40"/>
-              <w:jc w:val="left"/>
-              <w:rPr>
-                <w:rFonts w:eastAsia="ＭＳ 明朝" w:cs=""/>
-                <w:kern w:val="0"/>
-                <w:szCs w:val="22"/>
-                <w:lang w:val="en-US" w:eastAsia="en-US" w:bidi="ar-SA"/>
-              </w:rPr>
-            </w:pPr>
-            <w:r>
-              <w:rPr>
-                <w:rFonts w:eastAsia="ＭＳ 明朝" w:cs=""/>
-                <w:kern w:val="0"/>
-                <w:sz w:val="20"/>
-                <w:szCs w:val="22"/>
-                <w:lang w:val="en-US" w:eastAsia="en-US" w:bidi="ar-SA"/>
-              </w:rPr>
-              <w:t>PROXY_WEBDAV_LISTEN</w:t>
-            </w:r>
-          </w:p>
-        </w:tc>
-        <w:tc>
-          <w:tcPr>
-            <w:tcW w:w="3120" w:type="dxa"/>
-            <w:tcBorders/>
-          </w:tcPr>
-          <w:p>
-            <w:pPr>
-              <w:pStyle w:val="Normal"/>
-              <w:widowControl/>
-              <w:spacing w:lineRule="auto" w:line="240" w:before="0" w:after="40"/>
-              <w:jc w:val="left"/>
-              <w:rPr>
-                <w:rFonts w:eastAsia="ＭＳ 明朝" w:cs=""/>
-                <w:kern w:val="0"/>
-                <w:szCs w:val="22"/>
-                <w:lang w:val="en-US" w:eastAsia="en-US" w:bidi="ar-SA"/>
-              </w:rPr>
-            </w:pPr>
-            <w:r>
-              <w:rPr>
-                <w:rFonts w:eastAsia="ＭＳ 明朝" w:cs=""/>
-                <w:kern w:val="0"/>
-                <w:sz w:val="20"/>
-                <w:szCs w:val="22"/>
-                <w:lang w:val="en-US" w:eastAsia="en-US" w:bidi="ar-SA"/>
-              </w:rPr>
-              <w:t>0 (disabled)</w:t>
-            </w:r>
-          </w:p>
-        </w:tc>
-        <w:tc>
-          <w:tcPr>
-            <w:tcW w:w="3120" w:type="dxa"/>
-            <w:tcBorders/>
-          </w:tcPr>
-          <w:p>
-            <w:pPr>
-              <w:pStyle w:val="Normal"/>
-              <w:widowControl/>
-              <w:spacing w:lineRule="auto" w:line="240" w:before="0" w:after="40"/>
-              <w:jc w:val="left"/>
-              <w:rPr>
-                <w:rFonts w:eastAsia="ＭＳ 明朝" w:cs=""/>
-                <w:kern w:val="0"/>
-                <w:szCs w:val="22"/>
-                <w:lang w:val="en-US" w:eastAsia="en-US" w:bidi="ar-SA"/>
-              </w:rPr>
-            </w:pPr>
-            <w:r>
-              <w:rPr>
-                <w:rFonts w:eastAsia="ＭＳ 明朝" w:cs=""/>
-                <w:kern w:val="0"/>
-                <w:sz w:val="20"/>
-                <w:szCs w:val="22"/>
-                <w:lang w:val="en-US" w:eastAsia="en-US" w:bidi="ar-SA"/>
-              </w:rPr>
-              <w:t>WebDAV listen port; 0 or empty disables</w:t>
-            </w:r>
-          </w:p>
-        </w:tc>
-      </w:tr>
-      <w:tr>
-        <w:trPr/>
-        <w:tc>
-          <w:tcPr>
-            <w:tcW w:w="3120" w:type="dxa"/>
-            <w:tcBorders/>
-          </w:tcPr>
-          <w:p>
-            <w:pPr>
-              <w:pStyle w:val="Normal"/>
-              <w:widowControl/>
-              <w:spacing w:lineRule="auto" w:line="240" w:before="0" w:after="40"/>
-              <w:jc w:val="left"/>
-              <w:rPr>
-                <w:rFonts w:eastAsia="ＭＳ 明朝" w:cs=""/>
-                <w:kern w:val="0"/>
-                <w:szCs w:val="22"/>
-                <w:lang w:val="en-US" w:eastAsia="en-US" w:bidi="ar-SA"/>
-              </w:rPr>
-            </w:pPr>
-            <w:r>
-              <w:rPr>
-                <w:rFonts w:eastAsia="ＭＳ 明朝" w:cs=""/>
-                <w:kern w:val="0"/>
-                <w:sz w:val="20"/>
-                <w:szCs w:val="22"/>
-                <w:lang w:val="en-US" w:eastAsia="en-US" w:bidi="ar-SA"/>
-              </w:rPr>
-              <w:t>UPSTREAM_WEBDAV</w:t>
-            </w:r>
-          </w:p>
-        </w:tc>
-        <w:tc>
-          <w:tcPr>
-            <w:tcW w:w="3120" w:type="dxa"/>
-            <w:tcBorders/>
-          </w:tcPr>
-          <w:p>
-            <w:pPr>
-              <w:pStyle w:val="Normal"/>
-              <w:widowControl/>
-              <w:spacing w:lineRule="auto" w:line="240" w:before="0" w:after="40"/>
-              <w:jc w:val="left"/>
-              <w:rPr>
-                <w:rFonts w:eastAsia="ＭＳ 明朝" w:cs=""/>
-                <w:kern w:val="0"/>
-                <w:szCs w:val="22"/>
-                <w:lang w:val="en-US" w:eastAsia="en-US" w:bidi="ar-SA"/>
-              </w:rPr>
-            </w:pPr>
-            <w:r>
-              <w:rPr>
-                <w:rFonts w:eastAsia="ＭＳ 明朝" w:cs=""/>
-                <w:kern w:val="0"/>
-                <w:sz w:val="20"/>
-                <w:szCs w:val="22"/>
-                <w:lang w:val="en-US" w:eastAsia="en-US" w:bidi="ar-SA"/>
-              </w:rPr>
-              <w:t>http://sftpgo:10080</w:t>
-            </w:r>
-          </w:p>
-        </w:tc>
-        <w:tc>
-          <w:tcPr>
-            <w:tcW w:w="3120" w:type="dxa"/>
-            <w:tcBorders/>
-          </w:tcPr>
-          <w:p>
-            <w:pPr>
-              <w:pStyle w:val="Normal"/>
-              <w:widowControl/>
-              <w:spacing w:lineRule="auto" w:line="240" w:before="0" w:after="40"/>
-              <w:jc w:val="left"/>
-              <w:rPr>
-                <w:rFonts w:eastAsia="ＭＳ 明朝" w:cs=""/>
-                <w:kern w:val="0"/>
-                <w:szCs w:val="22"/>
-                <w:lang w:val="en-US" w:eastAsia="en-US" w:bidi="ar-SA"/>
-              </w:rPr>
-            </w:pPr>
-            <w:r>
-              <w:rPr>
-                <w:rFonts w:eastAsia="ＭＳ 明朝" w:cs=""/>
-                <w:kern w:val="0"/>
-                <w:sz w:val="20"/>
-                <w:szCs w:val="22"/>
-                <w:lang w:val="en-US" w:eastAsia="en-US" w:bidi="ar-SA"/>
-              </w:rPr>
-              <w:t>SFTPGo WebDAV endpoint</w:t>
-            </w:r>
-          </w:p>
-        </w:tc>
-      </w:tr>
-      <w:tr>
-        <w:trPr/>
-        <w:tc>
-          <w:tcPr>
-            <w:tcW w:w="3120" w:type="dxa"/>
-            <w:tcBorders/>
-          </w:tcPr>
-          <w:p>
-            <w:pPr>
-              <w:pStyle w:val="Normal"/>
-              <w:widowControl/>
-              <w:spacing w:lineRule="auto" w:line="240" w:before="0" w:after="40"/>
-              <w:jc w:val="left"/>
-              <w:rPr>
-                <w:rFonts w:eastAsia="ＭＳ 明朝" w:cs=""/>
-                <w:kern w:val="0"/>
-                <w:szCs w:val="22"/>
-                <w:lang w:val="en-US" w:eastAsia="en-US" w:bidi="ar-SA"/>
-              </w:rPr>
-            </w:pPr>
-            <w:r>
-              <w:rPr>
-                <w:rFonts w:eastAsia="ＭＳ 明朝" w:cs=""/>
-                <w:kern w:val="0"/>
-                <w:sz w:val="20"/>
-                <w:szCs w:val="22"/>
-                <w:lang w:val="en-US" w:eastAsia="en-US" w:bidi="ar-SA"/>
-              </w:rPr>
-              <w:t xml:space="preserve">PROXY_UI</w:t>
-            </w:r>
-          </w:p>
-        </w:tc>
-        <w:tc>
-          <w:tcPr>
-            <w:tcW w:w="3120" w:type="dxa"/>
-            <w:tcBorders/>
-          </w:tcPr>
-          <w:p>
-            <w:pPr>
-              <w:pStyle w:val="Normal"/>
-              <w:widowControl/>
-              <w:spacing w:lineRule="auto" w:line="240" w:before="0" w:after="40"/>
-              <w:jc w:val="left"/>
-              <w:rPr>
-                <w:rFonts w:eastAsia="ＭＳ 明朝" w:cs=""/>
-                <w:kern w:val="0"/>
-                <w:szCs w:val="22"/>
-                <w:lang w:val="en-US" w:eastAsia="en-US" w:bidi="ar-SA"/>
-              </w:rPr>
-            </w:pPr>
-            <w:r>
-              <w:rPr>
-                <w:rFonts w:eastAsia="ＭＳ 明朝" w:cs=""/>
-                <w:kern w:val="0"/>
-                <w:sz w:val="20"/>
-                <w:szCs w:val="22"/>
-                <w:lang w:val="en-US" w:eastAsia="en-US" w:bidi="ar-SA"/>
-              </w:rPr>
-              <w:t xml:space="preserve">true</w:t>
-            </w:r>
-          </w:p>
-        </w:tc>
-        <w:tc>
-          <w:tcPr>
-            <w:tcW w:w="3120" w:type="dxa"/>
-            <w:tcBorders/>
-          </w:tcPr>
-          <w:p>
-            <w:pPr>
-              <w:pStyle w:val="Normal"/>
-              <w:widowControl/>
-              <w:spacing w:lineRule="auto" w:line="240" w:before="0" w:after="40"/>
-              <w:jc w:val="left"/>
-              <w:rPr>
-                <w:rFonts w:eastAsia="ＭＳ 明朝" w:cs=""/>
-                <w:kern w:val="0"/>
-                <w:szCs w:val="22"/>
-                <w:lang w:val="en-US" w:eastAsia="en-US" w:bidi="ar-SA"/>
-              </w:rPr>
-            </w:pPr>
-            <w:r>
-              <w:rPr>
-                <w:rFonts w:eastAsia="ＭＳ 明朝" w:cs=""/>
-                <w:kern w:val="0"/>
-                <w:sz w:val="20"/>
-                <w:szCs w:val="22"/>
-                <w:lang w:val="en-US" w:eastAsia="en-US" w:bidi="ar-SA"/>
-              </w:rPr>
-              <w:t xml:space="preserve">false disables the mlw-storage web UI (/mlw/) and the redirect from /</w:t>
-            </w:r>
-          </w:p>
-        </w:tc>
-      </w:tr>
-    </w:tbl>
-    <w:p>
-      <w:pPr>
-        <w:pStyle w:val="Normal"/>
-        <w:rPr/>
-      </w:pPr>
-      <w:r>
-        <w:rPr/>
-      </w:r>
-    </w:p>
     <w:p>
       <w:pPr>
         <w:pStyle w:val="Heading2"/>
@@ -4774,7 +3337,7 @@
       <w:bookmarkStart w:id="918" w:name="_Toc100018"/>
       <w:r>
         <w:rPr/>
-        <w:t>6.3 Keycloak settings (optional)</w:t>
+        <w:t>6.1 Operator settings (.env)</w:t>
       </w:r>
       <w:bookmarkEnd w:id="918"/>
     </w:p>
@@ -4892,6 +3455,808 @@
                 <w:szCs w:val="22"/>
                 <w:lang w:val="en-US" w:eastAsia="en-US" w:bidi="ar-SA"/>
               </w:rPr>
+              <w:t>Purpose</w:t>
+            </w:r>
+          </w:p>
+        </w:tc>
+      </w:tr>
+      <w:tr>
+        <w:trPr/>
+        <w:tc>
+          <w:tcPr>
+            <w:tcW w:w="3120" w:type="dxa"/>
+            <w:tcBorders/>
+          </w:tcPr>
+          <w:p>
+            <w:pPr>
+              <w:pStyle w:val="Normal"/>
+              <w:widowControl/>
+              <w:spacing w:lineRule="auto" w:line="240" w:before="0" w:after="40"/>
+              <w:jc w:val="left"/>
+              <w:rPr>
+                <w:rFonts w:eastAsia="ＭＳ 明朝" w:cs=""/>
+                <w:kern w:val="0"/>
+                <w:szCs w:val="22"/>
+                <w:lang w:val="en-US" w:eastAsia="en-US" w:bidi="ar-SA"/>
+              </w:rPr>
+            </w:pPr>
+            <w:r>
+              <w:rPr>
+                <w:rFonts w:eastAsia="ＭＳ 明朝" w:cs=""/>
+                <w:kern w:val="0"/>
+                <w:sz w:val="20"/>
+                <w:szCs w:val="22"/>
+                <w:lang w:val="en-US" w:eastAsia="en-US" w:bidi="ar-SA"/>
+              </w:rPr>
+              <w:t>SFTPGO_ADMIN_PASSWORD</w:t>
+            </w:r>
+          </w:p>
+        </w:tc>
+        <w:tc>
+          <w:tcPr>
+            <w:tcW w:w="3120" w:type="dxa"/>
+            <w:tcBorders/>
+          </w:tcPr>
+          <w:p>
+            <w:pPr>
+              <w:pStyle w:val="Normal"/>
+              <w:widowControl/>
+              <w:spacing w:lineRule="auto" w:line="240" w:before="0" w:after="40"/>
+              <w:jc w:val="left"/>
+              <w:rPr>
+                <w:rFonts w:eastAsia="ＭＳ 明朝" w:cs=""/>
+                <w:kern w:val="0"/>
+                <w:szCs w:val="22"/>
+                <w:lang w:val="en-US" w:eastAsia="en-US" w:bidi="ar-SA"/>
+              </w:rPr>
+            </w:pPr>
+            <w:r>
+              <w:rPr>
+                <w:rFonts w:eastAsia="ＭＳ 明朝" w:cs=""/>
+                <w:kern w:val="0"/>
+                <w:sz w:val="20"/>
+                <w:szCs w:val="22"/>
+                <w:lang w:val="en-US" w:eastAsia="en-US" w:bidi="ar-SA"/>
+              </w:rPr>
+              <w:t>(required)</w:t>
+            </w:r>
+          </w:p>
+        </w:tc>
+        <w:tc>
+          <w:tcPr>
+            <w:tcW w:w="3120" w:type="dxa"/>
+            <w:tcBorders/>
+          </w:tcPr>
+          <w:p>
+            <w:pPr>
+              <w:pStyle w:val="Normal"/>
+              <w:widowControl/>
+              <w:spacing w:lineRule="auto" w:line="240" w:before="0" w:after="40"/>
+              <w:jc w:val="left"/>
+              <w:rPr>
+                <w:rFonts w:eastAsia="ＭＳ 明朝" w:cs=""/>
+                <w:kern w:val="0"/>
+                <w:szCs w:val="22"/>
+                <w:lang w:val="en-US" w:eastAsia="en-US" w:bidi="ar-SA"/>
+              </w:rPr>
+            </w:pPr>
+            <w:r>
+              <w:rPr>
+                <w:rFonts w:eastAsia="ＭＳ 明朝" w:cs=""/>
+                <w:kern w:val="0"/>
+                <w:sz w:val="20"/>
+                <w:szCs w:val="22"/>
+                <w:lang w:val="en-US" w:eastAsia="en-US" w:bidi="ar-SA"/>
+              </w:rPr>
+              <w:t>Password of the initial admin account</w:t>
+            </w:r>
+          </w:p>
+        </w:tc>
+      </w:tr>
+      <w:tr>
+        <w:trPr/>
+        <w:tc>
+          <w:tcPr>
+            <w:tcW w:w="3120" w:type="dxa"/>
+            <w:tcBorders/>
+          </w:tcPr>
+          <w:p>
+            <w:pPr>
+              <w:pStyle w:val="Normal"/>
+              <w:widowControl/>
+              <w:spacing w:lineRule="auto" w:line="240" w:before="0" w:after="40"/>
+              <w:jc w:val="left"/>
+              <w:rPr>
+                <w:rFonts w:eastAsia="ＭＳ 明朝" w:cs=""/>
+                <w:kern w:val="0"/>
+                <w:szCs w:val="22"/>
+                <w:lang w:val="en-US" w:eastAsia="en-US" w:bidi="ar-SA"/>
+              </w:rPr>
+            </w:pPr>
+            <w:r>
+              <w:rPr>
+                <w:rFonts w:eastAsia="ＭＳ 明朝" w:cs=""/>
+                <w:kern w:val="0"/>
+                <w:sz w:val="20"/>
+                <w:szCs w:val="22"/>
+                <w:lang w:val="en-US" w:eastAsia="en-US" w:bidi="ar-SA"/>
+              </w:rPr>
+              <w:t>SFTPGO_ADMIN_USER</w:t>
+            </w:r>
+          </w:p>
+        </w:tc>
+        <w:tc>
+          <w:tcPr>
+            <w:tcW w:w="3120" w:type="dxa"/>
+            <w:tcBorders/>
+          </w:tcPr>
+          <w:p>
+            <w:pPr>
+              <w:pStyle w:val="Normal"/>
+              <w:widowControl/>
+              <w:spacing w:lineRule="auto" w:line="240" w:before="0" w:after="40"/>
+              <w:jc w:val="left"/>
+              <w:rPr>
+                <w:rFonts w:eastAsia="ＭＳ 明朝" w:cs=""/>
+                <w:kern w:val="0"/>
+                <w:szCs w:val="22"/>
+                <w:lang w:val="en-US" w:eastAsia="en-US" w:bidi="ar-SA"/>
+              </w:rPr>
+            </w:pPr>
+            <w:r>
+              <w:rPr>
+                <w:rFonts w:eastAsia="ＭＳ 明朝" w:cs=""/>
+                <w:kern w:val="0"/>
+                <w:sz w:val="20"/>
+                <w:szCs w:val="22"/>
+                <w:lang w:val="en-US" w:eastAsia="en-US" w:bidi="ar-SA"/>
+              </w:rPr>
+              <w:t>admin</w:t>
+            </w:r>
+          </w:p>
+        </w:tc>
+        <w:tc>
+          <w:tcPr>
+            <w:tcW w:w="3120" w:type="dxa"/>
+            <w:tcBorders/>
+          </w:tcPr>
+          <w:p>
+            <w:pPr>
+              <w:pStyle w:val="Normal"/>
+              <w:widowControl/>
+              <w:spacing w:lineRule="auto" w:line="240" w:before="0" w:after="40"/>
+              <w:jc w:val="left"/>
+              <w:rPr>
+                <w:rFonts w:eastAsia="ＭＳ 明朝" w:cs=""/>
+                <w:kern w:val="0"/>
+                <w:szCs w:val="22"/>
+                <w:lang w:val="en-US" w:eastAsia="en-US" w:bidi="ar-SA"/>
+              </w:rPr>
+            </w:pPr>
+            <w:r>
+              <w:rPr>
+                <w:rFonts w:eastAsia="ＭＳ 明朝" w:cs=""/>
+                <w:kern w:val="0"/>
+                <w:sz w:val="20"/>
+                <w:szCs w:val="22"/>
+                <w:lang w:val="en-US" w:eastAsia="en-US" w:bidi="ar-SA"/>
+              </w:rPr>
+              <w:t>Username of the initial admin account</w:t>
+            </w:r>
+          </w:p>
+        </w:tc>
+      </w:tr>
+      <w:tr>
+        <w:trPr/>
+        <w:tc>
+          <w:tcPr>
+            <w:tcW w:w="3120" w:type="dxa"/>
+            <w:tcBorders/>
+          </w:tcPr>
+          <w:p>
+            <w:pPr>
+              <w:pStyle w:val="Normal"/>
+              <w:widowControl/>
+              <w:spacing w:lineRule="auto" w:line="240" w:before="0" w:after="40"/>
+              <w:jc w:val="left"/>
+              <w:rPr>
+                <w:rFonts w:eastAsia="ＭＳ 明朝" w:cs=""/>
+                <w:kern w:val="0"/>
+                <w:szCs w:val="22"/>
+                <w:lang w:val="en-US" w:eastAsia="en-US" w:bidi="ar-SA"/>
+              </w:rPr>
+            </w:pPr>
+            <w:r>
+              <w:rPr>
+                <w:rFonts w:eastAsia="ＭＳ 明朝" w:cs=""/>
+                <w:kern w:val="0"/>
+                <w:sz w:val="20"/>
+                <w:szCs w:val="22"/>
+                <w:lang w:val="en-US" w:eastAsia="en-US" w:bidi="ar-SA"/>
+              </w:rPr>
+              <w:t>FTP_PORT</w:t>
+            </w:r>
+          </w:p>
+        </w:tc>
+        <w:tc>
+          <w:tcPr>
+            <w:tcW w:w="3120" w:type="dxa"/>
+            <w:tcBorders/>
+          </w:tcPr>
+          <w:p>
+            <w:pPr>
+              <w:pStyle w:val="Normal"/>
+              <w:widowControl/>
+              <w:spacing w:lineRule="auto" w:line="240" w:before="0" w:after="40"/>
+              <w:jc w:val="left"/>
+              <w:rPr>
+                <w:rFonts w:eastAsia="ＭＳ 明朝" w:cs=""/>
+                <w:kern w:val="0"/>
+                <w:szCs w:val="22"/>
+                <w:lang w:val="en-US" w:eastAsia="en-US" w:bidi="ar-SA"/>
+              </w:rPr>
+            </w:pPr>
+            <w:r>
+              <w:rPr>
+                <w:rFonts w:eastAsia="ＭＳ 明朝" w:cs=""/>
+                <w:kern w:val="0"/>
+                <w:sz w:val="20"/>
+                <w:szCs w:val="22"/>
+                <w:lang w:val="en-US" w:eastAsia="en-US" w:bidi="ar-SA"/>
+              </w:rPr>
+              <w:t>0 (disabled)</w:t>
+            </w:r>
+          </w:p>
+        </w:tc>
+        <w:tc>
+          <w:tcPr>
+            <w:tcW w:w="3120" w:type="dxa"/>
+            <w:tcBorders/>
+          </w:tcPr>
+          <w:p>
+            <w:pPr>
+              <w:pStyle w:val="Normal"/>
+              <w:widowControl/>
+              <w:spacing w:lineRule="auto" w:line="240" w:before="0" w:after="40"/>
+              <w:jc w:val="left"/>
+              <w:rPr>
+                <w:rFonts w:eastAsia="ＭＳ 明朝" w:cs=""/>
+                <w:kern w:val="0"/>
+                <w:szCs w:val="22"/>
+                <w:lang w:val="en-US" w:eastAsia="en-US" w:bidi="ar-SA"/>
+              </w:rPr>
+            </w:pPr>
+            <w:r>
+              <w:rPr>
+                <w:rFonts w:eastAsia="ＭＳ 明朝" w:cs=""/>
+                <w:kern w:val="0"/>
+                <w:sz w:val="20"/>
+                <w:szCs w:val="22"/>
+                <w:lang w:val="en-US" w:eastAsia="en-US" w:bidi="ar-SA"/>
+              </w:rPr>
+              <w:t>Set to 2121 to enable FTP</w:t>
+            </w:r>
+          </w:p>
+        </w:tc>
+      </w:tr>
+      <w:tr>
+        <w:trPr/>
+        <w:tc>
+          <w:tcPr>
+            <w:tcW w:w="3120" w:type="dxa"/>
+            <w:tcBorders/>
+          </w:tcPr>
+          <w:p>
+            <w:pPr>
+              <w:pStyle w:val="Normal"/>
+              <w:widowControl/>
+              <w:spacing w:lineRule="auto" w:line="240" w:before="0" w:after="40"/>
+              <w:jc w:val="left"/>
+              <w:rPr>
+                <w:rFonts w:eastAsia="ＭＳ 明朝" w:cs=""/>
+                <w:kern w:val="0"/>
+                <w:szCs w:val="22"/>
+                <w:lang w:val="en-US" w:eastAsia="en-US" w:bidi="ar-SA"/>
+              </w:rPr>
+            </w:pPr>
+            <w:r>
+              <w:rPr>
+                <w:rFonts w:eastAsia="ＭＳ 明朝" w:cs=""/>
+                <w:kern w:val="0"/>
+                <w:sz w:val="20"/>
+                <w:szCs w:val="22"/>
+                <w:lang w:val="en-US" w:eastAsia="en-US" w:bidi="ar-SA"/>
+              </w:rPr>
+              <w:t>FTP_PASSIVE_IP</w:t>
+            </w:r>
+          </w:p>
+        </w:tc>
+        <w:tc>
+          <w:tcPr>
+            <w:tcW w:w="3120" w:type="dxa"/>
+            <w:tcBorders/>
+          </w:tcPr>
+          <w:p>
+            <w:pPr>
+              <w:pStyle w:val="Normal"/>
+              <w:widowControl/>
+              <w:spacing w:lineRule="auto" w:line="240" w:before="0" w:after="40"/>
+              <w:jc w:val="left"/>
+              <w:rPr>
+                <w:rFonts w:eastAsia="ＭＳ 明朝" w:cs=""/>
+                <w:kern w:val="0"/>
+                <w:szCs w:val="22"/>
+                <w:lang w:val="en-US" w:eastAsia="en-US" w:bidi="ar-SA"/>
+              </w:rPr>
+            </w:pPr>
+            <w:r>
+              <w:rPr>
+                <w:rFonts w:eastAsia="ＭＳ 明朝" w:cs=""/>
+                <w:kern w:val="0"/>
+                <w:sz w:val="20"/>
+                <w:szCs w:val="22"/>
+                <w:lang w:val="en-US" w:eastAsia="en-US" w:bidi="ar-SA"/>
+              </w:rPr>
+              <w:t>empty</w:t>
+            </w:r>
+          </w:p>
+        </w:tc>
+        <w:tc>
+          <w:tcPr>
+            <w:tcW w:w="3120" w:type="dxa"/>
+            <w:tcBorders/>
+          </w:tcPr>
+          <w:p>
+            <w:pPr>
+              <w:pStyle w:val="Normal"/>
+              <w:widowControl/>
+              <w:spacing w:lineRule="auto" w:line="240" w:before="0" w:after="40"/>
+              <w:jc w:val="left"/>
+              <w:rPr>
+                <w:rFonts w:eastAsia="ＭＳ 明朝" w:cs=""/>
+                <w:kern w:val="0"/>
+                <w:szCs w:val="22"/>
+                <w:lang w:val="en-US" w:eastAsia="en-US" w:bidi="ar-SA"/>
+              </w:rPr>
+            </w:pPr>
+            <w:r>
+              <w:rPr>
+                <w:rFonts w:eastAsia="ＭＳ 明朝" w:cs=""/>
+                <w:kern w:val="0"/>
+                <w:sz w:val="20"/>
+                <w:szCs w:val="22"/>
+                <w:lang w:val="en-US" w:eastAsia="en-US" w:bidi="ar-SA"/>
+              </w:rPr>
+              <w:t>Public address advertised for FTP data connections (required for FTP)</w:t>
+            </w:r>
+          </w:p>
+        </w:tc>
+      </w:tr>
+      <w:tr>
+        <w:trPr/>
+        <w:tc>
+          <w:tcPr>
+            <w:tcW w:w="3120" w:type="dxa"/>
+            <w:tcBorders/>
+          </w:tcPr>
+          <w:p>
+            <w:pPr>
+              <w:pStyle w:val="Normal"/>
+              <w:widowControl/>
+              <w:spacing w:lineRule="auto" w:line="240" w:before="0" w:after="40"/>
+              <w:jc w:val="left"/>
+              <w:rPr>
+                <w:rFonts w:eastAsia="ＭＳ 明朝" w:cs=""/>
+                <w:kern w:val="0"/>
+                <w:szCs w:val="22"/>
+                <w:lang w:val="en-US" w:eastAsia="en-US" w:bidi="ar-SA"/>
+              </w:rPr>
+            </w:pPr>
+            <w:r>
+              <w:rPr>
+                <w:rFonts w:eastAsia="ＭＳ 明朝" w:cs=""/>
+                <w:kern w:val="0"/>
+                <w:sz w:val="20"/>
+                <w:szCs w:val="22"/>
+                <w:lang w:val="en-US" w:eastAsia="en-US" w:bidi="ar-SA"/>
+              </w:rPr>
+              <w:t>WEBDAV_PORT</w:t>
+            </w:r>
+          </w:p>
+        </w:tc>
+        <w:tc>
+          <w:tcPr>
+            <w:tcW w:w="3120" w:type="dxa"/>
+            <w:tcBorders/>
+          </w:tcPr>
+          <w:p>
+            <w:pPr>
+              <w:pStyle w:val="Normal"/>
+              <w:widowControl/>
+              <w:spacing w:lineRule="auto" w:line="240" w:before="0" w:after="40"/>
+              <w:jc w:val="left"/>
+              <w:rPr>
+                <w:rFonts w:eastAsia="ＭＳ 明朝" w:cs=""/>
+                <w:kern w:val="0"/>
+                <w:szCs w:val="22"/>
+                <w:lang w:val="en-US" w:eastAsia="en-US" w:bidi="ar-SA"/>
+              </w:rPr>
+            </w:pPr>
+            <w:r>
+              <w:rPr>
+                <w:rFonts w:eastAsia="ＭＳ 明朝" w:cs=""/>
+                <w:kern w:val="0"/>
+                <w:sz w:val="20"/>
+                <w:szCs w:val="22"/>
+                <w:lang w:val="en-US" w:eastAsia="en-US" w:bidi="ar-SA"/>
+              </w:rPr>
+              <w:t>0 (disabled)</w:t>
+            </w:r>
+          </w:p>
+        </w:tc>
+        <w:tc>
+          <w:tcPr>
+            <w:tcW w:w="3120" w:type="dxa"/>
+            <w:tcBorders/>
+          </w:tcPr>
+          <w:p>
+            <w:pPr>
+              <w:pStyle w:val="Normal"/>
+              <w:widowControl/>
+              <w:spacing w:lineRule="auto" w:line="240" w:before="0" w:after="40"/>
+              <w:jc w:val="left"/>
+              <w:rPr>
+                <w:rFonts w:eastAsia="ＭＳ 明朝" w:cs=""/>
+                <w:kern w:val="0"/>
+                <w:szCs w:val="22"/>
+                <w:lang w:val="en-US" w:eastAsia="en-US" w:bidi="ar-SA"/>
+              </w:rPr>
+            </w:pPr>
+            <w:r>
+              <w:rPr>
+                <w:rFonts w:eastAsia="ＭＳ 明朝" w:cs=""/>
+                <w:kern w:val="0"/>
+                <w:sz w:val="20"/>
+                <w:szCs w:val="22"/>
+                <w:lang w:val="en-US" w:eastAsia="en-US" w:bidi="ar-SA"/>
+              </w:rPr>
+              <w:t>Set to 10080 to enable WebDAV</w:t>
+            </w:r>
+          </w:p>
+        </w:tc>
+      </w:tr>
+      <w:tr>
+        <w:trPr/>
+        <w:tc>
+          <w:tcPr>
+            <w:tcW w:w="3120" w:type="dxa"/>
+            <w:tcBorders/>
+          </w:tcPr>
+          <w:p>
+            <w:pPr>
+              <w:pStyle w:val="Normal"/>
+              <w:widowControl/>
+              <w:spacing w:lineRule="auto" w:line="240" w:before="0" w:after="40"/>
+              <w:jc w:val="left"/>
+              <w:rPr>
+                <w:rFonts w:eastAsia="ＭＳ 明朝" w:cs=""/>
+                <w:kern w:val="0"/>
+                <w:szCs w:val="22"/>
+                <w:lang w:val="en-US" w:eastAsia="en-US" w:bidi="ar-SA"/>
+              </w:rPr>
+            </w:pPr>
+            <w:r>
+              <w:rPr>
+                <w:rFonts w:eastAsia="ＭＳ 明朝" w:cs=""/>
+                <w:kern w:val="0"/>
+                <w:sz w:val="20"/>
+                <w:szCs w:val="22"/>
+                <w:lang w:val="en-US" w:eastAsia="en-US" w:bidi="ar-SA"/>
+              </w:rPr>
+              <w:t xml:space="preserve">MLW_MEDIA_DIR</w:t>
+            </w:r>
+          </w:p>
+        </w:tc>
+        <w:tc>
+          <w:tcPr>
+            <w:tcW w:w="3120" w:type="dxa"/>
+            <w:tcBorders/>
+          </w:tcPr>
+          <w:p>
+            <w:pPr>
+              <w:pStyle w:val="Normal"/>
+              <w:widowControl/>
+              <w:spacing w:lineRule="auto" w:line="240" w:before="0" w:after="40"/>
+              <w:jc w:val="left"/>
+              <w:rPr>
+                <w:rFonts w:eastAsia="ＭＳ 明朝" w:cs=""/>
+                <w:kern w:val="0"/>
+                <w:szCs w:val="22"/>
+                <w:lang w:val="en-US" w:eastAsia="en-US" w:bidi="ar-SA"/>
+              </w:rPr>
+            </w:pPr>
+            <w:r>
+              <w:rPr>
+                <w:rFonts w:eastAsia="ＭＳ 明朝" w:cs=""/>
+                <w:kern w:val="0"/>
+                <w:sz w:val="20"/>
+                <w:szCs w:val="22"/>
+                <w:lang w:val="en-US" w:eastAsia="en-US" w:bidi="ar-SA"/>
+              </w:rPr>
+              <w:t xml:space="preserve">/media</w:t>
+            </w:r>
+          </w:p>
+        </w:tc>
+        <w:tc>
+          <w:tcPr>
+            <w:tcW w:w="3120" w:type="dxa"/>
+            <w:tcBorders/>
+          </w:tcPr>
+          <w:p>
+            <w:pPr>
+              <w:pStyle w:val="Normal"/>
+              <w:widowControl/>
+              <w:spacing w:lineRule="auto" w:line="240" w:before="0" w:after="40"/>
+              <w:jc w:val="left"/>
+              <w:rPr>
+                <w:rFonts w:eastAsia="ＭＳ 明朝" w:cs=""/>
+                <w:kern w:val="0"/>
+                <w:szCs w:val="22"/>
+                <w:lang w:val="en-US" w:eastAsia="en-US" w:bidi="ar-SA"/>
+              </w:rPr>
+            </w:pPr>
+            <w:r>
+              <w:rPr>
+                <w:rFonts w:eastAsia="ＭＳ 明朝" w:cs=""/>
+                <w:kern w:val="0"/>
+                <w:sz w:val="20"/>
+                <w:szCs w:val="22"/>
+                <w:lang w:val="en-US" w:eastAsia="en-US" w:bidi="ar-SA"/>
+              </w:rPr>
+              <w:t xml:space="preserve">Host directory where drives are mounted (drive detection overlay); /run/media on Fedora and Arch</w:t>
+            </w:r>
+          </w:p>
+        </w:tc>
+      </w:tr>
+      <w:tr>
+        <w:trPr/>
+        <w:tc>
+          <w:tcPr>
+            <w:tcW w:w="3120" w:type="dxa"/>
+            <w:tcBorders/>
+          </w:tcPr>
+          <w:p>
+            <w:pPr>
+              <w:pStyle w:val="Normal"/>
+              <w:widowControl/>
+              <w:spacing w:lineRule="auto" w:line="240" w:before="0" w:after="40"/>
+              <w:jc w:val="left"/>
+              <w:rPr>
+                <w:rFonts w:eastAsia="ＭＳ 明朝" w:cs=""/>
+                <w:kern w:val="0"/>
+                <w:szCs w:val="22"/>
+                <w:lang w:val="en-US" w:eastAsia="en-US" w:bidi="ar-SA"/>
+              </w:rPr>
+            </w:pPr>
+            <w:r>
+              <w:rPr>
+                <w:rFonts w:eastAsia="ＭＳ 明朝" w:cs=""/>
+                <w:kern w:val="0"/>
+                <w:sz w:val="20"/>
+                <w:szCs w:val="22"/>
+                <w:lang w:val="en-US" w:eastAsia="en-US" w:bidi="ar-SA"/>
+              </w:rPr>
+              <w:t xml:space="preserve">MLW_MEDIA_INCLUDE_VIRTUAL</w:t>
+            </w:r>
+          </w:p>
+        </w:tc>
+        <w:tc>
+          <w:tcPr>
+            <w:tcW w:w="3120" w:type="dxa"/>
+            <w:tcBorders/>
+          </w:tcPr>
+          <w:p>
+            <w:pPr>
+              <w:pStyle w:val="Normal"/>
+              <w:widowControl/>
+              <w:spacing w:lineRule="auto" w:line="240" w:before="0" w:after="40"/>
+              <w:jc w:val="left"/>
+              <w:rPr>
+                <w:rFonts w:eastAsia="ＭＳ 明朝" w:cs=""/>
+                <w:kern w:val="0"/>
+                <w:szCs w:val="22"/>
+                <w:lang w:val="en-US" w:eastAsia="en-US" w:bidi="ar-SA"/>
+              </w:rPr>
+            </w:pPr>
+            <w:r>
+              <w:rPr>
+                <w:rFonts w:eastAsia="ＭＳ 明朝" w:cs=""/>
+                <w:kern w:val="0"/>
+                <w:sz w:val="20"/>
+                <w:szCs w:val="22"/>
+                <w:lang w:val="en-US" w:eastAsia="en-US" w:bidi="ar-SA"/>
+              </w:rPr>
+              <w:t xml:space="preserve">false</w:t>
+            </w:r>
+          </w:p>
+        </w:tc>
+        <w:tc>
+          <w:tcPr>
+            <w:tcW w:w="3120" w:type="dxa"/>
+            <w:tcBorders/>
+          </w:tcPr>
+          <w:p>
+            <w:pPr>
+              <w:pStyle w:val="Normal"/>
+              <w:widowControl/>
+              <w:spacing w:lineRule="auto" w:line="240" w:before="0" w:after="40"/>
+              <w:jc w:val="left"/>
+              <w:rPr>
+                <w:rFonts w:eastAsia="ＭＳ 明朝" w:cs=""/>
+                <w:kern w:val="0"/>
+                <w:szCs w:val="22"/>
+                <w:lang w:val="en-US" w:eastAsia="en-US" w:bidi="ar-SA"/>
+              </w:rPr>
+            </w:pPr>
+            <w:r>
+              <w:rPr>
+                <w:rFonts w:eastAsia="ＭＳ 明朝" w:cs=""/>
+                <w:kern w:val="0"/>
+                <w:sz w:val="20"/>
+                <w:szCs w:val="22"/>
+                <w:lang w:val="en-US" w:eastAsia="en-US" w:bidi="ar-SA"/>
+              </w:rPr>
+              <w:t xml:space="preserve">true also reports loop devices (testing only)</w:t>
+            </w:r>
+          </w:p>
+        </w:tc>
+      </w:tr>
+    </w:tbl>
+    <w:p>
+      <w:pPr>
+        <w:pStyle w:val="Normal"/>
+        <w:rPr/>
+      </w:pPr>
+      <w:r>
+        <w:rPr/>
+      </w:r>
+    </w:p>
+    <w:p>
+      <w:pPr>
+        <w:pStyle w:val="Normal"/>
+        <w:rPr/>
+      </w:pPr>
+      <w:r>
+        <w:rPr/>
+        <w:t>The .env file is excluded from git. .env.example is the committed template. The initial admin account is only created on first start; afterwards change the password in the web admin.</w:t>
+      </w:r>
+    </w:p>
+    <w:p>
+      <w:pPr>
+        <w:pStyle w:val="Heading2"/>
+        <w:rPr/>
+      </w:pPr>
+      <w:bookmarkStart w:id="919" w:name="_Toc100019"/>
+      <w:r>
+        <w:rPr/>
+        <w:t>6.2 Gateway settings</w:t>
+      </w:r>
+      <w:bookmarkEnd w:id="919"/>
+    </w:p>
+    <w:tbl>
+      <w:tblPr>
+        <w:tblStyle w:val="TableGrid"/>
+        <w:tblW w:w="9360" w:type="dxa"/>
+        <w:jc w:val="left"/>
+        <w:tblInd w:w="0" w:type="dxa"/>
+        <w:tblLayout w:type="fixed"/>
+        <w:tblCellMar>
+          <w:top w:w="0" w:type="dxa"/>
+          <w:left w:w="108" w:type="dxa"/>
+          <w:bottom w:w="0" w:type="dxa"/>
+          <w:right w:w="108" w:type="dxa"/>
+        </w:tblCellMar>
+        <w:tblLook w:val="04a0" w:noHBand="0" w:noVBand="1" w:firstColumn="1" w:lastRow="0" w:lastColumn="0" w:firstRow="1"/>
+      </w:tblPr>
+      <w:tblGrid>
+        <w:gridCol w:w="3120"/>
+        <w:gridCol w:w="3120"/>
+        <w:gridCol w:w="3120"/>
+      </w:tblGrid>
+      <w:tr>
+        <w:trPr/>
+        <w:tc>
+          <w:tcPr>
+            <w:tcW w:w="3120" w:type="dxa"/>
+            <w:tcBorders/>
+            <w:shd w:color="auto" w:fill="DCE6F1" w:val="clear"/>
+          </w:tcPr>
+          <w:p>
+            <w:pPr>
+              <w:pStyle w:val="Normal"/>
+              <w:widowControl/>
+              <w:spacing w:lineRule="auto" w:line="240" w:before="0" w:after="40"/>
+              <w:jc w:val="left"/>
+              <w:rPr>
+                <w:rFonts w:eastAsia="ＭＳ 明朝" w:cs=""/>
+                <w:kern w:val="0"/>
+                <w:szCs w:val="22"/>
+                <w:lang w:val="en-US" w:eastAsia="en-US" w:bidi="ar-SA"/>
+              </w:rPr>
+            </w:pPr>
+            <w:r>
+              <w:rPr>
+                <w:rFonts w:eastAsia="ＭＳ 明朝" w:cs=""/>
+                <w:b/>
+                <w:kern w:val="0"/>
+                <w:sz w:val="20"/>
+                <w:szCs w:val="22"/>
+                <w:lang w:val="en-US" w:eastAsia="en-US" w:bidi="ar-SA"/>
+              </w:rPr>
+              <w:t>Variable</w:t>
+            </w:r>
+          </w:p>
+        </w:tc>
+        <w:tc>
+          <w:tcPr>
+            <w:tcW w:w="3120" w:type="dxa"/>
+            <w:tcBorders/>
+            <w:shd w:color="auto" w:fill="DCE6F1" w:val="clear"/>
+          </w:tcPr>
+          <w:p>
+            <w:pPr>
+              <w:pStyle w:val="Normal"/>
+              <w:widowControl/>
+              <w:spacing w:lineRule="auto" w:line="240" w:before="0" w:after="40"/>
+              <w:jc w:val="left"/>
+              <w:rPr>
+                <w:rFonts w:eastAsia="ＭＳ 明朝" w:cs=""/>
+                <w:kern w:val="0"/>
+                <w:szCs w:val="22"/>
+                <w:lang w:val="en-US" w:eastAsia="en-US" w:bidi="ar-SA"/>
+              </w:rPr>
+            </w:pPr>
+            <w:r>
+              <w:rPr>
+                <w:rFonts w:eastAsia="ＭＳ 明朝" w:cs=""/>
+                <w:b/>
+                <w:kern w:val="0"/>
+                <w:sz w:val="20"/>
+                <w:szCs w:val="22"/>
+                <w:lang w:val="en-US" w:eastAsia="en-US" w:bidi="ar-SA"/>
+              </w:rPr>
+              <w:t>Default</w:t>
+            </w:r>
+          </w:p>
+        </w:tc>
+        <w:tc>
+          <w:tcPr>
+            <w:tcW w:w="3120" w:type="dxa"/>
+            <w:tcBorders/>
+            <w:shd w:color="auto" w:fill="DCE6F1" w:val="clear"/>
+          </w:tcPr>
+          <w:p>
+            <w:pPr>
+              <w:pStyle w:val="Normal"/>
+              <w:widowControl/>
+              <w:spacing w:lineRule="auto" w:line="240" w:before="0" w:after="40"/>
+              <w:jc w:val="left"/>
+              <w:rPr>
+                <w:rFonts w:eastAsia="ＭＳ 明朝" w:cs=""/>
+                <w:kern w:val="0"/>
+                <w:szCs w:val="22"/>
+                <w:lang w:val="en-US" w:eastAsia="en-US" w:bidi="ar-SA"/>
+              </w:rPr>
+            </w:pPr>
+            <w:r>
+              <w:rPr>
+                <w:rFonts w:eastAsia="ＭＳ 明朝" w:cs=""/>
+                <w:b/>
+                <w:kern w:val="0"/>
+                <w:sz w:val="20"/>
+                <w:szCs w:val="22"/>
+                <w:lang w:val="en-US" w:eastAsia="en-US" w:bidi="ar-SA"/>
+              </w:rPr>
               <w:t>Meaning</w:t>
             </w:r>
           </w:p>
@@ -4925,6 +4290,1449 @@
                 <w:szCs w:val="22"/>
                 <w:lang w:val="en-US" w:eastAsia="en-US" w:bidi="ar-SA"/>
               </w:rPr>
+              <w:t>PROXY_HTTP_LISTEN</w:t>
+            </w:r>
+          </w:p>
+        </w:tc>
+        <w:tc>
+          <w:tcPr>
+            <w:tcW w:w="3120" w:type="dxa"/>
+            <w:tcBorders/>
+          </w:tcPr>
+          <w:p>
+            <w:pPr>
+              <w:pStyle w:val="Normal"/>
+              <w:widowControl/>
+              <w:spacing w:lineRule="auto" w:line="240" w:before="0" w:after="40"/>
+              <w:jc w:val="left"/>
+              <w:rPr>
+                <w:rFonts w:eastAsia="ＭＳ 明朝" w:cs=""/>
+                <w:kern w:val="0"/>
+                <w:szCs w:val="22"/>
+                <w:lang w:val="en-US" w:eastAsia="en-US" w:bidi="ar-SA"/>
+              </w:rPr>
+            </w:pPr>
+            <w:r>
+              <w:rPr>
+                <w:rFonts w:eastAsia="ＭＳ 明朝" w:cs=""/>
+                <w:kern w:val="0"/>
+                <w:sz w:val="20"/>
+                <w:szCs w:val="22"/>
+                <w:lang w:val="en-US" w:eastAsia="en-US" w:bidi="ar-SA"/>
+              </w:rPr>
+              <w:t>:8000</w:t>
+            </w:r>
+          </w:p>
+        </w:tc>
+        <w:tc>
+          <w:tcPr>
+            <w:tcW w:w="3120" w:type="dxa"/>
+            <w:tcBorders/>
+          </w:tcPr>
+          <w:p>
+            <w:pPr>
+              <w:pStyle w:val="Normal"/>
+              <w:widowControl/>
+              <w:spacing w:lineRule="auto" w:line="240" w:before="0" w:after="40"/>
+              <w:jc w:val="left"/>
+              <w:rPr>
+                <w:rFonts w:eastAsia="ＭＳ 明朝" w:cs=""/>
+                <w:kern w:val="0"/>
+                <w:szCs w:val="22"/>
+                <w:lang w:val="en-US" w:eastAsia="en-US" w:bidi="ar-SA"/>
+              </w:rPr>
+            </w:pPr>
+            <w:r>
+              <w:rPr>
+                <w:rFonts w:eastAsia="ＭＳ 明朝" w:cs=""/>
+                <w:kern w:val="0"/>
+                <w:sz w:val="20"/>
+                <w:szCs w:val="22"/>
+                <w:lang w:val="en-US" w:eastAsia="en-US" w:bidi="ar-SA"/>
+              </w:rPr>
+              <w:t>HTTP listen address</w:t>
+            </w:r>
+          </w:p>
+        </w:tc>
+      </w:tr>
+      <w:tr>
+        <w:trPr/>
+        <w:tc>
+          <w:tcPr>
+            <w:tcW w:w="3120" w:type="dxa"/>
+            <w:tcBorders/>
+          </w:tcPr>
+          <w:p>
+            <w:pPr>
+              <w:pStyle w:val="Normal"/>
+              <w:widowControl/>
+              <w:spacing w:lineRule="auto" w:line="240" w:before="0" w:after="40"/>
+              <w:jc w:val="left"/>
+              <w:rPr>
+                <w:rFonts w:eastAsia="ＭＳ 明朝" w:cs=""/>
+                <w:kern w:val="0"/>
+                <w:szCs w:val="22"/>
+                <w:lang w:val="en-US" w:eastAsia="en-US" w:bidi="ar-SA"/>
+              </w:rPr>
+            </w:pPr>
+            <w:r>
+              <w:rPr>
+                <w:rFonts w:eastAsia="ＭＳ 明朝" w:cs=""/>
+                <w:kern w:val="0"/>
+                <w:sz w:val="20"/>
+                <w:szCs w:val="22"/>
+                <w:lang w:val="en-US" w:eastAsia="en-US" w:bidi="ar-SA"/>
+              </w:rPr>
+              <w:t>PROXY_SFTP_LISTEN</w:t>
+            </w:r>
+          </w:p>
+        </w:tc>
+        <w:tc>
+          <w:tcPr>
+            <w:tcW w:w="3120" w:type="dxa"/>
+            <w:tcBorders/>
+          </w:tcPr>
+          <w:p>
+            <w:pPr>
+              <w:pStyle w:val="Normal"/>
+              <w:widowControl/>
+              <w:spacing w:lineRule="auto" w:line="240" w:before="0" w:after="40"/>
+              <w:jc w:val="left"/>
+              <w:rPr>
+                <w:rFonts w:eastAsia="ＭＳ 明朝" w:cs=""/>
+                <w:kern w:val="0"/>
+                <w:szCs w:val="22"/>
+                <w:lang w:val="en-US" w:eastAsia="en-US" w:bidi="ar-SA"/>
+              </w:rPr>
+            </w:pPr>
+            <w:r>
+              <w:rPr>
+                <w:rFonts w:eastAsia="ＭＳ 明朝" w:cs=""/>
+                <w:kern w:val="0"/>
+                <w:sz w:val="20"/>
+                <w:szCs w:val="22"/>
+                <w:lang w:val="en-US" w:eastAsia="en-US" w:bidi="ar-SA"/>
+              </w:rPr>
+              <w:t>:2222</w:t>
+            </w:r>
+          </w:p>
+        </w:tc>
+        <w:tc>
+          <w:tcPr>
+            <w:tcW w:w="3120" w:type="dxa"/>
+            <w:tcBorders/>
+          </w:tcPr>
+          <w:p>
+            <w:pPr>
+              <w:pStyle w:val="Normal"/>
+              <w:widowControl/>
+              <w:spacing w:lineRule="auto" w:line="240" w:before="0" w:after="40"/>
+              <w:jc w:val="left"/>
+              <w:rPr>
+                <w:rFonts w:eastAsia="ＭＳ 明朝" w:cs=""/>
+                <w:kern w:val="0"/>
+                <w:szCs w:val="22"/>
+                <w:lang w:val="en-US" w:eastAsia="en-US" w:bidi="ar-SA"/>
+              </w:rPr>
+            </w:pPr>
+            <w:r>
+              <w:rPr>
+                <w:rFonts w:eastAsia="ＭＳ 明朝" w:cs=""/>
+                <w:kern w:val="0"/>
+                <w:sz w:val="20"/>
+                <w:szCs w:val="22"/>
+                <w:lang w:val="en-US" w:eastAsia="en-US" w:bidi="ar-SA"/>
+              </w:rPr>
+              <w:t>SFTP listen address</w:t>
+            </w:r>
+          </w:p>
+        </w:tc>
+      </w:tr>
+      <w:tr>
+        <w:trPr/>
+        <w:tc>
+          <w:tcPr>
+            <w:tcW w:w="3120" w:type="dxa"/>
+            <w:tcBorders/>
+          </w:tcPr>
+          <w:p>
+            <w:pPr>
+              <w:pStyle w:val="Normal"/>
+              <w:widowControl/>
+              <w:spacing w:lineRule="auto" w:line="240" w:before="0" w:after="40"/>
+              <w:jc w:val="left"/>
+              <w:rPr>
+                <w:rFonts w:eastAsia="ＭＳ 明朝" w:cs=""/>
+                <w:kern w:val="0"/>
+                <w:szCs w:val="22"/>
+                <w:lang w:val="en-US" w:eastAsia="en-US" w:bidi="ar-SA"/>
+              </w:rPr>
+            </w:pPr>
+            <w:r>
+              <w:rPr>
+                <w:rFonts w:eastAsia="ＭＳ 明朝" w:cs=""/>
+                <w:kern w:val="0"/>
+                <w:sz w:val="20"/>
+                <w:szCs w:val="22"/>
+                <w:lang w:val="en-US" w:eastAsia="en-US" w:bidi="ar-SA"/>
+              </w:rPr>
+              <w:t>UPSTREAM_HTTP</w:t>
+            </w:r>
+          </w:p>
+        </w:tc>
+        <w:tc>
+          <w:tcPr>
+            <w:tcW w:w="3120" w:type="dxa"/>
+            <w:tcBorders/>
+          </w:tcPr>
+          <w:p>
+            <w:pPr>
+              <w:pStyle w:val="Normal"/>
+              <w:widowControl/>
+              <w:spacing w:lineRule="auto" w:line="240" w:before="0" w:after="40"/>
+              <w:jc w:val="left"/>
+              <w:rPr>
+                <w:rFonts w:eastAsia="ＭＳ 明朝" w:cs=""/>
+                <w:kern w:val="0"/>
+                <w:szCs w:val="22"/>
+                <w:lang w:val="en-US" w:eastAsia="en-US" w:bidi="ar-SA"/>
+              </w:rPr>
+            </w:pPr>
+            <w:r>
+              <w:rPr>
+                <w:rFonts w:eastAsia="ＭＳ 明朝" w:cs=""/>
+                <w:kern w:val="0"/>
+                <w:sz w:val="20"/>
+                <w:szCs w:val="22"/>
+                <w:lang w:val="en-US" w:eastAsia="en-US" w:bidi="ar-SA"/>
+              </w:rPr>
+              <w:t>http://sftpgo:8080</w:t>
+            </w:r>
+          </w:p>
+        </w:tc>
+        <w:tc>
+          <w:tcPr>
+            <w:tcW w:w="3120" w:type="dxa"/>
+            <w:tcBorders/>
+          </w:tcPr>
+          <w:p>
+            <w:pPr>
+              <w:pStyle w:val="Normal"/>
+              <w:widowControl/>
+              <w:spacing w:lineRule="auto" w:line="240" w:before="0" w:after="40"/>
+              <w:jc w:val="left"/>
+              <w:rPr>
+                <w:rFonts w:eastAsia="ＭＳ 明朝" w:cs=""/>
+                <w:kern w:val="0"/>
+                <w:szCs w:val="22"/>
+                <w:lang w:val="en-US" w:eastAsia="en-US" w:bidi="ar-SA"/>
+              </w:rPr>
+            </w:pPr>
+            <w:r>
+              <w:rPr>
+                <w:rFonts w:eastAsia="ＭＳ 明朝" w:cs=""/>
+                <w:kern w:val="0"/>
+                <w:sz w:val="20"/>
+                <w:szCs w:val="22"/>
+                <w:lang w:val="en-US" w:eastAsia="en-US" w:bidi="ar-SA"/>
+              </w:rPr>
+              <w:t>SFTPGo web/API endpoint</w:t>
+            </w:r>
+          </w:p>
+        </w:tc>
+      </w:tr>
+      <w:tr>
+        <w:trPr/>
+        <w:tc>
+          <w:tcPr>
+            <w:tcW w:w="3120" w:type="dxa"/>
+            <w:tcBorders/>
+          </w:tcPr>
+          <w:p>
+            <w:pPr>
+              <w:pStyle w:val="Normal"/>
+              <w:widowControl/>
+              <w:spacing w:lineRule="auto" w:line="240" w:before="0" w:after="40"/>
+              <w:jc w:val="left"/>
+              <w:rPr>
+                <w:rFonts w:eastAsia="ＭＳ 明朝" w:cs=""/>
+                <w:kern w:val="0"/>
+                <w:szCs w:val="22"/>
+                <w:lang w:val="en-US" w:eastAsia="en-US" w:bidi="ar-SA"/>
+              </w:rPr>
+            </w:pPr>
+            <w:r>
+              <w:rPr>
+                <w:rFonts w:eastAsia="ＭＳ 明朝" w:cs=""/>
+                <w:kern w:val="0"/>
+                <w:sz w:val="20"/>
+                <w:szCs w:val="22"/>
+                <w:lang w:val="en-US" w:eastAsia="en-US" w:bidi="ar-SA"/>
+              </w:rPr>
+              <w:t>UPSTREAM_SFTP</w:t>
+            </w:r>
+          </w:p>
+        </w:tc>
+        <w:tc>
+          <w:tcPr>
+            <w:tcW w:w="3120" w:type="dxa"/>
+            <w:tcBorders/>
+          </w:tcPr>
+          <w:p>
+            <w:pPr>
+              <w:pStyle w:val="Normal"/>
+              <w:widowControl/>
+              <w:spacing w:lineRule="auto" w:line="240" w:before="0" w:after="40"/>
+              <w:jc w:val="left"/>
+              <w:rPr>
+                <w:rFonts w:eastAsia="ＭＳ 明朝" w:cs=""/>
+                <w:kern w:val="0"/>
+                <w:szCs w:val="22"/>
+                <w:lang w:val="en-US" w:eastAsia="en-US" w:bidi="ar-SA"/>
+              </w:rPr>
+            </w:pPr>
+            <w:r>
+              <w:rPr>
+                <w:rFonts w:eastAsia="ＭＳ 明朝" w:cs=""/>
+                <w:kern w:val="0"/>
+                <w:sz w:val="20"/>
+                <w:szCs w:val="22"/>
+                <w:lang w:val="en-US" w:eastAsia="en-US" w:bidi="ar-SA"/>
+              </w:rPr>
+              <w:t>sftpgo:2022</w:t>
+            </w:r>
+          </w:p>
+        </w:tc>
+        <w:tc>
+          <w:tcPr>
+            <w:tcW w:w="3120" w:type="dxa"/>
+            <w:tcBorders/>
+          </w:tcPr>
+          <w:p>
+            <w:pPr>
+              <w:pStyle w:val="Normal"/>
+              <w:widowControl/>
+              <w:spacing w:lineRule="auto" w:line="240" w:before="0" w:after="40"/>
+              <w:jc w:val="left"/>
+              <w:rPr>
+                <w:rFonts w:eastAsia="ＭＳ 明朝" w:cs=""/>
+                <w:kern w:val="0"/>
+                <w:szCs w:val="22"/>
+                <w:lang w:val="en-US" w:eastAsia="en-US" w:bidi="ar-SA"/>
+              </w:rPr>
+            </w:pPr>
+            <w:r>
+              <w:rPr>
+                <w:rFonts w:eastAsia="ＭＳ 明朝" w:cs=""/>
+                <w:kern w:val="0"/>
+                <w:sz w:val="20"/>
+                <w:szCs w:val="22"/>
+                <w:lang w:val="en-US" w:eastAsia="en-US" w:bidi="ar-SA"/>
+              </w:rPr>
+              <w:t>SFTPGo SFTP endpoint</w:t>
+            </w:r>
+          </w:p>
+        </w:tc>
+      </w:tr>
+      <w:tr>
+        <w:trPr/>
+        <w:tc>
+          <w:tcPr>
+            <w:tcW w:w="3120" w:type="dxa"/>
+            <w:tcBorders/>
+          </w:tcPr>
+          <w:p>
+            <w:pPr>
+              <w:pStyle w:val="Normal"/>
+              <w:widowControl/>
+              <w:spacing w:lineRule="auto" w:line="240" w:before="0" w:after="40"/>
+              <w:jc w:val="left"/>
+              <w:rPr>
+                <w:rFonts w:eastAsia="ＭＳ 明朝" w:cs=""/>
+                <w:kern w:val="0"/>
+                <w:szCs w:val="22"/>
+                <w:lang w:val="en-US" w:eastAsia="en-US" w:bidi="ar-SA"/>
+              </w:rPr>
+            </w:pPr>
+            <w:r>
+              <w:rPr>
+                <w:rFonts w:eastAsia="ＭＳ 明朝" w:cs=""/>
+                <w:kern w:val="0"/>
+                <w:sz w:val="20"/>
+                <w:szCs w:val="22"/>
+                <w:lang w:val="en-US" w:eastAsia="en-US" w:bidi="ar-SA"/>
+              </w:rPr>
+              <w:t>PROXY_FTP_LISTEN</w:t>
+            </w:r>
+          </w:p>
+        </w:tc>
+        <w:tc>
+          <w:tcPr>
+            <w:tcW w:w="3120" w:type="dxa"/>
+            <w:tcBorders/>
+          </w:tcPr>
+          <w:p>
+            <w:pPr>
+              <w:pStyle w:val="Normal"/>
+              <w:widowControl/>
+              <w:spacing w:lineRule="auto" w:line="240" w:before="0" w:after="40"/>
+              <w:jc w:val="left"/>
+              <w:rPr>
+                <w:rFonts w:eastAsia="ＭＳ 明朝" w:cs=""/>
+                <w:kern w:val="0"/>
+                <w:szCs w:val="22"/>
+                <w:lang w:val="en-US" w:eastAsia="en-US" w:bidi="ar-SA"/>
+              </w:rPr>
+            </w:pPr>
+            <w:r>
+              <w:rPr>
+                <w:rFonts w:eastAsia="ＭＳ 明朝" w:cs=""/>
+                <w:kern w:val="0"/>
+                <w:sz w:val="20"/>
+                <w:szCs w:val="22"/>
+                <w:lang w:val="en-US" w:eastAsia="en-US" w:bidi="ar-SA"/>
+              </w:rPr>
+              <w:t>0 (disabled)</w:t>
+            </w:r>
+          </w:p>
+        </w:tc>
+        <w:tc>
+          <w:tcPr>
+            <w:tcW w:w="3120" w:type="dxa"/>
+            <w:tcBorders/>
+          </w:tcPr>
+          <w:p>
+            <w:pPr>
+              <w:pStyle w:val="Normal"/>
+              <w:widowControl/>
+              <w:spacing w:lineRule="auto" w:line="240" w:before="0" w:after="40"/>
+              <w:jc w:val="left"/>
+              <w:rPr>
+                <w:rFonts w:eastAsia="ＭＳ 明朝" w:cs=""/>
+                <w:kern w:val="0"/>
+                <w:szCs w:val="22"/>
+                <w:lang w:val="en-US" w:eastAsia="en-US" w:bidi="ar-SA"/>
+              </w:rPr>
+            </w:pPr>
+            <w:r>
+              <w:rPr>
+                <w:rFonts w:eastAsia="ＭＳ 明朝" w:cs=""/>
+                <w:kern w:val="0"/>
+                <w:sz w:val="20"/>
+                <w:szCs w:val="22"/>
+                <w:lang w:val="en-US" w:eastAsia="en-US" w:bidi="ar-SA"/>
+              </w:rPr>
+              <w:t>FTP listen port; 0 or empty disables</w:t>
+            </w:r>
+          </w:p>
+        </w:tc>
+      </w:tr>
+      <w:tr>
+        <w:trPr/>
+        <w:tc>
+          <w:tcPr>
+            <w:tcW w:w="3120" w:type="dxa"/>
+            <w:tcBorders/>
+          </w:tcPr>
+          <w:p>
+            <w:pPr>
+              <w:pStyle w:val="Normal"/>
+              <w:widowControl/>
+              <w:spacing w:lineRule="auto" w:line="240" w:before="0" w:after="40"/>
+              <w:jc w:val="left"/>
+              <w:rPr>
+                <w:rFonts w:eastAsia="ＭＳ 明朝" w:cs=""/>
+                <w:kern w:val="0"/>
+                <w:szCs w:val="22"/>
+                <w:lang w:val="en-US" w:eastAsia="en-US" w:bidi="ar-SA"/>
+              </w:rPr>
+            </w:pPr>
+            <w:r>
+              <w:rPr>
+                <w:rFonts w:eastAsia="ＭＳ 明朝" w:cs=""/>
+                <w:kern w:val="0"/>
+                <w:sz w:val="20"/>
+                <w:szCs w:val="22"/>
+                <w:lang w:val="en-US" w:eastAsia="en-US" w:bidi="ar-SA"/>
+              </w:rPr>
+              <w:t>UPSTREAM_FTP</w:t>
+            </w:r>
+          </w:p>
+        </w:tc>
+        <w:tc>
+          <w:tcPr>
+            <w:tcW w:w="3120" w:type="dxa"/>
+            <w:tcBorders/>
+          </w:tcPr>
+          <w:p>
+            <w:pPr>
+              <w:pStyle w:val="Normal"/>
+              <w:widowControl/>
+              <w:spacing w:lineRule="auto" w:line="240" w:before="0" w:after="40"/>
+              <w:jc w:val="left"/>
+              <w:rPr>
+                <w:rFonts w:eastAsia="ＭＳ 明朝" w:cs=""/>
+                <w:kern w:val="0"/>
+                <w:szCs w:val="22"/>
+                <w:lang w:val="en-US" w:eastAsia="en-US" w:bidi="ar-SA"/>
+              </w:rPr>
+            </w:pPr>
+            <w:r>
+              <w:rPr>
+                <w:rFonts w:eastAsia="ＭＳ 明朝" w:cs=""/>
+                <w:kern w:val="0"/>
+                <w:sz w:val="20"/>
+                <w:szCs w:val="22"/>
+                <w:lang w:val="en-US" w:eastAsia="en-US" w:bidi="ar-SA"/>
+              </w:rPr>
+              <w:t>sftpgo:2121</w:t>
+            </w:r>
+          </w:p>
+        </w:tc>
+        <w:tc>
+          <w:tcPr>
+            <w:tcW w:w="3120" w:type="dxa"/>
+            <w:tcBorders/>
+          </w:tcPr>
+          <w:p>
+            <w:pPr>
+              <w:pStyle w:val="Normal"/>
+              <w:widowControl/>
+              <w:spacing w:lineRule="auto" w:line="240" w:before="0" w:after="40"/>
+              <w:jc w:val="left"/>
+              <w:rPr>
+                <w:rFonts w:eastAsia="ＭＳ 明朝" w:cs=""/>
+                <w:kern w:val="0"/>
+                <w:szCs w:val="22"/>
+                <w:lang w:val="en-US" w:eastAsia="en-US" w:bidi="ar-SA"/>
+              </w:rPr>
+            </w:pPr>
+            <w:r>
+              <w:rPr>
+                <w:rFonts w:eastAsia="ＭＳ 明朝" w:cs=""/>
+                <w:kern w:val="0"/>
+                <w:sz w:val="20"/>
+                <w:szCs w:val="22"/>
+                <w:lang w:val="en-US" w:eastAsia="en-US" w:bidi="ar-SA"/>
+              </w:rPr>
+              <w:t>SFTPGo FTP endpoint</w:t>
+            </w:r>
+          </w:p>
+        </w:tc>
+      </w:tr>
+      <w:tr>
+        <w:trPr/>
+        <w:tc>
+          <w:tcPr>
+            <w:tcW w:w="3120" w:type="dxa"/>
+            <w:tcBorders/>
+          </w:tcPr>
+          <w:p>
+            <w:pPr>
+              <w:pStyle w:val="Normal"/>
+              <w:widowControl/>
+              <w:spacing w:lineRule="auto" w:line="240" w:before="0" w:after="40"/>
+              <w:jc w:val="left"/>
+              <w:rPr>
+                <w:rFonts w:eastAsia="ＭＳ 明朝" w:cs=""/>
+                <w:kern w:val="0"/>
+                <w:szCs w:val="22"/>
+                <w:lang w:val="en-US" w:eastAsia="en-US" w:bidi="ar-SA"/>
+              </w:rPr>
+            </w:pPr>
+            <w:r>
+              <w:rPr>
+                <w:rFonts w:eastAsia="ＭＳ 明朝" w:cs=""/>
+                <w:kern w:val="0"/>
+                <w:sz w:val="20"/>
+                <w:szCs w:val="22"/>
+                <w:lang w:val="en-US" w:eastAsia="en-US" w:bidi="ar-SA"/>
+              </w:rPr>
+              <w:t>PROXY_FTP_PASV_RANGE</w:t>
+            </w:r>
+          </w:p>
+        </w:tc>
+        <w:tc>
+          <w:tcPr>
+            <w:tcW w:w="3120" w:type="dxa"/>
+            <w:tcBorders/>
+          </w:tcPr>
+          <w:p>
+            <w:pPr>
+              <w:pStyle w:val="Normal"/>
+              <w:widowControl/>
+              <w:spacing w:lineRule="auto" w:line="240" w:before="0" w:after="40"/>
+              <w:jc w:val="left"/>
+              <w:rPr>
+                <w:rFonts w:eastAsia="ＭＳ 明朝" w:cs=""/>
+                <w:kern w:val="0"/>
+                <w:szCs w:val="22"/>
+                <w:lang w:val="en-US" w:eastAsia="en-US" w:bidi="ar-SA"/>
+              </w:rPr>
+            </w:pPr>
+            <w:r>
+              <w:rPr>
+                <w:rFonts w:eastAsia="ＭＳ 明朝" w:cs=""/>
+                <w:kern w:val="0"/>
+                <w:sz w:val="20"/>
+                <w:szCs w:val="22"/>
+                <w:lang w:val="en-US" w:eastAsia="en-US" w:bidi="ar-SA"/>
+              </w:rPr>
+              <w:t>50000-50009</w:t>
+            </w:r>
+          </w:p>
+        </w:tc>
+        <w:tc>
+          <w:tcPr>
+            <w:tcW w:w="3120" w:type="dxa"/>
+            <w:tcBorders/>
+          </w:tcPr>
+          <w:p>
+            <w:pPr>
+              <w:pStyle w:val="Normal"/>
+              <w:widowControl/>
+              <w:spacing w:lineRule="auto" w:line="240" w:before="0" w:after="40"/>
+              <w:jc w:val="left"/>
+              <w:rPr>
+                <w:rFonts w:eastAsia="ＭＳ 明朝" w:cs=""/>
+                <w:kern w:val="0"/>
+                <w:szCs w:val="22"/>
+                <w:lang w:val="en-US" w:eastAsia="en-US" w:bidi="ar-SA"/>
+              </w:rPr>
+            </w:pPr>
+            <w:r>
+              <w:rPr>
+                <w:rFonts w:eastAsia="ＭＳ 明朝" w:cs=""/>
+                <w:kern w:val="0"/>
+                <w:sz w:val="20"/>
+                <w:szCs w:val="22"/>
+                <w:lang w:val="en-US" w:eastAsia="en-US" w:bidi="ar-SA"/>
+              </w:rPr>
+              <w:t>Passive data ports relayed 1:1</w:t>
+            </w:r>
+          </w:p>
+        </w:tc>
+      </w:tr>
+      <w:tr>
+        <w:trPr/>
+        <w:tc>
+          <w:tcPr>
+            <w:tcW w:w="3120" w:type="dxa"/>
+            <w:tcBorders/>
+          </w:tcPr>
+          <w:p>
+            <w:pPr>
+              <w:pStyle w:val="Normal"/>
+              <w:widowControl/>
+              <w:spacing w:lineRule="auto" w:line="240" w:before="0" w:after="40"/>
+              <w:jc w:val="left"/>
+              <w:rPr>
+                <w:rFonts w:eastAsia="ＭＳ 明朝" w:cs=""/>
+                <w:kern w:val="0"/>
+                <w:szCs w:val="22"/>
+                <w:lang w:val="en-US" w:eastAsia="en-US" w:bidi="ar-SA"/>
+              </w:rPr>
+            </w:pPr>
+            <w:r>
+              <w:rPr>
+                <w:rFonts w:eastAsia="ＭＳ 明朝" w:cs=""/>
+                <w:kern w:val="0"/>
+                <w:sz w:val="20"/>
+                <w:szCs w:val="22"/>
+                <w:lang w:val="en-US" w:eastAsia="en-US" w:bidi="ar-SA"/>
+              </w:rPr>
+              <w:t>PROXY_WEBDAV_LISTEN</w:t>
+            </w:r>
+          </w:p>
+        </w:tc>
+        <w:tc>
+          <w:tcPr>
+            <w:tcW w:w="3120" w:type="dxa"/>
+            <w:tcBorders/>
+          </w:tcPr>
+          <w:p>
+            <w:pPr>
+              <w:pStyle w:val="Normal"/>
+              <w:widowControl/>
+              <w:spacing w:lineRule="auto" w:line="240" w:before="0" w:after="40"/>
+              <w:jc w:val="left"/>
+              <w:rPr>
+                <w:rFonts w:eastAsia="ＭＳ 明朝" w:cs=""/>
+                <w:kern w:val="0"/>
+                <w:szCs w:val="22"/>
+                <w:lang w:val="en-US" w:eastAsia="en-US" w:bidi="ar-SA"/>
+              </w:rPr>
+            </w:pPr>
+            <w:r>
+              <w:rPr>
+                <w:rFonts w:eastAsia="ＭＳ 明朝" w:cs=""/>
+                <w:kern w:val="0"/>
+                <w:sz w:val="20"/>
+                <w:szCs w:val="22"/>
+                <w:lang w:val="en-US" w:eastAsia="en-US" w:bidi="ar-SA"/>
+              </w:rPr>
+              <w:t>0 (disabled)</w:t>
+            </w:r>
+          </w:p>
+        </w:tc>
+        <w:tc>
+          <w:tcPr>
+            <w:tcW w:w="3120" w:type="dxa"/>
+            <w:tcBorders/>
+          </w:tcPr>
+          <w:p>
+            <w:pPr>
+              <w:pStyle w:val="Normal"/>
+              <w:widowControl/>
+              <w:spacing w:lineRule="auto" w:line="240" w:before="0" w:after="40"/>
+              <w:jc w:val="left"/>
+              <w:rPr>
+                <w:rFonts w:eastAsia="ＭＳ 明朝" w:cs=""/>
+                <w:kern w:val="0"/>
+                <w:szCs w:val="22"/>
+                <w:lang w:val="en-US" w:eastAsia="en-US" w:bidi="ar-SA"/>
+              </w:rPr>
+            </w:pPr>
+            <w:r>
+              <w:rPr>
+                <w:rFonts w:eastAsia="ＭＳ 明朝" w:cs=""/>
+                <w:kern w:val="0"/>
+                <w:sz w:val="20"/>
+                <w:szCs w:val="22"/>
+                <w:lang w:val="en-US" w:eastAsia="en-US" w:bidi="ar-SA"/>
+              </w:rPr>
+              <w:t>WebDAV listen port; 0 or empty disables</w:t>
+            </w:r>
+          </w:p>
+        </w:tc>
+      </w:tr>
+      <w:tr>
+        <w:trPr/>
+        <w:tc>
+          <w:tcPr>
+            <w:tcW w:w="3120" w:type="dxa"/>
+            <w:tcBorders/>
+          </w:tcPr>
+          <w:p>
+            <w:pPr>
+              <w:pStyle w:val="Normal"/>
+              <w:widowControl/>
+              <w:spacing w:lineRule="auto" w:line="240" w:before="0" w:after="40"/>
+              <w:jc w:val="left"/>
+              <w:rPr>
+                <w:rFonts w:eastAsia="ＭＳ 明朝" w:cs=""/>
+                <w:kern w:val="0"/>
+                <w:szCs w:val="22"/>
+                <w:lang w:val="en-US" w:eastAsia="en-US" w:bidi="ar-SA"/>
+              </w:rPr>
+            </w:pPr>
+            <w:r>
+              <w:rPr>
+                <w:rFonts w:eastAsia="ＭＳ 明朝" w:cs=""/>
+                <w:kern w:val="0"/>
+                <w:sz w:val="20"/>
+                <w:szCs w:val="22"/>
+                <w:lang w:val="en-US" w:eastAsia="en-US" w:bidi="ar-SA"/>
+              </w:rPr>
+              <w:t>UPSTREAM_WEBDAV</w:t>
+            </w:r>
+          </w:p>
+        </w:tc>
+        <w:tc>
+          <w:tcPr>
+            <w:tcW w:w="3120" w:type="dxa"/>
+            <w:tcBorders/>
+          </w:tcPr>
+          <w:p>
+            <w:pPr>
+              <w:pStyle w:val="Normal"/>
+              <w:widowControl/>
+              <w:spacing w:lineRule="auto" w:line="240" w:before="0" w:after="40"/>
+              <w:jc w:val="left"/>
+              <w:rPr>
+                <w:rFonts w:eastAsia="ＭＳ 明朝" w:cs=""/>
+                <w:kern w:val="0"/>
+                <w:szCs w:val="22"/>
+                <w:lang w:val="en-US" w:eastAsia="en-US" w:bidi="ar-SA"/>
+              </w:rPr>
+            </w:pPr>
+            <w:r>
+              <w:rPr>
+                <w:rFonts w:eastAsia="ＭＳ 明朝" w:cs=""/>
+                <w:kern w:val="0"/>
+                <w:sz w:val="20"/>
+                <w:szCs w:val="22"/>
+                <w:lang w:val="en-US" w:eastAsia="en-US" w:bidi="ar-SA"/>
+              </w:rPr>
+              <w:t>http://sftpgo:10080</w:t>
+            </w:r>
+          </w:p>
+        </w:tc>
+        <w:tc>
+          <w:tcPr>
+            <w:tcW w:w="3120" w:type="dxa"/>
+            <w:tcBorders/>
+          </w:tcPr>
+          <w:p>
+            <w:pPr>
+              <w:pStyle w:val="Normal"/>
+              <w:widowControl/>
+              <w:spacing w:lineRule="auto" w:line="240" w:before="0" w:after="40"/>
+              <w:jc w:val="left"/>
+              <w:rPr>
+                <w:rFonts w:eastAsia="ＭＳ 明朝" w:cs=""/>
+                <w:kern w:val="0"/>
+                <w:szCs w:val="22"/>
+                <w:lang w:val="en-US" w:eastAsia="en-US" w:bidi="ar-SA"/>
+              </w:rPr>
+            </w:pPr>
+            <w:r>
+              <w:rPr>
+                <w:rFonts w:eastAsia="ＭＳ 明朝" w:cs=""/>
+                <w:kern w:val="0"/>
+                <w:sz w:val="20"/>
+                <w:szCs w:val="22"/>
+                <w:lang w:val="en-US" w:eastAsia="en-US" w:bidi="ar-SA"/>
+              </w:rPr>
+              <w:t>SFTPGo WebDAV endpoint</w:t>
+            </w:r>
+          </w:p>
+        </w:tc>
+      </w:tr>
+      <w:tr>
+        <w:trPr/>
+        <w:tc>
+          <w:tcPr>
+            <w:tcW w:w="3120" w:type="dxa"/>
+            <w:tcBorders/>
+          </w:tcPr>
+          <w:p>
+            <w:pPr>
+              <w:pStyle w:val="Normal"/>
+              <w:widowControl/>
+              <w:spacing w:lineRule="auto" w:line="240" w:before="0" w:after="40"/>
+              <w:jc w:val="left"/>
+              <w:rPr>
+                <w:rFonts w:eastAsia="ＭＳ 明朝" w:cs=""/>
+                <w:kern w:val="0"/>
+                <w:szCs w:val="22"/>
+                <w:lang w:val="en-US" w:eastAsia="en-US" w:bidi="ar-SA"/>
+              </w:rPr>
+            </w:pPr>
+            <w:r>
+              <w:rPr>
+                <w:rFonts w:eastAsia="ＭＳ 明朝" w:cs=""/>
+                <w:kern w:val="0"/>
+                <w:sz w:val="20"/>
+                <w:szCs w:val="22"/>
+                <w:lang w:val="en-US" w:eastAsia="en-US" w:bidi="ar-SA"/>
+              </w:rPr>
+              <w:t xml:space="preserve">PROXY_UI</w:t>
+            </w:r>
+          </w:p>
+        </w:tc>
+        <w:tc>
+          <w:tcPr>
+            <w:tcW w:w="3120" w:type="dxa"/>
+            <w:tcBorders/>
+          </w:tcPr>
+          <w:p>
+            <w:pPr>
+              <w:pStyle w:val="Normal"/>
+              <w:widowControl/>
+              <w:spacing w:lineRule="auto" w:line="240" w:before="0" w:after="40"/>
+              <w:jc w:val="left"/>
+              <w:rPr>
+                <w:rFonts w:eastAsia="ＭＳ 明朝" w:cs=""/>
+                <w:kern w:val="0"/>
+                <w:szCs w:val="22"/>
+                <w:lang w:val="en-US" w:eastAsia="en-US" w:bidi="ar-SA"/>
+              </w:rPr>
+            </w:pPr>
+            <w:r>
+              <w:rPr>
+                <w:rFonts w:eastAsia="ＭＳ 明朝" w:cs=""/>
+                <w:kern w:val="0"/>
+                <w:sz w:val="20"/>
+                <w:szCs w:val="22"/>
+                <w:lang w:val="en-US" w:eastAsia="en-US" w:bidi="ar-SA"/>
+              </w:rPr>
+              <w:t xml:space="preserve">true</w:t>
+            </w:r>
+          </w:p>
+        </w:tc>
+        <w:tc>
+          <w:tcPr>
+            <w:tcW w:w="3120" w:type="dxa"/>
+            <w:tcBorders/>
+          </w:tcPr>
+          <w:p>
+            <w:pPr>
+              <w:pStyle w:val="Normal"/>
+              <w:widowControl/>
+              <w:spacing w:lineRule="auto" w:line="240" w:before="0" w:after="40"/>
+              <w:jc w:val="left"/>
+              <w:rPr>
+                <w:rFonts w:eastAsia="ＭＳ 明朝" w:cs=""/>
+                <w:kern w:val="0"/>
+                <w:szCs w:val="22"/>
+                <w:lang w:val="en-US" w:eastAsia="en-US" w:bidi="ar-SA"/>
+              </w:rPr>
+            </w:pPr>
+            <w:r>
+              <w:rPr>
+                <w:rFonts w:eastAsia="ＭＳ 明朝" w:cs=""/>
+                <w:kern w:val="0"/>
+                <w:sz w:val="20"/>
+                <w:szCs w:val="22"/>
+                <w:lang w:val="en-US" w:eastAsia="en-US" w:bidi="ar-SA"/>
+              </w:rPr>
+              <w:t xml:space="preserve">false disables the mlw-storage web UI (/mlw/) and the redirect from /</w:t>
+            </w:r>
+          </w:p>
+        </w:tc>
+      </w:tr>
+      <w:tr>
+        <w:trPr/>
+        <w:tc>
+          <w:tcPr>
+            <w:tcW w:w="3120" w:type="dxa"/>
+            <w:tcBorders/>
+          </w:tcPr>
+          <w:p>
+            <w:pPr>
+              <w:pStyle w:val="Normal"/>
+              <w:widowControl/>
+              <w:spacing w:lineRule="auto" w:line="240" w:before="0" w:after="40"/>
+              <w:jc w:val="left"/>
+              <w:rPr>
+                <w:rFonts w:eastAsia="ＭＳ 明朝" w:cs=""/>
+                <w:kern w:val="0"/>
+                <w:szCs w:val="22"/>
+                <w:lang w:val="en-US" w:eastAsia="en-US" w:bidi="ar-SA"/>
+              </w:rPr>
+            </w:pPr>
+            <w:r>
+              <w:rPr>
+                <w:rFonts w:eastAsia="ＭＳ 明朝" w:cs=""/>
+                <w:kern w:val="0"/>
+                <w:sz w:val="20"/>
+                <w:szCs w:val="22"/>
+                <w:lang w:val="en-US" w:eastAsia="en-US" w:bidi="ar-SA"/>
+              </w:rPr>
+              <w:t xml:space="preserve">MEDIA_DIR</w:t>
+            </w:r>
+          </w:p>
+        </w:tc>
+        <w:tc>
+          <w:tcPr>
+            <w:tcW w:w="3120" w:type="dxa"/>
+            <w:tcBorders/>
+          </w:tcPr>
+          <w:p>
+            <w:pPr>
+              <w:pStyle w:val="Normal"/>
+              <w:widowControl/>
+              <w:spacing w:lineRule="auto" w:line="240" w:before="0" w:after="40"/>
+              <w:jc w:val="left"/>
+              <w:rPr>
+                <w:rFonts w:eastAsia="ＭＳ 明朝" w:cs=""/>
+                <w:kern w:val="0"/>
+                <w:szCs w:val="22"/>
+                <w:lang w:val="en-US" w:eastAsia="en-US" w:bidi="ar-SA"/>
+              </w:rPr>
+            </w:pPr>
+            <w:r>
+              <w:rPr>
+                <w:rFonts w:eastAsia="ＭＳ 明朝" w:cs=""/>
+                <w:kern w:val="0"/>
+                <w:sz w:val="20"/>
+                <w:szCs w:val="22"/>
+                <w:lang w:val="en-US" w:eastAsia="en-US" w:bidi="ar-SA"/>
+              </w:rPr>
+              <w:t xml:space="preserve">(off)</w:t>
+            </w:r>
+          </w:p>
+        </w:tc>
+        <w:tc>
+          <w:tcPr>
+            <w:tcW w:w="3120" w:type="dxa"/>
+            <w:tcBorders/>
+          </w:tcPr>
+          <w:p>
+            <w:pPr>
+              <w:pStyle w:val="Normal"/>
+              <w:widowControl/>
+              <w:spacing w:lineRule="auto" w:line="240" w:before="0" w:after="40"/>
+              <w:jc w:val="left"/>
+              <w:rPr>
+                <w:rFonts w:eastAsia="ＭＳ 明朝" w:cs=""/>
+                <w:kern w:val="0"/>
+                <w:szCs w:val="22"/>
+                <w:lang w:val="en-US" w:eastAsia="en-US" w:bidi="ar-SA"/>
+              </w:rPr>
+            </w:pPr>
+            <w:r>
+              <w:rPr>
+                <w:rFonts w:eastAsia="ＭＳ 明朝" w:cs=""/>
+                <w:kern w:val="0"/>
+                <w:sz w:val="20"/>
+                <w:szCs w:val="22"/>
+                <w:lang w:val="en-US" w:eastAsia="en-US" w:bidi="ar-SA"/>
+              </w:rPr>
+              <w:t xml:space="preserve">Media directory inside the container; setting it enables drive detection (the overlay sets /host/media)</w:t>
+            </w:r>
+          </w:p>
+        </w:tc>
+      </w:tr>
+      <w:tr>
+        <w:trPr/>
+        <w:tc>
+          <w:tcPr>
+            <w:tcW w:w="3120" w:type="dxa"/>
+            <w:tcBorders/>
+          </w:tcPr>
+          <w:p>
+            <w:pPr>
+              <w:pStyle w:val="Normal"/>
+              <w:widowControl/>
+              <w:spacing w:lineRule="auto" w:line="240" w:before="0" w:after="40"/>
+              <w:jc w:val="left"/>
+              <w:rPr>
+                <w:rFonts w:eastAsia="ＭＳ 明朝" w:cs=""/>
+                <w:kern w:val="0"/>
+                <w:szCs w:val="22"/>
+                <w:lang w:val="en-US" w:eastAsia="en-US" w:bidi="ar-SA"/>
+              </w:rPr>
+            </w:pPr>
+            <w:r>
+              <w:rPr>
+                <w:rFonts w:eastAsia="ＭＳ 明朝" w:cs=""/>
+                <w:kern w:val="0"/>
+                <w:sz w:val="20"/>
+                <w:szCs w:val="22"/>
+                <w:lang w:val="en-US" w:eastAsia="en-US" w:bidi="ar-SA"/>
+              </w:rPr>
+              <w:t xml:space="preserve">MEDIA_HOST_DIR</w:t>
+            </w:r>
+          </w:p>
+        </w:tc>
+        <w:tc>
+          <w:tcPr>
+            <w:tcW w:w="3120" w:type="dxa"/>
+            <w:tcBorders/>
+          </w:tcPr>
+          <w:p>
+            <w:pPr>
+              <w:pStyle w:val="Normal"/>
+              <w:widowControl/>
+              <w:spacing w:lineRule="auto" w:line="240" w:before="0" w:after="40"/>
+              <w:jc w:val="left"/>
+              <w:rPr>
+                <w:rFonts w:eastAsia="ＭＳ 明朝" w:cs=""/>
+                <w:kern w:val="0"/>
+                <w:szCs w:val="22"/>
+                <w:lang w:val="en-US" w:eastAsia="en-US" w:bidi="ar-SA"/>
+              </w:rPr>
+            </w:pPr>
+            <w:r>
+              <w:rPr>
+                <w:rFonts w:eastAsia="ＭＳ 明朝" w:cs=""/>
+                <w:kern w:val="0"/>
+                <w:sz w:val="20"/>
+                <w:szCs w:val="22"/>
+                <w:lang w:val="en-US" w:eastAsia="en-US" w:bidi="ar-SA"/>
+              </w:rPr>
+              <w:t xml:space="preserve">MEDIA_DIR</w:t>
+            </w:r>
+          </w:p>
+        </w:tc>
+        <w:tc>
+          <w:tcPr>
+            <w:tcW w:w="3120" w:type="dxa"/>
+            <w:tcBorders/>
+          </w:tcPr>
+          <w:p>
+            <w:pPr>
+              <w:pStyle w:val="Normal"/>
+              <w:widowControl/>
+              <w:spacing w:lineRule="auto" w:line="240" w:before="0" w:after="40"/>
+              <w:jc w:val="left"/>
+              <w:rPr>
+                <w:rFonts w:eastAsia="ＭＳ 明朝" w:cs=""/>
+                <w:kern w:val="0"/>
+                <w:szCs w:val="22"/>
+                <w:lang w:val="en-US" w:eastAsia="en-US" w:bidi="ar-SA"/>
+              </w:rPr>
+            </w:pPr>
+            <w:r>
+              <w:rPr>
+                <w:rFonts w:eastAsia="ＭＳ 明朝" w:cs=""/>
+                <w:kern w:val="0"/>
+                <w:sz w:val="20"/>
+                <w:szCs w:val="22"/>
+                <w:lang w:val="en-US" w:eastAsia="en-US" w:bidi="ar-SA"/>
+              </w:rPr>
+              <w:t xml:space="preserve">The same directory on the host, shown to administrators</w:t>
+            </w:r>
+          </w:p>
+        </w:tc>
+      </w:tr>
+      <w:tr>
+        <w:trPr/>
+        <w:tc>
+          <w:tcPr>
+            <w:tcW w:w="3120" w:type="dxa"/>
+            <w:tcBorders/>
+          </w:tcPr>
+          <w:p>
+            <w:pPr>
+              <w:pStyle w:val="Normal"/>
+              <w:widowControl/>
+              <w:spacing w:lineRule="auto" w:line="240" w:before="0" w:after="40"/>
+              <w:jc w:val="left"/>
+              <w:rPr>
+                <w:rFonts w:eastAsia="ＭＳ 明朝" w:cs=""/>
+                <w:kern w:val="0"/>
+                <w:szCs w:val="22"/>
+                <w:lang w:val="en-US" w:eastAsia="en-US" w:bidi="ar-SA"/>
+              </w:rPr>
+            </w:pPr>
+            <w:r>
+              <w:rPr>
+                <w:rFonts w:eastAsia="ＭＳ 明朝" w:cs=""/>
+                <w:kern w:val="0"/>
+                <w:sz w:val="20"/>
+                <w:szCs w:val="22"/>
+                <w:lang w:val="en-US" w:eastAsia="en-US" w:bidi="ar-SA"/>
+              </w:rPr>
+              <w:t xml:space="preserve">MEDIA_STATE_FILE</w:t>
+            </w:r>
+          </w:p>
+        </w:tc>
+        <w:tc>
+          <w:tcPr>
+            <w:tcW w:w="3120" w:type="dxa"/>
+            <w:tcBorders/>
+          </w:tcPr>
+          <w:p>
+            <w:pPr>
+              <w:pStyle w:val="Normal"/>
+              <w:widowControl/>
+              <w:spacing w:lineRule="auto" w:line="240" w:before="0" w:after="40"/>
+              <w:jc w:val="left"/>
+              <w:rPr>
+                <w:rFonts w:eastAsia="ＭＳ 明朝" w:cs=""/>
+                <w:kern w:val="0"/>
+                <w:szCs w:val="22"/>
+                <w:lang w:val="en-US" w:eastAsia="en-US" w:bidi="ar-SA"/>
+              </w:rPr>
+            </w:pPr>
+            <w:r>
+              <w:rPr>
+                <w:rFonts w:eastAsia="ＭＳ 明朝" w:cs=""/>
+                <w:kern w:val="0"/>
+                <w:sz w:val="20"/>
+                <w:szCs w:val="22"/>
+                <w:lang w:val="en-US" w:eastAsia="en-US" w:bidi="ar-SA"/>
+              </w:rPr>
+              <w:t xml:space="preserve">/var/lib/mlw-proxy/media.json</w:t>
+            </w:r>
+          </w:p>
+        </w:tc>
+        <w:tc>
+          <w:tcPr>
+            <w:tcW w:w="3120" w:type="dxa"/>
+            <w:tcBorders/>
+          </w:tcPr>
+          <w:p>
+            <w:pPr>
+              <w:pStyle w:val="Normal"/>
+              <w:widowControl/>
+              <w:spacing w:lineRule="auto" w:line="240" w:before="0" w:after="40"/>
+              <w:jc w:val="left"/>
+              <w:rPr>
+                <w:rFonts w:eastAsia="ＭＳ 明朝" w:cs=""/>
+                <w:kern w:val="0"/>
+                <w:szCs w:val="22"/>
+                <w:lang w:val="en-US" w:eastAsia="en-US" w:bidi="ar-SA"/>
+              </w:rPr>
+            </w:pPr>
+            <w:r>
+              <w:rPr>
+                <w:rFonts w:eastAsia="ＭＳ 明朝" w:cs=""/>
+                <w:kern w:val="0"/>
+                <w:sz w:val="20"/>
+                <w:szCs w:val="22"/>
+                <w:lang w:val="en-US" w:eastAsia="en-US" w:bidi="ar-SA"/>
+              </w:rPr>
+              <w:t xml:space="preserve">Where drive decisions are saved (volume proxy-state)</w:t>
+            </w:r>
+          </w:p>
+        </w:tc>
+      </w:tr>
+      <w:tr>
+        <w:trPr/>
+        <w:tc>
+          <w:tcPr>
+            <w:tcW w:w="3120" w:type="dxa"/>
+            <w:tcBorders/>
+          </w:tcPr>
+          <w:p>
+            <w:pPr>
+              <w:pStyle w:val="Normal"/>
+              <w:widowControl/>
+              <w:spacing w:lineRule="auto" w:line="240" w:before="0" w:after="40"/>
+              <w:jc w:val="left"/>
+              <w:rPr>
+                <w:rFonts w:eastAsia="ＭＳ 明朝" w:cs=""/>
+                <w:kern w:val="0"/>
+                <w:szCs w:val="22"/>
+                <w:lang w:val="en-US" w:eastAsia="en-US" w:bidi="ar-SA"/>
+              </w:rPr>
+            </w:pPr>
+            <w:r>
+              <w:rPr>
+                <w:rFonts w:eastAsia="ＭＳ 明朝" w:cs=""/>
+                <w:kern w:val="0"/>
+                <w:sz w:val="20"/>
+                <w:szCs w:val="22"/>
+                <w:lang w:val="en-US" w:eastAsia="en-US" w:bidi="ar-SA"/>
+              </w:rPr>
+              <w:t xml:space="preserve">MEDIA_INCLUDE_VIRTUAL</w:t>
+            </w:r>
+          </w:p>
+        </w:tc>
+        <w:tc>
+          <w:tcPr>
+            <w:tcW w:w="3120" w:type="dxa"/>
+            <w:tcBorders/>
+          </w:tcPr>
+          <w:p>
+            <w:pPr>
+              <w:pStyle w:val="Normal"/>
+              <w:widowControl/>
+              <w:spacing w:lineRule="auto" w:line="240" w:before="0" w:after="40"/>
+              <w:jc w:val="left"/>
+              <w:rPr>
+                <w:rFonts w:eastAsia="ＭＳ 明朝" w:cs=""/>
+                <w:kern w:val="0"/>
+                <w:szCs w:val="22"/>
+                <w:lang w:val="en-US" w:eastAsia="en-US" w:bidi="ar-SA"/>
+              </w:rPr>
+            </w:pPr>
+            <w:r>
+              <w:rPr>
+                <w:rFonts w:eastAsia="ＭＳ 明朝" w:cs=""/>
+                <w:kern w:val="0"/>
+                <w:sz w:val="20"/>
+                <w:szCs w:val="22"/>
+                <w:lang w:val="en-US" w:eastAsia="en-US" w:bidi="ar-SA"/>
+              </w:rPr>
+              <w:t xml:space="preserve">false</w:t>
+            </w:r>
+          </w:p>
+        </w:tc>
+        <w:tc>
+          <w:tcPr>
+            <w:tcW w:w="3120" w:type="dxa"/>
+            <w:tcBorders/>
+          </w:tcPr>
+          <w:p>
+            <w:pPr>
+              <w:pStyle w:val="Normal"/>
+              <w:widowControl/>
+              <w:spacing w:lineRule="auto" w:line="240" w:before="0" w:after="40"/>
+              <w:jc w:val="left"/>
+              <w:rPr>
+                <w:rFonts w:eastAsia="ＭＳ 明朝" w:cs=""/>
+                <w:kern w:val="0"/>
+                <w:szCs w:val="22"/>
+                <w:lang w:val="en-US" w:eastAsia="en-US" w:bidi="ar-SA"/>
+              </w:rPr>
+            </w:pPr>
+            <w:r>
+              <w:rPr>
+                <w:rFonts w:eastAsia="ＭＳ 明朝" w:cs=""/>
+                <w:kern w:val="0"/>
+                <w:sz w:val="20"/>
+                <w:szCs w:val="22"/>
+                <w:lang w:val="en-US" w:eastAsia="en-US" w:bidi="ar-SA"/>
+              </w:rPr>
+              <w:t xml:space="preserve">true also reports loop and other virtual devices</w:t>
+            </w:r>
+          </w:p>
+        </w:tc>
+      </w:tr>
+    </w:tbl>
+    <w:p>
+      <w:pPr>
+        <w:pStyle w:val="Normal"/>
+        <w:rPr/>
+      </w:pPr>
+      <w:r>
+        <w:rPr/>
+      </w:r>
+    </w:p>
+    <w:p>
+      <w:pPr>
+        <w:pStyle w:val="Heading2"/>
+        <w:rPr/>
+      </w:pPr>
+      <w:bookmarkStart w:id="920" w:name="_Toc100020"/>
+      <w:r>
+        <w:rPr/>
+        <w:t>6.3 Keycloak settings (optional)</w:t>
+      </w:r>
+      <w:bookmarkEnd w:id="920"/>
+    </w:p>
+    <w:tbl>
+      <w:tblPr>
+        <w:tblStyle w:val="TableGrid"/>
+        <w:tblW w:w="9360" w:type="dxa"/>
+        <w:jc w:val="left"/>
+        <w:tblInd w:w="0" w:type="dxa"/>
+        <w:tblLayout w:type="fixed"/>
+        <w:tblCellMar>
+          <w:top w:w="0" w:type="dxa"/>
+          <w:left w:w="108" w:type="dxa"/>
+          <w:bottom w:w="0" w:type="dxa"/>
+          <w:right w:w="108" w:type="dxa"/>
+        </w:tblCellMar>
+        <w:tblLook w:val="04a0" w:noHBand="0" w:noVBand="1" w:firstColumn="1" w:lastRow="0" w:lastColumn="0" w:firstRow="1"/>
+      </w:tblPr>
+      <w:tblGrid>
+        <w:gridCol w:w="3120"/>
+        <w:gridCol w:w="3120"/>
+        <w:gridCol w:w="3120"/>
+      </w:tblGrid>
+      <w:tr>
+        <w:trPr/>
+        <w:tc>
+          <w:tcPr>
+            <w:tcW w:w="3120" w:type="dxa"/>
+            <w:tcBorders/>
+            <w:shd w:color="auto" w:fill="DCE6F1" w:val="clear"/>
+          </w:tcPr>
+          <w:p>
+            <w:pPr>
+              <w:pStyle w:val="Normal"/>
+              <w:widowControl/>
+              <w:spacing w:lineRule="auto" w:line="240" w:before="0" w:after="40"/>
+              <w:jc w:val="left"/>
+              <w:rPr>
+                <w:rFonts w:eastAsia="ＭＳ 明朝" w:cs=""/>
+                <w:kern w:val="0"/>
+                <w:szCs w:val="22"/>
+                <w:lang w:val="en-US" w:eastAsia="en-US" w:bidi="ar-SA"/>
+              </w:rPr>
+            </w:pPr>
+            <w:r>
+              <w:rPr>
+                <w:rFonts w:eastAsia="ＭＳ 明朝" w:cs=""/>
+                <w:b/>
+                <w:kern w:val="0"/>
+                <w:sz w:val="20"/>
+                <w:szCs w:val="22"/>
+                <w:lang w:val="en-US" w:eastAsia="en-US" w:bidi="ar-SA"/>
+              </w:rPr>
+              <w:t>Variable</w:t>
+            </w:r>
+          </w:p>
+        </w:tc>
+        <w:tc>
+          <w:tcPr>
+            <w:tcW w:w="3120" w:type="dxa"/>
+            <w:tcBorders/>
+            <w:shd w:color="auto" w:fill="DCE6F1" w:val="clear"/>
+          </w:tcPr>
+          <w:p>
+            <w:pPr>
+              <w:pStyle w:val="Normal"/>
+              <w:widowControl/>
+              <w:spacing w:lineRule="auto" w:line="240" w:before="0" w:after="40"/>
+              <w:jc w:val="left"/>
+              <w:rPr>
+                <w:rFonts w:eastAsia="ＭＳ 明朝" w:cs=""/>
+                <w:kern w:val="0"/>
+                <w:szCs w:val="22"/>
+                <w:lang w:val="en-US" w:eastAsia="en-US" w:bidi="ar-SA"/>
+              </w:rPr>
+            </w:pPr>
+            <w:r>
+              <w:rPr>
+                <w:rFonts w:eastAsia="ＭＳ 明朝" w:cs=""/>
+                <w:b/>
+                <w:kern w:val="0"/>
+                <w:sz w:val="20"/>
+                <w:szCs w:val="22"/>
+                <w:lang w:val="en-US" w:eastAsia="en-US" w:bidi="ar-SA"/>
+              </w:rPr>
+              <w:t>Default</w:t>
+            </w:r>
+          </w:p>
+        </w:tc>
+        <w:tc>
+          <w:tcPr>
+            <w:tcW w:w="3120" w:type="dxa"/>
+            <w:tcBorders/>
+            <w:shd w:color="auto" w:fill="DCE6F1" w:val="clear"/>
+          </w:tcPr>
+          <w:p>
+            <w:pPr>
+              <w:pStyle w:val="Normal"/>
+              <w:widowControl/>
+              <w:spacing w:lineRule="auto" w:line="240" w:before="0" w:after="40"/>
+              <w:jc w:val="left"/>
+              <w:rPr>
+                <w:rFonts w:eastAsia="ＭＳ 明朝" w:cs=""/>
+                <w:kern w:val="0"/>
+                <w:szCs w:val="22"/>
+                <w:lang w:val="en-US" w:eastAsia="en-US" w:bidi="ar-SA"/>
+              </w:rPr>
+            </w:pPr>
+            <w:r>
+              <w:rPr>
+                <w:rFonts w:eastAsia="ＭＳ 明朝" w:cs=""/>
+                <w:b/>
+                <w:kern w:val="0"/>
+                <w:sz w:val="20"/>
+                <w:szCs w:val="22"/>
+                <w:lang w:val="en-US" w:eastAsia="en-US" w:bidi="ar-SA"/>
+              </w:rPr>
+              <w:t>Meaning</w:t>
+            </w:r>
+          </w:p>
+        </w:tc>
+      </w:tr>
+      <w:tr>
+        <w:trPr/>
+        <w:tc>
+          <w:tcPr>
+            <w:tcW w:w="3120" w:type="dxa"/>
+            <w:tcBorders/>
+          </w:tcPr>
+          <w:p>
+            <w:pPr>
+              <w:pStyle w:val="Normal"/>
+              <w:widowControl/>
+              <w:spacing w:lineRule="auto" w:line="240" w:before="0" w:after="40"/>
+              <w:jc w:val="left"/>
+              <w:rPr>
+                <w:rFonts w:eastAsia="ＭＳ 明朝" w:cs=""/>
+                <w:kern w:val="0"/>
+                <w:szCs w:val="22"/>
+                <w:lang w:val="en-US" w:eastAsia="en-US" w:bidi="ar-SA"/>
+              </w:rPr>
+            </w:pPr>
+            <w:r>
+              <w:rPr>
+                <w:rFonts w:eastAsia="ＭＳ 明朝" w:cs=""/>
+                <w:kern w:val="0"/>
+                <w:sz w:val="20"/>
+                <w:szCs w:val="22"/>
+                <w:lang w:val="en-US" w:eastAsia="en-US" w:bidi="ar-SA"/>
+              </w:rPr>
               <w:t>OIDC_ISSUER</w:t>
             </w:r>
           </w:p>
@@ -5749,12 +6557,12 @@
         <w:pStyle w:val="Heading2"/>
         <w:rPr/>
       </w:pPr>
-      <w:bookmarkStart w:id="919" w:name="_Toc100019"/>
+      <w:bookmarkStart w:id="921" w:name="_Toc100021"/>
       <w:r>
         <w:rPr/>
         <w:t>6.4 Production deployment (docker-compose.prod.yml)</w:t>
       </w:r>
-      <w:bookmarkEnd w:id="919"/>
+      <w:bookmarkEnd w:id="921"/>
     </w:p>
     <w:p>
       <w:pPr>
@@ -6469,12 +7277,12 @@
         <w:pStyle w:val="Heading1"/>
         <w:rPr/>
       </w:pPr>
-      <w:bookmarkStart w:id="920" w:name="_Toc100020"/>
+      <w:bookmarkStart w:id="922" w:name="_Toc100022"/>
       <w:r>
         <w:rPr/>
         <w:t>7. Data and persistence</w:t>
       </w:r>
-      <w:bookmarkEnd w:id="920"/>
+      <w:bookmarkEnd w:id="922"/>
     </w:p>
     <w:p>
       <w:pPr>
@@ -6533,7 +7341,7 @@
       </w:r>
       <w:r>
         <w:rPr/>
-        <w:t xml:space="preserve"> the gateway keeps no state, except (Keycloak feature) the users' chosen root directories in volume proxy-state. Web UI sessions are held in memory only and are lost when the gateway restarts.</w:t>
+        <w:t xml:space="preserve"> the gateway keeps no state, except (Keycloak feature) the users' chosen root directories in volume proxy-state. The drive detection feature saves the administrator's decisions about drives, by filesystem UUID, in media.json in the same volume. Web UI sessions are held in memory only and are lost when the gateway restarts.</w:t>
       </w:r>
     </w:p>
     <w:p>
@@ -6541,12 +7349,12 @@
         <w:pStyle w:val="Heading1"/>
         <w:rPr/>
       </w:pPr>
-      <w:bookmarkStart w:id="921" w:name="_Toc100021"/>
+      <w:bookmarkStart w:id="923" w:name="_Toc100023"/>
       <w:r>
         <w:rPr/>
         <w:t>8. Security considerations</w:t>
       </w:r>
-      <w:bookmarkEnd w:id="921"/>
+      <w:bookmarkEnd w:id="923"/>
     </w:p>
     <w:p>
       <w:pPr>
@@ -6704,15 +7512,29 @@
     </w:p>
     <w:p>
       <w:pPr>
+        <w:pStyle w:val="ListBullet"/>
+        <w:numPr>
+          <w:ilvl w:val="0"/>
+          <w:numId w:val="1"/>
+        </w:numPr>
+        <w:rPr/>
+      </w:pPr>
+      <w:r>
+        <w:rPr/>
+        <w:t xml:space="preserve">Drive detection: the media directory and /run/udev are mounted read-only, so the gateway cannot change a drive, and it never writes to one. The bind mount makes the host's media directory visible to the container, so enable the overlay only where that is acceptable. A drive is not used until an administrator enables it; the enable, ignore and remove calls need a signed-in session and a same-site request.</w:t>
+      </w:r>
+    </w:p>
+    <w:p>
+      <w:pPr>
         <w:pStyle w:val="Heading1"/>
         <w:rPr/>
       </w:pPr>
-      <w:bookmarkStart w:id="922" w:name="_Toc100022"/>
+      <w:bookmarkStart w:id="924" w:name="_Toc100024"/>
       <w:r>
         <w:rPr/>
         <w:t>9. Operations</w:t>
       </w:r>
-      <w:bookmarkEnd w:id="922"/>
+      <w:bookmarkEnd w:id="924"/>
     </w:p>
     <w:p>
       <w:pPr>
@@ -6777,12 +7599,12 @@
         <w:pStyle w:val="Heading1"/>
         <w:rPr/>
       </w:pPr>
-      <w:bookmarkStart w:id="923" w:name="_Toc100023"/>
+      <w:bookmarkStart w:id="925" w:name="_Toc100025"/>
       <w:r>
         <w:rPr/>
         <w:t>10. Limitations and possible next steps</w:t>
       </w:r>
-      <w:bookmarkEnd w:id="923"/>
+      <w:bookmarkEnd w:id="925"/>
     </w:p>
     <w:p>
       <w:pPr>
@@ -6870,6 +7692,22 @@
       <w:r>
         <w:rPr/>
         <w:t xml:space="preserve">Web UI: sessions are in memory and end at gateway restart. Any SFTPGo administrator who can list users sees the whole Dashboard; there are no per-admin roles. Administrators with two-factor authentication enabled cannot sign in to the mlw-storage UI. Signing in does not sign in to the SFTPGo console, which keeps its own login.</w:t>
+      </w:r>
+    </w:p>
+    <w:p>
+      <w:pPr>
+        <w:pStyle w:val="ListBullet"/>
+        <w:numPr>
+          <w:ilvl w:val="0"/>
+          <w:numId w:val="1"/>
+        </w:numPr>
+        <w:spacing w:before="0" w:after="200"/>
+        <w:contextualSpacing/>
+        <w:rPr/>
+      </w:pPr>
+      <w:r>
+        <w:rPr/>
+        <w:t xml:space="preserve">Drive detection: there is no desktop pop-up (the gateway is in a container). Used space is shown only if the container may read the mount point; desktop mounts are often readable only by the logged-in user, in which case only the device size is shown. Only drives mounted below the media directory are seen, and the host's / must have shared mount propagation. Enabling a drive does not yet publish its files through SFTPGo.</w:t>
       </w:r>
     </w:p>
     <w:sectPr>

--- a/doc/mlw-storage_Architecture.docx
+++ b/doc/mlw-storage_Architecture.docx
@@ -437,7 +437,7 @@
           <w:rPr>
             <w:b/>
           </w:rPr>
-          <w:t xml:space="preserve">6</w:t>
+          <w:t xml:space="preserve">7</w:t>
         </w:r>
         <w:r>
           <w:rPr>
@@ -472,7 +472,7 @@
           <w:fldChar w:fldCharType="separate"/>
         </w:r>
         <w:r>
-          <w:t xml:space="preserve">6</w:t>
+          <w:t xml:space="preserve">7</w:t>
         </w:r>
         <w:r>
           <w:fldChar w:fldCharType="end"/>
@@ -504,7 +504,7 @@
           <w:fldChar w:fldCharType="separate"/>
         </w:r>
         <w:r>
-          <w:t xml:space="preserve">6</w:t>
+          <w:t xml:space="preserve">7</w:t>
         </w:r>
         <w:r>
           <w:fldChar w:fldCharType="end"/>
@@ -536,7 +536,7 @@
           <w:fldChar w:fldCharType="separate"/>
         </w:r>
         <w:r>
-          <w:t xml:space="preserve">6</w:t>
+          <w:t xml:space="preserve">7</w:t>
         </w:r>
         <w:r>
           <w:fldChar w:fldCharType="end"/>
@@ -746,7 +746,7 @@
           <w:rPr>
             <w:b/>
           </w:rPr>
-          <w:t xml:space="preserve">9</w:t>
+          <w:t xml:space="preserve">10</w:t>
         </w:r>
         <w:r>
           <w:rPr>
@@ -866,7 +866,7 @@
           <w:fldChar w:fldCharType="separate"/>
         </w:r>
         <w:r>
-          <w:t xml:space="preserve">10</w:t>
+          <w:t xml:space="preserve">11</w:t>
         </w:r>
         <w:r>
           <w:fldChar w:fldCharType="end"/>
@@ -930,7 +930,7 @@
           <w:fldChar w:fldCharType="separate"/>
         </w:r>
         <w:r>
-          <w:t xml:space="preserve">11</w:t>
+          <w:t xml:space="preserve">12</w:t>
         </w:r>
         <w:r>
           <w:fldChar w:fldCharType="end"/>
@@ -980,7 +980,7 @@
           <w:rPr>
             <w:b/>
           </w:rPr>
-          <w:t xml:space="preserve">12</w:t>
+          <w:t xml:space="preserve">13</w:t>
         </w:r>
         <w:r>
           <w:rPr>
@@ -1139,7 +1139,7 @@
           <w:rPr>
             <w:b/>
           </w:rPr>
-          <w:t xml:space="preserve">14</w:t>
+          <w:t xml:space="preserve">15</w:t>
         </w:r>
         <w:r>
           <w:rPr>
@@ -1734,6 +1734,46 @@
         <w:rPr>
           <w:b/>
         </w:rPr>
+        <w:t xml:space="preserve">Adding a drive by hand.</w:t>
+      </w:r>
+      <w:r>
+        <w:rPr/>
+        <w:t xml:space="preserve"> For a volume that is mounted below the media directory but that detection does not report (a FUSE or exFAT-fuse mount, a network share, or a drive with no sysfs entry), the Drives page has an Add drive button that opens a dialog. Required fields are a name and the mount point (an absolute host path below the media directory). Device and file system are optional and default to what the kernel reports in mountinfo; a checkbox decides whether the drive is enabled at once. The gateway checks that the path is a directory that exists, that it does not resolve through a symlink to somewhere outside the media directory, that something is mounted exactly there, and that the drive was not already detected or added. The entry is stored in media.json under the key mp:&lt;mount point&gt; with a manual flag, and the mount table is re-read at once so that the page shows the drive without waiting for a mount event.</w:t>
+      </w:r>
+    </w:p>
+    <w:p>
+      <w:pPr>
+        <w:pStyle w:val="ListBullet"/>
+        <w:numPr>
+          <w:ilvl w:val="0"/>
+          <w:numId w:val="1"/>
+        </w:numPr>
+        <w:rPr/>
+      </w:pPr>
+      <w:r>
+        <w:rPr>
+          <w:b/>
+        </w:rPr>
+        <w:t xml:space="preserve">Manual drives behave like detected ones:</w:t>
+      </w:r>
+      <w:r>
+        <w:rPr/>
+        <w:t xml:space="preserve"> they are listed with "manual" in the Type column, can be disabled and enabled again, stay listed as "Not mounted" (or Disabled) when the volume goes away, and are deleted with Remove, which is always offered for a manual drive. They never raise the count on the Drives link, because an administrator created them.</w:t>
+      </w:r>
+    </w:p>
+    <w:p>
+      <w:pPr>
+        <w:pStyle w:val="ListBullet"/>
+        <w:numPr>
+          <w:ilvl w:val="0"/>
+          <w:numId w:val="1"/>
+        </w:numPr>
+        <w:rPr/>
+      </w:pPr>
+      <w:r>
+        <w:rPr>
+          <w:b/>
+        </w:rPr>
         <w:t xml:space="preserve">No desktop pop-up.</w:t>
       </w:r>
       <w:r>
@@ -2516,6 +2556,16 @@
       <w:r>
         <w:rPr/>
         <w:t xml:space="preserve">A drive is mounted on the host, and the mount appears under /host/media in the container. epoll_wait returns, the gateway re-reads mountinfo and finds a new physical volume. The Drives page, if open, is notified over its event stream, fetches the table and shows the drive as "New: not enabled"; every other page updates the count on the Drives link. When an administrator presses Enable, the page posts to /mlw/drives/enable (same-site requests with a valid session only), the gateway saves the decision in media.json and the page shows the drive as Available. When the drive is unmounted or ejected, the same path updates the page to "Not mounted".</w:t>
+      </w:r>
+    </w:p>
+    <w:p>
+      <w:pPr>
+        <w:pStyle w:val="Normal"/>
+        <w:rPr/>
+      </w:pPr>
+      <w:r>
+        <w:rPr/>
+        <w:t xml:space="preserve">To add a drive by hand, the administrator presses Add drive, fills in the dialog and submits it. The page posts the fields with fetch to /mlw/drives/add (same-site requests with a valid session only). On a validation problem the gateway answers 422 with a one-line message, which the dialog shows without closing; on success it answers 204, the dialog closes and the event stream refreshes the table.</w:t>
       </w:r>
     </w:p>
     <w:p>
@@ -7341,7 +7391,7 @@
       </w:r>
       <w:r>
         <w:rPr/>
-        <w:t xml:space="preserve"> the gateway keeps no state, except (Keycloak feature) the users' chosen root directories in volume proxy-state. The drive detection feature saves the administrator's decisions about drives, by filesystem UUID, in media.json in the same volume. Web UI sessions are held in memory only and are lost when the gateway restarts.</w:t>
+        <w:t xml:space="preserve"> the gateway keeps no state, except (Keycloak feature) the users' chosen root directories in volume proxy-state. The drive detection feature saves the administrator's decisions about drives, by filesystem UUID (and drives added by hand, by mount point), in media.json in the same volume. Web UI sessions are held in memory only and are lost when the gateway restarts.</w:t>
       </w:r>
     </w:p>
     <w:p>
@@ -7521,7 +7571,7 @@
       </w:pPr>
       <w:r>
         <w:rPr/>
-        <w:t xml:space="preserve">Drive detection: the media directory and /run/udev are mounted read-only, so the gateway cannot change a drive, and it never writes to one. The bind mount makes the host's media directory visible to the container, so enable the overlay only where that is acceptable. A drive is not used until an administrator enables it; the enable, ignore and remove calls need a signed-in session and a same-site request.</w:t>
+        <w:t>Drive detection: the media directory and /run/udev are mounted read-only, so the gateway cannot change a drive, and it never writes to one. The bind mount makes the host's media directory visible to the container, so enable the overlay only where that is acceptable. A drive is not used until an administrator enables it; the enable, ignore and remove calls need a signed-in session and a same-site request. Adding a drive by hand accepts only paths below the media directory, rejects symlinks that lead out of it and device names outside /dev, and limits the length of every field.</w:t>
       </w:r>
     </w:p>
     <w:p>
@@ -7707,7 +7757,7 @@
       </w:pPr>
       <w:r>
         <w:rPr/>
-        <w:t xml:space="preserve">Drive detection: there is no desktop pop-up (the gateway is in a container). Used space is shown only if the container may read the mount point; desktop mounts are often readable only by the logged-in user, in which case only the device size is shown. Only drives mounted below the media directory are seen, and the host's / must have shared mount propagation. Enabling a drive does not yet publish its files through SFTPGo.</w:t>
+        <w:t>Drive detection: there is no desktop pop-up (the gateway is in a container). Used space is shown only if the container may read the mount point; desktop mounts are often readable only by the logged-in user, in which case only the device size is shown. Only drives mounted below the media directory are seen (a drive that is mounted there but not detected can be added by hand), and the host's / must have shared mount propagation. Enabling a drive does not yet publish its files through SFTPGo.</w:t>
       </w:r>
     </w:p>
     <w:sectPr>

--- a/doc/mlw-storage_Architecture.docx
+++ b/doc/mlw-storage_Architecture.docx
@@ -568,7 +568,7 @@
           <w:fldChar w:fldCharType="separate"/>
         </w:r>
         <w:r>
-          <w:t xml:space="preserve">7</w:t>
+          <w:t xml:space="preserve">8</w:t>
         </w:r>
         <w:r>
           <w:fldChar w:fldCharType="end"/>
@@ -600,7 +600,7 @@
           <w:fldChar w:fldCharType="separate"/>
         </w:r>
         <w:r>
-          <w:t xml:space="preserve">7</w:t>
+          <w:t xml:space="preserve">8</w:t>
         </w:r>
         <w:r>
           <w:fldChar w:fldCharType="end"/>
@@ -632,7 +632,7 @@
           <w:fldChar w:fldCharType="separate"/>
         </w:r>
         <w:r>
-          <w:t xml:space="preserve">8</w:t>
+          <w:t xml:space="preserve">9</w:t>
         </w:r>
         <w:r>
           <w:fldChar w:fldCharType="end"/>
@@ -664,7 +664,7 @@
           <w:fldChar w:fldCharType="separate"/>
         </w:r>
         <w:r>
-          <w:t xml:space="preserve">9</w:t>
+          <w:t xml:space="preserve">10</w:t>
         </w:r>
         <w:r>
           <w:fldChar w:fldCharType="end"/>
@@ -696,7 +696,7 @@
           <w:fldChar w:fldCharType="separate"/>
         </w:r>
         <w:r>
-          <w:t xml:space="preserve">9</w:t>
+          <w:t xml:space="preserve">10</w:t>
         </w:r>
         <w:r>
           <w:fldChar w:fldCharType="end"/>
@@ -746,7 +746,7 @@
           <w:rPr>
             <w:b/>
           </w:rPr>
-          <w:t xml:space="preserve">10</w:t>
+          <w:t xml:space="preserve">11</w:t>
         </w:r>
         <w:r>
           <w:rPr>
@@ -799,7 +799,7 @@
           <w:rPr>
             <w:b/>
           </w:rPr>
-          <w:t xml:space="preserve">10</w:t>
+          <w:t xml:space="preserve">11</w:t>
         </w:r>
         <w:r>
           <w:rPr>
@@ -834,7 +834,7 @@
           <w:fldChar w:fldCharType="separate"/>
         </w:r>
         <w:r>
-          <w:t xml:space="preserve">10</w:t>
+          <w:t xml:space="preserve">11</w:t>
         </w:r>
         <w:r>
           <w:fldChar w:fldCharType="end"/>
@@ -866,7 +866,7 @@
           <w:fldChar w:fldCharType="separate"/>
         </w:r>
         <w:r>
-          <w:t xml:space="preserve">11</w:t>
+          <w:t xml:space="preserve">12</w:t>
         </w:r>
         <w:r>
           <w:fldChar w:fldCharType="end"/>
@@ -898,7 +898,7 @@
           <w:fldChar w:fldCharType="separate"/>
         </w:r>
         <w:r>
-          <w:t xml:space="preserve">11</w:t>
+          <w:t xml:space="preserve">12</w:t>
         </w:r>
         <w:r>
           <w:fldChar w:fldCharType="end"/>
@@ -930,7 +930,7 @@
           <w:fldChar w:fldCharType="separate"/>
         </w:r>
         <w:r>
-          <w:t xml:space="preserve">12</w:t>
+          <w:t xml:space="preserve">13</w:t>
         </w:r>
         <w:r>
           <w:fldChar w:fldCharType="end"/>
@@ -980,7 +980,7 @@
           <w:rPr>
             <w:b/>
           </w:rPr>
-          <w:t xml:space="preserve">13</w:t>
+          <w:t xml:space="preserve">14</w:t>
         </w:r>
         <w:r>
           <w:rPr>
@@ -1033,7 +1033,7 @@
           <w:rPr>
             <w:b/>
           </w:rPr>
-          <w:t xml:space="preserve">13</w:t>
+          <w:t xml:space="preserve">14</w:t>
         </w:r>
         <w:r>
           <w:rPr>
@@ -1086,7 +1086,7 @@
           <w:rPr>
             <w:b/>
           </w:rPr>
-          <w:t xml:space="preserve">14</w:t>
+          <w:t xml:space="preserve">15</w:t>
         </w:r>
         <w:r>
           <w:rPr>
@@ -1139,7 +1139,7 @@
           <w:rPr>
             <w:b/>
           </w:rPr>
-          <w:t xml:space="preserve">15</w:t>
+          <w:t xml:space="preserve">16</w:t>
         </w:r>
         <w:r>
           <w:rPr>
@@ -1698,7 +1698,7 @@
       </w:r>
       <w:r>
         <w:rPr/>
-        <w:t xml:space="preserve"> A new drive is listed as "New: not enabled" and a red count appears on the Drives link. Nothing uses a drive until an administrator presses Enable, which marks it Available. Ignore hides it, Disable turns an available drive off, and Remove forgets a drive that is no longer mounted. Decisions are saved by filesystem UUID (or by mount point if there is none), so a drive that is plugged in again is Available at once, even after a gateway restart.</w:t>
+        <w:t xml:space="preserve"> A new drive is listed as "New: not enabled" and a red count appears on the Drives link. Nothing uses a drive until an administrator presses Enable, which opens the Access page (see Publishing to SFTPGo) and, on save, marks the drive Available. Ignore hides a new drive, Disable withdraws an available drive, and Remove forgets a drive that is no longer mounted. Decisions are saved by filesystem UUID (or by mount point if there is none), so a drive that is plugged in again is Available at once, even after a gateway restart.</w:t>
       </w:r>
     </w:p>
     <w:p>
@@ -1794,11 +1794,31 @@
         <w:rPr>
           <w:b/>
         </w:rPr>
-        <w:t xml:space="preserve">Not connected to SFTPGo yet.</w:t>
+        <w:t xml:space="preserve">Publishing to SFTPGo. </w:t>
       </w:r>
       <w:r>
         <w:rPr/>
-        <w:t xml:space="preserve"> Enabling a drive records the decision and marks the drive available in the web UI. Its files are not published to SFTPGo users.</w:t>
+        <w:t>The overlay also bind-mounts the media directory read-write (rslave) into the sftpgo container at /srv/drives, and gives the gateway MEDIA_SFTPGO_DIR=/srv/drives. On the Access page the administrator picks SFTPGo users and, if Keycloak login is on, Keycloak realm roles, and may tick Read-only. On save the gateway uses the administrator's SFTPGo API token to (1) create or update a virtual folder mlw-drive-&lt;name&gt; whose mapped path is the drive's mount point as SFTPGo sees it, and (2) read each chosen user, add the folder at /drives/&lt;name&gt; and write the user back (SFTPGo keeps the password when none is sent); users that were chosen before and are not any more are detached. Read-write adds no permission entry, so the user's own permissions for / apply on the drive, and a read-only user stays read-only; Read-only sets list and download for the path. Disable and Remove detach the folder from the users and delete it (the files on the drive are not touched); if SFTPGo cannot be reached the drive keeps its state and the administrator sees the error.</w:t>
+      </w:r>
+    </w:p>
+    <w:p>
+      <w:pPr>
+        <w:pStyle w:val="ListBullet"/>
+        <w:numPr>
+          <w:ilvl w:val="0"/>
+          <w:numId w:val="1"/>
+        </w:numPr>
+        <w:rPr/>
+      </w:pPr>
+      <w:r>
+        <w:rPr>
+          <w:b/>
+        </w:rPr>
+        <w:t xml:space="preserve">Keycloak users and roles.</w:t>
+      </w:r>
+      <w:r>
+        <w:rPr/>
+        <w:t xml:space="preserve"> SFTPGo replaces a user's folders and permissions with what the authentication hook returns at every sign-in, so for users who log in with a token the hook (authHook) repeats the drives the user is entitled to: it asks the drive store for the enabled, mounted drives that name the token's sub or one of its realm roles and adds them as virtual_folders (with a permissions entry for read-only drives). The folder must already exist in SFTPGo, because a login that references a missing folder fails; it is created on the Access page. Roles are matched only at login, so a role change takes effect at the next sign-in.</w:t>
       </w:r>
     </w:p>
     <w:p>
@@ -2566,6 +2586,16 @@
       <w:r>
         <w:rPr/>
         <w:t xml:space="preserve">To add a drive by hand, the administrator presses Add drive, fills in the dialog and submits it. The page posts the fields with fetch to /mlw/drives/add (same-site requests with a valid session only). On a validation problem the gateway answers 422 with a one-line message, which the dialog shows without closing; on success it answers 204, the dialog closes and the event stream refreshes the table.</w:t>
+      </w:r>
+    </w:p>
+    <w:p>
+      <w:pPr>
+        <w:pStyle w:val="Normal"/>
+        <w:rPr/>
+      </w:pPr>
+      <w:r>
+        <w:rPr/>
+        <w:t xml:space="preserve">To publish a drive, the administrator presses Enable (or Access). The page /mlw/drives/access lists the SFTPGo users (read with the session token), the role field if Keycloak login is on, and the Read-only box. On save it posts to /mlw/drives/access (same-site requests with a valid session only); the gateway validates the user names against SFTPGo, the role names against a strict pattern, and the drive against the mount table, then talks to SFTPGo and only afterwards saves the drive as Available with its share in media.json.</w:t>
       </w:r>
     </w:p>
     <w:p>
@@ -5614,6 +5644,99 @@
           </w:p>
         </w:tc>
       </w:tr>
+      <w:tr>
+        <w:trPr/>
+        <w:tc>
+          <w:tcPr>
+            <w:tcW w:w="3120" w:type="dxa"/>
+            <w:tcBorders/>
+          </w:tcPr>
+          <w:p>
+            <w:pPr>
+              <w:pStyle w:val="Normal"/>
+              <w:widowControl/>
+              <w:spacing w:lineRule="auto" w:line="240" w:before="0" w:after="40"/>
+              <w:jc w:val="left"/>
+              <w:rPr>
+                <w:rFonts w:eastAsia="ＭＳ 明朝" w:cs=""/>
+                <w:kern w:val="0"/>
+                <w:szCs w:val="22"/>
+                <w:lang w:val="en-US" w:eastAsia="en-US" w:bidi="ar-SA"/>
+              </w:rPr>
+            </w:pPr>
+            <w:r>
+              <w:rPr>
+                <w:rFonts w:eastAsia="ＭＳ 明朝" w:cs=""/>
+                <w:kern w:val="0"/>
+                <w:sz w:val="20"/>
+                <w:szCs w:val="22"/>
+                <w:lang w:val="en-US" w:eastAsia="en-US" w:bidi="ar-SA"/>
+              </w:rPr>
+              <w:t xml:space="preserve">MEDIA_SFTPGO_DIR</w:t>
+            </w:r>
+          </w:p>
+        </w:tc>
+        <w:tc>
+          <w:tcPr>
+            <w:tcW w:w="3120" w:type="dxa"/>
+            <w:tcBorders/>
+          </w:tcPr>
+          <w:p>
+            <w:pPr>
+              <w:pStyle w:val="Normal"/>
+              <w:widowControl/>
+              <w:spacing w:lineRule="auto" w:line="240" w:before="0" w:after="40"/>
+              <w:jc w:val="left"/>
+              <w:rPr>
+                <w:rFonts w:eastAsia="ＭＳ 明朝" w:cs=""/>
+                <w:kern w:val="0"/>
+                <w:szCs w:val="22"/>
+                <w:lang w:val="en-US" w:eastAsia="en-US" w:bidi="ar-SA"/>
+              </w:rPr>
+            </w:pPr>
+            <w:r>
+              <w:rPr>
+                <w:rFonts w:eastAsia="ＭＳ 明朝" w:cs=""/>
+                <w:kern w:val="0"/>
+                <w:sz w:val="20"/>
+                <w:szCs w:val="22"/>
+                <w:lang w:val="en-US" w:eastAsia="en-US" w:bidi="ar-SA"/>
+              </w:rPr>
+              <w:t xml:space="preserve">(off)</w:t>
+            </w:r>
+          </w:p>
+        </w:tc>
+        <w:tc>
+          <w:tcPr>
+            <w:tcW w:w="3120" w:type="dxa"/>
+            <w:tcBorders/>
+          </w:tcPr>
+          <w:p>
+            <w:pPr>
+              <w:pStyle w:val="Normal"/>
+              <w:widowControl/>
+              <w:spacing w:lineRule="auto" w:line="240" w:before="0" w:after="40"/>
+              <w:jc w:val="left"/>
+              <w:rPr>
+                <w:rFonts w:eastAsia="ＭＳ 明朝" w:cs=""/>
+                <w:kern w:val="0"/>
+                <w:szCs w:val="22"/>
+                <w:lang w:val="en-US" w:eastAsia="en-US" w:bidi="ar-SA"/>
+              </w:rPr>
+            </w:pPr>
+            <w:r>
+              <w:rPr>
+                <w:rFonts w:eastAsia="ＭＳ 明朝" w:cs=""/>
+                <w:kern w:val="0"/>
+                <w:sz w:val="20"/>
+                <w:szCs w:val="22"/>
+                <w:lang w:val="en-US" w:eastAsia="en-US" w:bidi="ar-SA"/>
+              </w:rPr>
+              <w:t xml:space="preserve">The media directory as the sftpgo container sees it (the overlay sets /srv/drives); setting it makes Enable publish the drive through SFTPGo</w:t>
+            </w:r>
+          </w:p>
+        </w:tc>
+      </w:tr>
     </w:tbl>
     <w:p>
       <w:pPr>
@@ -7571,7 +7694,7 @@
       </w:pPr>
       <w:r>
         <w:rPr/>
-        <w:t>Drive detection: the media directory and /run/udev are mounted read-only, so the gateway cannot change a drive, and it never writes to one. The bind mount makes the host's media directory visible to the container, so enable the overlay only where that is acceptable. A drive is not used until an administrator enables it; the enable, ignore and remove calls need a signed-in session and a same-site request. Adding a drive by hand accepts only paths below the media directory, rejects symlinks that lead out of it and device names outside /dev, and limits the length of every field.</w:t>
+        <w:t>Drive detection: the media directory and /run/udev are mounted read-only, so the gateway cannot change a drive, and it never writes to one. The bind mount makes the host's media directory visible to the container, so enable the overlay only where that is acceptable. A drive is not used until an administrator enables it; the enable, ignore and remove calls need a signed-in session and a same-site request. Adding a drive by hand accepts only paths below the media directory, rejects symlinks that lead out of it and device names outside /dev, and limits the length of every field. Publishing gives the SFTPGo container read-write access to the whole media directory, but SFTPGo only serves the folders created for enabled drives. The gateway uses the signed-in administrator's token for every SFTPGo change and stores no SFTPGo credentials.</w:t>
       </w:r>
     </w:p>
     <w:p>
@@ -7757,7 +7880,7 @@
       </w:pPr>
       <w:r>
         <w:rPr/>
-        <w:t>Drive detection: there is no desktop pop-up (the gateway is in a container). Used space is shown only if the container may read the mount point; desktop mounts are often readable only by the logged-in user, in which case only the device size is shown. Only drives mounted below the media directory are seen (a drive that is mounted there but not detected can be added by hand), and the host's / must have shared mount propagation. Enabling a drive does not yet publish its files through SFTPGo.</w:t>
+        <w:t>Drive detection: there is no desktop pop-up (the gateway is in a container). Used space is shown only if the container may read the mount point; desktop mounts are often readable only by the logged-in user, in which case only the device size is shown. Only drives mounted below the media directory are seen (a drive that is mounted there but not detected can be added by hand), and the host's / must have shared mount propagation. Unplugging a drive does not revoke its access: the gateway keeps no SFTPGo credentials to do so unattended, and SFTPGo reports errors for the missing directory until the drive is disabled. Roles are applied at the next sign-in. A mlw-drive-* folder deleted in the SFTPGo console makes Keycloak logins that reference it fail until the drive is saved again on the Access page. SFTPGo runs as uid 1000, so a drive must be writable by that user for read-write access.</w:t>
       </w:r>
     </w:p>
     <w:sectPr>

--- a/doc/mlw-storage_Architecture.docx
+++ b/doc/mlw-storage_Architecture.docx
@@ -2464,6 +2464,69 @@
                 <w:lang w:val="en-US" w:eastAsia="en-US" w:bidi="ar-SA"/>
               </w:rPr>
               <w:t>Return to the private users/&lt;sub&gt; directory</w:t>
+            </w:r>
+          </w:p>
+        </w:tc>
+      </w:tr>
+      <w:tr>
+        <w:trPr/>
+        <w:tc>
+          <w:tcPr>
+            <w:tcW w:w="4680" w:type="dxa"/>
+            <w:tcBorders/>
+          </w:tcPr>
+          <w:p>
+            <w:pPr>
+              <w:pStyle w:val="Normal"/>
+              <w:widowControl/>
+              <w:spacing w:lineRule="auto" w:line="240" w:before="0" w:after="40"/>
+              <w:jc w:val="left"/>
+              <w:rPr>
+                <w:rFonts w:eastAsia="ＭＳ 明朝" w:cs=""/>
+                <w:kern w:val="0"/>
+                <w:szCs w:val="22"/>
+                <w:lang w:val="en-US" w:eastAsia="en-US" w:bidi="ar-SA"/>
+              </w:rPr>
+            </w:pPr>
+            <w:r>
+              <w:rPr>
+                <w:rFonts w:eastAsia="ＭＳ 明朝" w:cs=""/>
+                <w:kern w:val="0"/>
+                <w:sz w:val="20"/>
+                <w:szCs w:val="22"/>
+                <w:lang w:val="en-US" w:eastAsia="en-US" w:bidi="ar-SA"/>
+              </w:rPr>
+              <w:t>GET /mlw/v1/storage/drives</w:t>
+            </w:r>
+          </w:p>
+        </w:tc>
+        <w:tc>
+          <w:tcPr>
+            <w:tcW w:w="4679" w:type="dxa"/>
+            <w:tcBorders/>
+          </w:tcPr>
+          <w:p>
+            <w:pPr>
+              <w:pStyle w:val="Normal"/>
+              <w:widowControl/>
+              <w:spacing w:lineRule="auto" w:line="240" w:before="0" w:after="40"/>
+              <w:jc w:val="left"/>
+              <w:rPr>
+                <w:rFonts w:eastAsia="ＭＳ 明朝" w:cs=""/>
+                <w:kern w:val="0"/>
+                <w:szCs w:val="22"/>
+                <w:lang w:val="en-US" w:eastAsia="en-US" w:bidi="ar-SA"/>
+              </w:rPr>
+            </w:pPr>
+            <w:r>
+              <w:rPr>
+                <w:rFonts w:eastAsia="ＭＳ 明朝" w:cs=""/>
+                <w:kern w:val="0"/>
+                <w:sz w:val="20"/>
+                <w:szCs w:val="22"/>
+                <w:lang w:val="en-US" w:eastAsia="en-US" w:bidi="ar-SA"/>
+              </w:rPr>
+              <w:t>List the removable drives the token's user may use now (name, /drives/&lt;name&gt; path, read-only)</w:t>
             </w:r>
           </w:p>
         </w:tc>

--- a/doc/mlw-storage_Architecture.docx
+++ b/doc/mlw-storage_Architecture.docx
@@ -387,7 +387,7 @@
           <w:fldChar w:fldCharType="separate"/>
         </w:r>
         <w:r>
-          <w:t xml:space="preserve">5</w:t>
+          <w:t xml:space="preserve">6</w:t>
         </w:r>
         <w:r>
           <w:fldChar w:fldCharType="end"/>
@@ -437,7 +437,7 @@
           <w:rPr>
             <w:b/>
           </w:rPr>
-          <w:t xml:space="preserve">7</w:t>
+          <w:t xml:space="preserve">8</w:t>
         </w:r>
         <w:r>
           <w:rPr>
@@ -472,7 +472,7 @@
           <w:fldChar w:fldCharType="separate"/>
         </w:r>
         <w:r>
-          <w:t xml:space="preserve">7</w:t>
+          <w:t xml:space="preserve">8</w:t>
         </w:r>
         <w:r>
           <w:fldChar w:fldCharType="end"/>
@@ -504,7 +504,7 @@
           <w:fldChar w:fldCharType="separate"/>
         </w:r>
         <w:r>
-          <w:t xml:space="preserve">7</w:t>
+          <w:t xml:space="preserve">8</w:t>
         </w:r>
         <w:r>
           <w:fldChar w:fldCharType="end"/>
@@ -536,7 +536,7 @@
           <w:fldChar w:fldCharType="separate"/>
         </w:r>
         <w:r>
-          <w:t xml:space="preserve">7</w:t>
+          <w:t xml:space="preserve">8</w:t>
         </w:r>
         <w:r>
           <w:fldChar w:fldCharType="end"/>
@@ -799,7 +799,7 @@
           <w:rPr>
             <w:b/>
           </w:rPr>
-          <w:t xml:space="preserve">11</w:t>
+          <w:t xml:space="preserve">12</w:t>
         </w:r>
         <w:r>
           <w:rPr>
@@ -834,7 +834,7 @@
           <w:fldChar w:fldCharType="separate"/>
         </w:r>
         <w:r>
-          <w:t xml:space="preserve">11</w:t>
+          <w:t xml:space="preserve">12</w:t>
         </w:r>
         <w:r>
           <w:fldChar w:fldCharType="end"/>
@@ -898,7 +898,7 @@
           <w:fldChar w:fldCharType="separate"/>
         </w:r>
         <w:r>
-          <w:t xml:space="preserve">12</w:t>
+          <w:t xml:space="preserve">13</w:t>
         </w:r>
         <w:r>
           <w:fldChar w:fldCharType="end"/>
@@ -930,7 +930,7 @@
           <w:fldChar w:fldCharType="separate"/>
         </w:r>
         <w:r>
-          <w:t xml:space="preserve">13</w:t>
+          <w:t xml:space="preserve">14</w:t>
         </w:r>
         <w:r>
           <w:fldChar w:fldCharType="end"/>
@@ -1033,7 +1033,7 @@
           <w:rPr>
             <w:b/>
           </w:rPr>
-          <w:t xml:space="preserve">14</w:t>
+          <w:t xml:space="preserve">15</w:t>
         </w:r>
         <w:r>
           <w:rPr>
@@ -1086,7 +1086,7 @@
           <w:rPr>
             <w:b/>
           </w:rPr>
-          <w:t xml:space="preserve">15</w:t>
+          <w:t xml:space="preserve">16</w:t>
         </w:r>
         <w:r>
           <w:rPr>
@@ -1496,7 +1496,7 @@
       </w:pPr>
       <w:r>
         <w:rPr/>
-        <w:t>The gateway serves a small mlw-storage web UI on the HTTP port, and requests for / are redirected to it. It has two pages. The sign-in page (/mlw/login) takes the SFTPGo administrator credentials. The Dashboard (/mlw/dashboard) is the page shown after signing in: a table of the SFTPGo users (Username, Status, Last login, Description), shown 20 users per table with left and right arrows and a range label such as 1..20 to move between tables, and a button that opens the SFTPGo administration console. An account icon at the top right shows the signed-in name and opens a menu with Logout.</w:t>
+        <w:t>The gateway serves a small mlw-storage web UI on the HTTP port, and requests for / are redirected to it. The sign-in page (/mlw/login) takes the SFTPGo administrator credentials. The Dashboard (/mlw/dashboard) is the page shown after signing in: a table of the SFTPGo users (Username, Status, Last login, Description), shown 20 users per table with left and right arrows and a range label such as 1..20 to move between tables. With the media overlay there is also a Drives page (/mlw/drives). The top bar has the Dashboard and Drives links (when drives are on) and an About button, which opens a dialog with the product name, author, version and the project license. An account icon at the top right shows the signed-in name and opens a menu with SFTPGo, Report and Logout. The Add drive button is below the list of drives, at the right.</w:t>
       </w:r>
     </w:p>
     <w:p>
@@ -1556,7 +1556,7 @@
       </w:r>
       <w:r>
         <w:rPr/>
-        <w:t xml:space="preserve"> State-changing requests (sign-in, logout) must come from the same site (Sec-Fetch-Site, or an Origin or Referer naming this host). After 10 failed sign-ins from one address within 5 minutes, further attempts are refused. Pages are sent with Cache-Control: no-store and a Content-Security-Policy that allows no scripts except the one that closes the account menu and switches between tables, matched by hash.</w:t>
+        <w:t xml:space="preserve"> State-changing requests (sign-in, logout) must come from the same site (Sec-Fetch-Site, or an Origin or Referer naming this host). After 10 failed sign-ins from one address within 5 minutes, further attempts are refused. Pages are sent with Cache-Control: no-store and a Content-Security-Policy that allows no scripts except the one that handles the account menu, the About dialog, the Drives page and the table paging, matched by hash.</w:t>
       </w:r>
     </w:p>
     <w:p>
@@ -1576,7 +1576,27 @@
       </w:r>
       <w:r>
         <w:rPr/>
-        <w:t xml:space="preserve"> The Dashboard button opens SFTPGo's own admin console at /web/admin/, which keeps its separate sign-in. So an administrator can get back, the gateway adds a "mlw-storage Dashboard" button to SFTPGo's admin HTML pages (including its sign-in page) as they pass through. Other responses are not modified.</w:t>
+        <w:t xml:space="preserve"> The SFTPGo item in the account menu opens SFTPGo's own admin console without a second sign-in. At Dashboard sign-in the gateway also signs in to SFTPGo's web admin (GET and POST /web/admin/login) with the same credentials, keeps only the resulting session cookie in the server-side session (the password is not kept), and /mlw/console hands that cookie to the browser (HttpOnly, SameSite=Strict, path /web/admin) before redirecting to /web/admin/users. The cookie lasts 20 minutes; after that, or if the extra sign-in failed, SFTPGo shows its own sign-in form. So an administrator can get back, the gateway adds a "mlw-storage Dashboard" button to SFTPGo's admin HTML pages (including its sign-in page) as they pass through. Other responses are not modified.</w:t>
+      </w:r>
+    </w:p>
+    <w:p>
+      <w:pPr>
+        <w:pStyle w:val="ListBullet"/>
+        <w:numPr>
+          <w:ilvl w:val="0"/>
+          <w:numId w:val="1"/>
+        </w:numPr>
+        <w:rPr/>
+      </w:pPr>
+      <w:r>
+        <w:rPr>
+          <w:b/>
+        </w:rPr>
+        <w:t xml:space="preserve">Configuration report.</w:t>
+      </w:r>
+      <w:r>
+        <w:rPr/>
+        <w:t xml:space="preserve"> The Report item in the account menu (GET /mlw/report) reads the configuration from SFTPGo with the administrator's API token and returns it as a PDF download (mlw-storage-report-&lt;date&gt;-&lt;time&gt;.pdf, titled "mlw-storage Configuration Report"). The sections are Users and Administrators (each with its Active or Inactive status after the name), Groups, Virtual folders, Roles, Event actions, Event rules and, when drive detection is on, Removable drives with who each one is shared with. Passwords, keys, TOTP and recovery codes, and secret payloads are left out. The PDF is written by a small built-in text-only writer, so no PDF library is needed; a section that SFTPGo cannot answer is reported as such and the rest is still produced.</w:t>
       </w:r>
     </w:p>
     <w:p>
@@ -1738,7 +1758,7 @@
       </w:r>
       <w:r>
         <w:rPr/>
-        <w:t xml:space="preserve"> For a volume that is mounted below the media directory but that detection does not report (a FUSE or exFAT-fuse mount, a network share, or a drive with no sysfs entry), the Drives page has an Add drive button that opens a dialog. Required fields are a name and the mount point (an absolute host path below the media directory). Device and file system are optional and default to what the kernel reports in mountinfo; a checkbox decides whether the drive is enabled at once. The gateway checks that the path is a directory that exists, that it does not resolve through a symlink to somewhere outside the media directory, that something is mounted exactly there, and that the drive was not already detected or added. The entry is stored in media.json under the key mp:&lt;mount point&gt; with a manual flag, and the mount table is re-read at once so that the page shows the drive without waiting for a mount event.</w:t>
+        <w:t xml:space="preserve"> For a volume that is mounted below the media directory but that detection does not report (a FUSE or exFAT-fuse mount, a network share, or a drive with no sysfs entry), the Drives page has an Add drive button (below the list, at the right) that opens a dialog. Required fields are a name and the mount point (an absolute host path below the media directory). Device and file system are optional and default to what the kernel reports in mountinfo; a checkbox decides whether the drive is enabled at once. The gateway checks that the path is a directory that exists, that it does not resolve through a symlink to somewhere outside the media directory, that something is mounted exactly there, and that the drive was not already detected or added. The entry is stored in media.json under the key mp:&lt;mount point&gt; with a manual flag, and the mount table is re-read at once so that the page shows the drive without waiting for a mount event.</w:t>
       </w:r>
     </w:p>
     <w:p>
@@ -7799,7 +7819,7 @@
       </w:pPr>
       <w:r>
         <w:rPr/>
-        <w:t xml:space="preserve">Web UI: http://localhost:8380 shows the mlw-storage sign-in page; sign in with the SFTPGo admin account. The Dashboard lists the users, and its SFTPGo administration button (or http://localhost:8380/web/admin/) opens the SFTPGo console. Create SFTP users there, then connect remote servers with an SFTP client on port 2222.</w:t>
+        <w:t>Web UI: http://localhost:8380 shows the mlw-storage sign-in page; sign in with the SFTPGo admin account. The Dashboard lists the users, and the SFTPGo item in the account menu (or http://localhost:8380/web/admin/) opens the SFTPGo console. The Report item downloads a PDF of the SFTPGo configuration. Create SFTP users in the console, then connect remote servers with an SFTP client on port 2222.</w:t>
       </w:r>
     </w:p>
     <w:p>
@@ -7927,7 +7947,7 @@
       </w:pPr>
       <w:r>
         <w:rPr/>
-        <w:t xml:space="preserve">Web UI: sessions are in memory and end at gateway restart. Any SFTPGo administrator who can list users sees the whole Dashboard; there are no per-admin roles. Administrators with two-factor authentication enabled cannot sign in to the mlw-storage UI. Signing in does not sign in to the SFTPGo console, which keeps its own login.</w:t>
+        <w:t>Web UI: sessions are in memory and end at gateway restart. Any SFTPGo administrator who can list users sees the whole Dashboard; there are no per-admin roles. Administrators with two-factor authentication enabled cannot sign in to the mlw-storage UI (and so also cannot use the automatic sign-in to the SFTPGo console). The automatic console sign-in expires after 20 minutes; the console then asks for its own sign-in.</w:t>
       </w:r>
     </w:p>
     <w:p>
